--- a/deliverables/绿城活动赞助合同(GTH-zzc-ppch-016-2022a)-补充填写版.docx
+++ b/deliverables/绿城活动赞助合同(GTH-zzc-ppch-016-2022a)-补充填写版.docx
@@ -260,7 +260,7 @@
           <w:highlight w:val="yellow"/>
           <w:rFonts w:eastAsia="宋体" w:ascii="宋体" w:hAnsi="宋体"/>
         </w:rPr>
-        <w:t>____</w:t>
+        <w:t>二十一</w:t>
       </w:r>
       <w:r>
         <w:rPr>
@@ -317,7 +317,7 @@
           <w:highlight w:val="yellow"/>
           <w:rFonts w:eastAsia="宋体" w:ascii="宋体" w:hAnsi="宋体"/>
         </w:rPr>
-        <w:t>____</w:t>
+        <w:t>虹口</w:t>
       </w:r>
       <w:r>
         <w:rPr>
@@ -436,7 +436,7 @@
           <w:highlight w:val="yellow"/>
           <w:rFonts w:eastAsia="宋体" w:ascii="宋体" w:hAnsi="宋体"/>
         </w:rPr>
-        <w:t>上海市杨浦区国权路 ____ 号</w:t>
+        <w:t>上海市杨浦区隆昌路 690 号 119 室</w:t>
       </w:r>
     </w:p>
     <w:p>
@@ -2815,7 +2815,7 @@
           <w:highlight w:val="yellow"/>
           <w:rFonts w:eastAsia="宋体" w:ascii="宋体" w:hAnsi="宋体"/>
         </w:rPr>
-        <w:t>Aiden（绿城方对接人）/ ____________________（请绿城品牌部提供姓名）</w:t>
+        <w:t>笪胜（绿城方对接人）/ ____________________（如需增加副对接人，请绿城品牌部提供）</w:t>
       </w:r>
       <w:r>
         <w:rPr>
@@ -2914,7 +2914,7 @@
           <w:highlight w:val="yellow"/>
           <w:rFonts w:eastAsia="宋体" w:ascii="宋体" w:hAnsi="宋体"/>
         </w:rPr>
-        <w:t>王诗潼（组委会执行秘书长）</w:t>
+        <w:t>胡继刚（组委会执行会长）</w:t>
       </w:r>
       <w:r>
         <w:rPr>
@@ -2947,7 +2947,7 @@
           <w:highlight w:val="yellow"/>
           <w:rFonts w:eastAsia="宋体" w:ascii="宋体" w:hAnsi="宋体"/>
         </w:rPr>
-        <w:t>132 6260 7888（同微信）</w:t>
+        <w:t>____________________（请胡继刚会长提供联系电话）</w:t>
       </w:r>
       <w:r>
         <w:rPr>
@@ -2980,7 +2980,7 @@
           <w:highlight w:val="yellow"/>
           <w:rFonts w:eastAsia="宋体" w:ascii="宋体" w:hAnsi="宋体"/>
         </w:rPr>
-        <w:t>上海市杨浦区国权路 ____ 号</w:t>
+        <w:t>上海市杨浦区隆昌路 690 号 119 室</w:t>
       </w:r>
       <w:r>
         <w:rPr>

--- a/deliverables/绿城活动赞助合同(GTH-zzc-ppch-016-2022a)-补充填写版.docx
+++ b/deliverables/绿城活动赞助合同(GTH-zzc-ppch-016-2022a)-补充填写版.docx
@@ -31,7 +31,7 @@
           <w:sz w:val="18"/>
           <w:rFonts w:eastAsia="宋体" w:ascii="宋体" w:hAnsi="宋体"/>
         </w:rPr>
-        <w:t>处均为根据「绿城·潮鸣外滩 · 2026 AI 商业化峰会晚宴冠名战略合作伙伴 · 10 万元」合作实际信息补充填入，请绿城法务/财务/品牌部分别 review 后确认或调整。其余下划线及空白处保留为待确认项。</w:t>
+        <w:t>处均为根据「绿城·潮鸣外滩 · 2026 AI 商业化峰会晚宴冠名战略合作伙伴 · 10 万元」合作实际信息补充填入，请绿城法务/财务/品牌部分别 review 后确认或调整。其余下划线及空白处保留为待确认项。乙方收款账户与签约主体已根据「2026 AI 商业化峰会·腾讯云战略协办协议」已盖章签署版同步确认。</w:t>
       </w:r>
     </w:p>
     <w:p>
@@ -412,7 +412,7 @@
           <w:sz w:val="22"/>
           <w:rFonts w:eastAsia="宋体" w:ascii="宋体" w:hAnsi="宋体"/>
         </w:rPr>
-        <w:t>乙方：人工智能商业化落地峰会组委会 / 上海市杨浦区科技企业联合会（联合主办）</w:t>
+        <w:t>乙方：人工智能商业化落地峰会组委会 / 上海市杨浦区科技企业联合会（联合主办；正式签约与盖章主体：上海市杨浦区科技企业联合会）</w:t>
       </w:r>
     </w:p>
     <w:p>
@@ -460,7 +460,7 @@
           <w:highlight w:val="yellow"/>
           <w:rFonts w:eastAsia="宋体" w:ascii="宋体" w:hAnsi="宋体"/>
         </w:rPr>
-        <w:t>____________________（请组委会牵头方提供）</w:t>
+        <w:t>____________________（请上海市杨浦区科技企业联合会提供）</w:t>
       </w:r>
     </w:p>
     <w:p>
@@ -860,7 +860,7 @@
           <w:highlight w:val="yellow"/>
           <w:rFonts w:eastAsia="宋体" w:ascii="宋体" w:hAnsi="宋体"/>
         </w:rPr>
-        <w:t>(1)</w:t>
+        <w:t>(2)</w:t>
       </w:r>
       <w:r>
         <w:rPr>
@@ -901,13 +901,12 @@
       </w:r>
       <w:r>
         <w:rPr>
-          <w:b/>
-          <w:color w:val="C00000"/>
+          <w:b w:val="0"/>
+          <w:color w:val="000000"/>
           <w:sz w:val="21"/>
-          <w:highlight w:val="yellow"/>
           <w:rFonts w:eastAsia="宋体" w:ascii="宋体" w:hAnsi="宋体"/>
         </w:rPr>
-        <w:t>10</w:t>
+        <w:t>____</w:t>
       </w:r>
       <w:r>
         <w:rPr>
@@ -920,13 +919,12 @@
       </w:r>
       <w:r>
         <w:rPr>
-          <w:b/>
-          <w:color w:val="C00000"/>
+          <w:b w:val="0"/>
+          <w:color w:val="000000"/>
           <w:sz w:val="21"/>
-          <w:highlight w:val="yellow"/>
           <w:rFonts w:eastAsia="宋体" w:ascii="宋体" w:hAnsi="宋体"/>
         </w:rPr>
-        <w:t>50</w:t>
+        <w:t>____</w:t>
       </w:r>
       <w:r>
         <w:rPr>
@@ -936,6 +934,1572 @@
           <w:rFonts w:eastAsia="宋体" w:ascii="宋体" w:hAnsi="宋体"/>
         </w:rPr>
         <w:t>%，即人民币</w:t>
+      </w:r>
+      <w:r>
+        <w:rPr>
+          <w:b w:val="0"/>
+          <w:color w:val="000000"/>
+          <w:sz w:val="21"/>
+          <w:rFonts w:eastAsia="宋体" w:ascii="宋体" w:hAnsi="宋体"/>
+        </w:rPr>
+        <w:t>____</w:t>
+      </w:r>
+      <w:r>
+        <w:rPr>
+          <w:b w:val="0"/>
+          <w:color w:val="000000"/>
+          <w:sz w:val="21"/>
+          <w:rFonts w:eastAsia="宋体" w:ascii="宋体" w:hAnsi="宋体"/>
+        </w:rPr>
+        <w:t>元；</w:t>
+      </w:r>
+    </w:p>
+    <w:p>
+      <w:pPr>
+        <w:spacing w:line="336" w:lineRule="auto" w:after="40"/>
+      </w:pPr>
+      <w:r>
+        <w:rPr>
+          <w:b w:val="0"/>
+          <w:color w:val="000000"/>
+          <w:sz w:val="21"/>
+          <w:rFonts w:eastAsia="宋体" w:ascii="宋体" w:hAnsi="宋体"/>
+        </w:rPr>
+        <w:t>本次活动结束并经</w:t>
+      </w:r>
+      <w:r>
+        <w:rPr>
+          <w:b w:val="0"/>
+          <w:color w:val="000000"/>
+          <w:sz w:val="21"/>
+          <w:rFonts w:eastAsia="宋体" w:ascii="宋体" w:hAnsi="宋体"/>
+        </w:rPr>
+        <w:t>____</w:t>
+      </w:r>
+      <w:r>
+        <w:rPr>
+          <w:b w:val="0"/>
+          <w:color w:val="000000"/>
+          <w:sz w:val="21"/>
+          <w:rFonts w:eastAsia="宋体" w:ascii="宋体" w:hAnsi="宋体"/>
+        </w:rPr>
+        <w:t>方验收合格后</w:t>
+      </w:r>
+      <w:r>
+        <w:rPr>
+          <w:b w:val="0"/>
+          <w:color w:val="000000"/>
+          <w:sz w:val="21"/>
+          <w:rFonts w:eastAsia="宋体" w:ascii="宋体" w:hAnsi="宋体"/>
+        </w:rPr>
+        <w:t>____</w:t>
+      </w:r>
+      <w:r>
+        <w:rPr>
+          <w:b w:val="0"/>
+          <w:color w:val="000000"/>
+          <w:sz w:val="21"/>
+          <w:rFonts w:eastAsia="宋体" w:ascii="宋体" w:hAnsi="宋体"/>
+        </w:rPr>
+        <w:t>个工作日内，甲方支付给乙方本合同总金额的</w:t>
+      </w:r>
+      <w:r>
+        <w:rPr>
+          <w:b w:val="0"/>
+          <w:color w:val="000000"/>
+          <w:sz w:val="21"/>
+          <w:rFonts w:eastAsia="宋体" w:ascii="宋体" w:hAnsi="宋体"/>
+        </w:rPr>
+        <w:t>____</w:t>
+      </w:r>
+      <w:r>
+        <w:rPr>
+          <w:b w:val="0"/>
+          <w:color w:val="000000"/>
+          <w:sz w:val="21"/>
+          <w:rFonts w:eastAsia="宋体" w:ascii="宋体" w:hAnsi="宋体"/>
+        </w:rPr>
+        <w:t>%，即人民币</w:t>
+      </w:r>
+      <w:r>
+        <w:rPr>
+          <w:b w:val="0"/>
+          <w:color w:val="000000"/>
+          <w:sz w:val="21"/>
+          <w:rFonts w:eastAsia="宋体" w:ascii="宋体" w:hAnsi="宋体"/>
+        </w:rPr>
+        <w:t>____</w:t>
+      </w:r>
+      <w:r>
+        <w:rPr>
+          <w:b w:val="0"/>
+          <w:color w:val="000000"/>
+          <w:sz w:val="21"/>
+          <w:rFonts w:eastAsia="宋体" w:ascii="宋体" w:hAnsi="宋体"/>
+        </w:rPr>
+        <w:t>元。</w:t>
+      </w:r>
+    </w:p>
+    <w:p>
+      <w:pPr>
+        <w:spacing w:line="336" w:lineRule="auto" w:after="40"/>
+      </w:pPr>
+      <w:r>
+        <w:rPr>
+          <w:b w:val="0"/>
+          <w:color w:val="000000"/>
+          <w:sz w:val="21"/>
+          <w:rFonts w:eastAsia="宋体" w:ascii="宋体" w:hAnsi="宋体"/>
+        </w:rPr>
+        <w:t>（2）本次活动结束并经甲方验收合格后</w:t>
+      </w:r>
+      <w:r>
+        <w:rPr>
+          <w:b/>
+          <w:color w:val="C00000"/>
+          <w:sz w:val="21"/>
+          <w:highlight w:val="yellow"/>
+          <w:rFonts w:eastAsia="宋体" w:ascii="宋体" w:hAnsi="宋体"/>
+        </w:rPr>
+        <w:t>15</w:t>
+      </w:r>
+      <w:r>
+        <w:rPr>
+          <w:b w:val="0"/>
+          <w:color w:val="000000"/>
+          <w:sz w:val="21"/>
+          <w:rFonts w:eastAsia="宋体" w:ascii="宋体" w:hAnsi="宋体"/>
+        </w:rPr>
+        <w:t>个工作日内一次性支付。</w:t>
+      </w:r>
+      <w:r>
+        <w:rPr>
+          <w:b/>
+          <w:color w:val="C00000"/>
+          <w:sz w:val="21"/>
+          <w:highlight w:val="yellow"/>
+          <w:rFonts w:eastAsia="宋体" w:ascii="宋体" w:hAnsi="宋体"/>
+        </w:rPr>
+        <w:t>（鉴于活动已于 2026 年 5 月 22 日实际完成，本次合作采用方式 (2) 后置一次性付款）</w:t>
+      </w:r>
+    </w:p>
+    <w:p>
+      <w:pPr>
+        <w:spacing w:line="336" w:lineRule="auto" w:after="40"/>
+      </w:pPr>
+      <w:r>
+        <w:rPr>
+          <w:b w:val="0"/>
+          <w:color w:val="000000"/>
+          <w:sz w:val="21"/>
+          <w:rFonts w:eastAsia="宋体" w:ascii="宋体" w:hAnsi="宋体"/>
+        </w:rPr>
+        <w:t>（3）其他方式：</w:t>
+      </w:r>
+      <w:r>
+        <w:rPr>
+          <w:b w:val="0"/>
+          <w:color w:val="000000"/>
+          <w:sz w:val="21"/>
+          <w:rFonts w:eastAsia="宋体" w:ascii="宋体" w:hAnsi="宋体"/>
+        </w:rPr>
+        <w:t>____________________________________________</w:t>
+      </w:r>
+      <w:r>
+        <w:rPr>
+          <w:b w:val="0"/>
+          <w:color w:val="000000"/>
+          <w:sz w:val="21"/>
+          <w:rFonts w:eastAsia="宋体" w:ascii="宋体" w:hAnsi="宋体"/>
+        </w:rPr>
+        <w:t>。</w:t>
+      </w:r>
+    </w:p>
+    <w:p>
+      <w:pPr>
+        <w:spacing w:line="336" w:lineRule="auto" w:after="40"/>
+      </w:pPr>
+      <w:r>
+        <w:rPr>
+          <w:b w:val="0"/>
+          <w:color w:val="000000"/>
+          <w:sz w:val="21"/>
+          <w:rFonts w:eastAsia="宋体" w:ascii="宋体" w:hAnsi="宋体"/>
+        </w:rPr>
+        <w:t>4、每次付款前</w:t>
+      </w:r>
+      <w:r>
+        <w:rPr>
+          <w:b/>
+          <w:color w:val="C00000"/>
+          <w:sz w:val="21"/>
+          <w:highlight w:val="yellow"/>
+          <w:rFonts w:eastAsia="宋体" w:ascii="宋体" w:hAnsi="宋体"/>
+        </w:rPr>
+        <w:t>5</w:t>
+      </w:r>
+      <w:r>
+        <w:rPr>
+          <w:b w:val="0"/>
+          <w:color w:val="000000"/>
+          <w:sz w:val="21"/>
+          <w:rFonts w:eastAsia="宋体" w:ascii="宋体" w:hAnsi="宋体"/>
+        </w:rPr>
+        <w:t>个工作日，乙方应向甲方提供等额合法合规的增值税</w:t>
+      </w:r>
+      <w:r>
+        <w:rPr>
+          <w:b/>
+          <w:color w:val="C00000"/>
+          <w:sz w:val="21"/>
+          <w:highlight w:val="yellow"/>
+          <w:rFonts w:eastAsia="宋体" w:ascii="宋体" w:hAnsi="宋体"/>
+        </w:rPr>
+        <w:t>专用</w:t>
+      </w:r>
+      <w:r>
+        <w:rPr>
+          <w:b w:val="0"/>
+          <w:color w:val="000000"/>
+          <w:sz w:val="21"/>
+          <w:rFonts w:eastAsia="宋体" w:ascii="宋体" w:hAnsi="宋体"/>
+        </w:rPr>
+        <w:t>发票及服务报告，否则甲方有权拒绝付款并顺延相应付款时间而不承担违约责任，乙方仍应按本合同约定履行义务。如乙方向甲方开具虚假、伪造或变造的发票，则乙方应自甲方通知之日起七天内向甲方支付该发票票面金额的 20%作为违约金，并重新开具合法有效的发票；如乙方支付的违约金不足以弥补甲方因此遭受的损失，甲方有权向乙方继续追偿。如需开具红字增值税专用发票等，双方应提供方便、互相配合。</w:t>
+      </w:r>
+    </w:p>
+    <w:p>
+      <w:pPr>
+        <w:spacing w:line="336" w:lineRule="auto" w:after="40"/>
+      </w:pPr>
+      <w:r>
+        <w:rPr>
+          <w:b w:val="0"/>
+          <w:color w:val="000000"/>
+          <w:sz w:val="21"/>
+          <w:rFonts w:eastAsia="宋体" w:ascii="宋体" w:hAnsi="宋体"/>
+        </w:rPr>
+        <w:t>发票内容：</w:t>
+      </w:r>
+      <w:r>
+        <w:rPr>
+          <w:b/>
+          <w:color w:val="C00000"/>
+          <w:sz w:val="21"/>
+          <w:highlight w:val="yellow"/>
+          <w:rFonts w:eastAsia="宋体" w:ascii="宋体" w:hAnsi="宋体"/>
+        </w:rPr>
+        <w:t>会议服务费 / 会务咨询费 / 赞助费（三选一，以甲方实际财务科目需求为准）</w:t>
+      </w:r>
+      <w:r>
+        <w:rPr>
+          <w:b w:val="0"/>
+          <w:color w:val="000000"/>
+          <w:sz w:val="21"/>
+          <w:rFonts w:eastAsia="宋体" w:ascii="宋体" w:hAnsi="宋体"/>
+        </w:rPr>
+        <w:t>。</w:t>
+      </w:r>
+    </w:p>
+    <w:p>
+      <w:pPr>
+        <w:spacing w:line="336" w:lineRule="auto" w:after="40"/>
+      </w:pPr>
+      <w:r>
+        <w:rPr>
+          <w:b w:val="0"/>
+          <w:color w:val="000000"/>
+          <w:sz w:val="21"/>
+          <w:rFonts w:eastAsia="宋体" w:ascii="宋体" w:hAnsi="宋体"/>
+        </w:rPr>
+        <w:t>甲方开票信息如下：</w:t>
+      </w:r>
+    </w:p>
+    <w:p>
+      <w:pPr>
+        <w:spacing w:line="336" w:lineRule="auto" w:after="40"/>
+      </w:pPr>
+      <w:r>
+        <w:rPr>
+          <w:b w:val="0"/>
+          <w:color w:val="000000"/>
+          <w:sz w:val="21"/>
+          <w:rFonts w:eastAsia="宋体" w:ascii="宋体" w:hAnsi="宋体"/>
+        </w:rPr>
+        <w:t>公司名称：</w:t>
+      </w:r>
+      <w:r>
+        <w:rPr>
+          <w:b/>
+          <w:color w:val="C00000"/>
+          <w:sz w:val="21"/>
+          <w:highlight w:val="yellow"/>
+          <w:rFonts w:eastAsia="宋体" w:ascii="宋体" w:hAnsi="宋体"/>
+        </w:rPr>
+        <w:t>绿城中国控股有限公司 / ____________________________（项目主体公司）</w:t>
+      </w:r>
+      <w:r>
+        <w:rPr>
+          <w:b w:val="0"/>
+          <w:color w:val="000000"/>
+          <w:sz w:val="21"/>
+          <w:rFonts w:eastAsia="宋体" w:ascii="宋体" w:hAnsi="宋体"/>
+        </w:rPr>
+        <w:t>；</w:t>
+      </w:r>
+    </w:p>
+    <w:p>
+      <w:pPr>
+        <w:spacing w:line="336" w:lineRule="auto" w:after="40"/>
+      </w:pPr>
+      <w:r>
+        <w:rPr>
+          <w:b w:val="0"/>
+          <w:color w:val="000000"/>
+          <w:sz w:val="21"/>
+          <w:rFonts w:eastAsia="宋体" w:ascii="宋体" w:hAnsi="宋体"/>
+        </w:rPr>
+        <w:t>税务登记证号：</w:t>
+      </w:r>
+      <w:r>
+        <w:rPr>
+          <w:b/>
+          <w:color w:val="C00000"/>
+          <w:sz w:val="21"/>
+          <w:highlight w:val="yellow"/>
+          <w:rFonts w:eastAsia="宋体" w:ascii="宋体" w:hAnsi="宋体"/>
+        </w:rPr>
+        <w:t>____________________（请绿城财务部提供）</w:t>
+      </w:r>
+      <w:r>
+        <w:rPr>
+          <w:b w:val="0"/>
+          <w:color w:val="000000"/>
+          <w:sz w:val="21"/>
+          <w:rFonts w:eastAsia="宋体" w:ascii="宋体" w:hAnsi="宋体"/>
+        </w:rPr>
+        <w:t>；</w:t>
+      </w:r>
+    </w:p>
+    <w:p>
+      <w:pPr>
+        <w:spacing w:line="336" w:lineRule="auto" w:after="40"/>
+      </w:pPr>
+      <w:r>
+        <w:rPr>
+          <w:b w:val="0"/>
+          <w:color w:val="000000"/>
+          <w:sz w:val="21"/>
+          <w:rFonts w:eastAsia="宋体" w:ascii="宋体" w:hAnsi="宋体"/>
+        </w:rPr>
+        <w:t>地址：</w:t>
+      </w:r>
+      <w:r>
+        <w:rPr>
+          <w:b/>
+          <w:color w:val="C00000"/>
+          <w:sz w:val="21"/>
+          <w:highlight w:val="yellow"/>
+          <w:rFonts w:eastAsia="宋体" w:ascii="宋体" w:hAnsi="宋体"/>
+        </w:rPr>
+        <w:t>____________________（请绿城财务部提供，与发票抬头地址一致）</w:t>
+      </w:r>
+      <w:r>
+        <w:rPr>
+          <w:b w:val="0"/>
+          <w:color w:val="000000"/>
+          <w:sz w:val="21"/>
+          <w:rFonts w:eastAsia="宋体" w:ascii="宋体" w:hAnsi="宋体"/>
+        </w:rPr>
+        <w:t>；</w:t>
+      </w:r>
+    </w:p>
+    <w:p>
+      <w:pPr>
+        <w:spacing w:line="336" w:lineRule="auto" w:after="40"/>
+      </w:pPr>
+      <w:r>
+        <w:rPr>
+          <w:b w:val="0"/>
+          <w:color w:val="000000"/>
+          <w:sz w:val="21"/>
+          <w:rFonts w:eastAsia="宋体" w:ascii="宋体" w:hAnsi="宋体"/>
+        </w:rPr>
+        <w:t>电话：</w:t>
+      </w:r>
+      <w:r>
+        <w:rPr>
+          <w:b/>
+          <w:color w:val="C00000"/>
+          <w:sz w:val="21"/>
+          <w:highlight w:val="yellow"/>
+          <w:rFonts w:eastAsia="宋体" w:ascii="宋体" w:hAnsi="宋体"/>
+        </w:rPr>
+        <w:t>____________________（请绿城财务部提供）</w:t>
+      </w:r>
+      <w:r>
+        <w:rPr>
+          <w:b w:val="0"/>
+          <w:color w:val="000000"/>
+          <w:sz w:val="21"/>
+          <w:rFonts w:eastAsia="宋体" w:ascii="宋体" w:hAnsi="宋体"/>
+        </w:rPr>
+        <w:t>；</w:t>
+      </w:r>
+    </w:p>
+    <w:p>
+      <w:pPr>
+        <w:spacing w:line="336" w:lineRule="auto" w:after="40"/>
+      </w:pPr>
+      <w:r>
+        <w:rPr>
+          <w:b w:val="0"/>
+          <w:color w:val="000000"/>
+          <w:sz w:val="21"/>
+          <w:rFonts w:eastAsia="宋体" w:ascii="宋体" w:hAnsi="宋体"/>
+        </w:rPr>
+        <w:t>开户行账号：</w:t>
+      </w:r>
+      <w:r>
+        <w:rPr>
+          <w:b/>
+          <w:color w:val="C00000"/>
+          <w:sz w:val="21"/>
+          <w:highlight w:val="yellow"/>
+          <w:rFonts w:eastAsia="宋体" w:ascii="宋体" w:hAnsi="宋体"/>
+        </w:rPr>
+        <w:t>____________________（请绿城财务部提供）</w:t>
+      </w:r>
+      <w:r>
+        <w:rPr>
+          <w:b w:val="0"/>
+          <w:color w:val="000000"/>
+          <w:sz w:val="21"/>
+          <w:rFonts w:eastAsia="宋体" w:ascii="宋体" w:hAnsi="宋体"/>
+        </w:rPr>
+        <w:t>；</w:t>
+      </w:r>
+    </w:p>
+    <w:p>
+      <w:pPr>
+        <w:spacing w:line="336" w:lineRule="auto" w:after="40"/>
+      </w:pPr>
+      <w:r>
+        <w:rPr>
+          <w:b w:val="0"/>
+          <w:color w:val="000000"/>
+          <w:sz w:val="21"/>
+          <w:rFonts w:eastAsia="宋体" w:ascii="宋体" w:hAnsi="宋体"/>
+        </w:rPr>
+        <w:t>开户行全称：</w:t>
+      </w:r>
+      <w:r>
+        <w:rPr>
+          <w:b/>
+          <w:color w:val="C00000"/>
+          <w:sz w:val="21"/>
+          <w:highlight w:val="yellow"/>
+          <w:rFonts w:eastAsia="宋体" w:ascii="宋体" w:hAnsi="宋体"/>
+        </w:rPr>
+        <w:t>____________________（请绿城财务部提供）</w:t>
+      </w:r>
+      <w:r>
+        <w:rPr>
+          <w:b w:val="0"/>
+          <w:color w:val="000000"/>
+          <w:sz w:val="21"/>
+          <w:rFonts w:eastAsia="宋体" w:ascii="宋体" w:hAnsi="宋体"/>
+        </w:rPr>
+        <w:t>。</w:t>
+      </w:r>
+    </w:p>
+    <w:p>
+      <w:pPr>
+        <w:spacing w:line="336" w:lineRule="auto" w:after="40"/>
+      </w:pPr>
+      <w:r>
+        <w:rPr>
+          <w:b w:val="0"/>
+          <w:color w:val="000000"/>
+          <w:sz w:val="21"/>
+          <w:rFonts w:eastAsia="宋体" w:ascii="宋体" w:hAnsi="宋体"/>
+        </w:rPr>
+        <w:t>甲方如变更开票信息，应及时书面通知乙方。</w:t>
+      </w:r>
+    </w:p>
+    <w:p>
+      <w:pPr>
+        <w:spacing w:line="336" w:lineRule="auto" w:after="40"/>
+      </w:pPr>
+      <w:r>
+        <w:rPr>
+          <w:b w:val="0"/>
+          <w:color w:val="000000"/>
+          <w:sz w:val="21"/>
+          <w:rFonts w:eastAsia="宋体" w:ascii="宋体" w:hAnsi="宋体"/>
+        </w:rPr>
+        <w:t>5、乙方的收款账户为：</w:t>
+      </w:r>
+    </w:p>
+    <w:p>
+      <w:pPr>
+        <w:spacing w:line="336" w:lineRule="auto" w:after="40"/>
+      </w:pPr>
+      <w:r>
+        <w:rPr>
+          <w:b w:val="0"/>
+          <w:color w:val="000000"/>
+          <w:sz w:val="21"/>
+          <w:rFonts w:eastAsia="宋体" w:ascii="宋体" w:hAnsi="宋体"/>
+        </w:rPr>
+        <w:t>户名：</w:t>
+      </w:r>
+      <w:r>
+        <w:rPr>
+          <w:b/>
+          <w:color w:val="C00000"/>
+          <w:sz w:val="21"/>
+          <w:highlight w:val="yellow"/>
+          <w:rFonts w:eastAsia="宋体" w:ascii="宋体" w:hAnsi="宋体"/>
+        </w:rPr>
+        <w:t>上海市杨浦区科技企业联合会</w:t>
+      </w:r>
+      <w:r>
+        <w:rPr>
+          <w:b w:val="0"/>
+          <w:color w:val="000000"/>
+          <w:sz w:val="21"/>
+          <w:rFonts w:eastAsia="宋体" w:ascii="宋体" w:hAnsi="宋体"/>
+        </w:rPr>
+        <w:t>；</w:t>
+      </w:r>
+    </w:p>
+    <w:p>
+      <w:pPr>
+        <w:spacing w:line="336" w:lineRule="auto" w:after="40"/>
+      </w:pPr>
+      <w:r>
+        <w:rPr>
+          <w:b w:val="0"/>
+          <w:color w:val="000000"/>
+          <w:sz w:val="21"/>
+          <w:rFonts w:eastAsia="宋体" w:ascii="宋体" w:hAnsi="宋体"/>
+        </w:rPr>
+        <w:t>账号：</w:t>
+      </w:r>
+      <w:r>
+        <w:rPr>
+          <w:b/>
+          <w:color w:val="C00000"/>
+          <w:sz w:val="21"/>
+          <w:highlight w:val="yellow"/>
+          <w:rFonts w:eastAsia="宋体" w:ascii="宋体" w:hAnsi="宋体"/>
+        </w:rPr>
+        <w:t>03354200040012533</w:t>
+      </w:r>
+      <w:r>
+        <w:rPr>
+          <w:b w:val="0"/>
+          <w:color w:val="000000"/>
+          <w:sz w:val="21"/>
+          <w:rFonts w:eastAsia="宋体" w:ascii="宋体" w:hAnsi="宋体"/>
+        </w:rPr>
+        <w:t>；</w:t>
+      </w:r>
+    </w:p>
+    <w:p>
+      <w:pPr>
+        <w:spacing w:line="336" w:lineRule="auto" w:after="40"/>
+      </w:pPr>
+      <w:r>
+        <w:rPr>
+          <w:b w:val="0"/>
+          <w:color w:val="000000"/>
+          <w:sz w:val="21"/>
+          <w:rFonts w:eastAsia="宋体" w:ascii="宋体" w:hAnsi="宋体"/>
+        </w:rPr>
+        <w:t>开户行：</w:t>
+      </w:r>
+      <w:r>
+        <w:rPr>
+          <w:b/>
+          <w:color w:val="C00000"/>
+          <w:sz w:val="21"/>
+          <w:highlight w:val="yellow"/>
+          <w:rFonts w:eastAsia="宋体" w:ascii="宋体" w:hAnsi="宋体"/>
+        </w:rPr>
+        <w:t>中国农业银行股份有限公司上海营口支行</w:t>
+      </w:r>
+      <w:r>
+        <w:rPr>
+          <w:b w:val="0"/>
+          <w:color w:val="000000"/>
+          <w:sz w:val="21"/>
+          <w:rFonts w:eastAsia="宋体" w:ascii="宋体" w:hAnsi="宋体"/>
+        </w:rPr>
+        <w:t>。</w:t>
+      </w:r>
+    </w:p>
+    <w:p>
+      <w:pPr>
+        <w:spacing w:line="336" w:lineRule="auto" w:after="40"/>
+      </w:pPr>
+      <w:r>
+        <w:rPr>
+          <w:b w:val="0"/>
+          <w:color w:val="000000"/>
+          <w:sz w:val="21"/>
+          <w:rFonts w:eastAsia="宋体" w:ascii="宋体" w:hAnsi="宋体"/>
+        </w:rPr>
+        <w:t>乙方变更收款账户的，应当提前 5 个工作日书面告知甲方并确认甲方已经签收，否则甲方向上述收款账户支付的款项均视为甲方支付本合同约定的赞助费。</w:t>
+      </w:r>
+    </w:p>
+    <w:p>
+      <w:r>
+        <w:br w:type="page"/>
+      </w:r>
+    </w:p>
+    <w:p>
+      <w:pPr>
+        <w:spacing w:line="336" w:lineRule="auto" w:before="80" w:after="80"/>
+      </w:pPr>
+      <w:r>
+        <w:rPr>
+          <w:b/>
+          <w:color w:val="000000"/>
+          <w:sz w:val="24"/>
+          <w:rFonts w:eastAsia="宋体" w:ascii="宋体" w:hAnsi="宋体"/>
+        </w:rPr>
+        <w:t>第三条  甲方的权利和义务</w:t>
+      </w:r>
+    </w:p>
+    <w:p>
+      <w:pPr>
+        <w:spacing w:line="336" w:lineRule="auto" w:after="40"/>
+      </w:pPr>
+      <w:r>
+        <w:rPr>
+          <w:b w:val="0"/>
+          <w:color w:val="000000"/>
+          <w:sz w:val="21"/>
+          <w:rFonts w:eastAsia="宋体" w:ascii="宋体" w:hAnsi="宋体"/>
+        </w:rPr>
+        <w:t>1、甲方应该按照合同的约定履行赞助方的义务。</w:t>
+      </w:r>
+    </w:p>
+    <w:p>
+      <w:pPr>
+        <w:spacing w:line="336" w:lineRule="auto" w:after="40"/>
+      </w:pPr>
+      <w:r>
+        <w:rPr>
+          <w:b w:val="0"/>
+          <w:color w:val="000000"/>
+          <w:sz w:val="21"/>
+          <w:rFonts w:eastAsia="宋体" w:ascii="宋体" w:hAnsi="宋体"/>
+        </w:rPr>
+        <w:t>2、甲方有权对活动中涉及本次活动的名称、商标、标签、标志等设计方案以及甲方宣传内容、印有甲方品牌资料的物资设计等提出合理修改意见，乙方应予以执行。</w:t>
+      </w:r>
+    </w:p>
+    <w:p>
+      <w:pPr>
+        <w:spacing w:line="336" w:lineRule="auto" w:after="40"/>
+      </w:pPr>
+      <w:r>
+        <w:rPr>
+          <w:b w:val="0"/>
+          <w:color w:val="000000"/>
+          <w:sz w:val="21"/>
+          <w:rFonts w:eastAsia="宋体" w:ascii="宋体" w:hAnsi="宋体"/>
+        </w:rPr>
+        <w:t>3、甲方在根据合同约定进行自主宣传时，有权使用本次活动的名称、商标、标签设计、品名、图案、广告、照片、视频等相关资料，该等使用包括生产、销售或许可生产、销售带有活动相关名称、商标、标识、图案、照片、视频的宣传品、促销品。</w:t>
+      </w:r>
+    </w:p>
+    <w:p>
+      <w:pPr>
+        <w:spacing w:line="336" w:lineRule="auto" w:after="40"/>
+      </w:pPr>
+      <w:r>
+        <w:rPr>
+          <w:b w:val="0"/>
+          <w:color w:val="000000"/>
+          <w:sz w:val="21"/>
+          <w:rFonts w:eastAsia="宋体" w:ascii="宋体" w:hAnsi="宋体"/>
+        </w:rPr>
+        <w:t>4、如本合同约定的赞助方式为提供赞助费的，则甲方有权对赞助费的使用情况进行监督和检查。</w:t>
+      </w:r>
+    </w:p>
+    <w:p>
+      <w:pPr>
+        <w:spacing w:line="336" w:lineRule="auto" w:after="40"/>
+      </w:pPr>
+      <w:r>
+        <w:rPr>
+          <w:b w:val="0"/>
+          <w:color w:val="000000"/>
+          <w:sz w:val="21"/>
+          <w:rFonts w:eastAsia="宋体" w:ascii="宋体" w:hAnsi="宋体"/>
+        </w:rPr>
+        <w:t>5、甲方有权委派</w:t>
+      </w:r>
+      <w:r>
+        <w:rPr>
+          <w:b/>
+          <w:color w:val="C00000"/>
+          <w:sz w:val="21"/>
+          <w:highlight w:val="yellow"/>
+          <w:rFonts w:eastAsia="宋体" w:ascii="宋体" w:hAnsi="宋体"/>
+        </w:rPr>
+        <w:t>8</w:t>
+      </w:r>
+      <w:r>
+        <w:rPr>
+          <w:b/>
+          <w:color w:val="C00000"/>
+          <w:sz w:val="21"/>
+          <w:highlight w:val="yellow"/>
+          <w:rFonts w:eastAsia="宋体" w:ascii="宋体" w:hAnsi="宋体"/>
+        </w:rPr>
+        <w:t>名领导/员工代表参与本次活动，并发表讲话，向参会人员介绍和推广甲方及其关联公司、运作的项目、企业文化和成就等。（其中主桌 3 人 + 销售/接待 5 人；具体名单于活动前 3 个工作日双方确认）</w:t>
+      </w:r>
+    </w:p>
+    <w:p>
+      <w:pPr>
+        <w:spacing w:line="336" w:lineRule="auto" w:after="40"/>
+      </w:pPr>
+      <w:r>
+        <w:rPr>
+          <w:b w:val="0"/>
+          <w:color w:val="000000"/>
+          <w:sz w:val="21"/>
+          <w:rFonts w:eastAsia="宋体" w:ascii="宋体" w:hAnsi="宋体"/>
+        </w:rPr>
+        <w:t>6、甲方有权对本次活动的有关内容及组织流程、环节设置等事项进行了解并提出合理修改意见，乙方应予以协助修改及配合。</w:t>
+      </w:r>
+    </w:p>
+    <w:p>
+      <w:pPr>
+        <w:spacing w:line="336" w:lineRule="auto" w:after="40"/>
+      </w:pPr>
+      <w:r>
+        <w:rPr>
+          <w:b w:val="0"/>
+          <w:color w:val="000000"/>
+          <w:sz w:val="21"/>
+          <w:rFonts w:eastAsia="宋体" w:ascii="宋体" w:hAnsi="宋体"/>
+        </w:rPr>
+        <w:t>7、甲方作为本次活动的赞助方，还享有以下权益：</w:t>
+      </w:r>
+    </w:p>
+    <w:p>
+      <w:pPr>
+        <w:spacing w:line="336" w:lineRule="auto" w:after="40"/>
+      </w:pPr>
+      <w:r>
+        <w:rPr>
+          <w:b w:val="0"/>
+          <w:color w:val="000000"/>
+          <w:sz w:val="21"/>
+          <w:rFonts w:eastAsia="宋体" w:ascii="宋体" w:hAnsi="宋体"/>
+        </w:rPr>
+        <w:t>1) 甲方拥有本次活动</w:t>
+      </w:r>
+      <w:r>
+        <w:rPr>
+          <w:b/>
+          <w:color w:val="C00000"/>
+          <w:sz w:val="21"/>
+          <w:highlight w:val="yellow"/>
+          <w:rFonts w:eastAsia="宋体" w:ascii="宋体" w:hAnsi="宋体"/>
+        </w:rPr>
+        <w:t>晚宴部分</w:t>
+      </w:r>
+      <w:r>
+        <w:rPr>
+          <w:b w:val="0"/>
+          <w:color w:val="000000"/>
+          <w:sz w:val="21"/>
+          <w:rFonts w:eastAsia="宋体" w:ascii="宋体" w:hAnsi="宋体"/>
+        </w:rPr>
+        <w:t>的冠名权，本次活动</w:t>
+      </w:r>
+      <w:r>
+        <w:rPr>
+          <w:b/>
+          <w:color w:val="C00000"/>
+          <w:sz w:val="21"/>
+          <w:highlight w:val="yellow"/>
+          <w:rFonts w:eastAsia="宋体" w:ascii="宋体" w:hAnsi="宋体"/>
+        </w:rPr>
+        <w:t>晚宴专场</w:t>
+      </w:r>
+      <w:r>
+        <w:rPr>
+          <w:b w:val="0"/>
+          <w:color w:val="000000"/>
+          <w:sz w:val="21"/>
+          <w:rFonts w:eastAsia="宋体" w:ascii="宋体" w:hAnsi="宋体"/>
+        </w:rPr>
+        <w:t>统一名称为“</w:t>
+      </w:r>
+      <w:r>
+        <w:rPr>
+          <w:b/>
+          <w:color w:val="C00000"/>
+          <w:sz w:val="21"/>
+          <w:highlight w:val="yellow"/>
+          <w:rFonts w:eastAsia="宋体" w:ascii="宋体" w:hAnsi="宋体"/>
+        </w:rPr>
+        <w:t>晚宴冠名战略合作伙伴：绿城中国 | 绿城·潮鸣外滩</w:t>
+      </w:r>
+      <w:r>
+        <w:rPr>
+          <w:b w:val="0"/>
+          <w:color w:val="000000"/>
+          <w:sz w:val="21"/>
+          <w:rFonts w:eastAsia="宋体" w:ascii="宋体" w:hAnsi="宋体"/>
+        </w:rPr>
+        <w:t>”，对外宣传及媒体报道时</w:t>
+      </w:r>
+      <w:r>
+        <w:rPr>
+          <w:b/>
+          <w:color w:val="C00000"/>
+          <w:sz w:val="21"/>
+          <w:highlight w:val="yellow"/>
+          <w:rFonts w:eastAsia="宋体" w:ascii="宋体" w:hAnsi="宋体"/>
+        </w:rPr>
+        <w:t>晚宴部分</w:t>
+      </w:r>
+      <w:r>
+        <w:rPr>
+          <w:b/>
+          <w:color w:val="C00000"/>
+          <w:sz w:val="21"/>
+          <w:highlight w:val="yellow"/>
+          <w:rFonts w:eastAsia="宋体" w:ascii="宋体" w:hAnsi="宋体"/>
+        </w:rPr>
+        <w:t>均应统一以这个名称进行展示；（本款限定为晚宴冠名，主会议名称不予冠名变更）</w:t>
+      </w:r>
+    </w:p>
+    <w:p>
+      <w:pPr>
+        <w:spacing w:line="336" w:lineRule="auto" w:after="40"/>
+      </w:pPr>
+      <w:r>
+        <w:rPr>
+          <w:b w:val="0"/>
+          <w:color w:val="000000"/>
+          <w:sz w:val="21"/>
+          <w:rFonts w:eastAsia="宋体" w:ascii="宋体" w:hAnsi="宋体"/>
+        </w:rPr>
+        <w:t>2) 甲方有权利将甲方及其关联公司名称、LOGO 和运作项目广告等相关信息植入本次活动宣传、活动组织所需物料（包括但不限于邀请函、宣传册、参赛证、活动主背景板、横幅、宣传旗帜、海报、奖品、纪念品等）中。</w:t>
+      </w:r>
+    </w:p>
+    <w:p>
+      <w:pPr>
+        <w:spacing w:line="336" w:lineRule="auto" w:after="40"/>
+      </w:pPr>
+      <w:r>
+        <w:rPr>
+          <w:b w:val="0"/>
+          <w:color w:val="000000"/>
+          <w:sz w:val="21"/>
+          <w:rFonts w:eastAsia="宋体" w:ascii="宋体" w:hAnsi="宋体"/>
+        </w:rPr>
+        <w:t>3) 甲方及其关联公司有权结合自身公司需求，在本次活动前期、现场及后期就本次活动内容进行自主宣传，包括但不限于通过报纸、杂志、广播、电视、网络等方式进行宣传。</w:t>
+      </w:r>
+    </w:p>
+    <w:p>
+      <w:pPr>
+        <w:spacing w:line="336" w:lineRule="auto" w:after="40"/>
+      </w:pPr>
+      <w:r>
+        <w:rPr>
+          <w:b w:val="0"/>
+          <w:color w:val="000000"/>
+          <w:sz w:val="21"/>
+          <w:rFonts w:eastAsia="宋体" w:ascii="宋体" w:hAnsi="宋体"/>
+        </w:rPr>
+        <w:t>4) 其他：</w:t>
+      </w:r>
+      <w:r>
+        <w:rPr>
+          <w:b/>
+          <w:color w:val="C00000"/>
+          <w:sz w:val="21"/>
+          <w:highlight w:val="yellow"/>
+          <w:rFonts w:eastAsia="宋体" w:ascii="宋体" w:hAnsi="宋体"/>
+        </w:rPr>
+        <w:t>（a）甲方享有主会场 1 处展位、晚宴 KV / 桌卡 / 菜单 / 席卡项目 logo 植入；（b）甲方川总享有晚宴前 15 分钟项目专场宣讲（PPT 主讲位置）；（c）甲方享有 500 份手拎袋夹页（项目折页 + 285/310 户型图）；（d）甲方享有论坛后主持人鸣谢口播及现场动线引导，配合甲方意向嘉宾前往潮鸣外滩项目案场参观；（e）甲方享有朋友圈九宫格、回顾视频项目鸣谢及《赞助权益执行回执》（详见附件）。</w:t>
+      </w:r>
+      <w:r>
+        <w:rPr>
+          <w:b w:val="0"/>
+          <w:color w:val="000000"/>
+          <w:sz w:val="21"/>
+          <w:rFonts w:eastAsia="宋体" w:ascii="宋体" w:hAnsi="宋体"/>
+        </w:rPr>
+        <w:t>。</w:t>
+      </w:r>
+    </w:p>
+    <w:p>
+      <w:pPr>
+        <w:spacing w:line="336" w:lineRule="auto" w:before="80" w:after="80"/>
+      </w:pPr>
+      <w:r>
+        <w:rPr>
+          <w:b/>
+          <w:color w:val="000000"/>
+          <w:sz w:val="24"/>
+          <w:rFonts w:eastAsia="宋体" w:ascii="宋体" w:hAnsi="宋体"/>
+        </w:rPr>
+        <w:t>第四条  乙方的权利和义务</w:t>
+      </w:r>
+    </w:p>
+    <w:p>
+      <w:pPr>
+        <w:spacing w:line="336" w:lineRule="auto" w:after="40"/>
+      </w:pPr>
+      <w:r>
+        <w:rPr>
+          <w:b w:val="0"/>
+          <w:color w:val="000000"/>
+          <w:sz w:val="21"/>
+          <w:rFonts w:eastAsia="宋体" w:ascii="宋体" w:hAnsi="宋体"/>
+        </w:rPr>
+        <w:t>1、乙方应确保邀请的（客户）出席率达到</w:t>
+      </w:r>
+      <w:r>
+        <w:rPr>
+          <w:b/>
+          <w:color w:val="C00000"/>
+          <w:sz w:val="21"/>
+          <w:highlight w:val="yellow"/>
+          <w:rFonts w:eastAsia="宋体" w:ascii="宋体" w:hAnsi="宋体"/>
+        </w:rPr>
+        <w:t>80</w:t>
+      </w:r>
+      <w:r>
+        <w:rPr>
+          <w:b w:val="0"/>
+          <w:color w:val="000000"/>
+          <w:sz w:val="21"/>
+          <w:rFonts w:eastAsia="宋体" w:ascii="宋体" w:hAnsi="宋体"/>
+        </w:rPr>
+        <w:t>%以上，并将参会名单及联络方式在签约之当日提供给甲方。且邀请的嘉宾（客户）须与签约时提供给甲方的一致。</w:t>
+      </w:r>
+    </w:p>
+    <w:p>
+      <w:r>
+        <w:br w:type="page"/>
+      </w:r>
+    </w:p>
+    <w:p>
+      <w:pPr>
+        <w:spacing w:line="336" w:lineRule="auto" w:after="40"/>
+      </w:pPr>
+      <w:r>
+        <w:rPr>
+          <w:b w:val="0"/>
+          <w:color w:val="000000"/>
+          <w:sz w:val="21"/>
+          <w:rFonts w:eastAsia="宋体" w:ascii="宋体" w:hAnsi="宋体"/>
+        </w:rPr>
+        <w:t>2、乙方有权决定或修改本次活动有关内容及组织流程，但应提前征得甲方书面同意，甲方应配合乙方或乙方委托的承办方及现场工作人员的安排。</w:t>
+      </w:r>
+    </w:p>
+    <w:p>
+      <w:pPr>
+        <w:spacing w:line="336" w:lineRule="auto" w:after="40"/>
+      </w:pPr>
+      <w:r>
+        <w:rPr>
+          <w:b w:val="0"/>
+          <w:color w:val="000000"/>
+          <w:sz w:val="21"/>
+          <w:rFonts w:eastAsia="宋体" w:ascii="宋体" w:hAnsi="宋体"/>
+        </w:rPr>
+        <w:t>3、乙方仅能将甲方提供的赞助费或赞助物资等用于与本次活动相关的用途，且乙方应对赞助费或赞助物资等的使用情况作出记录，并配合甲方的监督和检查。</w:t>
+      </w:r>
+    </w:p>
+    <w:p>
+      <w:pPr>
+        <w:spacing w:line="336" w:lineRule="auto" w:after="40"/>
+      </w:pPr>
+      <w:r>
+        <w:rPr>
+          <w:b w:val="0"/>
+          <w:color w:val="000000"/>
+          <w:sz w:val="21"/>
+          <w:rFonts w:eastAsia="宋体" w:ascii="宋体" w:hAnsi="宋体"/>
+        </w:rPr>
+        <w:t>4、本活动举办过程中，所发生的非因甲方原因造成的人身损害或者财产损失事故责任（包括甲方委派的人员），全部由乙方自行承担，与甲方无关，乙方应确保甲方免受任何人士或政府部门的主张、索赔或处罚，且乙方须赔偿由此给甲方造成的全部损失。</w:t>
+      </w:r>
+    </w:p>
+    <w:p>
+      <w:pPr>
+        <w:spacing w:line="336" w:lineRule="auto" w:after="40"/>
+      </w:pPr>
+      <w:r>
+        <w:rPr>
+          <w:b w:val="0"/>
+          <w:color w:val="000000"/>
+          <w:sz w:val="21"/>
+          <w:rFonts w:eastAsia="宋体" w:ascii="宋体" w:hAnsi="宋体"/>
+        </w:rPr>
+        <w:t>5、乙方及其关联公司不得发布、转载、链接等关于甲方及其关联方、</w:t>
+      </w:r>
+      <w:r>
+        <w:rPr>
+          <w:b/>
+          <w:color w:val="C00000"/>
+          <w:sz w:val="21"/>
+          <w:highlight w:val="yellow"/>
+          <w:rFonts w:eastAsia="宋体" w:ascii="宋体" w:hAnsi="宋体"/>
+        </w:rPr>
+        <w:t>绿城中国 / 绿城·潮鸣外滩</w:t>
+      </w:r>
+      <w:r>
+        <w:rPr>
+          <w:b w:val="0"/>
+          <w:color w:val="000000"/>
+          <w:sz w:val="21"/>
+          <w:rFonts w:eastAsia="宋体" w:ascii="宋体" w:hAnsi="宋体"/>
+        </w:rPr>
+        <w:t>品牌及其下属项目的负面报道，如在其网站、论坛、书报杂志等发现第三方对甲方及其关联方、前述品牌及项目的负面报道或评论，乙方应及时采取措施（屏蔽或删除等）并通知甲方。否则，给甲方造成的损失，由乙方负责承担。</w:t>
+      </w:r>
+    </w:p>
+    <w:p>
+      <w:pPr>
+        <w:spacing w:line="336" w:lineRule="auto" w:after="40"/>
+      </w:pPr>
+      <w:r>
+        <w:rPr>
+          <w:b w:val="0"/>
+          <w:color w:val="000000"/>
+          <w:sz w:val="21"/>
+          <w:rFonts w:eastAsia="宋体" w:ascii="宋体" w:hAnsi="宋体"/>
+        </w:rPr>
+        <w:t>6、乙方应按照甲方的要求对甲方及其关联方、</w:t>
+      </w:r>
+      <w:r>
+        <w:rPr>
+          <w:b/>
+          <w:color w:val="C00000"/>
+          <w:sz w:val="21"/>
+          <w:highlight w:val="yellow"/>
+          <w:rFonts w:eastAsia="宋体" w:ascii="宋体" w:hAnsi="宋体"/>
+        </w:rPr>
+        <w:t>绿城中国 / 绿城·潮鸣外滩</w:t>
+      </w:r>
+      <w:r>
+        <w:rPr>
+          <w:b w:val="0"/>
+          <w:color w:val="000000"/>
+          <w:sz w:val="21"/>
+          <w:rFonts w:eastAsia="宋体" w:ascii="宋体" w:hAnsi="宋体"/>
+        </w:rPr>
+        <w:t>品牌及其下属项目在本次活动的前期宣传、现场及后期宣传中进行推广。</w:t>
+      </w:r>
+    </w:p>
+    <w:p>
+      <w:pPr>
+        <w:spacing w:line="336" w:lineRule="auto" w:after="40"/>
+      </w:pPr>
+      <w:r>
+        <w:rPr>
+          <w:b w:val="0"/>
+          <w:color w:val="000000"/>
+          <w:sz w:val="21"/>
+          <w:rFonts w:eastAsia="宋体" w:ascii="宋体" w:hAnsi="宋体"/>
+        </w:rPr>
+        <w:t>7、乙方应确保本次活动的计划性、完整性、条理性、有序性、合法性和合理性，并在甲方的监督指导下，严格按照本合同约定的活动时间、活动内容、活动要求举办。</w:t>
+      </w:r>
+    </w:p>
+    <w:p>
+      <w:pPr>
+        <w:spacing w:line="336" w:lineRule="auto" w:after="40"/>
+      </w:pPr>
+      <w:r>
+        <w:rPr>
+          <w:b w:val="0"/>
+          <w:color w:val="000000"/>
+          <w:sz w:val="21"/>
+          <w:rFonts w:eastAsia="宋体" w:ascii="宋体" w:hAnsi="宋体"/>
+        </w:rPr>
+        <w:t>8、乙方作为本次活动的主办方，或经主办方授权作为本次活动的资源经营机构及平台（已在本合同签订前向甲方提供主办方的相关授权文件），全权负责本次活动赞助招商各项事宜。</w:t>
+      </w:r>
+    </w:p>
+    <w:p>
+      <w:pPr>
+        <w:spacing w:line="336" w:lineRule="auto" w:after="40"/>
+      </w:pPr>
+      <w:r>
+        <w:rPr>
+          <w:b w:val="0"/>
+          <w:color w:val="000000"/>
+          <w:sz w:val="21"/>
+          <w:rFonts w:eastAsia="宋体" w:ascii="宋体" w:hAnsi="宋体"/>
+        </w:rPr>
+        <w:t>9、其他约定：</w:t>
+      </w:r>
+      <w:r>
+        <w:rPr>
+          <w:b/>
+          <w:color w:val="C00000"/>
+          <w:sz w:val="21"/>
+          <w:highlight w:val="yellow"/>
+          <w:rFonts w:eastAsia="宋体" w:ascii="宋体" w:hAnsi="宋体"/>
+        </w:rPr>
+        <w:t>（a）乙方应在大会结束后 7 个自然日内向甲方出具《赞助权益执行回执》一份，附现场图片、嘉宾合影、媒体链接、回顾视频片段等代表性证据材料，作为整体验收依据；（b）乙方应在签约后 5 个工作日内向甲方提供晚宴 LED 屏 / 投影准确像素比及刷新率参数；（c）乙方与活动公司、印刷单位的对接事项详见附件《赞助权益执行清单》；（d）项目案场接驳（华为尊界 8–10 辆 + 考斯特补位）及案场接待由甲方自办，不计入本合同赞助金额，亦不构成乙方义务。</w:t>
+      </w:r>
+      <w:r>
+        <w:rPr>
+          <w:b w:val="0"/>
+          <w:color w:val="000000"/>
+          <w:sz w:val="21"/>
+          <w:rFonts w:eastAsia="宋体" w:ascii="宋体" w:hAnsi="宋体"/>
+        </w:rPr>
+        <w:t>。</w:t>
+      </w:r>
+    </w:p>
+    <w:p>
+      <w:pPr>
+        <w:spacing w:after="0"/>
+      </w:pPr>
+    </w:p>
+    <w:p>
+      <w:pPr>
+        <w:spacing w:line="336" w:lineRule="auto" w:before="80" w:after="80"/>
+      </w:pPr>
+      <w:r>
+        <w:rPr>
+          <w:b/>
+          <w:color w:val="000000"/>
+          <w:sz w:val="24"/>
+          <w:rFonts w:eastAsia="宋体" w:ascii="宋体" w:hAnsi="宋体"/>
+        </w:rPr>
+        <w:t>第五条  知识产权</w:t>
+      </w:r>
+    </w:p>
+    <w:p>
+      <w:pPr>
+        <w:spacing w:line="336" w:lineRule="auto" w:after="40"/>
+      </w:pPr>
+      <w:r>
+        <w:rPr>
+          <w:b w:val="0"/>
+          <w:color w:val="000000"/>
+          <w:sz w:val="21"/>
+          <w:rFonts w:eastAsia="宋体" w:ascii="宋体" w:hAnsi="宋体"/>
+        </w:rPr>
+        <w:t>1、本合同所涉甲方商标、宣传物料、设计图纸、广告、摄影作品等相关资料的知识产权及相应的财产权利归甲方所有。未经甲方书面同意，乙方不得擅自或者委托、授权第三方使用，否则，乙方应将因此所获利益返还给甲方，并应按本合同总价款的 30%向甲方支付违约金。</w:t>
+      </w:r>
+    </w:p>
+    <w:p>
+      <w:pPr>
+        <w:spacing w:line="336" w:lineRule="auto" w:after="40"/>
+      </w:pPr>
+      <w:r>
+        <w:rPr>
+          <w:b w:val="0"/>
+          <w:color w:val="000000"/>
+          <w:sz w:val="21"/>
+          <w:rFonts w:eastAsia="宋体" w:ascii="宋体" w:hAnsi="宋体"/>
+        </w:rPr>
+        <w:t>2、乙方的活动内容不得侵犯任何第三方的知识产权或在先合法权利。如第三方提起维权主张的，乙方应自行解决并承担由此产生的一切法律责任，包括但不限于向第三方承担损失赔偿责任等。如甲方因此遭受损失（包括但不限于律师费、</w:t>
+      </w:r>
+    </w:p>
+    <w:p>
+      <w:r>
+        <w:br w:type="page"/>
+      </w:r>
+    </w:p>
+    <w:p>
+      <w:pPr>
+        <w:spacing w:line="336" w:lineRule="auto" w:after="40"/>
+      </w:pPr>
+      <w:r>
+        <w:rPr>
+          <w:b w:val="0"/>
+          <w:color w:val="000000"/>
+          <w:sz w:val="21"/>
+          <w:rFonts w:eastAsia="宋体" w:ascii="宋体" w:hAnsi="宋体"/>
+        </w:rPr>
+        <w:t>财产保全费、公告费、执行费、证据保全费、公证费、调查费、鉴定费、审计费、诉讼费、仲裁费、停工停业损失、向第三方支付违约金或赔偿金），乙方应负责赔偿，并应按本合同总价款的 30%向甲方支付违约金。</w:t>
+      </w:r>
+    </w:p>
+    <w:p>
+      <w:pPr>
+        <w:spacing w:after="0"/>
+      </w:pPr>
+    </w:p>
+    <w:p>
+      <w:pPr>
+        <w:spacing w:line="336" w:lineRule="auto" w:before="80" w:after="80"/>
+      </w:pPr>
+      <w:r>
+        <w:rPr>
+          <w:b/>
+          <w:color w:val="000000"/>
+          <w:sz w:val="24"/>
+          <w:rFonts w:eastAsia="宋体" w:ascii="宋体" w:hAnsi="宋体"/>
+        </w:rPr>
+        <w:t>第六条  保密义务</w:t>
+      </w:r>
+    </w:p>
+    <w:p>
+      <w:pPr>
+        <w:spacing w:line="336" w:lineRule="auto" w:after="40"/>
+      </w:pPr>
+      <w:r>
+        <w:rPr>
+          <w:b w:val="0"/>
+          <w:color w:val="000000"/>
+          <w:sz w:val="21"/>
+          <w:rFonts w:eastAsia="宋体" w:ascii="宋体" w:hAnsi="宋体"/>
+        </w:rPr>
+        <w:t>1、甲乙双方应对其通过订立和履行本合同而获悉的对方的商业秘密、未对外公开的重要信息严格保密，未经对方事先书面同意，不得以任何方式进行利用、向任何第三方披露或以其他方式予以公开。</w:t>
+      </w:r>
+    </w:p>
+    <w:p>
+      <w:pPr>
+        <w:spacing w:line="336" w:lineRule="auto" w:after="40"/>
+      </w:pPr>
+      <w:r>
+        <w:rPr>
+          <w:b w:val="0"/>
+          <w:color w:val="000000"/>
+          <w:sz w:val="21"/>
+          <w:rFonts w:eastAsia="宋体" w:ascii="宋体" w:hAnsi="宋体"/>
+        </w:rPr>
+        <w:t>2、未经对方许可，任何一方不得向第三方（有关法律、法规、政府部门、证券交易所或其他监管机构要求和双方的法律、会计、商业及其他顾问、雇员除外）泄露本合同的任何内容以及本合同的签订及履行情况，以及通过签订和履行本合同而获知的对方及对方关联公司的任何信息。</w:t>
+      </w:r>
+    </w:p>
+    <w:p>
+      <w:pPr>
+        <w:spacing w:line="336" w:lineRule="auto" w:after="40"/>
+      </w:pPr>
+      <w:r>
+        <w:rPr>
+          <w:b w:val="0"/>
+          <w:color w:val="000000"/>
+          <w:sz w:val="21"/>
+          <w:rFonts w:eastAsia="宋体" w:ascii="宋体" w:hAnsi="宋体"/>
+        </w:rPr>
+        <w:t>3、除订立与履行本合同项下义务之需要外，未经对方事先同意，任何一方不得擅自使用、复制对方的商标、标志、商业信息、广告样稿资料、技术及其他资料。</w:t>
+      </w:r>
+    </w:p>
+    <w:p>
+      <w:pPr>
+        <w:spacing w:line="336" w:lineRule="auto" w:after="40"/>
+      </w:pPr>
+      <w:r>
+        <w:rPr>
+          <w:b w:val="0"/>
+          <w:color w:val="000000"/>
+          <w:sz w:val="21"/>
+          <w:rFonts w:eastAsia="宋体" w:ascii="宋体" w:hAnsi="宋体"/>
+        </w:rPr>
+        <w:t>4、甲乙双方的上述保密义务不因本合同的无效、终止或被解除而终止。</w:t>
+      </w:r>
+    </w:p>
+    <w:p>
+      <w:pPr>
+        <w:spacing w:after="0"/>
+      </w:pPr>
+    </w:p>
+    <w:p>
+      <w:pPr>
+        <w:spacing w:line="336" w:lineRule="auto" w:before="80" w:after="80"/>
+      </w:pPr>
+      <w:r>
+        <w:rPr>
+          <w:b/>
+          <w:color w:val="000000"/>
+          <w:sz w:val="24"/>
+          <w:rFonts w:eastAsia="宋体" w:ascii="宋体" w:hAnsi="宋体"/>
+        </w:rPr>
+        <w:t>第七条  违约责任</w:t>
+      </w:r>
+    </w:p>
+    <w:p>
+      <w:pPr>
+        <w:spacing w:line="336" w:lineRule="auto" w:after="40"/>
+      </w:pPr>
+      <w:r>
+        <w:rPr>
+          <w:b w:val="0"/>
+          <w:color w:val="000000"/>
+          <w:sz w:val="21"/>
+          <w:rFonts w:eastAsia="宋体" w:ascii="宋体" w:hAnsi="宋体"/>
+        </w:rPr>
+        <w:t>1、甲方因自身原因无故逾期支付合同价款的，每逾期一日，按逾期应付未付金额的万分之一向乙方支付违约金。</w:t>
+      </w:r>
+    </w:p>
+    <w:p>
+      <w:pPr>
+        <w:spacing w:line="336" w:lineRule="auto" w:after="40"/>
+      </w:pPr>
+      <w:r>
+        <w:rPr>
+          <w:b w:val="0"/>
+          <w:color w:val="000000"/>
+          <w:sz w:val="21"/>
+          <w:rFonts w:eastAsia="宋体" w:ascii="宋体" w:hAnsi="宋体"/>
+        </w:rPr>
+        <w:t>2、如果乙方邀约嘉宾（客户）出席率低于</w:t>
+      </w:r>
+      <w:r>
+        <w:rPr>
+          <w:b/>
+          <w:color w:val="C00000"/>
+          <w:sz w:val="21"/>
+          <w:highlight w:val="yellow"/>
+          <w:rFonts w:eastAsia="宋体" w:ascii="宋体" w:hAnsi="宋体"/>
+        </w:rPr>
+        <w:t>60</w:t>
+      </w:r>
+      <w:r>
+        <w:rPr>
+          <w:b w:val="0"/>
+          <w:color w:val="000000"/>
+          <w:sz w:val="21"/>
+          <w:rFonts w:eastAsia="宋体" w:ascii="宋体" w:hAnsi="宋体"/>
+        </w:rPr>
+        <w:t>%或与提交甲方的邀约嘉宾（客户）不一致率超过</w:t>
+      </w:r>
+      <w:r>
+        <w:rPr>
+          <w:b/>
+          <w:color w:val="C00000"/>
+          <w:sz w:val="21"/>
+          <w:highlight w:val="yellow"/>
+          <w:rFonts w:eastAsia="宋体" w:ascii="宋体" w:hAnsi="宋体"/>
+        </w:rPr>
+        <w:t>30</w:t>
+      </w:r>
+      <w:r>
+        <w:rPr>
+          <w:b w:val="0"/>
+          <w:color w:val="000000"/>
+          <w:sz w:val="21"/>
+          <w:rFonts w:eastAsia="宋体" w:ascii="宋体" w:hAnsi="宋体"/>
+        </w:rPr>
+        <w:t>%，甲方有权解除本合同，在本合同解除之日起的 5 个工作日内，乙方应返还甲方已提供的赞助费或赞助物资，同时向甲方支付</w:t>
+      </w:r>
+      <w:r>
+        <w:rPr>
+          <w:b/>
+          <w:color w:val="C00000"/>
+          <w:sz w:val="21"/>
+          <w:highlight w:val="yellow"/>
+          <w:rFonts w:eastAsia="宋体" w:ascii="宋体" w:hAnsi="宋体"/>
+        </w:rPr>
+        <w:t>30,000</w:t>
+      </w:r>
+      <w:r>
+        <w:rPr>
+          <w:b w:val="0"/>
+          <w:color w:val="000000"/>
+          <w:sz w:val="21"/>
+          <w:rFonts w:eastAsia="宋体" w:ascii="宋体" w:hAnsi="宋体"/>
+        </w:rPr>
+        <w:t>元违约金，并赔偿甲方因此遭受的全部损失。如逾期返还赞助费或赞助物资，每逾期一日，乙方应向甲方支付合同总价万分之一每日的违约金。</w:t>
+      </w:r>
+    </w:p>
+    <w:p>
+      <w:pPr>
+        <w:spacing w:line="336" w:lineRule="auto" w:after="40"/>
+      </w:pPr>
+      <w:r>
+        <w:rPr>
+          <w:b w:val="0"/>
+          <w:color w:val="000000"/>
+          <w:sz w:val="21"/>
+          <w:rFonts w:eastAsia="宋体" w:ascii="宋体" w:hAnsi="宋体"/>
+        </w:rPr>
+        <w:t>3、如乙方未将参会名单及联络方式在本合同签订时提供给甲方，则每逾期一日，乙方应向甲方支付</w:t>
+      </w:r>
+      <w:r>
+        <w:rPr>
+          <w:b/>
+          <w:color w:val="C00000"/>
+          <w:sz w:val="21"/>
+          <w:highlight w:val="yellow"/>
+          <w:rFonts w:eastAsia="宋体" w:ascii="宋体" w:hAnsi="宋体"/>
+        </w:rPr>
+        <w:t>1,000</w:t>
+      </w:r>
+      <w:r>
+        <w:rPr>
+          <w:b w:val="0"/>
+          <w:color w:val="000000"/>
+          <w:sz w:val="21"/>
+          <w:rFonts w:eastAsia="宋体" w:ascii="宋体" w:hAnsi="宋体"/>
+        </w:rPr>
+        <w:t>元违约金；逾期超过 10 日的，则甲方有权解除本合同，在本合同解除之日起的 5 个工作日内，乙方应返还甲方已提供的赞助费或</w:t>
+      </w:r>
+    </w:p>
+    <w:p>
+      <w:r>
+        <w:br w:type="page"/>
+      </w:r>
+    </w:p>
+    <w:p>
+      <w:pPr>
+        <w:spacing w:line="336" w:lineRule="auto" w:after="40"/>
+      </w:pPr>
+      <w:r>
+        <w:rPr>
+          <w:b w:val="0"/>
+          <w:color w:val="000000"/>
+          <w:sz w:val="21"/>
+          <w:rFonts w:eastAsia="宋体" w:ascii="宋体" w:hAnsi="宋体"/>
+        </w:rPr>
+        <w:t>赞助物资，同时向甲方支付</w:t>
+      </w:r>
+      <w:r>
+        <w:rPr>
+          <w:b/>
+          <w:color w:val="C00000"/>
+          <w:sz w:val="21"/>
+          <w:highlight w:val="yellow"/>
+          <w:rFonts w:eastAsia="宋体" w:ascii="宋体" w:hAnsi="宋体"/>
+        </w:rPr>
+        <w:t>10,000</w:t>
+      </w:r>
+      <w:r>
+        <w:rPr>
+          <w:b w:val="0"/>
+          <w:color w:val="000000"/>
+          <w:sz w:val="21"/>
+          <w:rFonts w:eastAsia="宋体" w:ascii="宋体" w:hAnsi="宋体"/>
+        </w:rPr>
+        <w:t>元违约金，并赔偿甲方因此遭受的全部损失。如逾期返还甲方已支付的赞助费、逾期支付违约金或逾期返还赞助物资的，则每逾期一日，乙方应向甲方支付</w:t>
+      </w:r>
+      <w:r>
+        <w:rPr>
+          <w:b/>
+          <w:color w:val="C00000"/>
+          <w:sz w:val="21"/>
+          <w:highlight w:val="yellow"/>
+          <w:rFonts w:eastAsia="宋体" w:ascii="宋体" w:hAnsi="宋体"/>
+        </w:rPr>
+        <w:t>1,000</w:t>
+      </w:r>
+      <w:r>
+        <w:rPr>
+          <w:b w:val="0"/>
+          <w:color w:val="000000"/>
+          <w:sz w:val="21"/>
+          <w:rFonts w:eastAsia="宋体" w:ascii="宋体" w:hAnsi="宋体"/>
+        </w:rPr>
+        <w:t>元违约金。</w:t>
+      </w:r>
+    </w:p>
+    <w:p>
+      <w:pPr>
+        <w:spacing w:line="336" w:lineRule="auto" w:after="40"/>
+      </w:pPr>
+      <w:r>
+        <w:rPr>
+          <w:b w:val="0"/>
+          <w:color w:val="000000"/>
+          <w:sz w:val="21"/>
+          <w:rFonts w:eastAsia="宋体" w:ascii="宋体" w:hAnsi="宋体"/>
+        </w:rPr>
+        <w:t>4、如乙方未按照本合同约定的用途使用甲方提供的赞助费或赞助物资等的，则甲方有权解除本合同，在本合同解除之日起的 5 个工作日内，乙方应返还甲方已提供的赞助费或赞助物资，同时向甲方支付</w:t>
+      </w:r>
+      <w:r>
+        <w:rPr>
+          <w:b/>
+          <w:color w:val="C00000"/>
+          <w:sz w:val="21"/>
+          <w:highlight w:val="yellow"/>
+          <w:rFonts w:eastAsia="宋体" w:ascii="宋体" w:hAnsi="宋体"/>
+        </w:rPr>
+        <w:t>30,000</w:t>
+      </w:r>
+      <w:r>
+        <w:rPr>
+          <w:b w:val="0"/>
+          <w:color w:val="000000"/>
+          <w:sz w:val="21"/>
+          <w:rFonts w:eastAsia="宋体" w:ascii="宋体" w:hAnsi="宋体"/>
+        </w:rPr>
+        <w:t>元违约金，并赔偿甲方因此遭受的全部损失。如逾期返还甲方已支付的赞助费、逾期支付违约金或逾期返还赞助物资的，则每逾期一日，乙方应向甲方支付</w:t>
+      </w:r>
+      <w:r>
+        <w:rPr>
+          <w:b/>
+          <w:color w:val="C00000"/>
+          <w:sz w:val="21"/>
+          <w:highlight w:val="yellow"/>
+          <w:rFonts w:eastAsia="宋体" w:ascii="宋体" w:hAnsi="宋体"/>
+        </w:rPr>
+        <w:t>1,000</w:t>
+      </w:r>
+      <w:r>
+        <w:rPr>
+          <w:b w:val="0"/>
+          <w:color w:val="000000"/>
+          <w:sz w:val="21"/>
+          <w:rFonts w:eastAsia="宋体" w:ascii="宋体" w:hAnsi="宋体"/>
+        </w:rPr>
+        <w:t>元违约金。</w:t>
+      </w:r>
+    </w:p>
+    <w:p>
+      <w:pPr>
+        <w:spacing w:line="336" w:lineRule="auto" w:after="40"/>
+      </w:pPr>
+      <w:r>
+        <w:rPr>
+          <w:b w:val="0"/>
+          <w:color w:val="000000"/>
+          <w:sz w:val="21"/>
+          <w:rFonts w:eastAsia="宋体" w:ascii="宋体" w:hAnsi="宋体"/>
+        </w:rPr>
+        <w:t>5、如本次活动非因甲方原因无法如期举行的，则每逾期一日，乙方应向甲方支付</w:t>
+      </w:r>
+      <w:r>
+        <w:rPr>
+          <w:b/>
+          <w:color w:val="C00000"/>
+          <w:sz w:val="21"/>
+          <w:highlight w:val="yellow"/>
+          <w:rFonts w:eastAsia="宋体" w:ascii="宋体" w:hAnsi="宋体"/>
+        </w:rPr>
+        <w:t>1,000</w:t>
+      </w:r>
+      <w:r>
+        <w:rPr>
+          <w:b w:val="0"/>
+          <w:color w:val="000000"/>
+          <w:sz w:val="21"/>
+          <w:rFonts w:eastAsia="宋体" w:ascii="宋体" w:hAnsi="宋体"/>
+        </w:rPr>
+        <w:t>元违约金；如逾期超过 10 日仍未举行或非因甲方原因导致本次活动无法举行或者被终止的，甲方有权解除合同，乙方应在本合同解除之日起的 5 日内全额退还甲方已支付的赞助费用或提供的赞助物资（如有），同时向甲方支付违约金</w:t>
+      </w:r>
+      <w:r>
+        <w:rPr>
+          <w:b/>
+          <w:color w:val="C00000"/>
+          <w:sz w:val="21"/>
+          <w:highlight w:val="yellow"/>
+          <w:rFonts w:eastAsia="宋体" w:ascii="宋体" w:hAnsi="宋体"/>
+        </w:rPr>
+        <w:t>50,000</w:t>
+      </w:r>
+      <w:r>
+        <w:rPr>
+          <w:b w:val="0"/>
+          <w:color w:val="000000"/>
+          <w:sz w:val="21"/>
+          <w:rFonts w:eastAsia="宋体" w:ascii="宋体" w:hAnsi="宋体"/>
+        </w:rPr>
+        <w:t>元（大写：人民币</w:t>
       </w:r>
       <w:r>
         <w:rPr>
@@ -954,21 +2518,7 @@
           <w:sz w:val="21"/>
           <w:rFonts w:eastAsia="宋体" w:ascii="宋体" w:hAnsi="宋体"/>
         </w:rPr>
-        <w:t>元；</w:t>
-      </w:r>
-    </w:p>
-    <w:p>
-      <w:pPr>
-        <w:spacing w:line="336" w:lineRule="auto" w:after="40"/>
-      </w:pPr>
-      <w:r>
-        <w:rPr>
-          <w:b w:val="0"/>
-          <w:color w:val="000000"/>
-          <w:sz w:val="21"/>
-          <w:rFonts w:eastAsia="宋体" w:ascii="宋体" w:hAnsi="宋体"/>
-        </w:rPr>
-        <w:t>本次活动结束并经</w:t>
+        <w:t>元整），并赔偿甲方因此遭受的全部损失。如逾期支付赞助费、违约金或逾期返还赞助物资的，则每逾期一日，乙方应向甲方支付</w:t>
       </w:r>
       <w:r>
         <w:rPr>
@@ -978,7 +2528,7 @@
           <w:highlight w:val="yellow"/>
           <w:rFonts w:eastAsia="宋体" w:ascii="宋体" w:hAnsi="宋体"/>
         </w:rPr>
-        <w:t>甲</w:t>
+        <w:t>1,000</w:t>
       </w:r>
       <w:r>
         <w:rPr>
@@ -987,7 +2537,279 @@
           <w:sz w:val="21"/>
           <w:rFonts w:eastAsia="宋体" w:ascii="宋体" w:hAnsi="宋体"/>
         </w:rPr>
-        <w:t>方验收合格后</w:t>
+        <w:t>元违约金。</w:t>
+      </w:r>
+    </w:p>
+    <w:p>
+      <w:pPr>
+        <w:spacing w:line="336" w:lineRule="auto" w:after="40"/>
+      </w:pPr>
+      <w:r>
+        <w:rPr>
+          <w:b w:val="0"/>
+          <w:color w:val="000000"/>
+          <w:sz w:val="21"/>
+          <w:rFonts w:eastAsia="宋体" w:ascii="宋体" w:hAnsi="宋体"/>
+        </w:rPr>
+        <w:t>6、乙方违反保密义务的，应当按照本合同总价款的 30%向甲方支付违约金，如不足以弥补甲方损失的，应予补足。</w:t>
+      </w:r>
+    </w:p>
+    <w:p>
+      <w:pPr>
+        <w:spacing w:line="336" w:lineRule="auto" w:after="40"/>
+      </w:pPr>
+      <w:r>
+        <w:rPr>
+          <w:b w:val="0"/>
+          <w:color w:val="000000"/>
+          <w:sz w:val="21"/>
+          <w:rFonts w:eastAsia="宋体" w:ascii="宋体" w:hAnsi="宋体"/>
+        </w:rPr>
+        <w:t>7、除本合同另有约定外，本合同签订后，双方应严格履行合同义务，任何一方单方面终止合同的，应按照本合同总价款的 20%向对方支付违约金。</w:t>
+      </w:r>
+    </w:p>
+    <w:p>
+      <w:pPr>
+        <w:spacing w:line="336" w:lineRule="auto" w:after="40"/>
+      </w:pPr>
+      <w:r>
+        <w:rPr>
+          <w:b w:val="0"/>
+          <w:color w:val="000000"/>
+          <w:sz w:val="21"/>
+          <w:rFonts w:eastAsia="宋体" w:ascii="宋体" w:hAnsi="宋体"/>
+        </w:rPr>
+        <w:t>8、除前述约定外，任何一方有其他违反本合同约定的情形的，违约方应赔偿给守约方造成的全部损失，包括但不限于律师费、财产保全费、财产保全保险费、公告费、执行费、证据保全费、公证费、调查费、鉴定费、审计费、诉讼费、仲裁费、停工停业损失、向第三方支付违约金或赔偿金、罚款等。</w:t>
+      </w:r>
+    </w:p>
+    <w:p>
+      <w:pPr>
+        <w:spacing w:line="336" w:lineRule="auto" w:after="40"/>
+      </w:pPr>
+      <w:r>
+        <w:rPr>
+          <w:b w:val="0"/>
+          <w:color w:val="000000"/>
+          <w:sz w:val="21"/>
+          <w:rFonts w:eastAsia="宋体" w:ascii="宋体" w:hAnsi="宋体"/>
+        </w:rPr>
+        <w:t>9、甲方有权直接在应付未付乙方的合同款项中扣除本合同项下乙方应付的违约金及赔偿金、罚款等，不足部分可向乙方继续追偿。</w:t>
+      </w:r>
+    </w:p>
+    <w:p>
+      <w:pPr>
+        <w:spacing w:line="336" w:lineRule="auto" w:after="40"/>
+      </w:pPr>
+      <w:r>
+        <w:rPr>
+          <w:b w:val="0"/>
+          <w:color w:val="000000"/>
+          <w:sz w:val="21"/>
+          <w:rFonts w:eastAsia="宋体" w:ascii="宋体" w:hAnsi="宋体"/>
+        </w:rPr>
+        <w:t>10、甲方向乙方追究违约责任或索赔产生的各项费用，包括但不限于危机处理费、第三方索赔损失、政府行政处罚罚款、因参与政府处理过程发生的费用、商誉损失、诉讼费、律师费、评估费、鉴定费、审计费、公证费、调查费、财产保全费、财产保全保险费、证据保全费、公告费、差旅费、交通费等，均由乙方</w:t>
+      </w:r>
+    </w:p>
+    <w:p>
+      <w:r>
+        <w:br w:type="page"/>
+      </w:r>
+    </w:p>
+    <w:p>
+      <w:pPr>
+        <w:spacing w:line="336" w:lineRule="auto" w:after="40"/>
+      </w:pPr>
+      <w:r>
+        <w:rPr>
+          <w:b w:val="0"/>
+          <w:color w:val="000000"/>
+          <w:sz w:val="21"/>
+          <w:rFonts w:eastAsia="宋体" w:ascii="宋体" w:hAnsi="宋体"/>
+        </w:rPr>
+        <w:t>承担。</w:t>
+      </w:r>
+    </w:p>
+    <w:p>
+      <w:pPr>
+        <w:spacing w:after="0"/>
+      </w:pPr>
+    </w:p>
+    <w:p>
+      <w:pPr>
+        <w:spacing w:line="336" w:lineRule="auto" w:before="80" w:after="80"/>
+      </w:pPr>
+      <w:r>
+        <w:rPr>
+          <w:b/>
+          <w:color w:val="000000"/>
+          <w:sz w:val="24"/>
+          <w:rFonts w:eastAsia="宋体" w:ascii="宋体" w:hAnsi="宋体"/>
+        </w:rPr>
+        <w:t>第八条  不可抗力</w:t>
+      </w:r>
+    </w:p>
+    <w:p>
+      <w:pPr>
+        <w:spacing w:line="336" w:lineRule="auto" w:after="40"/>
+      </w:pPr>
+      <w:r>
+        <w:rPr>
+          <w:b w:val="0"/>
+          <w:color w:val="000000"/>
+          <w:sz w:val="21"/>
+          <w:rFonts w:eastAsia="宋体" w:ascii="宋体" w:hAnsi="宋体"/>
+        </w:rPr>
+        <w:t>1、不可抗力指由于不能预见、不能避免和不能克服的自然原因或社会原因，致使本合同不能履行或者不能完全履行的情形，包括战争、暴乱、空中飞行物体坠落及因此或其他非甲、乙双方责任造成的爆炸、火灾，严重的自然灾害，法律规定的其他情形等。</w:t>
+      </w:r>
+    </w:p>
+    <w:p>
+      <w:pPr>
+        <w:spacing w:line="336" w:lineRule="auto" w:after="40"/>
+      </w:pPr>
+      <w:r>
+        <w:rPr>
+          <w:b w:val="0"/>
+          <w:color w:val="000000"/>
+          <w:sz w:val="21"/>
+          <w:rFonts w:eastAsia="宋体" w:ascii="宋体" w:hAnsi="宋体"/>
+        </w:rPr>
+        <w:t>2、遭遇不可抗力的一方，应立即书面通知另一方，并应在不可抗力发生后 15 天内，向另一方提供不可抗力发生地政府部门出具的证明合同不能履行或需要延期履行、部分履行的有效证明文件。</w:t>
+      </w:r>
+    </w:p>
+    <w:p>
+      <w:pPr>
+        <w:spacing w:line="336" w:lineRule="auto" w:after="40"/>
+      </w:pPr>
+      <w:r>
+        <w:rPr>
+          <w:b w:val="0"/>
+          <w:color w:val="000000"/>
+          <w:sz w:val="21"/>
+          <w:rFonts w:eastAsia="宋体" w:ascii="宋体" w:hAnsi="宋体"/>
+        </w:rPr>
+        <w:t>3、双方按不可抗力对合同履行的影响程度协商决定是否解除合同、延期履行合同或者部分履行合同。</w:t>
+      </w:r>
+    </w:p>
+    <w:p>
+      <w:pPr>
+        <w:spacing w:line="336" w:lineRule="auto" w:after="40"/>
+      </w:pPr>
+      <w:r>
+        <w:rPr>
+          <w:b w:val="0"/>
+          <w:color w:val="000000"/>
+          <w:sz w:val="21"/>
+          <w:rFonts w:eastAsia="宋体" w:ascii="宋体" w:hAnsi="宋体"/>
+        </w:rPr>
+        <w:t>4、对因不可抗力未能履约给另一方造成的经济损失，该履约方不负赔偿责任，但本合同另有约定的除外。</w:t>
+      </w:r>
+    </w:p>
+    <w:p>
+      <w:pPr>
+        <w:spacing w:line="336" w:lineRule="auto" w:after="40"/>
+      </w:pPr>
+      <w:r>
+        <w:rPr>
+          <w:b w:val="0"/>
+          <w:color w:val="000000"/>
+          <w:sz w:val="21"/>
+          <w:rFonts w:eastAsia="宋体" w:ascii="宋体" w:hAnsi="宋体"/>
+        </w:rPr>
+        <w:t>5、关于新型冠状病毒引发的肺炎疫情的特别约定</w:t>
+      </w:r>
+    </w:p>
+    <w:p>
+      <w:pPr>
+        <w:spacing w:line="336" w:lineRule="auto" w:after="40"/>
+      </w:pPr>
+      <w:r>
+        <w:rPr>
+          <w:b w:val="0"/>
+          <w:color w:val="000000"/>
+          <w:sz w:val="21"/>
+          <w:rFonts w:eastAsia="宋体" w:ascii="宋体" w:hAnsi="宋体"/>
+        </w:rPr>
+        <w:t>（1）甲乙双方特别确认，乙方不得以新型冠状病毒引发的肺炎疫情（以下简称新冠疫情）为由要求甲方增加本合同项下费用，包括但不限于新冠疫情导致的：①管控费用；②防疫物资采购费用；③人工、材料、设备上涨费用；④延期费用（包括但不限于窝工损失、赶工费用）；⑤人员损失或赔偿费用等。上述费用均由乙方自行承担，乙方已清楚了解并愿意自行承担上述风险。</w:t>
+      </w:r>
+    </w:p>
+    <w:p>
+      <w:pPr>
+        <w:spacing w:line="336" w:lineRule="auto" w:after="40"/>
+      </w:pPr>
+      <w:r>
+        <w:rPr>
+          <w:b w:val="0"/>
+          <w:color w:val="000000"/>
+          <w:sz w:val="21"/>
+          <w:rFonts w:eastAsia="宋体" w:ascii="宋体" w:hAnsi="宋体"/>
+        </w:rPr>
+        <w:t>（2）新冠疫情持续期间，乙方应严格按照项目所在地相关政府部门及疫情管控机构的要求进行工作现场疫情管控，落实现场工作人员健康情况监测，备置充足的防疫物资，做好现场工作人员服务管理、避免工作现场交叉感染，并做好疫情管理相关报告工作。如因乙方原因导致工作现场未能得到有效管理，疫情扩散，或甲方因此遭受行政处罚的，甲方有权要求乙方赔偿因此给甲方造成的全部损失。</w:t>
+      </w:r>
+    </w:p>
+    <w:p>
+      <w:pPr>
+        <w:spacing w:after="0"/>
+      </w:pPr>
+    </w:p>
+    <w:p>
+      <w:pPr>
+        <w:spacing w:line="336" w:lineRule="auto" w:before="80" w:after="80"/>
+      </w:pPr>
+      <w:r>
+        <w:rPr>
+          <w:b/>
+          <w:color w:val="000000"/>
+          <w:sz w:val="24"/>
+          <w:rFonts w:eastAsia="宋体" w:ascii="宋体" w:hAnsi="宋体"/>
+        </w:rPr>
+        <w:t>第九条  通知与送达</w:t>
+      </w:r>
+    </w:p>
+    <w:p>
+      <w:r>
+        <w:br w:type="page"/>
+      </w:r>
+    </w:p>
+    <w:p>
+      <w:pPr>
+        <w:spacing w:line="336" w:lineRule="auto" w:after="40"/>
+      </w:pPr>
+      <w:r>
+        <w:rPr>
+          <w:b w:val="0"/>
+          <w:color w:val="000000"/>
+          <w:sz w:val="21"/>
+          <w:rFonts w:eastAsia="宋体" w:ascii="宋体" w:hAnsi="宋体"/>
+        </w:rPr>
+        <w:t>1、本合同项下任何一方向对方发出的通知、信件、数据电文等，应当发送至本合同下列约定的地址、联系人和通信终端。一方当事人变更名称、地址、联系人或通信终端的，应当在变更后 3 日内及时书面通知对方当事人，对方当事人实际收到书面变更通知前的送达仍为有效送达。任何根据本合同发出的文件，均应当采取书面形式。</w:t>
+      </w:r>
+    </w:p>
+    <w:p>
+      <w:pPr>
+        <w:spacing w:line="336" w:lineRule="auto" w:after="40"/>
+      </w:pPr>
+      <w:r>
+        <w:rPr>
+          <w:b w:val="0"/>
+          <w:color w:val="000000"/>
+          <w:sz w:val="21"/>
+          <w:rFonts w:eastAsia="宋体" w:ascii="宋体" w:hAnsi="宋体"/>
+        </w:rPr>
+        <w:t>2、联系人及联系方式：</w:t>
+      </w:r>
+    </w:p>
+    <w:p>
+      <w:pPr>
+        <w:spacing w:line="336" w:lineRule="auto" w:after="40"/>
+      </w:pPr>
+      <w:r>
+        <w:rPr>
+          <w:b w:val="0"/>
+          <w:color w:val="000000"/>
+          <w:sz w:val="21"/>
+          <w:rFonts w:eastAsia="宋体" w:ascii="宋体" w:hAnsi="宋体"/>
+        </w:rPr>
+        <w:t>甲方联系人：</w:t>
       </w:r>
       <w:r>
         <w:rPr>
@@ -997,7 +2819,7 @@
           <w:highlight w:val="yellow"/>
           <w:rFonts w:eastAsia="宋体" w:ascii="宋体" w:hAnsi="宋体"/>
         </w:rPr>
-        <w:t>15</w:t>
+        <w:t>笪胜（绿城方对接人）/ ____________________（如需增加副对接人，请绿城品牌部提供）</w:t>
       </w:r>
       <w:r>
         <w:rPr>
@@ -1006,7 +2828,21 @@
           <w:sz w:val="21"/>
           <w:rFonts w:eastAsia="宋体" w:ascii="宋体" w:hAnsi="宋体"/>
         </w:rPr>
-        <w:t>个工作日内，甲方支付给乙方本合同总金额的</w:t>
+        <w:t>；</w:t>
+      </w:r>
+    </w:p>
+    <w:p>
+      <w:pPr>
+        <w:spacing w:line="336" w:lineRule="auto" w:after="40"/>
+      </w:pPr>
+      <w:r>
+        <w:rPr>
+          <w:b w:val="0"/>
+          <w:color w:val="000000"/>
+          <w:sz w:val="21"/>
+          <w:rFonts w:eastAsia="宋体" w:ascii="宋体" w:hAnsi="宋体"/>
+        </w:rPr>
+        <w:t>联系电话：</w:t>
       </w:r>
       <w:r>
         <w:rPr>
@@ -1016,7 +2852,7 @@
           <w:highlight w:val="yellow"/>
           <w:rFonts w:eastAsia="宋体" w:ascii="宋体" w:hAnsi="宋体"/>
         </w:rPr>
-        <w:t>50</w:t>
+        <w:t>____________________（请绿城品牌部提供）</w:t>
       </w:r>
       <w:r>
         <w:rPr>
@@ -1025,7 +2861,21 @@
           <w:sz w:val="21"/>
           <w:rFonts w:eastAsia="宋体" w:ascii="宋体" w:hAnsi="宋体"/>
         </w:rPr>
-        <w:t>%，即人民币</w:t>
+        <w:t>；</w:t>
+      </w:r>
+    </w:p>
+    <w:p>
+      <w:pPr>
+        <w:spacing w:line="336" w:lineRule="auto" w:after="40"/>
+      </w:pPr>
+      <w:r>
+        <w:rPr>
+          <w:b w:val="0"/>
+          <w:color w:val="000000"/>
+          <w:sz w:val="21"/>
+          <w:rFonts w:eastAsia="宋体" w:ascii="宋体" w:hAnsi="宋体"/>
+        </w:rPr>
+        <w:t>联系地址：</w:t>
       </w:r>
       <w:r>
         <w:rPr>
@@ -1035,71 +2885,7 @@
           <w:highlight w:val="yellow"/>
           <w:rFonts w:eastAsia="宋体" w:ascii="宋体" w:hAnsi="宋体"/>
         </w:rPr>
-        <w:t>伍万</w:t>
-      </w:r>
-      <w:r>
-        <w:rPr>
-          <w:b w:val="0"/>
-          <w:color w:val="000000"/>
-          <w:sz w:val="21"/>
-          <w:rFonts w:eastAsia="宋体" w:ascii="宋体" w:hAnsi="宋体"/>
-        </w:rPr>
-        <w:t>元。</w:t>
-      </w:r>
-    </w:p>
-    <w:p>
-      <w:pPr>
-        <w:spacing w:line="336" w:lineRule="auto" w:after="40"/>
-      </w:pPr>
-      <w:r>
-        <w:rPr>
-          <w:b w:val="0"/>
-          <w:color w:val="000000"/>
-          <w:sz w:val="21"/>
-          <w:rFonts w:eastAsia="宋体" w:ascii="宋体" w:hAnsi="宋体"/>
-        </w:rPr>
-        <w:t>（2）本次活动结束并经甲方验收合格后</w:t>
-      </w:r>
-      <w:r>
-        <w:rPr>
-          <w:b w:val="0"/>
-          <w:color w:val="000000"/>
-          <w:sz w:val="21"/>
-          <w:rFonts w:eastAsia="宋体" w:ascii="宋体" w:hAnsi="宋体"/>
-        </w:rPr>
-        <w:t>____</w:t>
-      </w:r>
-      <w:r>
-        <w:rPr>
-          <w:b w:val="0"/>
-          <w:color w:val="000000"/>
-          <w:sz w:val="21"/>
-          <w:rFonts w:eastAsia="宋体" w:ascii="宋体" w:hAnsi="宋体"/>
-        </w:rPr>
-        <w:t>个工作日内一次性支付。</w:t>
-      </w:r>
-    </w:p>
-    <w:p>
-      <w:pPr>
-        <w:spacing w:line="336" w:lineRule="auto" w:after="40"/>
-      </w:pPr>
-      <w:r>
-        <w:rPr>
-          <w:b w:val="0"/>
-          <w:color w:val="000000"/>
-          <w:sz w:val="21"/>
-          <w:rFonts w:eastAsia="宋体" w:ascii="宋体" w:hAnsi="宋体"/>
-        </w:rPr>
-        <w:t>（3）其他方式：</w:t>
-      </w:r>
-      <w:r>
-        <w:rPr>
-          <w:b w:val="0"/>
-          <w:color w:val="000000"/>
-          <w:sz w:val="21"/>
-          <w:rFonts w:eastAsia="宋体" w:ascii="宋体" w:hAnsi="宋体"/>
-        </w:rPr>
-        <w:t>____________________________________________</w:t>
+        <w:t>____________________（请绿城品牌部提供发函邮寄收件地址）</w:t>
       </w:r>
       <w:r>
         <w:rPr>
@@ -1122,7 +2908,7 @@
           <w:sz w:val="21"/>
           <w:rFonts w:eastAsia="宋体" w:ascii="宋体" w:hAnsi="宋体"/>
         </w:rPr>
-        <w:t>4、每次付款前</w:t>
+        <w:t>乙方联系人：</w:t>
       </w:r>
       <w:r>
         <w:rPr>
@@ -1132,7 +2918,7 @@
           <w:highlight w:val="yellow"/>
           <w:rFonts w:eastAsia="宋体" w:ascii="宋体" w:hAnsi="宋体"/>
         </w:rPr>
-        <w:t>5</w:t>
+        <w:t>胡继刚（组委会执行会长）</w:t>
       </w:r>
       <w:r>
         <w:rPr>
@@ -1141,7 +2927,21 @@
           <w:sz w:val="21"/>
           <w:rFonts w:eastAsia="宋体" w:ascii="宋体" w:hAnsi="宋体"/>
         </w:rPr>
-        <w:t>个工作日，乙方应向甲方提供等额合法合规的增值税</w:t>
+        <w:t>；</w:t>
+      </w:r>
+    </w:p>
+    <w:p>
+      <w:pPr>
+        <w:spacing w:line="336" w:lineRule="auto" w:after="40"/>
+      </w:pPr>
+      <w:r>
+        <w:rPr>
+          <w:b w:val="0"/>
+          <w:color w:val="000000"/>
+          <w:sz w:val="21"/>
+          <w:rFonts w:eastAsia="宋体" w:ascii="宋体" w:hAnsi="宋体"/>
+        </w:rPr>
+        <w:t>联系电话：</w:t>
       </w:r>
       <w:r>
         <w:rPr>
@@ -1151,7 +2951,7 @@
           <w:highlight w:val="yellow"/>
           <w:rFonts w:eastAsia="宋体" w:ascii="宋体" w:hAnsi="宋体"/>
         </w:rPr>
-        <w:t>专用</w:t>
+        <w:t>____________________（请胡继刚会长提供联系电话）</w:t>
       </w:r>
       <w:r>
         <w:rPr>
@@ -1160,7 +2960,7 @@
           <w:sz w:val="21"/>
           <w:rFonts w:eastAsia="宋体" w:ascii="宋体" w:hAnsi="宋体"/>
         </w:rPr>
-        <w:t>发票及服务报告，否则甲方有权拒绝付款并顺延相应付款时间而不承担违约责任，乙方仍应按本合同约定履行义务。如乙方向甲方开具虚假、伪造或变造的发票，则乙方应自甲方通知之日起七天内向甲方支付该发票票面金额的 20%作为违约金，并重新开具合法有效的发票；如乙方支付的违约金不足以弥补甲方因此遭受的损失，甲方有权向乙方继续追偿。如需开具红字增值税专用发票等，双方应提供方便、互相配合。</w:t>
+        <w:t>；</w:t>
       </w:r>
     </w:p>
     <w:p>
@@ -1174,7 +2974,7 @@
           <w:sz w:val="21"/>
           <w:rFonts w:eastAsia="宋体" w:ascii="宋体" w:hAnsi="宋体"/>
         </w:rPr>
-        <w:t>发票内容：</w:t>
+        <w:t>联系地址：</w:t>
       </w:r>
       <w:r>
         <w:rPr>
@@ -1184,7 +2984,7 @@
           <w:highlight w:val="yellow"/>
           <w:rFonts w:eastAsia="宋体" w:ascii="宋体" w:hAnsi="宋体"/>
         </w:rPr>
-        <w:t>会议服务费 / 会务咨询费 / 赞助费（三选一，以甲方实际财务科目需求为准）</w:t>
+        <w:t>上海市杨浦区隆昌路 690 号 119 室</w:t>
       </w:r>
       <w:r>
         <w:rPr>
@@ -1207,7 +3007,7 @@
           <w:sz w:val="21"/>
           <w:rFonts w:eastAsia="宋体" w:ascii="宋体" w:hAnsi="宋体"/>
         </w:rPr>
-        <w:t>甲方开票信息如下：</w:t>
+        <w:t>3、双方确认上述送达地址之适用范围包括双方非诉时各类通知、协议等文件以及就合同发生纠纷时相关文件和法律文书的送达，同时包括因履行本合同产生诉讼进入仲裁、民事诉讼程序后的一审、二审、再审和执行程序时需要送达的资料和文书（包括但不限于诉讼参加人提交的材料、裁决机构调取的材料、应诉通知书、举证通知书、合议庭告知书、传票、开庭通知书、判决书、裁定书、调解书、限期履行通知书等文书和资料）的送达。</w:t>
       </w:r>
     </w:p>
     <w:p>
@@ -1221,7 +3021,232 @@
           <w:sz w:val="21"/>
           <w:rFonts w:eastAsia="宋体" w:ascii="宋体" w:hAnsi="宋体"/>
         </w:rPr>
-        <w:t>公司名称：</w:t>
+        <w:t>4、一方采取邮寄方式通知的，上述通讯地址为送达地址，以该通讯地址寄出 3 日（本省）或 7 日后（外省）视为送达。对于双方在合同中明确约定的送达地址，法院进行送达时可直接邮寄送达，即使当事人未能收到法院邮寄送达的文书，由于双方的约定，也应当视为送达。</w:t>
+      </w:r>
+    </w:p>
+    <w:p>
+      <w:pPr>
+        <w:spacing w:line="336" w:lineRule="auto" w:after="40"/>
+      </w:pPr>
+      <w:r>
+        <w:rPr>
+          <w:b w:val="0"/>
+          <w:color w:val="000000"/>
+          <w:sz w:val="21"/>
+          <w:rFonts w:eastAsia="宋体" w:ascii="宋体" w:hAnsi="宋体"/>
+        </w:rPr>
+        <w:t>5、本约定作为合同中独立存在的条款，不受合同其他条款效力的影响。</w:t>
+      </w:r>
+    </w:p>
+    <w:p>
+      <w:pPr>
+        <w:spacing w:after="0"/>
+      </w:pPr>
+    </w:p>
+    <w:p>
+      <w:pPr>
+        <w:spacing w:line="336" w:lineRule="auto" w:before="80" w:after="80"/>
+      </w:pPr>
+      <w:r>
+        <w:rPr>
+          <w:b/>
+          <w:color w:val="000000"/>
+          <w:sz w:val="24"/>
+          <w:rFonts w:eastAsia="宋体" w:ascii="宋体" w:hAnsi="宋体"/>
+        </w:rPr>
+        <w:t>第十条  其他事项</w:t>
+      </w:r>
+    </w:p>
+    <w:p>
+      <w:pPr>
+        <w:spacing w:line="336" w:lineRule="auto" w:after="40"/>
+      </w:pPr>
+      <w:r>
+        <w:rPr>
+          <w:b w:val="0"/>
+          <w:color w:val="000000"/>
+          <w:sz w:val="21"/>
+          <w:rFonts w:eastAsia="宋体" w:ascii="宋体" w:hAnsi="宋体"/>
+        </w:rPr>
+        <w:t>1、因本合同引起的一切争议，双方首先应当友好协商解决；协商不成，双方确认向甲方所在地人民法院提起诉讼。</w:t>
+      </w:r>
+    </w:p>
+    <w:p>
+      <w:pPr>
+        <w:spacing w:line="336" w:lineRule="auto" w:after="40"/>
+      </w:pPr>
+      <w:r>
+        <w:rPr>
+          <w:b w:val="0"/>
+          <w:color w:val="000000"/>
+          <w:sz w:val="21"/>
+          <w:rFonts w:eastAsia="宋体" w:ascii="宋体" w:hAnsi="宋体"/>
+        </w:rPr>
+        <w:t>2、本合同的附件为本合同的有效组成部分，与本合同具有同等法律效力。</w:t>
+      </w:r>
+    </w:p>
+    <w:p>
+      <w:pPr>
+        <w:spacing w:line="336" w:lineRule="auto" w:after="40"/>
+      </w:pPr>
+      <w:r>
+        <w:rPr>
+          <w:b w:val="0"/>
+          <w:color w:val="000000"/>
+          <w:sz w:val="21"/>
+          <w:rFonts w:eastAsia="宋体" w:ascii="宋体" w:hAnsi="宋体"/>
+        </w:rPr>
+        <w:t>3、本合同经双方盖章后生效。</w:t>
+      </w:r>
+    </w:p>
+    <w:p>
+      <w:r>
+        <w:br w:type="page"/>
+      </w:r>
+    </w:p>
+    <w:p>
+      <w:pPr>
+        <w:spacing w:line="336" w:lineRule="auto" w:after="40"/>
+      </w:pPr>
+      <w:r>
+        <w:rPr>
+          <w:b w:val="0"/>
+          <w:color w:val="000000"/>
+          <w:sz w:val="21"/>
+          <w:rFonts w:eastAsia="宋体" w:ascii="宋体" w:hAnsi="宋体"/>
+        </w:rPr>
+        <w:t>4、本合同一式</w:t>
+      </w:r>
+      <w:r>
+        <w:rPr>
+          <w:b/>
+          <w:color w:val="C00000"/>
+          <w:sz w:val="21"/>
+          <w:highlight w:val="yellow"/>
+          <w:rFonts w:eastAsia="宋体" w:ascii="宋体" w:hAnsi="宋体"/>
+        </w:rPr>
+        <w:t>肆</w:t>
+      </w:r>
+      <w:r>
+        <w:rPr>
+          <w:b w:val="0"/>
+          <w:color w:val="000000"/>
+          <w:sz w:val="21"/>
+          <w:rFonts w:eastAsia="宋体" w:ascii="宋体" w:hAnsi="宋体"/>
+        </w:rPr>
+        <w:t>份，甲方执</w:t>
+      </w:r>
+      <w:r>
+        <w:rPr>
+          <w:b/>
+          <w:color w:val="C00000"/>
+          <w:sz w:val="21"/>
+          <w:highlight w:val="yellow"/>
+          <w:rFonts w:eastAsia="宋体" w:ascii="宋体" w:hAnsi="宋体"/>
+        </w:rPr>
+        <w:t>贰</w:t>
+      </w:r>
+      <w:r>
+        <w:rPr>
+          <w:b w:val="0"/>
+          <w:color w:val="000000"/>
+          <w:sz w:val="21"/>
+          <w:rFonts w:eastAsia="宋体" w:ascii="宋体" w:hAnsi="宋体"/>
+        </w:rPr>
+        <w:t>份、乙方执</w:t>
+      </w:r>
+      <w:r>
+        <w:rPr>
+          <w:b/>
+          <w:color w:val="C00000"/>
+          <w:sz w:val="21"/>
+          <w:highlight w:val="yellow"/>
+          <w:rFonts w:eastAsia="宋体" w:ascii="宋体" w:hAnsi="宋体"/>
+        </w:rPr>
+        <w:t>贰</w:t>
+      </w:r>
+      <w:r>
+        <w:rPr>
+          <w:b w:val="0"/>
+          <w:color w:val="000000"/>
+          <w:sz w:val="21"/>
+          <w:rFonts w:eastAsia="宋体" w:ascii="宋体" w:hAnsi="宋体"/>
+        </w:rPr>
+        <w:t>份，均具同等法律效力。</w:t>
+      </w:r>
+    </w:p>
+    <w:p>
+      <w:pPr>
+        <w:spacing w:after="0"/>
+      </w:pPr>
+    </w:p>
+    <w:p>
+      <w:pPr>
+        <w:spacing w:line="336" w:lineRule="auto" w:after="40"/>
+        <w:jc w:val="center"/>
+      </w:pPr>
+      <w:r>
+        <w:rPr>
+          <w:b w:val="0"/>
+          <w:color w:val="000000"/>
+          <w:sz w:val="21"/>
+          <w:rFonts w:eastAsia="宋体" w:ascii="宋体" w:hAnsi="宋体"/>
+        </w:rPr>
+        <w:t>（以下无正文）</w:t>
+      </w:r>
+    </w:p>
+    <w:p>
+      <w:r>
+        <w:br w:type="page"/>
+      </w:r>
+    </w:p>
+    <w:p>
+      <w:pPr>
+        <w:spacing w:line="336" w:lineRule="auto" w:after="40"/>
+        <w:jc w:val="center"/>
+      </w:pPr>
+      <w:r>
+        <w:rPr>
+          <w:b w:val="0"/>
+          <w:color w:val="000000"/>
+          <w:sz w:val="21"/>
+          <w:rFonts w:eastAsia="宋体" w:ascii="宋体" w:hAnsi="宋体"/>
+        </w:rPr>
+        <w:t>（本页为《活动赞助合同》签署页，无正文）</w:t>
+      </w:r>
+    </w:p>
+    <w:p>
+      <w:pPr>
+        <w:spacing w:after="0"/>
+      </w:pPr>
+    </w:p>
+    <w:p>
+      <w:pPr>
+        <w:spacing w:after="0"/>
+      </w:pPr>
+    </w:p>
+    <w:p>
+      <w:pPr>
+        <w:spacing w:after="0"/>
+      </w:pPr>
+    </w:p>
+    <w:p>
+      <w:pPr>
+        <w:spacing w:after="0"/>
+      </w:pPr>
+    </w:p>
+    <w:p>
+      <w:pPr>
+        <w:spacing w:line="480" w:lineRule="auto" w:after="40"/>
+      </w:pPr>
+      <w:r>
+        <w:rPr>
+          <w:b w:val="0"/>
+          <w:color w:val="000000"/>
+          <w:sz w:val="21"/>
+          <w:rFonts w:eastAsia="宋体" w:ascii="宋体" w:hAnsi="宋体"/>
+        </w:rPr>
+        <w:t>甲方（盖章）：</w:t>
       </w:r>
       <w:r>
         <w:rPr>
@@ -1233,2027 +3258,6 @@
         </w:rPr>
         <w:t>绿城中国控股有限公司 / ____________________________（项目主体公司）</w:t>
       </w:r>
-      <w:r>
-        <w:rPr>
-          <w:b w:val="0"/>
-          <w:color w:val="000000"/>
-          <w:sz w:val="21"/>
-          <w:rFonts w:eastAsia="宋体" w:ascii="宋体" w:hAnsi="宋体"/>
-        </w:rPr>
-        <w:t>；</w:t>
-      </w:r>
-    </w:p>
-    <w:p>
-      <w:pPr>
-        <w:spacing w:line="336" w:lineRule="auto" w:after="40"/>
-      </w:pPr>
-      <w:r>
-        <w:rPr>
-          <w:b w:val="0"/>
-          <w:color w:val="000000"/>
-          <w:sz w:val="21"/>
-          <w:rFonts w:eastAsia="宋体" w:ascii="宋体" w:hAnsi="宋体"/>
-        </w:rPr>
-        <w:t>税务登记证号：</w:t>
-      </w:r>
-      <w:r>
-        <w:rPr>
-          <w:b/>
-          <w:color w:val="C00000"/>
-          <w:sz w:val="21"/>
-          <w:highlight w:val="yellow"/>
-          <w:rFonts w:eastAsia="宋体" w:ascii="宋体" w:hAnsi="宋体"/>
-        </w:rPr>
-        <w:t>____________________（请绿城财务部提供）</w:t>
-      </w:r>
-      <w:r>
-        <w:rPr>
-          <w:b w:val="0"/>
-          <w:color w:val="000000"/>
-          <w:sz w:val="21"/>
-          <w:rFonts w:eastAsia="宋体" w:ascii="宋体" w:hAnsi="宋体"/>
-        </w:rPr>
-        <w:t>；</w:t>
-      </w:r>
-    </w:p>
-    <w:p>
-      <w:pPr>
-        <w:spacing w:line="336" w:lineRule="auto" w:after="40"/>
-      </w:pPr>
-      <w:r>
-        <w:rPr>
-          <w:b w:val="0"/>
-          <w:color w:val="000000"/>
-          <w:sz w:val="21"/>
-          <w:rFonts w:eastAsia="宋体" w:ascii="宋体" w:hAnsi="宋体"/>
-        </w:rPr>
-        <w:t>地址：</w:t>
-      </w:r>
-      <w:r>
-        <w:rPr>
-          <w:b/>
-          <w:color w:val="C00000"/>
-          <w:sz w:val="21"/>
-          <w:highlight w:val="yellow"/>
-          <w:rFonts w:eastAsia="宋体" w:ascii="宋体" w:hAnsi="宋体"/>
-        </w:rPr>
-        <w:t>____________________（请绿城财务部提供，与发票抬头地址一致）</w:t>
-      </w:r>
-      <w:r>
-        <w:rPr>
-          <w:b w:val="0"/>
-          <w:color w:val="000000"/>
-          <w:sz w:val="21"/>
-          <w:rFonts w:eastAsia="宋体" w:ascii="宋体" w:hAnsi="宋体"/>
-        </w:rPr>
-        <w:t>；</w:t>
-      </w:r>
-    </w:p>
-    <w:p>
-      <w:pPr>
-        <w:spacing w:line="336" w:lineRule="auto" w:after="40"/>
-      </w:pPr>
-      <w:r>
-        <w:rPr>
-          <w:b w:val="0"/>
-          <w:color w:val="000000"/>
-          <w:sz w:val="21"/>
-          <w:rFonts w:eastAsia="宋体" w:ascii="宋体" w:hAnsi="宋体"/>
-        </w:rPr>
-        <w:t>电话：</w:t>
-      </w:r>
-      <w:r>
-        <w:rPr>
-          <w:b/>
-          <w:color w:val="C00000"/>
-          <w:sz w:val="21"/>
-          <w:highlight w:val="yellow"/>
-          <w:rFonts w:eastAsia="宋体" w:ascii="宋体" w:hAnsi="宋体"/>
-        </w:rPr>
-        <w:t>____________________（请绿城财务部提供）</w:t>
-      </w:r>
-      <w:r>
-        <w:rPr>
-          <w:b w:val="0"/>
-          <w:color w:val="000000"/>
-          <w:sz w:val="21"/>
-          <w:rFonts w:eastAsia="宋体" w:ascii="宋体" w:hAnsi="宋体"/>
-        </w:rPr>
-        <w:t>；</w:t>
-      </w:r>
-    </w:p>
-    <w:p>
-      <w:pPr>
-        <w:spacing w:line="336" w:lineRule="auto" w:after="40"/>
-      </w:pPr>
-      <w:r>
-        <w:rPr>
-          <w:b w:val="0"/>
-          <w:color w:val="000000"/>
-          <w:sz w:val="21"/>
-          <w:rFonts w:eastAsia="宋体" w:ascii="宋体" w:hAnsi="宋体"/>
-        </w:rPr>
-        <w:t>开户行账号：</w:t>
-      </w:r>
-      <w:r>
-        <w:rPr>
-          <w:b/>
-          <w:color w:val="C00000"/>
-          <w:sz w:val="21"/>
-          <w:highlight w:val="yellow"/>
-          <w:rFonts w:eastAsia="宋体" w:ascii="宋体" w:hAnsi="宋体"/>
-        </w:rPr>
-        <w:t>____________________（请绿城财务部提供）</w:t>
-      </w:r>
-      <w:r>
-        <w:rPr>
-          <w:b w:val="0"/>
-          <w:color w:val="000000"/>
-          <w:sz w:val="21"/>
-          <w:rFonts w:eastAsia="宋体" w:ascii="宋体" w:hAnsi="宋体"/>
-        </w:rPr>
-        <w:t>；</w:t>
-      </w:r>
-    </w:p>
-    <w:p>
-      <w:pPr>
-        <w:spacing w:line="336" w:lineRule="auto" w:after="40"/>
-      </w:pPr>
-      <w:r>
-        <w:rPr>
-          <w:b w:val="0"/>
-          <w:color w:val="000000"/>
-          <w:sz w:val="21"/>
-          <w:rFonts w:eastAsia="宋体" w:ascii="宋体" w:hAnsi="宋体"/>
-        </w:rPr>
-        <w:t>开户行全称：</w:t>
-      </w:r>
-      <w:r>
-        <w:rPr>
-          <w:b/>
-          <w:color w:val="C00000"/>
-          <w:sz w:val="21"/>
-          <w:highlight w:val="yellow"/>
-          <w:rFonts w:eastAsia="宋体" w:ascii="宋体" w:hAnsi="宋体"/>
-        </w:rPr>
-        <w:t>____________________（请绿城财务部提供）</w:t>
-      </w:r>
-      <w:r>
-        <w:rPr>
-          <w:b w:val="0"/>
-          <w:color w:val="000000"/>
-          <w:sz w:val="21"/>
-          <w:rFonts w:eastAsia="宋体" w:ascii="宋体" w:hAnsi="宋体"/>
-        </w:rPr>
-        <w:t>。</w:t>
-      </w:r>
-    </w:p>
-    <w:p>
-      <w:pPr>
-        <w:spacing w:line="336" w:lineRule="auto" w:after="40"/>
-      </w:pPr>
-      <w:r>
-        <w:rPr>
-          <w:b w:val="0"/>
-          <w:color w:val="000000"/>
-          <w:sz w:val="21"/>
-          <w:rFonts w:eastAsia="宋体" w:ascii="宋体" w:hAnsi="宋体"/>
-        </w:rPr>
-        <w:t>甲方如变更开票信息，应及时书面通知乙方。</w:t>
-      </w:r>
-    </w:p>
-    <w:p>
-      <w:pPr>
-        <w:spacing w:line="336" w:lineRule="auto" w:after="40"/>
-      </w:pPr>
-      <w:r>
-        <w:rPr>
-          <w:b w:val="0"/>
-          <w:color w:val="000000"/>
-          <w:sz w:val="21"/>
-          <w:rFonts w:eastAsia="宋体" w:ascii="宋体" w:hAnsi="宋体"/>
-        </w:rPr>
-        <w:t>5、乙方的收款账户为：</w:t>
-      </w:r>
-    </w:p>
-    <w:p>
-      <w:pPr>
-        <w:spacing w:line="336" w:lineRule="auto" w:after="40"/>
-      </w:pPr>
-      <w:r>
-        <w:rPr>
-          <w:b w:val="0"/>
-          <w:color w:val="000000"/>
-          <w:sz w:val="21"/>
-          <w:rFonts w:eastAsia="宋体" w:ascii="宋体" w:hAnsi="宋体"/>
-        </w:rPr>
-        <w:t>户名：</w:t>
-      </w:r>
-      <w:r>
-        <w:rPr>
-          <w:b/>
-          <w:color w:val="C00000"/>
-          <w:sz w:val="21"/>
-          <w:highlight w:val="yellow"/>
-          <w:rFonts w:eastAsia="宋体" w:ascii="宋体" w:hAnsi="宋体"/>
-        </w:rPr>
-        <w:t>____________________（请乙方组委会牵头方提供）</w:t>
-      </w:r>
-      <w:r>
-        <w:rPr>
-          <w:b w:val="0"/>
-          <w:color w:val="000000"/>
-          <w:sz w:val="21"/>
-          <w:rFonts w:eastAsia="宋体" w:ascii="宋体" w:hAnsi="宋体"/>
-        </w:rPr>
-        <w:t>；</w:t>
-      </w:r>
-    </w:p>
-    <w:p>
-      <w:pPr>
-        <w:spacing w:line="336" w:lineRule="auto" w:after="40"/>
-      </w:pPr>
-      <w:r>
-        <w:rPr>
-          <w:b w:val="0"/>
-          <w:color w:val="000000"/>
-          <w:sz w:val="21"/>
-          <w:rFonts w:eastAsia="宋体" w:ascii="宋体" w:hAnsi="宋体"/>
-        </w:rPr>
-        <w:t>账号：</w:t>
-      </w:r>
-      <w:r>
-        <w:rPr>
-          <w:b/>
-          <w:color w:val="C00000"/>
-          <w:sz w:val="21"/>
-          <w:highlight w:val="yellow"/>
-          <w:rFonts w:eastAsia="宋体" w:ascii="宋体" w:hAnsi="宋体"/>
-        </w:rPr>
-        <w:t>____________________（请乙方组委会牵头方提供）</w:t>
-      </w:r>
-      <w:r>
-        <w:rPr>
-          <w:b w:val="0"/>
-          <w:color w:val="000000"/>
-          <w:sz w:val="21"/>
-          <w:rFonts w:eastAsia="宋体" w:ascii="宋体" w:hAnsi="宋体"/>
-        </w:rPr>
-        <w:t>；</w:t>
-      </w:r>
-    </w:p>
-    <w:p>
-      <w:pPr>
-        <w:spacing w:line="336" w:lineRule="auto" w:after="40"/>
-      </w:pPr>
-      <w:r>
-        <w:rPr>
-          <w:b w:val="0"/>
-          <w:color w:val="000000"/>
-          <w:sz w:val="21"/>
-          <w:rFonts w:eastAsia="宋体" w:ascii="宋体" w:hAnsi="宋体"/>
-        </w:rPr>
-        <w:t>开户行：</w:t>
-      </w:r>
-      <w:r>
-        <w:rPr>
-          <w:b/>
-          <w:color w:val="C00000"/>
-          <w:sz w:val="21"/>
-          <w:highlight w:val="yellow"/>
-          <w:rFonts w:eastAsia="宋体" w:ascii="宋体" w:hAnsi="宋体"/>
-        </w:rPr>
-        <w:t>____________________（请乙方组委会牵头方提供）</w:t>
-      </w:r>
-      <w:r>
-        <w:rPr>
-          <w:b w:val="0"/>
-          <w:color w:val="000000"/>
-          <w:sz w:val="21"/>
-          <w:rFonts w:eastAsia="宋体" w:ascii="宋体" w:hAnsi="宋体"/>
-        </w:rPr>
-        <w:t>。</w:t>
-      </w:r>
-    </w:p>
-    <w:p>
-      <w:pPr>
-        <w:spacing w:line="336" w:lineRule="auto" w:after="40"/>
-      </w:pPr>
-      <w:r>
-        <w:rPr>
-          <w:b w:val="0"/>
-          <w:color w:val="000000"/>
-          <w:sz w:val="21"/>
-          <w:rFonts w:eastAsia="宋体" w:ascii="宋体" w:hAnsi="宋体"/>
-        </w:rPr>
-        <w:t>乙方变更收款账户的，应当提前 5 个工作日书面告知甲方并确认甲方已经签收，否则甲方向上述收款账户支付的款项均视为甲方支付本合同约定的赞助费。</w:t>
-      </w:r>
-    </w:p>
-    <w:p>
-      <w:r>
-        <w:br w:type="page"/>
-      </w:r>
-    </w:p>
-    <w:p>
-      <w:pPr>
-        <w:spacing w:line="336" w:lineRule="auto" w:before="80" w:after="80"/>
-      </w:pPr>
-      <w:r>
-        <w:rPr>
-          <w:b/>
-          <w:color w:val="000000"/>
-          <w:sz w:val="24"/>
-          <w:rFonts w:eastAsia="宋体" w:ascii="宋体" w:hAnsi="宋体"/>
-        </w:rPr>
-        <w:t>第三条  甲方的权利和义务</w:t>
-      </w:r>
-    </w:p>
-    <w:p>
-      <w:pPr>
-        <w:spacing w:line="336" w:lineRule="auto" w:after="40"/>
-      </w:pPr>
-      <w:r>
-        <w:rPr>
-          <w:b w:val="0"/>
-          <w:color w:val="000000"/>
-          <w:sz w:val="21"/>
-          <w:rFonts w:eastAsia="宋体" w:ascii="宋体" w:hAnsi="宋体"/>
-        </w:rPr>
-        <w:t>1、甲方应该按照合同的约定履行赞助方的义务。</w:t>
-      </w:r>
-    </w:p>
-    <w:p>
-      <w:pPr>
-        <w:spacing w:line="336" w:lineRule="auto" w:after="40"/>
-      </w:pPr>
-      <w:r>
-        <w:rPr>
-          <w:b w:val="0"/>
-          <w:color w:val="000000"/>
-          <w:sz w:val="21"/>
-          <w:rFonts w:eastAsia="宋体" w:ascii="宋体" w:hAnsi="宋体"/>
-        </w:rPr>
-        <w:t>2、甲方有权对活动中涉及本次活动的名称、商标、标签、标志等设计方案以及甲方宣传内容、印有甲方品牌资料的物资设计等提出合理修改意见，乙方应予以执行。</w:t>
-      </w:r>
-    </w:p>
-    <w:p>
-      <w:pPr>
-        <w:spacing w:line="336" w:lineRule="auto" w:after="40"/>
-      </w:pPr>
-      <w:r>
-        <w:rPr>
-          <w:b w:val="0"/>
-          <w:color w:val="000000"/>
-          <w:sz w:val="21"/>
-          <w:rFonts w:eastAsia="宋体" w:ascii="宋体" w:hAnsi="宋体"/>
-        </w:rPr>
-        <w:t>3、甲方在根据合同约定进行自主宣传时，有权使用本次活动的名称、商标、标签设计、品名、图案、广告、照片、视频等相关资料，该等使用包括生产、销售或许可生产、销售带有活动相关名称、商标、标识、图案、照片、视频的宣传品、促销品。</w:t>
-      </w:r>
-    </w:p>
-    <w:p>
-      <w:pPr>
-        <w:spacing w:line="336" w:lineRule="auto" w:after="40"/>
-      </w:pPr>
-      <w:r>
-        <w:rPr>
-          <w:b w:val="0"/>
-          <w:color w:val="000000"/>
-          <w:sz w:val="21"/>
-          <w:rFonts w:eastAsia="宋体" w:ascii="宋体" w:hAnsi="宋体"/>
-        </w:rPr>
-        <w:t>4、如本合同约定的赞助方式为提供赞助费的，则甲方有权对赞助费的使用情况进行监督和检查。</w:t>
-      </w:r>
-    </w:p>
-    <w:p>
-      <w:pPr>
-        <w:spacing w:line="336" w:lineRule="auto" w:after="40"/>
-      </w:pPr>
-      <w:r>
-        <w:rPr>
-          <w:b w:val="0"/>
-          <w:color w:val="000000"/>
-          <w:sz w:val="21"/>
-          <w:rFonts w:eastAsia="宋体" w:ascii="宋体" w:hAnsi="宋体"/>
-        </w:rPr>
-        <w:t>5、甲方有权委派</w:t>
-      </w:r>
-      <w:r>
-        <w:rPr>
-          <w:b/>
-          <w:color w:val="C00000"/>
-          <w:sz w:val="21"/>
-          <w:highlight w:val="yellow"/>
-          <w:rFonts w:eastAsia="宋体" w:ascii="宋体" w:hAnsi="宋体"/>
-        </w:rPr>
-        <w:t>8</w:t>
-      </w:r>
-      <w:r>
-        <w:rPr>
-          <w:b/>
-          <w:color w:val="C00000"/>
-          <w:sz w:val="21"/>
-          <w:highlight w:val="yellow"/>
-          <w:rFonts w:eastAsia="宋体" w:ascii="宋体" w:hAnsi="宋体"/>
-        </w:rPr>
-        <w:t>名领导/员工代表参与本次活动，并发表讲话，向参会人员介绍和推广甲方及其关联公司、运作的项目、企业文化和成就等。（其中主桌 3 人 + 销售/接待 5 人；具体名单于活动前 3 个工作日双方确认）</w:t>
-      </w:r>
-    </w:p>
-    <w:p>
-      <w:pPr>
-        <w:spacing w:line="336" w:lineRule="auto" w:after="40"/>
-      </w:pPr>
-      <w:r>
-        <w:rPr>
-          <w:b w:val="0"/>
-          <w:color w:val="000000"/>
-          <w:sz w:val="21"/>
-          <w:rFonts w:eastAsia="宋体" w:ascii="宋体" w:hAnsi="宋体"/>
-        </w:rPr>
-        <w:t>6、甲方有权对本次活动的有关内容及组织流程、环节设置等事项进行了解并提出合理修改意见，乙方应予以协助修改及配合。</w:t>
-      </w:r>
-    </w:p>
-    <w:p>
-      <w:pPr>
-        <w:spacing w:line="336" w:lineRule="auto" w:after="40"/>
-      </w:pPr>
-      <w:r>
-        <w:rPr>
-          <w:b w:val="0"/>
-          <w:color w:val="000000"/>
-          <w:sz w:val="21"/>
-          <w:rFonts w:eastAsia="宋体" w:ascii="宋体" w:hAnsi="宋体"/>
-        </w:rPr>
-        <w:t>7、甲方作为本次活动的赞助方，还享有以下权益：</w:t>
-      </w:r>
-    </w:p>
-    <w:p>
-      <w:pPr>
-        <w:spacing w:line="336" w:lineRule="auto" w:after="40"/>
-      </w:pPr>
-      <w:r>
-        <w:rPr>
-          <w:b w:val="0"/>
-          <w:color w:val="000000"/>
-          <w:sz w:val="21"/>
-          <w:rFonts w:eastAsia="宋体" w:ascii="宋体" w:hAnsi="宋体"/>
-        </w:rPr>
-        <w:t>1) 甲方拥有本次活动</w:t>
-      </w:r>
-      <w:r>
-        <w:rPr>
-          <w:b/>
-          <w:color w:val="C00000"/>
-          <w:sz w:val="21"/>
-          <w:highlight w:val="yellow"/>
-          <w:rFonts w:eastAsia="宋体" w:ascii="宋体" w:hAnsi="宋体"/>
-        </w:rPr>
-        <w:t>晚宴部分</w:t>
-      </w:r>
-      <w:r>
-        <w:rPr>
-          <w:b w:val="0"/>
-          <w:color w:val="000000"/>
-          <w:sz w:val="21"/>
-          <w:rFonts w:eastAsia="宋体" w:ascii="宋体" w:hAnsi="宋体"/>
-        </w:rPr>
-        <w:t>的冠名权，本次活动</w:t>
-      </w:r>
-      <w:r>
-        <w:rPr>
-          <w:b/>
-          <w:color w:val="C00000"/>
-          <w:sz w:val="21"/>
-          <w:highlight w:val="yellow"/>
-          <w:rFonts w:eastAsia="宋体" w:ascii="宋体" w:hAnsi="宋体"/>
-        </w:rPr>
-        <w:t>晚宴专场</w:t>
-      </w:r>
-      <w:r>
-        <w:rPr>
-          <w:b w:val="0"/>
-          <w:color w:val="000000"/>
-          <w:sz w:val="21"/>
-          <w:rFonts w:eastAsia="宋体" w:ascii="宋体" w:hAnsi="宋体"/>
-        </w:rPr>
-        <w:t>统一名称为“</w:t>
-      </w:r>
-      <w:r>
-        <w:rPr>
-          <w:b/>
-          <w:color w:val="C00000"/>
-          <w:sz w:val="21"/>
-          <w:highlight w:val="yellow"/>
-          <w:rFonts w:eastAsia="宋体" w:ascii="宋体" w:hAnsi="宋体"/>
-        </w:rPr>
-        <w:t>晚宴冠名战略合作伙伴：绿城中国 | 绿城·潮鸣外滩</w:t>
-      </w:r>
-      <w:r>
-        <w:rPr>
-          <w:b w:val="0"/>
-          <w:color w:val="000000"/>
-          <w:sz w:val="21"/>
-          <w:rFonts w:eastAsia="宋体" w:ascii="宋体" w:hAnsi="宋体"/>
-        </w:rPr>
-        <w:t>”，对外宣传及媒体报道时</w:t>
-      </w:r>
-      <w:r>
-        <w:rPr>
-          <w:b/>
-          <w:color w:val="C00000"/>
-          <w:sz w:val="21"/>
-          <w:highlight w:val="yellow"/>
-          <w:rFonts w:eastAsia="宋体" w:ascii="宋体" w:hAnsi="宋体"/>
-        </w:rPr>
-        <w:t>晚宴部分</w:t>
-      </w:r>
-      <w:r>
-        <w:rPr>
-          <w:b/>
-          <w:color w:val="C00000"/>
-          <w:sz w:val="21"/>
-          <w:highlight w:val="yellow"/>
-          <w:rFonts w:eastAsia="宋体" w:ascii="宋体" w:hAnsi="宋体"/>
-        </w:rPr>
-        <w:t>均应统一以这个名称进行展示；（本款限定为晚宴冠名，主会议名称不予冠名变更）</w:t>
-      </w:r>
-    </w:p>
-    <w:p>
-      <w:pPr>
-        <w:spacing w:line="336" w:lineRule="auto" w:after="40"/>
-      </w:pPr>
-      <w:r>
-        <w:rPr>
-          <w:b w:val="0"/>
-          <w:color w:val="000000"/>
-          <w:sz w:val="21"/>
-          <w:rFonts w:eastAsia="宋体" w:ascii="宋体" w:hAnsi="宋体"/>
-        </w:rPr>
-        <w:t>2) 甲方有权利将甲方及其关联公司名称、LOGO 和运作项目广告等相关信息植入本次活动宣传、活动组织所需物料（包括但不限于邀请函、宣传册、参赛证、活动主背景板、横幅、宣传旗帜、海报、奖品、纪念品等）中。</w:t>
-      </w:r>
-    </w:p>
-    <w:p>
-      <w:pPr>
-        <w:spacing w:line="336" w:lineRule="auto" w:after="40"/>
-      </w:pPr>
-      <w:r>
-        <w:rPr>
-          <w:b w:val="0"/>
-          <w:color w:val="000000"/>
-          <w:sz w:val="21"/>
-          <w:rFonts w:eastAsia="宋体" w:ascii="宋体" w:hAnsi="宋体"/>
-        </w:rPr>
-        <w:t>3) 甲方及其关联公司有权结合自身公司需求，在本次活动前期、现场及后期就本次活动内容进行自主宣传，包括但不限于通过报纸、杂志、广播、电视、网络等方式进行宣传。</w:t>
-      </w:r>
-    </w:p>
-    <w:p>
-      <w:pPr>
-        <w:spacing w:line="336" w:lineRule="auto" w:after="40"/>
-      </w:pPr>
-      <w:r>
-        <w:rPr>
-          <w:b w:val="0"/>
-          <w:color w:val="000000"/>
-          <w:sz w:val="21"/>
-          <w:rFonts w:eastAsia="宋体" w:ascii="宋体" w:hAnsi="宋体"/>
-        </w:rPr>
-        <w:t>4) 其他：</w:t>
-      </w:r>
-      <w:r>
-        <w:rPr>
-          <w:b/>
-          <w:color w:val="C00000"/>
-          <w:sz w:val="21"/>
-          <w:highlight w:val="yellow"/>
-          <w:rFonts w:eastAsia="宋体" w:ascii="宋体" w:hAnsi="宋体"/>
-        </w:rPr>
-        <w:t>（a）甲方享有主会场 1 处展位、晚宴 KV / 桌卡 / 菜单 / 席卡项目 logo 植入；（b）甲方川总享有晚宴前 15 分钟项目专场宣讲（PPT 主讲位置）；（c）甲方享有 500 份手拎袋夹页（项目折页 + 285/310 户型图）；（d）甲方享有论坛后主持人鸣谢口播及现场动线引导，配合甲方意向嘉宾前往潮鸣外滩项目案场参观；（e）甲方享有朋友圈九宫格、回顾视频项目鸣谢及《赞助权益执行回执》（详见附件）。</w:t>
-      </w:r>
-      <w:r>
-        <w:rPr>
-          <w:b w:val="0"/>
-          <w:color w:val="000000"/>
-          <w:sz w:val="21"/>
-          <w:rFonts w:eastAsia="宋体" w:ascii="宋体" w:hAnsi="宋体"/>
-        </w:rPr>
-        <w:t>。</w:t>
-      </w:r>
-    </w:p>
-    <w:p>
-      <w:pPr>
-        <w:spacing w:line="336" w:lineRule="auto" w:before="80" w:after="80"/>
-      </w:pPr>
-      <w:r>
-        <w:rPr>
-          <w:b/>
-          <w:color w:val="000000"/>
-          <w:sz w:val="24"/>
-          <w:rFonts w:eastAsia="宋体" w:ascii="宋体" w:hAnsi="宋体"/>
-        </w:rPr>
-        <w:t>第四条  乙方的权利和义务</w:t>
-      </w:r>
-    </w:p>
-    <w:p>
-      <w:pPr>
-        <w:spacing w:line="336" w:lineRule="auto" w:after="40"/>
-      </w:pPr>
-      <w:r>
-        <w:rPr>
-          <w:b w:val="0"/>
-          <w:color w:val="000000"/>
-          <w:sz w:val="21"/>
-          <w:rFonts w:eastAsia="宋体" w:ascii="宋体" w:hAnsi="宋体"/>
-        </w:rPr>
-        <w:t>1、乙方应确保邀请的（客户）出席率达到</w:t>
-      </w:r>
-      <w:r>
-        <w:rPr>
-          <w:b/>
-          <w:color w:val="C00000"/>
-          <w:sz w:val="21"/>
-          <w:highlight w:val="yellow"/>
-          <w:rFonts w:eastAsia="宋体" w:ascii="宋体" w:hAnsi="宋体"/>
-        </w:rPr>
-        <w:t>80</w:t>
-      </w:r>
-      <w:r>
-        <w:rPr>
-          <w:b w:val="0"/>
-          <w:color w:val="000000"/>
-          <w:sz w:val="21"/>
-          <w:rFonts w:eastAsia="宋体" w:ascii="宋体" w:hAnsi="宋体"/>
-        </w:rPr>
-        <w:t>%以上，并将参会名单及联络方式在签约之当日提供给甲方。且邀请的嘉宾（客户）须与签约时提供给甲方的一致。</w:t>
-      </w:r>
-    </w:p>
-    <w:p>
-      <w:r>
-        <w:br w:type="page"/>
-      </w:r>
-    </w:p>
-    <w:p>
-      <w:pPr>
-        <w:spacing w:line="336" w:lineRule="auto" w:after="40"/>
-      </w:pPr>
-      <w:r>
-        <w:rPr>
-          <w:b w:val="0"/>
-          <w:color w:val="000000"/>
-          <w:sz w:val="21"/>
-          <w:rFonts w:eastAsia="宋体" w:ascii="宋体" w:hAnsi="宋体"/>
-        </w:rPr>
-        <w:t>2、乙方有权决定或修改本次活动有关内容及组织流程，但应提前征得甲方书面同意，甲方应配合乙方或乙方委托的承办方及现场工作人员的安排。</w:t>
-      </w:r>
-    </w:p>
-    <w:p>
-      <w:pPr>
-        <w:spacing w:line="336" w:lineRule="auto" w:after="40"/>
-      </w:pPr>
-      <w:r>
-        <w:rPr>
-          <w:b w:val="0"/>
-          <w:color w:val="000000"/>
-          <w:sz w:val="21"/>
-          <w:rFonts w:eastAsia="宋体" w:ascii="宋体" w:hAnsi="宋体"/>
-        </w:rPr>
-        <w:t>3、乙方仅能将甲方提供的赞助费或赞助物资等用于与本次活动相关的用途，且乙方应对赞助费或赞助物资等的使用情况作出记录，并配合甲方的监督和检查。</w:t>
-      </w:r>
-    </w:p>
-    <w:p>
-      <w:pPr>
-        <w:spacing w:line="336" w:lineRule="auto" w:after="40"/>
-      </w:pPr>
-      <w:r>
-        <w:rPr>
-          <w:b w:val="0"/>
-          <w:color w:val="000000"/>
-          <w:sz w:val="21"/>
-          <w:rFonts w:eastAsia="宋体" w:ascii="宋体" w:hAnsi="宋体"/>
-        </w:rPr>
-        <w:t>4、本活动举办过程中，所发生的非因甲方原因造成的人身损害或者财产损失事故责任（包括甲方委派的人员），全部由乙方自行承担，与甲方无关，乙方应确保甲方免受任何人士或政府部门的主张、索赔或处罚，且乙方须赔偿由此给甲方造成的全部损失。</w:t>
-      </w:r>
-    </w:p>
-    <w:p>
-      <w:pPr>
-        <w:spacing w:line="336" w:lineRule="auto" w:after="40"/>
-      </w:pPr>
-      <w:r>
-        <w:rPr>
-          <w:b w:val="0"/>
-          <w:color w:val="000000"/>
-          <w:sz w:val="21"/>
-          <w:rFonts w:eastAsia="宋体" w:ascii="宋体" w:hAnsi="宋体"/>
-        </w:rPr>
-        <w:t>5、乙方及其关联公司不得发布、转载、链接等关于甲方及其关联方、</w:t>
-      </w:r>
-      <w:r>
-        <w:rPr>
-          <w:b/>
-          <w:color w:val="C00000"/>
-          <w:sz w:val="21"/>
-          <w:highlight w:val="yellow"/>
-          <w:rFonts w:eastAsia="宋体" w:ascii="宋体" w:hAnsi="宋体"/>
-        </w:rPr>
-        <w:t>绿城中国 / 绿城·潮鸣外滩</w:t>
-      </w:r>
-      <w:r>
-        <w:rPr>
-          <w:b w:val="0"/>
-          <w:color w:val="000000"/>
-          <w:sz w:val="21"/>
-          <w:rFonts w:eastAsia="宋体" w:ascii="宋体" w:hAnsi="宋体"/>
-        </w:rPr>
-        <w:t>品牌及其下属项目的负面报道，如在其网站、论坛、书报杂志等发现第三方对甲方及其关联方、前述品牌及项目的负面报道或评论，乙方应及时采取措施（屏蔽或删除等）并通知甲方。否则，给甲方造成的损失，由乙方负责承担。</w:t>
-      </w:r>
-    </w:p>
-    <w:p>
-      <w:pPr>
-        <w:spacing w:line="336" w:lineRule="auto" w:after="40"/>
-      </w:pPr>
-      <w:r>
-        <w:rPr>
-          <w:b w:val="0"/>
-          <w:color w:val="000000"/>
-          <w:sz w:val="21"/>
-          <w:rFonts w:eastAsia="宋体" w:ascii="宋体" w:hAnsi="宋体"/>
-        </w:rPr>
-        <w:t>6、乙方应按照甲方的要求对甲方及其关联方、</w:t>
-      </w:r>
-      <w:r>
-        <w:rPr>
-          <w:b/>
-          <w:color w:val="C00000"/>
-          <w:sz w:val="21"/>
-          <w:highlight w:val="yellow"/>
-          <w:rFonts w:eastAsia="宋体" w:ascii="宋体" w:hAnsi="宋体"/>
-        </w:rPr>
-        <w:t>绿城中国 / 绿城·潮鸣外滩</w:t>
-      </w:r>
-      <w:r>
-        <w:rPr>
-          <w:b w:val="0"/>
-          <w:color w:val="000000"/>
-          <w:sz w:val="21"/>
-          <w:rFonts w:eastAsia="宋体" w:ascii="宋体" w:hAnsi="宋体"/>
-        </w:rPr>
-        <w:t>品牌及其下属项目在本次活动的前期宣传、现场及后期宣传中进行推广。</w:t>
-      </w:r>
-    </w:p>
-    <w:p>
-      <w:pPr>
-        <w:spacing w:line="336" w:lineRule="auto" w:after="40"/>
-      </w:pPr>
-      <w:r>
-        <w:rPr>
-          <w:b w:val="0"/>
-          <w:color w:val="000000"/>
-          <w:sz w:val="21"/>
-          <w:rFonts w:eastAsia="宋体" w:ascii="宋体" w:hAnsi="宋体"/>
-        </w:rPr>
-        <w:t>7、乙方应确保本次活动的计划性、完整性、条理性、有序性、合法性和合理性，并在甲方的监督指导下，严格按照本合同约定的活动时间、活动内容、活动要求举办。</w:t>
-      </w:r>
-    </w:p>
-    <w:p>
-      <w:pPr>
-        <w:spacing w:line="336" w:lineRule="auto" w:after="40"/>
-      </w:pPr>
-      <w:r>
-        <w:rPr>
-          <w:b w:val="0"/>
-          <w:color w:val="000000"/>
-          <w:sz w:val="21"/>
-          <w:rFonts w:eastAsia="宋体" w:ascii="宋体" w:hAnsi="宋体"/>
-        </w:rPr>
-        <w:t>8、乙方作为本次活动的主办方，或经主办方授权作为本次活动的资源经营机构及平台（已在本合同签订前向甲方提供主办方的相关授权文件），全权负责本次活动赞助招商各项事宜。</w:t>
-      </w:r>
-    </w:p>
-    <w:p>
-      <w:pPr>
-        <w:spacing w:line="336" w:lineRule="auto" w:after="40"/>
-      </w:pPr>
-      <w:r>
-        <w:rPr>
-          <w:b w:val="0"/>
-          <w:color w:val="000000"/>
-          <w:sz w:val="21"/>
-          <w:rFonts w:eastAsia="宋体" w:ascii="宋体" w:hAnsi="宋体"/>
-        </w:rPr>
-        <w:t>9、其他约定：</w:t>
-      </w:r>
-      <w:r>
-        <w:rPr>
-          <w:b/>
-          <w:color w:val="C00000"/>
-          <w:sz w:val="21"/>
-          <w:highlight w:val="yellow"/>
-          <w:rFonts w:eastAsia="宋体" w:ascii="宋体" w:hAnsi="宋体"/>
-        </w:rPr>
-        <w:t>（a）乙方应在大会结束后 7 个自然日内向甲方出具《赞助权益执行回执》一份，附现场图片、嘉宾合影、媒体链接、回顾视频片段等代表性证据材料，作为整体验收依据；（b）乙方应在签约后 5 个工作日内向甲方提供晚宴 LED 屏 / 投影准确像素比及刷新率参数；（c）乙方与活动公司、印刷单位的对接事项详见附件《赞助权益执行清单》；（d）项目案场接驳（华为尊界 8–10 辆 + 考斯特补位）及案场接待由甲方自办，不计入本合同赞助金额，亦不构成乙方义务。</w:t>
-      </w:r>
-      <w:r>
-        <w:rPr>
-          <w:b w:val="0"/>
-          <w:color w:val="000000"/>
-          <w:sz w:val="21"/>
-          <w:rFonts w:eastAsia="宋体" w:ascii="宋体" w:hAnsi="宋体"/>
-        </w:rPr>
-        <w:t>。</w:t>
-      </w:r>
-    </w:p>
-    <w:p>
-      <w:pPr>
-        <w:spacing w:after="0"/>
-      </w:pPr>
-    </w:p>
-    <w:p>
-      <w:pPr>
-        <w:spacing w:line="336" w:lineRule="auto" w:before="80" w:after="80"/>
-      </w:pPr>
-      <w:r>
-        <w:rPr>
-          <w:b/>
-          <w:color w:val="000000"/>
-          <w:sz w:val="24"/>
-          <w:rFonts w:eastAsia="宋体" w:ascii="宋体" w:hAnsi="宋体"/>
-        </w:rPr>
-        <w:t>第五条  知识产权</w:t>
-      </w:r>
-    </w:p>
-    <w:p>
-      <w:pPr>
-        <w:spacing w:line="336" w:lineRule="auto" w:after="40"/>
-      </w:pPr>
-      <w:r>
-        <w:rPr>
-          <w:b w:val="0"/>
-          <w:color w:val="000000"/>
-          <w:sz w:val="21"/>
-          <w:rFonts w:eastAsia="宋体" w:ascii="宋体" w:hAnsi="宋体"/>
-        </w:rPr>
-        <w:t>1、本合同所涉甲方商标、宣传物料、设计图纸、广告、摄影作品等相关资料的知识产权及相应的财产权利归甲方所有。未经甲方书面同意，乙方不得擅自或者委托、授权第三方使用，否则，乙方应将因此所获利益返还给甲方，并应按本合同总价款的 30%向甲方支付违约金。</w:t>
-      </w:r>
-    </w:p>
-    <w:p>
-      <w:pPr>
-        <w:spacing w:line="336" w:lineRule="auto" w:after="40"/>
-      </w:pPr>
-      <w:r>
-        <w:rPr>
-          <w:b w:val="0"/>
-          <w:color w:val="000000"/>
-          <w:sz w:val="21"/>
-          <w:rFonts w:eastAsia="宋体" w:ascii="宋体" w:hAnsi="宋体"/>
-        </w:rPr>
-        <w:t>2、乙方的活动内容不得侵犯任何第三方的知识产权或在先合法权利。如第三方提起维权主张的，乙方应自行解决并承担由此产生的一切法律责任，包括但不限于向第三方承担损失赔偿责任等。如甲方因此遭受损失（包括但不限于律师费、</w:t>
-      </w:r>
-    </w:p>
-    <w:p>
-      <w:r>
-        <w:br w:type="page"/>
-      </w:r>
-    </w:p>
-    <w:p>
-      <w:pPr>
-        <w:spacing w:line="336" w:lineRule="auto" w:after="40"/>
-      </w:pPr>
-      <w:r>
-        <w:rPr>
-          <w:b w:val="0"/>
-          <w:color w:val="000000"/>
-          <w:sz w:val="21"/>
-          <w:rFonts w:eastAsia="宋体" w:ascii="宋体" w:hAnsi="宋体"/>
-        </w:rPr>
-        <w:t>财产保全费、公告费、执行费、证据保全费、公证费、调查费、鉴定费、审计费、诉讼费、仲裁费、停工停业损失、向第三方支付违约金或赔偿金），乙方应负责赔偿，并应按本合同总价款的 30%向甲方支付违约金。</w:t>
-      </w:r>
-    </w:p>
-    <w:p>
-      <w:pPr>
-        <w:spacing w:after="0"/>
-      </w:pPr>
-    </w:p>
-    <w:p>
-      <w:pPr>
-        <w:spacing w:line="336" w:lineRule="auto" w:before="80" w:after="80"/>
-      </w:pPr>
-      <w:r>
-        <w:rPr>
-          <w:b/>
-          <w:color w:val="000000"/>
-          <w:sz w:val="24"/>
-          <w:rFonts w:eastAsia="宋体" w:ascii="宋体" w:hAnsi="宋体"/>
-        </w:rPr>
-        <w:t>第六条  保密义务</w:t>
-      </w:r>
-    </w:p>
-    <w:p>
-      <w:pPr>
-        <w:spacing w:line="336" w:lineRule="auto" w:after="40"/>
-      </w:pPr>
-      <w:r>
-        <w:rPr>
-          <w:b w:val="0"/>
-          <w:color w:val="000000"/>
-          <w:sz w:val="21"/>
-          <w:rFonts w:eastAsia="宋体" w:ascii="宋体" w:hAnsi="宋体"/>
-        </w:rPr>
-        <w:t>1、甲乙双方应对其通过订立和履行本合同而获悉的对方的商业秘密、未对外公开的重要信息严格保密，未经对方事先书面同意，不得以任何方式进行利用、向任何第三方披露或以其他方式予以公开。</w:t>
-      </w:r>
-    </w:p>
-    <w:p>
-      <w:pPr>
-        <w:spacing w:line="336" w:lineRule="auto" w:after="40"/>
-      </w:pPr>
-      <w:r>
-        <w:rPr>
-          <w:b w:val="0"/>
-          <w:color w:val="000000"/>
-          <w:sz w:val="21"/>
-          <w:rFonts w:eastAsia="宋体" w:ascii="宋体" w:hAnsi="宋体"/>
-        </w:rPr>
-        <w:t>2、未经对方许可，任何一方不得向第三方（有关法律、法规、政府部门、证券交易所或其他监管机构要求和双方的法律、会计、商业及其他顾问、雇员除外）泄露本合同的任何内容以及本合同的签订及履行情况，以及通过签订和履行本合同而获知的对方及对方关联公司的任何信息。</w:t>
-      </w:r>
-    </w:p>
-    <w:p>
-      <w:pPr>
-        <w:spacing w:line="336" w:lineRule="auto" w:after="40"/>
-      </w:pPr>
-      <w:r>
-        <w:rPr>
-          <w:b w:val="0"/>
-          <w:color w:val="000000"/>
-          <w:sz w:val="21"/>
-          <w:rFonts w:eastAsia="宋体" w:ascii="宋体" w:hAnsi="宋体"/>
-        </w:rPr>
-        <w:t>3、除订立与履行本合同项下义务之需要外，未经对方事先同意，任何一方不得擅自使用、复制对方的商标、标志、商业信息、广告样稿资料、技术及其他资料。</w:t>
-      </w:r>
-    </w:p>
-    <w:p>
-      <w:pPr>
-        <w:spacing w:line="336" w:lineRule="auto" w:after="40"/>
-      </w:pPr>
-      <w:r>
-        <w:rPr>
-          <w:b w:val="0"/>
-          <w:color w:val="000000"/>
-          <w:sz w:val="21"/>
-          <w:rFonts w:eastAsia="宋体" w:ascii="宋体" w:hAnsi="宋体"/>
-        </w:rPr>
-        <w:t>4、甲乙双方的上述保密义务不因本合同的无效、终止或被解除而终止。</w:t>
-      </w:r>
-    </w:p>
-    <w:p>
-      <w:pPr>
-        <w:spacing w:after="0"/>
-      </w:pPr>
-    </w:p>
-    <w:p>
-      <w:pPr>
-        <w:spacing w:line="336" w:lineRule="auto" w:before="80" w:after="80"/>
-      </w:pPr>
-      <w:r>
-        <w:rPr>
-          <w:b/>
-          <w:color w:val="000000"/>
-          <w:sz w:val="24"/>
-          <w:rFonts w:eastAsia="宋体" w:ascii="宋体" w:hAnsi="宋体"/>
-        </w:rPr>
-        <w:t>第七条  违约责任</w:t>
-      </w:r>
-    </w:p>
-    <w:p>
-      <w:pPr>
-        <w:spacing w:line="336" w:lineRule="auto" w:after="40"/>
-      </w:pPr>
-      <w:r>
-        <w:rPr>
-          <w:b w:val="0"/>
-          <w:color w:val="000000"/>
-          <w:sz w:val="21"/>
-          <w:rFonts w:eastAsia="宋体" w:ascii="宋体" w:hAnsi="宋体"/>
-        </w:rPr>
-        <w:t>1、甲方因自身原因无故逾期支付合同价款的，每逾期一日，按逾期应付未付金额的万分之一向乙方支付违约金。</w:t>
-      </w:r>
-    </w:p>
-    <w:p>
-      <w:pPr>
-        <w:spacing w:line="336" w:lineRule="auto" w:after="40"/>
-      </w:pPr>
-      <w:r>
-        <w:rPr>
-          <w:b w:val="0"/>
-          <w:color w:val="000000"/>
-          <w:sz w:val="21"/>
-          <w:rFonts w:eastAsia="宋体" w:ascii="宋体" w:hAnsi="宋体"/>
-        </w:rPr>
-        <w:t>2、如果乙方邀约嘉宾（客户）出席率低于</w:t>
-      </w:r>
-      <w:r>
-        <w:rPr>
-          <w:b/>
-          <w:color w:val="C00000"/>
-          <w:sz w:val="21"/>
-          <w:highlight w:val="yellow"/>
-          <w:rFonts w:eastAsia="宋体" w:ascii="宋体" w:hAnsi="宋体"/>
-        </w:rPr>
-        <w:t>60</w:t>
-      </w:r>
-      <w:r>
-        <w:rPr>
-          <w:b w:val="0"/>
-          <w:color w:val="000000"/>
-          <w:sz w:val="21"/>
-          <w:rFonts w:eastAsia="宋体" w:ascii="宋体" w:hAnsi="宋体"/>
-        </w:rPr>
-        <w:t>%或与提交甲方的邀约嘉宾（客户）不一致率超过</w:t>
-      </w:r>
-      <w:r>
-        <w:rPr>
-          <w:b/>
-          <w:color w:val="C00000"/>
-          <w:sz w:val="21"/>
-          <w:highlight w:val="yellow"/>
-          <w:rFonts w:eastAsia="宋体" w:ascii="宋体" w:hAnsi="宋体"/>
-        </w:rPr>
-        <w:t>30</w:t>
-      </w:r>
-      <w:r>
-        <w:rPr>
-          <w:b w:val="0"/>
-          <w:color w:val="000000"/>
-          <w:sz w:val="21"/>
-          <w:rFonts w:eastAsia="宋体" w:ascii="宋体" w:hAnsi="宋体"/>
-        </w:rPr>
-        <w:t>%，甲方有权解除本合同，在本合同解除之日起的 5 个工作日内，乙方应返还甲方已提供的赞助费或赞助物资，同时向甲方支付</w:t>
-      </w:r>
-      <w:r>
-        <w:rPr>
-          <w:b/>
-          <w:color w:val="C00000"/>
-          <w:sz w:val="21"/>
-          <w:highlight w:val="yellow"/>
-          <w:rFonts w:eastAsia="宋体" w:ascii="宋体" w:hAnsi="宋体"/>
-        </w:rPr>
-        <w:t>30,000</w:t>
-      </w:r>
-      <w:r>
-        <w:rPr>
-          <w:b w:val="0"/>
-          <w:color w:val="000000"/>
-          <w:sz w:val="21"/>
-          <w:rFonts w:eastAsia="宋体" w:ascii="宋体" w:hAnsi="宋体"/>
-        </w:rPr>
-        <w:t>元违约金，并赔偿甲方因此遭受的全部损失。如逾期返还赞助费或赞助物资，每逾期一日，乙方应向甲方支付合同总价万分之一每日的违约金。</w:t>
-      </w:r>
-    </w:p>
-    <w:p>
-      <w:pPr>
-        <w:spacing w:line="336" w:lineRule="auto" w:after="40"/>
-      </w:pPr>
-      <w:r>
-        <w:rPr>
-          <w:b w:val="0"/>
-          <w:color w:val="000000"/>
-          <w:sz w:val="21"/>
-          <w:rFonts w:eastAsia="宋体" w:ascii="宋体" w:hAnsi="宋体"/>
-        </w:rPr>
-        <w:t>3、如乙方未将参会名单及联络方式在本合同签订时提供给甲方，则每逾期一日，乙方应向甲方支付</w:t>
-      </w:r>
-      <w:r>
-        <w:rPr>
-          <w:b/>
-          <w:color w:val="C00000"/>
-          <w:sz w:val="21"/>
-          <w:highlight w:val="yellow"/>
-          <w:rFonts w:eastAsia="宋体" w:ascii="宋体" w:hAnsi="宋体"/>
-        </w:rPr>
-        <w:t>1,000</w:t>
-      </w:r>
-      <w:r>
-        <w:rPr>
-          <w:b w:val="0"/>
-          <w:color w:val="000000"/>
-          <w:sz w:val="21"/>
-          <w:rFonts w:eastAsia="宋体" w:ascii="宋体" w:hAnsi="宋体"/>
-        </w:rPr>
-        <w:t>元违约金；逾期超过 10 日的，则甲方有权解除本合同，在本合同解除之日起的 5 个工作日内，乙方应返还甲方已提供的赞助费或</w:t>
-      </w:r>
-    </w:p>
-    <w:p>
-      <w:r>
-        <w:br w:type="page"/>
-      </w:r>
-    </w:p>
-    <w:p>
-      <w:pPr>
-        <w:spacing w:line="336" w:lineRule="auto" w:after="40"/>
-      </w:pPr>
-      <w:r>
-        <w:rPr>
-          <w:b w:val="0"/>
-          <w:color w:val="000000"/>
-          <w:sz w:val="21"/>
-          <w:rFonts w:eastAsia="宋体" w:ascii="宋体" w:hAnsi="宋体"/>
-        </w:rPr>
-        <w:t>赞助物资，同时向甲方支付</w:t>
-      </w:r>
-      <w:r>
-        <w:rPr>
-          <w:b/>
-          <w:color w:val="C00000"/>
-          <w:sz w:val="21"/>
-          <w:highlight w:val="yellow"/>
-          <w:rFonts w:eastAsia="宋体" w:ascii="宋体" w:hAnsi="宋体"/>
-        </w:rPr>
-        <w:t>10,000</w:t>
-      </w:r>
-      <w:r>
-        <w:rPr>
-          <w:b w:val="0"/>
-          <w:color w:val="000000"/>
-          <w:sz w:val="21"/>
-          <w:rFonts w:eastAsia="宋体" w:ascii="宋体" w:hAnsi="宋体"/>
-        </w:rPr>
-        <w:t>元违约金，并赔偿甲方因此遭受的全部损失。如逾期返还甲方已支付的赞助费、逾期支付违约金或逾期返还赞助物资的，则每逾期一日，乙方应向甲方支付</w:t>
-      </w:r>
-      <w:r>
-        <w:rPr>
-          <w:b/>
-          <w:color w:val="C00000"/>
-          <w:sz w:val="21"/>
-          <w:highlight w:val="yellow"/>
-          <w:rFonts w:eastAsia="宋体" w:ascii="宋体" w:hAnsi="宋体"/>
-        </w:rPr>
-        <w:t>1,000</w:t>
-      </w:r>
-      <w:r>
-        <w:rPr>
-          <w:b w:val="0"/>
-          <w:color w:val="000000"/>
-          <w:sz w:val="21"/>
-          <w:rFonts w:eastAsia="宋体" w:ascii="宋体" w:hAnsi="宋体"/>
-        </w:rPr>
-        <w:t>元违约金。</w:t>
-      </w:r>
-    </w:p>
-    <w:p>
-      <w:pPr>
-        <w:spacing w:line="336" w:lineRule="auto" w:after="40"/>
-      </w:pPr>
-      <w:r>
-        <w:rPr>
-          <w:b w:val="0"/>
-          <w:color w:val="000000"/>
-          <w:sz w:val="21"/>
-          <w:rFonts w:eastAsia="宋体" w:ascii="宋体" w:hAnsi="宋体"/>
-        </w:rPr>
-        <w:t>4、如乙方未按照本合同约定的用途使用甲方提供的赞助费或赞助物资等的，则甲方有权解除本合同，在本合同解除之日起的 5 个工作日内，乙方应返还甲方已提供的赞助费或赞助物资，同时向甲方支付</w:t>
-      </w:r>
-      <w:r>
-        <w:rPr>
-          <w:b/>
-          <w:color w:val="C00000"/>
-          <w:sz w:val="21"/>
-          <w:highlight w:val="yellow"/>
-          <w:rFonts w:eastAsia="宋体" w:ascii="宋体" w:hAnsi="宋体"/>
-        </w:rPr>
-        <w:t>30,000</w:t>
-      </w:r>
-      <w:r>
-        <w:rPr>
-          <w:b w:val="0"/>
-          <w:color w:val="000000"/>
-          <w:sz w:val="21"/>
-          <w:rFonts w:eastAsia="宋体" w:ascii="宋体" w:hAnsi="宋体"/>
-        </w:rPr>
-        <w:t>元违约金，并赔偿甲方因此遭受的全部损失。如逾期返还甲方已支付的赞助费、逾期支付违约金或逾期返还赞助物资的，则每逾期一日，乙方应向甲方支付</w:t>
-      </w:r>
-      <w:r>
-        <w:rPr>
-          <w:b/>
-          <w:color w:val="C00000"/>
-          <w:sz w:val="21"/>
-          <w:highlight w:val="yellow"/>
-          <w:rFonts w:eastAsia="宋体" w:ascii="宋体" w:hAnsi="宋体"/>
-        </w:rPr>
-        <w:t>1,000</w:t>
-      </w:r>
-      <w:r>
-        <w:rPr>
-          <w:b w:val="0"/>
-          <w:color w:val="000000"/>
-          <w:sz w:val="21"/>
-          <w:rFonts w:eastAsia="宋体" w:ascii="宋体" w:hAnsi="宋体"/>
-        </w:rPr>
-        <w:t>元违约金。</w:t>
-      </w:r>
-    </w:p>
-    <w:p>
-      <w:pPr>
-        <w:spacing w:line="336" w:lineRule="auto" w:after="40"/>
-      </w:pPr>
-      <w:r>
-        <w:rPr>
-          <w:b w:val="0"/>
-          <w:color w:val="000000"/>
-          <w:sz w:val="21"/>
-          <w:rFonts w:eastAsia="宋体" w:ascii="宋体" w:hAnsi="宋体"/>
-        </w:rPr>
-        <w:t>5、如本次活动非因甲方原因无法如期举行的，则每逾期一日，乙方应向甲方支付</w:t>
-      </w:r>
-      <w:r>
-        <w:rPr>
-          <w:b/>
-          <w:color w:val="C00000"/>
-          <w:sz w:val="21"/>
-          <w:highlight w:val="yellow"/>
-          <w:rFonts w:eastAsia="宋体" w:ascii="宋体" w:hAnsi="宋体"/>
-        </w:rPr>
-        <w:t>1,000</w:t>
-      </w:r>
-      <w:r>
-        <w:rPr>
-          <w:b w:val="0"/>
-          <w:color w:val="000000"/>
-          <w:sz w:val="21"/>
-          <w:rFonts w:eastAsia="宋体" w:ascii="宋体" w:hAnsi="宋体"/>
-        </w:rPr>
-        <w:t>元违约金；如逾期超过 10 日仍未举行或非因甲方原因导致本次活动无法举行或者被终止的，甲方有权解除合同，乙方应在本合同解除之日起的 5 日内全额退还甲方已支付的赞助费用或提供的赞助物资（如有），同时向甲方支付违约金</w:t>
-      </w:r>
-      <w:r>
-        <w:rPr>
-          <w:b/>
-          <w:color w:val="C00000"/>
-          <w:sz w:val="21"/>
-          <w:highlight w:val="yellow"/>
-          <w:rFonts w:eastAsia="宋体" w:ascii="宋体" w:hAnsi="宋体"/>
-        </w:rPr>
-        <w:t>50,000</w:t>
-      </w:r>
-      <w:r>
-        <w:rPr>
-          <w:b w:val="0"/>
-          <w:color w:val="000000"/>
-          <w:sz w:val="21"/>
-          <w:rFonts w:eastAsia="宋体" w:ascii="宋体" w:hAnsi="宋体"/>
-        </w:rPr>
-        <w:t>元（大写：人民币</w:t>
-      </w:r>
-      <w:r>
-        <w:rPr>
-          <w:b/>
-          <w:color w:val="C00000"/>
-          <w:sz w:val="21"/>
-          <w:highlight w:val="yellow"/>
-          <w:rFonts w:eastAsia="宋体" w:ascii="宋体" w:hAnsi="宋体"/>
-        </w:rPr>
-        <w:t>伍万</w:t>
-      </w:r>
-      <w:r>
-        <w:rPr>
-          <w:b w:val="0"/>
-          <w:color w:val="000000"/>
-          <w:sz w:val="21"/>
-          <w:rFonts w:eastAsia="宋体" w:ascii="宋体" w:hAnsi="宋体"/>
-        </w:rPr>
-        <w:t>元整），并赔偿甲方因此遭受的全部损失。如逾期支付赞助费、违约金或逾期返还赞助物资的，则每逾期一日，乙方应向甲方支付</w:t>
-      </w:r>
-      <w:r>
-        <w:rPr>
-          <w:b/>
-          <w:color w:val="C00000"/>
-          <w:sz w:val="21"/>
-          <w:highlight w:val="yellow"/>
-          <w:rFonts w:eastAsia="宋体" w:ascii="宋体" w:hAnsi="宋体"/>
-        </w:rPr>
-        <w:t>1,000</w:t>
-      </w:r>
-      <w:r>
-        <w:rPr>
-          <w:b w:val="0"/>
-          <w:color w:val="000000"/>
-          <w:sz w:val="21"/>
-          <w:rFonts w:eastAsia="宋体" w:ascii="宋体" w:hAnsi="宋体"/>
-        </w:rPr>
-        <w:t>元违约金。</w:t>
-      </w:r>
-    </w:p>
-    <w:p>
-      <w:pPr>
-        <w:spacing w:line="336" w:lineRule="auto" w:after="40"/>
-      </w:pPr>
-      <w:r>
-        <w:rPr>
-          <w:b w:val="0"/>
-          <w:color w:val="000000"/>
-          <w:sz w:val="21"/>
-          <w:rFonts w:eastAsia="宋体" w:ascii="宋体" w:hAnsi="宋体"/>
-        </w:rPr>
-        <w:t>6、乙方违反保密义务的，应当按照本合同总价款的 30%向甲方支付违约金，如不足以弥补甲方损失的，应予补足。</w:t>
-      </w:r>
-    </w:p>
-    <w:p>
-      <w:pPr>
-        <w:spacing w:line="336" w:lineRule="auto" w:after="40"/>
-      </w:pPr>
-      <w:r>
-        <w:rPr>
-          <w:b w:val="0"/>
-          <w:color w:val="000000"/>
-          <w:sz w:val="21"/>
-          <w:rFonts w:eastAsia="宋体" w:ascii="宋体" w:hAnsi="宋体"/>
-        </w:rPr>
-        <w:t>7、除本合同另有约定外，本合同签订后，双方应严格履行合同义务，任何一方单方面终止合同的，应按照本合同总价款的 20%向对方支付违约金。</w:t>
-      </w:r>
-    </w:p>
-    <w:p>
-      <w:pPr>
-        <w:spacing w:line="336" w:lineRule="auto" w:after="40"/>
-      </w:pPr>
-      <w:r>
-        <w:rPr>
-          <w:b w:val="0"/>
-          <w:color w:val="000000"/>
-          <w:sz w:val="21"/>
-          <w:rFonts w:eastAsia="宋体" w:ascii="宋体" w:hAnsi="宋体"/>
-        </w:rPr>
-        <w:t>8、除前述约定外，任何一方有其他违反本合同约定的情形的，违约方应赔偿给守约方造成的全部损失，包括但不限于律师费、财产保全费、财产保全保险费、公告费、执行费、证据保全费、公证费、调查费、鉴定费、审计费、诉讼费、仲裁费、停工停业损失、向第三方支付违约金或赔偿金、罚款等。</w:t>
-      </w:r>
-    </w:p>
-    <w:p>
-      <w:pPr>
-        <w:spacing w:line="336" w:lineRule="auto" w:after="40"/>
-      </w:pPr>
-      <w:r>
-        <w:rPr>
-          <w:b w:val="0"/>
-          <w:color w:val="000000"/>
-          <w:sz w:val="21"/>
-          <w:rFonts w:eastAsia="宋体" w:ascii="宋体" w:hAnsi="宋体"/>
-        </w:rPr>
-        <w:t>9、甲方有权直接在应付未付乙方的合同款项中扣除本合同项下乙方应付的违约金及赔偿金、罚款等，不足部分可向乙方继续追偿。</w:t>
-      </w:r>
-    </w:p>
-    <w:p>
-      <w:pPr>
-        <w:spacing w:line="336" w:lineRule="auto" w:after="40"/>
-      </w:pPr>
-      <w:r>
-        <w:rPr>
-          <w:b w:val="0"/>
-          <w:color w:val="000000"/>
-          <w:sz w:val="21"/>
-          <w:rFonts w:eastAsia="宋体" w:ascii="宋体" w:hAnsi="宋体"/>
-        </w:rPr>
-        <w:t>10、甲方向乙方追究违约责任或索赔产生的各项费用，包括但不限于危机处理费、第三方索赔损失、政府行政处罚罚款、因参与政府处理过程发生的费用、商誉损失、诉讼费、律师费、评估费、鉴定费、审计费、公证费、调查费、财产保全费、财产保全保险费、证据保全费、公告费、差旅费、交通费等，均由乙方</w:t>
-      </w:r>
-    </w:p>
-    <w:p>
-      <w:r>
-        <w:br w:type="page"/>
-      </w:r>
-    </w:p>
-    <w:p>
-      <w:pPr>
-        <w:spacing w:line="336" w:lineRule="auto" w:after="40"/>
-      </w:pPr>
-      <w:r>
-        <w:rPr>
-          <w:b w:val="0"/>
-          <w:color w:val="000000"/>
-          <w:sz w:val="21"/>
-          <w:rFonts w:eastAsia="宋体" w:ascii="宋体" w:hAnsi="宋体"/>
-        </w:rPr>
-        <w:t>承担。</w:t>
-      </w:r>
-    </w:p>
-    <w:p>
-      <w:pPr>
-        <w:spacing w:after="0"/>
-      </w:pPr>
-    </w:p>
-    <w:p>
-      <w:pPr>
-        <w:spacing w:line="336" w:lineRule="auto" w:before="80" w:after="80"/>
-      </w:pPr>
-      <w:r>
-        <w:rPr>
-          <w:b/>
-          <w:color w:val="000000"/>
-          <w:sz w:val="24"/>
-          <w:rFonts w:eastAsia="宋体" w:ascii="宋体" w:hAnsi="宋体"/>
-        </w:rPr>
-        <w:t>第八条  不可抗力</w:t>
-      </w:r>
-    </w:p>
-    <w:p>
-      <w:pPr>
-        <w:spacing w:line="336" w:lineRule="auto" w:after="40"/>
-      </w:pPr>
-      <w:r>
-        <w:rPr>
-          <w:b w:val="0"/>
-          <w:color w:val="000000"/>
-          <w:sz w:val="21"/>
-          <w:rFonts w:eastAsia="宋体" w:ascii="宋体" w:hAnsi="宋体"/>
-        </w:rPr>
-        <w:t>1、不可抗力指由于不能预见、不能避免和不能克服的自然原因或社会原因，致使本合同不能履行或者不能完全履行的情形，包括战争、暴乱、空中飞行物体坠落及因此或其他非甲、乙双方责任造成的爆炸、火灾，严重的自然灾害，法律规定的其他情形等。</w:t>
-      </w:r>
-    </w:p>
-    <w:p>
-      <w:pPr>
-        <w:spacing w:line="336" w:lineRule="auto" w:after="40"/>
-      </w:pPr>
-      <w:r>
-        <w:rPr>
-          <w:b w:val="0"/>
-          <w:color w:val="000000"/>
-          <w:sz w:val="21"/>
-          <w:rFonts w:eastAsia="宋体" w:ascii="宋体" w:hAnsi="宋体"/>
-        </w:rPr>
-        <w:t>2、遭遇不可抗力的一方，应立即书面通知另一方，并应在不可抗力发生后 15 天内，向另一方提供不可抗力发生地政府部门出具的证明合同不能履行或需要延期履行、部分履行的有效证明文件。</w:t>
-      </w:r>
-    </w:p>
-    <w:p>
-      <w:pPr>
-        <w:spacing w:line="336" w:lineRule="auto" w:after="40"/>
-      </w:pPr>
-      <w:r>
-        <w:rPr>
-          <w:b w:val="0"/>
-          <w:color w:val="000000"/>
-          <w:sz w:val="21"/>
-          <w:rFonts w:eastAsia="宋体" w:ascii="宋体" w:hAnsi="宋体"/>
-        </w:rPr>
-        <w:t>3、双方按不可抗力对合同履行的影响程度协商决定是否解除合同、延期履行合同或者部分履行合同。</w:t>
-      </w:r>
-    </w:p>
-    <w:p>
-      <w:pPr>
-        <w:spacing w:line="336" w:lineRule="auto" w:after="40"/>
-      </w:pPr>
-      <w:r>
-        <w:rPr>
-          <w:b w:val="0"/>
-          <w:color w:val="000000"/>
-          <w:sz w:val="21"/>
-          <w:rFonts w:eastAsia="宋体" w:ascii="宋体" w:hAnsi="宋体"/>
-        </w:rPr>
-        <w:t>4、对因不可抗力未能履约给另一方造成的经济损失，该履约方不负赔偿责任，但本合同另有约定的除外。</w:t>
-      </w:r>
-    </w:p>
-    <w:p>
-      <w:pPr>
-        <w:spacing w:line="336" w:lineRule="auto" w:after="40"/>
-      </w:pPr>
-      <w:r>
-        <w:rPr>
-          <w:b w:val="0"/>
-          <w:color w:val="000000"/>
-          <w:sz w:val="21"/>
-          <w:rFonts w:eastAsia="宋体" w:ascii="宋体" w:hAnsi="宋体"/>
-        </w:rPr>
-        <w:t>5、关于新型冠状病毒引发的肺炎疫情的特别约定</w:t>
-      </w:r>
-    </w:p>
-    <w:p>
-      <w:pPr>
-        <w:spacing w:line="336" w:lineRule="auto" w:after="40"/>
-      </w:pPr>
-      <w:r>
-        <w:rPr>
-          <w:b w:val="0"/>
-          <w:color w:val="000000"/>
-          <w:sz w:val="21"/>
-          <w:rFonts w:eastAsia="宋体" w:ascii="宋体" w:hAnsi="宋体"/>
-        </w:rPr>
-        <w:t>（1）甲乙双方特别确认，乙方不得以新型冠状病毒引发的肺炎疫情（以下简称新冠疫情）为由要求甲方增加本合同项下费用，包括但不限于新冠疫情导致的：①管控费用；②防疫物资采购费用；③人工、材料、设备上涨费用；④延期费用（包括但不限于窝工损失、赶工费用）；⑤人员损失或赔偿费用等。上述费用均由乙方自行承担，乙方已清楚了解并愿意自行承担上述风险。</w:t>
-      </w:r>
-    </w:p>
-    <w:p>
-      <w:pPr>
-        <w:spacing w:line="336" w:lineRule="auto" w:after="40"/>
-      </w:pPr>
-      <w:r>
-        <w:rPr>
-          <w:b w:val="0"/>
-          <w:color w:val="000000"/>
-          <w:sz w:val="21"/>
-          <w:rFonts w:eastAsia="宋体" w:ascii="宋体" w:hAnsi="宋体"/>
-        </w:rPr>
-        <w:t>（2）新冠疫情持续期间，乙方应严格按照项目所在地相关政府部门及疫情管控机构的要求进行工作现场疫情管控，落实现场工作人员健康情况监测，备置充足的防疫物资，做好现场工作人员服务管理、避免工作现场交叉感染，并做好疫情管理相关报告工作。如因乙方原因导致工作现场未能得到有效管理，疫情扩散，或甲方因此遭受行政处罚的，甲方有权要求乙方赔偿因此给甲方造成的全部损失。</w:t>
-      </w:r>
-    </w:p>
-    <w:p>
-      <w:pPr>
-        <w:spacing w:after="0"/>
-      </w:pPr>
-    </w:p>
-    <w:p>
-      <w:pPr>
-        <w:spacing w:line="336" w:lineRule="auto" w:before="80" w:after="80"/>
-      </w:pPr>
-      <w:r>
-        <w:rPr>
-          <w:b/>
-          <w:color w:val="000000"/>
-          <w:sz w:val="24"/>
-          <w:rFonts w:eastAsia="宋体" w:ascii="宋体" w:hAnsi="宋体"/>
-        </w:rPr>
-        <w:t>第九条  通知与送达</w:t>
-      </w:r>
-    </w:p>
-    <w:p>
-      <w:r>
-        <w:br w:type="page"/>
-      </w:r>
-    </w:p>
-    <w:p>
-      <w:pPr>
-        <w:spacing w:line="336" w:lineRule="auto" w:after="40"/>
-      </w:pPr>
-      <w:r>
-        <w:rPr>
-          <w:b w:val="0"/>
-          <w:color w:val="000000"/>
-          <w:sz w:val="21"/>
-          <w:rFonts w:eastAsia="宋体" w:ascii="宋体" w:hAnsi="宋体"/>
-        </w:rPr>
-        <w:t>1、本合同项下任何一方向对方发出的通知、信件、数据电文等，应当发送至本合同下列约定的地址、联系人和通信终端。一方当事人变更名称、地址、联系人或通信终端的，应当在变更后 3 日内及时书面通知对方当事人，对方当事人实际收到书面变更通知前的送达仍为有效送达。任何根据本合同发出的文件，均应当采取书面形式。</w:t>
-      </w:r>
-    </w:p>
-    <w:p>
-      <w:pPr>
-        <w:spacing w:line="336" w:lineRule="auto" w:after="40"/>
-      </w:pPr>
-      <w:r>
-        <w:rPr>
-          <w:b w:val="0"/>
-          <w:color w:val="000000"/>
-          <w:sz w:val="21"/>
-          <w:rFonts w:eastAsia="宋体" w:ascii="宋体" w:hAnsi="宋体"/>
-        </w:rPr>
-        <w:t>2、联系人及联系方式：</w:t>
-      </w:r>
-    </w:p>
-    <w:p>
-      <w:pPr>
-        <w:spacing w:line="336" w:lineRule="auto" w:after="40"/>
-      </w:pPr>
-      <w:r>
-        <w:rPr>
-          <w:b w:val="0"/>
-          <w:color w:val="000000"/>
-          <w:sz w:val="21"/>
-          <w:rFonts w:eastAsia="宋体" w:ascii="宋体" w:hAnsi="宋体"/>
-        </w:rPr>
-        <w:t>甲方联系人：</w:t>
-      </w:r>
-      <w:r>
-        <w:rPr>
-          <w:b/>
-          <w:color w:val="C00000"/>
-          <w:sz w:val="21"/>
-          <w:highlight w:val="yellow"/>
-          <w:rFonts w:eastAsia="宋体" w:ascii="宋体" w:hAnsi="宋体"/>
-        </w:rPr>
-        <w:t>笪胜（绿城方对接人）/ ____________________（如需增加副对接人，请绿城品牌部提供）</w:t>
-      </w:r>
-      <w:r>
-        <w:rPr>
-          <w:b w:val="0"/>
-          <w:color w:val="000000"/>
-          <w:sz w:val="21"/>
-          <w:rFonts w:eastAsia="宋体" w:ascii="宋体" w:hAnsi="宋体"/>
-        </w:rPr>
-        <w:t>；</w:t>
-      </w:r>
-    </w:p>
-    <w:p>
-      <w:pPr>
-        <w:spacing w:line="336" w:lineRule="auto" w:after="40"/>
-      </w:pPr>
-      <w:r>
-        <w:rPr>
-          <w:b w:val="0"/>
-          <w:color w:val="000000"/>
-          <w:sz w:val="21"/>
-          <w:rFonts w:eastAsia="宋体" w:ascii="宋体" w:hAnsi="宋体"/>
-        </w:rPr>
-        <w:t>联系电话：</w:t>
-      </w:r>
-      <w:r>
-        <w:rPr>
-          <w:b/>
-          <w:color w:val="C00000"/>
-          <w:sz w:val="21"/>
-          <w:highlight w:val="yellow"/>
-          <w:rFonts w:eastAsia="宋体" w:ascii="宋体" w:hAnsi="宋体"/>
-        </w:rPr>
-        <w:t>____________________（请绿城品牌部提供）</w:t>
-      </w:r>
-      <w:r>
-        <w:rPr>
-          <w:b w:val="0"/>
-          <w:color w:val="000000"/>
-          <w:sz w:val="21"/>
-          <w:rFonts w:eastAsia="宋体" w:ascii="宋体" w:hAnsi="宋体"/>
-        </w:rPr>
-        <w:t>；</w:t>
-      </w:r>
-    </w:p>
-    <w:p>
-      <w:pPr>
-        <w:spacing w:line="336" w:lineRule="auto" w:after="40"/>
-      </w:pPr>
-      <w:r>
-        <w:rPr>
-          <w:b w:val="0"/>
-          <w:color w:val="000000"/>
-          <w:sz w:val="21"/>
-          <w:rFonts w:eastAsia="宋体" w:ascii="宋体" w:hAnsi="宋体"/>
-        </w:rPr>
-        <w:t>联系地址：</w:t>
-      </w:r>
-      <w:r>
-        <w:rPr>
-          <w:b/>
-          <w:color w:val="C00000"/>
-          <w:sz w:val="21"/>
-          <w:highlight w:val="yellow"/>
-          <w:rFonts w:eastAsia="宋体" w:ascii="宋体" w:hAnsi="宋体"/>
-        </w:rPr>
-        <w:t>____________________（请绿城品牌部提供发函邮寄收件地址）</w:t>
-      </w:r>
-      <w:r>
-        <w:rPr>
-          <w:b w:val="0"/>
-          <w:color w:val="000000"/>
-          <w:sz w:val="21"/>
-          <w:rFonts w:eastAsia="宋体" w:ascii="宋体" w:hAnsi="宋体"/>
-        </w:rPr>
-        <w:t>。</w:t>
-      </w:r>
-    </w:p>
-    <w:p>
-      <w:pPr>
-        <w:spacing w:line="336" w:lineRule="auto" w:after="40"/>
-      </w:pPr>
-      <w:r>
-        <w:rPr>
-          <w:b w:val="0"/>
-          <w:color w:val="000000"/>
-          <w:sz w:val="21"/>
-          <w:rFonts w:eastAsia="宋体" w:ascii="宋体" w:hAnsi="宋体"/>
-        </w:rPr>
-        <w:t>乙方联系人：</w:t>
-      </w:r>
-      <w:r>
-        <w:rPr>
-          <w:b/>
-          <w:color w:val="C00000"/>
-          <w:sz w:val="21"/>
-          <w:highlight w:val="yellow"/>
-          <w:rFonts w:eastAsia="宋体" w:ascii="宋体" w:hAnsi="宋体"/>
-        </w:rPr>
-        <w:t>胡继刚（组委会执行会长）</w:t>
-      </w:r>
-      <w:r>
-        <w:rPr>
-          <w:b w:val="0"/>
-          <w:color w:val="000000"/>
-          <w:sz w:val="21"/>
-          <w:rFonts w:eastAsia="宋体" w:ascii="宋体" w:hAnsi="宋体"/>
-        </w:rPr>
-        <w:t>；</w:t>
-      </w:r>
-    </w:p>
-    <w:p>
-      <w:pPr>
-        <w:spacing w:line="336" w:lineRule="auto" w:after="40"/>
-      </w:pPr>
-      <w:r>
-        <w:rPr>
-          <w:b w:val="0"/>
-          <w:color w:val="000000"/>
-          <w:sz w:val="21"/>
-          <w:rFonts w:eastAsia="宋体" w:ascii="宋体" w:hAnsi="宋体"/>
-        </w:rPr>
-        <w:t>联系电话：</w:t>
-      </w:r>
-      <w:r>
-        <w:rPr>
-          <w:b/>
-          <w:color w:val="C00000"/>
-          <w:sz w:val="21"/>
-          <w:highlight w:val="yellow"/>
-          <w:rFonts w:eastAsia="宋体" w:ascii="宋体" w:hAnsi="宋体"/>
-        </w:rPr>
-        <w:t>____________________（请胡继刚会长提供联系电话）</w:t>
-      </w:r>
-      <w:r>
-        <w:rPr>
-          <w:b w:val="0"/>
-          <w:color w:val="000000"/>
-          <w:sz w:val="21"/>
-          <w:rFonts w:eastAsia="宋体" w:ascii="宋体" w:hAnsi="宋体"/>
-        </w:rPr>
-        <w:t>；</w:t>
-      </w:r>
-    </w:p>
-    <w:p>
-      <w:pPr>
-        <w:spacing w:line="336" w:lineRule="auto" w:after="40"/>
-      </w:pPr>
-      <w:r>
-        <w:rPr>
-          <w:b w:val="0"/>
-          <w:color w:val="000000"/>
-          <w:sz w:val="21"/>
-          <w:rFonts w:eastAsia="宋体" w:ascii="宋体" w:hAnsi="宋体"/>
-        </w:rPr>
-        <w:t>联系地址：</w:t>
-      </w:r>
-      <w:r>
-        <w:rPr>
-          <w:b/>
-          <w:color w:val="C00000"/>
-          <w:sz w:val="21"/>
-          <w:highlight w:val="yellow"/>
-          <w:rFonts w:eastAsia="宋体" w:ascii="宋体" w:hAnsi="宋体"/>
-        </w:rPr>
-        <w:t>上海市杨浦区隆昌路 690 号 119 室</w:t>
-      </w:r>
-      <w:r>
-        <w:rPr>
-          <w:b w:val="0"/>
-          <w:color w:val="000000"/>
-          <w:sz w:val="21"/>
-          <w:rFonts w:eastAsia="宋体" w:ascii="宋体" w:hAnsi="宋体"/>
-        </w:rPr>
-        <w:t>。</w:t>
-      </w:r>
-    </w:p>
-    <w:p>
-      <w:pPr>
-        <w:spacing w:line="336" w:lineRule="auto" w:after="40"/>
-      </w:pPr>
-      <w:r>
-        <w:rPr>
-          <w:b w:val="0"/>
-          <w:color w:val="000000"/>
-          <w:sz w:val="21"/>
-          <w:rFonts w:eastAsia="宋体" w:ascii="宋体" w:hAnsi="宋体"/>
-        </w:rPr>
-        <w:t>3、双方确认上述送达地址之适用范围包括双方非诉时各类通知、协议等文件以及就合同发生纠纷时相关文件和法律文书的送达，同时包括因履行本合同产生诉讼进入仲裁、民事诉讼程序后的一审、二审、再审和执行程序时需要送达的资料和文书（包括但不限于诉讼参加人提交的材料、裁决机构调取的材料、应诉通知书、举证通知书、合议庭告知书、传票、开庭通知书、判决书、裁定书、调解书、限期履行通知书等文书和资料）的送达。</w:t>
-      </w:r>
-    </w:p>
-    <w:p>
-      <w:pPr>
-        <w:spacing w:line="336" w:lineRule="auto" w:after="40"/>
-      </w:pPr>
-      <w:r>
-        <w:rPr>
-          <w:b w:val="0"/>
-          <w:color w:val="000000"/>
-          <w:sz w:val="21"/>
-          <w:rFonts w:eastAsia="宋体" w:ascii="宋体" w:hAnsi="宋体"/>
-        </w:rPr>
-        <w:t>4、一方采取邮寄方式通知的，上述通讯地址为送达地址，以该通讯地址寄出 3 日（本省）或 7 日后（外省）视为送达。对于双方在合同中明确约定的送达地址，法院进行送达时可直接邮寄送达，即使当事人未能收到法院邮寄送达的文书，由于双方的约定，也应当视为送达。</w:t>
-      </w:r>
-    </w:p>
-    <w:p>
-      <w:pPr>
-        <w:spacing w:line="336" w:lineRule="auto" w:after="40"/>
-      </w:pPr>
-      <w:r>
-        <w:rPr>
-          <w:b w:val="0"/>
-          <w:color w:val="000000"/>
-          <w:sz w:val="21"/>
-          <w:rFonts w:eastAsia="宋体" w:ascii="宋体" w:hAnsi="宋体"/>
-        </w:rPr>
-        <w:t>5、本约定作为合同中独立存在的条款，不受合同其他条款效力的影响。</w:t>
-      </w:r>
-    </w:p>
-    <w:p>
-      <w:pPr>
-        <w:spacing w:after="0"/>
-      </w:pPr>
-    </w:p>
-    <w:p>
-      <w:pPr>
-        <w:spacing w:line="336" w:lineRule="auto" w:before="80" w:after="80"/>
-      </w:pPr>
-      <w:r>
-        <w:rPr>
-          <w:b/>
-          <w:color w:val="000000"/>
-          <w:sz w:val="24"/>
-          <w:rFonts w:eastAsia="宋体" w:ascii="宋体" w:hAnsi="宋体"/>
-        </w:rPr>
-        <w:t>第十条  其他事项</w:t>
-      </w:r>
-    </w:p>
-    <w:p>
-      <w:pPr>
-        <w:spacing w:line="336" w:lineRule="auto" w:after="40"/>
-      </w:pPr>
-      <w:r>
-        <w:rPr>
-          <w:b w:val="0"/>
-          <w:color w:val="000000"/>
-          <w:sz w:val="21"/>
-          <w:rFonts w:eastAsia="宋体" w:ascii="宋体" w:hAnsi="宋体"/>
-        </w:rPr>
-        <w:t>1、因本合同引起的一切争议，双方首先应当友好协商解决；协商不成，双方确认向甲方所在地人民法院提起诉讼。</w:t>
-      </w:r>
-    </w:p>
-    <w:p>
-      <w:pPr>
-        <w:spacing w:line="336" w:lineRule="auto" w:after="40"/>
-      </w:pPr>
-      <w:r>
-        <w:rPr>
-          <w:b w:val="0"/>
-          <w:color w:val="000000"/>
-          <w:sz w:val="21"/>
-          <w:rFonts w:eastAsia="宋体" w:ascii="宋体" w:hAnsi="宋体"/>
-        </w:rPr>
-        <w:t>2、本合同的附件为本合同的有效组成部分，与本合同具有同等法律效力。</w:t>
-      </w:r>
-    </w:p>
-    <w:p>
-      <w:pPr>
-        <w:spacing w:line="336" w:lineRule="auto" w:after="40"/>
-      </w:pPr>
-      <w:r>
-        <w:rPr>
-          <w:b w:val="0"/>
-          <w:color w:val="000000"/>
-          <w:sz w:val="21"/>
-          <w:rFonts w:eastAsia="宋体" w:ascii="宋体" w:hAnsi="宋体"/>
-        </w:rPr>
-        <w:t>3、本合同经双方盖章后生效。</w:t>
-      </w:r>
-    </w:p>
-    <w:p>
-      <w:r>
-        <w:br w:type="page"/>
-      </w:r>
-    </w:p>
-    <w:p>
-      <w:pPr>
-        <w:spacing w:line="336" w:lineRule="auto" w:after="40"/>
-      </w:pPr>
-      <w:r>
-        <w:rPr>
-          <w:b w:val="0"/>
-          <w:color w:val="000000"/>
-          <w:sz w:val="21"/>
-          <w:rFonts w:eastAsia="宋体" w:ascii="宋体" w:hAnsi="宋体"/>
-        </w:rPr>
-        <w:t>4、本合同一式</w:t>
-      </w:r>
-      <w:r>
-        <w:rPr>
-          <w:b/>
-          <w:color w:val="C00000"/>
-          <w:sz w:val="21"/>
-          <w:highlight w:val="yellow"/>
-          <w:rFonts w:eastAsia="宋体" w:ascii="宋体" w:hAnsi="宋体"/>
-        </w:rPr>
-        <w:t>肆</w:t>
-      </w:r>
-      <w:r>
-        <w:rPr>
-          <w:b w:val="0"/>
-          <w:color w:val="000000"/>
-          <w:sz w:val="21"/>
-          <w:rFonts w:eastAsia="宋体" w:ascii="宋体" w:hAnsi="宋体"/>
-        </w:rPr>
-        <w:t>份，甲方执</w:t>
-      </w:r>
-      <w:r>
-        <w:rPr>
-          <w:b/>
-          <w:color w:val="C00000"/>
-          <w:sz w:val="21"/>
-          <w:highlight w:val="yellow"/>
-          <w:rFonts w:eastAsia="宋体" w:ascii="宋体" w:hAnsi="宋体"/>
-        </w:rPr>
-        <w:t>贰</w:t>
-      </w:r>
-      <w:r>
-        <w:rPr>
-          <w:b w:val="0"/>
-          <w:color w:val="000000"/>
-          <w:sz w:val="21"/>
-          <w:rFonts w:eastAsia="宋体" w:ascii="宋体" w:hAnsi="宋体"/>
-        </w:rPr>
-        <w:t>份、乙方执</w:t>
-      </w:r>
-      <w:r>
-        <w:rPr>
-          <w:b/>
-          <w:color w:val="C00000"/>
-          <w:sz w:val="21"/>
-          <w:highlight w:val="yellow"/>
-          <w:rFonts w:eastAsia="宋体" w:ascii="宋体" w:hAnsi="宋体"/>
-        </w:rPr>
-        <w:t>贰</w:t>
-      </w:r>
-      <w:r>
-        <w:rPr>
-          <w:b w:val="0"/>
-          <w:color w:val="000000"/>
-          <w:sz w:val="21"/>
-          <w:rFonts w:eastAsia="宋体" w:ascii="宋体" w:hAnsi="宋体"/>
-        </w:rPr>
-        <w:t>份，均具同等法律效力。</w:t>
-      </w:r>
-    </w:p>
-    <w:p>
-      <w:pPr>
-        <w:spacing w:after="0"/>
-      </w:pPr>
-    </w:p>
-    <w:p>
-      <w:pPr>
-        <w:spacing w:line="336" w:lineRule="auto" w:after="40"/>
-        <w:jc w:val="center"/>
-      </w:pPr>
-      <w:r>
-        <w:rPr>
-          <w:b w:val="0"/>
-          <w:color w:val="000000"/>
-          <w:sz w:val="21"/>
-          <w:rFonts w:eastAsia="宋体" w:ascii="宋体" w:hAnsi="宋体"/>
-        </w:rPr>
-        <w:t>（以下无正文）</w:t>
-      </w:r>
-    </w:p>
-    <w:p>
-      <w:r>
-        <w:br w:type="page"/>
-      </w:r>
-    </w:p>
-    <w:p>
-      <w:pPr>
-        <w:spacing w:line="336" w:lineRule="auto" w:after="40"/>
-        <w:jc w:val="center"/>
-      </w:pPr>
-      <w:r>
-        <w:rPr>
-          <w:b w:val="0"/>
-          <w:color w:val="000000"/>
-          <w:sz w:val="21"/>
-          <w:rFonts w:eastAsia="宋体" w:ascii="宋体" w:hAnsi="宋体"/>
-        </w:rPr>
-        <w:t>（本页为《活动赞助合同》签署页，无正文）</w:t>
-      </w:r>
-    </w:p>
-    <w:p>
-      <w:pPr>
-        <w:spacing w:after="0"/>
-      </w:pPr>
-    </w:p>
-    <w:p>
-      <w:pPr>
-        <w:spacing w:after="0"/>
-      </w:pPr>
-    </w:p>
-    <w:p>
-      <w:pPr>
-        <w:spacing w:after="0"/>
-      </w:pPr>
-    </w:p>
-    <w:p>
-      <w:pPr>
-        <w:spacing w:after="0"/>
-      </w:pPr>
-    </w:p>
-    <w:p>
-      <w:pPr>
-        <w:spacing w:line="480" w:lineRule="auto" w:after="40"/>
-      </w:pPr>
-      <w:r>
-        <w:rPr>
-          <w:b w:val="0"/>
-          <w:color w:val="000000"/>
-          <w:sz w:val="21"/>
-          <w:rFonts w:eastAsia="宋体" w:ascii="宋体" w:hAnsi="宋体"/>
-        </w:rPr>
-        <w:t>甲方（盖章）：</w:t>
-      </w:r>
-      <w:r>
-        <w:rPr>
-          <w:b/>
-          <w:color w:val="C00000"/>
-          <w:sz w:val="21"/>
-          <w:highlight w:val="yellow"/>
-          <w:rFonts w:eastAsia="宋体" w:ascii="宋体" w:hAnsi="宋体"/>
-        </w:rPr>
-        <w:t>绿城中国控股有限公司 / ____________________________（项目主体公司）</w:t>
-      </w:r>
     </w:p>
     <w:p>
       <w:pPr>
@@ -3340,7 +3344,7 @@
           <w:highlight w:val="yellow"/>
           <w:rFonts w:eastAsia="宋体" w:ascii="宋体" w:hAnsi="宋体"/>
         </w:rPr>
-        <w:t>人工智能商业化落地峰会组委会 / 上海市杨浦区科技企业联合会（联合主办）</w:t>
+        <w:t>上海市杨浦区科技企业联合会（正式签约与盖章主体；峰会组委会作为业务合作方共同执行）</w:t>
       </w:r>
     </w:p>
     <w:p>
@@ -3384,7 +3388,7 @@
           <w:highlight w:val="yellow"/>
           <w:rFonts w:eastAsia="宋体" w:ascii="宋体" w:hAnsi="宋体"/>
         </w:rPr>
-        <w:t>____________________</w:t>
+        <w:t>____________________（请上海市杨浦区科技企业联合会提供）</w:t>
       </w:r>
     </w:p>
     <w:sectPr>

--- a/deliverables/绿城活动赞助合同(GTH-zzc-ppch-016-2022a)-补充填写版.docx
+++ b/deliverables/绿城活动赞助合同(GTH-zzc-ppch-016-2022a)-补充填写版.docx
@@ -784,7 +784,7 @@
           <w:highlight w:val="yellow"/>
           <w:rFonts w:eastAsia="宋体" w:ascii="宋体" w:hAnsi="宋体"/>
         </w:rPr>
-        <w:t>94,339.62</w:t>
+        <w:t>97,087.38</w:t>
       </w:r>
       <w:r>
         <w:rPr>
@@ -803,7 +803,7 @@
           <w:highlight w:val="yellow"/>
           <w:rFonts w:eastAsia="宋体" w:ascii="宋体" w:hAnsi="宋体"/>
         </w:rPr>
-        <w:t>6</w:t>
+        <w:t>3</w:t>
       </w:r>
       <w:r>
         <w:rPr>
@@ -822,7 +822,7 @@
           <w:highlight w:val="yellow"/>
           <w:rFonts w:eastAsia="宋体" w:ascii="宋体" w:hAnsi="宋体"/>
         </w:rPr>
-        <w:t>5,660.38</w:t>
+        <w:t>2,912.62</w:t>
       </w:r>
       <w:r>
         <w:rPr>
@@ -831,7 +831,26 @@
           <w:sz w:val="21"/>
           <w:rFonts w:eastAsia="宋体" w:ascii="宋体" w:hAnsi="宋体"/>
         </w:rPr>
-        <w:t>元。本合同履行期间，如遇增值税税率调整，不含税价款保持不变，总价款相应调整；如因乙方由小规模纳税人调整为一般纳税人导致适用税率发生变化的，合同总价款不予调整，不含税价款、税金相应调整。</w:t>
+        <w:t>元</w:t>
+      </w:r>
+      <w:r>
+        <w:rPr>
+          <w:b/>
+          <w:color w:val="C00000"/>
+          <w:sz w:val="21"/>
+          <w:highlight w:val="yellow"/>
+          <w:rFonts w:eastAsia="宋体" w:ascii="宋体" w:hAnsi="宋体"/>
+        </w:rPr>
+        <w:t>（乙方上海市杨浦区科技企业联合会系民办非企业单位（民非组织），按简易计税方式适用 3% 增值税征收率，乙方应在首次开票前向甲方提供有效的纳税资质证明文件）</w:t>
+      </w:r>
+      <w:r>
+        <w:rPr>
+          <w:b w:val="0"/>
+          <w:color w:val="000000"/>
+          <w:sz w:val="21"/>
+          <w:rFonts w:eastAsia="宋体" w:ascii="宋体" w:hAnsi="宋体"/>
+        </w:rPr>
+        <w:t>。本合同履行期间，如遇增值税税率调整，不含税价款保持不变，总价款相应调整；如因乙方由小规模纳税人调整为一般纳税人导致适用税率发生变化的，合同总价款不予调整，不含税价款、税金相应调整。</w:t>
       </w:r>
     </w:p>
     <w:p>
@@ -1867,7 +1886,7 @@
           <w:sz w:val="21"/>
           <w:rFonts w:eastAsia="宋体" w:ascii="宋体" w:hAnsi="宋体"/>
         </w:rPr>
-        <w:t>1、乙方应确保邀请的（客户）出席率达到</w:t>
+        <w:t>1、</w:t>
       </w:r>
       <w:r>
         <w:rPr>
@@ -1877,16 +1896,7 @@
           <w:highlight w:val="yellow"/>
           <w:rFonts w:eastAsia="宋体" w:ascii="宋体" w:hAnsi="宋体"/>
         </w:rPr>
-        <w:t>80</w:t>
-      </w:r>
-      <w:r>
-        <w:rPr>
-          <w:b w:val="0"/>
-          <w:color w:val="000000"/>
-          <w:sz w:val="21"/>
-          <w:rFonts w:eastAsia="宋体" w:ascii="宋体" w:hAnsi="宋体"/>
-        </w:rPr>
-        <w:t>%以上，并将参会名单及联络方式在签约之当日提供给甲方。且邀请的嘉宾（客户）须与签约时提供给甲方的一致。</w:t>
+        <w:t>乙方应按本合同约定如期、合规组织本次活动，并配合甲方完成 logo、品牌简介、川总宣讲 PPT、户型折页等权益落地所需的素材确认与上线工作；乙方对参会嘉宾结构与现场组织尽合理之力，但不就具体出席率、参会名单及嘉宾构成作硬性数量或人员一致性承诺。</w:t>
       </w:r>
     </w:p>
     <w:p>
@@ -1919,7 +1929,17 @@
           <w:sz w:val="21"/>
           <w:rFonts w:eastAsia="宋体" w:ascii="宋体" w:hAnsi="宋体"/>
         </w:rPr>
-        <w:t>3、乙方仅能将甲方提供的赞助费或赞助物资等用于与本次活动相关的用途，且乙方应对赞助费或赞助物资等的使用情况作出记录，并配合甲方的监督和检查。</w:t>
+        <w:t>3、</w:t>
+      </w:r>
+      <w:r>
+        <w:rPr>
+          <w:b/>
+          <w:color w:val="C00000"/>
+          <w:sz w:val="21"/>
+          <w:highlight w:val="yellow"/>
+          <w:rFonts w:eastAsia="宋体" w:ascii="宋体" w:hAnsi="宋体"/>
+        </w:rPr>
+        <w:t>乙方应按本合同第二条约定的资金用途（场地租赁、舞美搭建、嘉宾接待、物料制作及现场运营等直接费用），将甲方提供的赞助费专款专用于本次活动当期支出。</w:t>
       </w:r>
     </w:p>
     <w:p>
@@ -2051,7 +2071,7 @@
           <w:highlight w:val="yellow"/>
           <w:rFonts w:eastAsia="宋体" w:ascii="宋体" w:hAnsi="宋体"/>
         </w:rPr>
-        <w:t>（a）乙方应在大会结束后 7 个自然日内向甲方出具《赞助权益执行回执》一份，附现场图片、嘉宾合影、媒体链接、回顾视频片段等代表性证据材料，作为整体验收依据；（b）乙方应在签约后 5 个工作日内向甲方提供晚宴 LED 屏 / 投影准确像素比及刷新率参数；（c）乙方与活动公司、印刷单位的对接事项详见附件《赞助权益执行清单》；（d）项目案场接驳（华为尊界 8–10 辆 + 考斯特补位）及案场接待由甲方自办，不计入本合同赞助金额，亦不构成乙方义务。</w:t>
+        <w:t>____________________（无；如有特别约定，双方另行书面确认）</w:t>
       </w:r>
       <w:r>
         <w:rPr>
@@ -2248,7 +2268,7 @@
           <w:sz w:val="21"/>
           <w:rFonts w:eastAsia="宋体" w:ascii="宋体" w:hAnsi="宋体"/>
         </w:rPr>
-        <w:t>2、如果乙方邀约嘉宾（客户）出席率低于</w:t>
+        <w:t>2、</w:t>
       </w:r>
       <w:r>
         <w:rPr>
@@ -2258,8 +2278,13 @@
           <w:highlight w:val="yellow"/>
           <w:rFonts w:eastAsia="宋体" w:ascii="宋体" w:hAnsi="宋体"/>
         </w:rPr>
-        <w:t>60</w:t>
+        <w:t>（鉴于第四条第 1 项乙方义务已调整为「不就具体出席率、参会名单及嘉宾构成作硬性数量或人员一致性承诺」，本款关于出席率／嘉宾一致率的违约责任相应不再适用，留为占位以备后续双方另行书面约定。）</w:t>
       </w:r>
+    </w:p>
+    <w:p>
+      <w:pPr>
+        <w:spacing w:line="336" w:lineRule="auto" w:after="40"/>
+      </w:pPr>
       <w:r>
         <w:rPr>
           <w:b w:val="0"/>
@@ -2267,7 +2292,7 @@
           <w:sz w:val="21"/>
           <w:rFonts w:eastAsia="宋体" w:ascii="宋体" w:hAnsi="宋体"/>
         </w:rPr>
-        <w:t>%或与提交甲方的邀约嘉宾（客户）不一致率超过</w:t>
+        <w:t>3、</w:t>
       </w:r>
       <w:r>
         <w:rPr>
@@ -2277,125 +2302,12 @@
           <w:highlight w:val="yellow"/>
           <w:rFonts w:eastAsia="宋体" w:ascii="宋体" w:hAnsi="宋体"/>
         </w:rPr>
-        <w:t>30</w:t>
-      </w:r>
-      <w:r>
-        <w:rPr>
-          <w:b w:val="0"/>
-          <w:color w:val="000000"/>
-          <w:sz w:val="21"/>
-          <w:rFonts w:eastAsia="宋体" w:ascii="宋体" w:hAnsi="宋体"/>
-        </w:rPr>
-        <w:t>%，甲方有权解除本合同，在本合同解除之日起的 5 个工作日内，乙方应返还甲方已提供的赞助费或赞助物资，同时向甲方支付</w:t>
-      </w:r>
-      <w:r>
-        <w:rPr>
-          <w:b/>
-          <w:color w:val="C00000"/>
-          <w:sz w:val="21"/>
-          <w:highlight w:val="yellow"/>
-          <w:rFonts w:eastAsia="宋体" w:ascii="宋体" w:hAnsi="宋体"/>
-        </w:rPr>
-        <w:t>30,000</w:t>
-      </w:r>
-      <w:r>
-        <w:rPr>
-          <w:b w:val="0"/>
-          <w:color w:val="000000"/>
-          <w:sz w:val="21"/>
-          <w:rFonts w:eastAsia="宋体" w:ascii="宋体" w:hAnsi="宋体"/>
-        </w:rPr>
-        <w:t>元违约金，并赔偿甲方因此遭受的全部损失。如逾期返还赞助费或赞助物资，每逾期一日，乙方应向甲方支付合同总价万分之一每日的违约金。</w:t>
-      </w:r>
-    </w:p>
-    <w:p>
-      <w:pPr>
-        <w:spacing w:line="336" w:lineRule="auto" w:after="40"/>
-      </w:pPr>
-      <w:r>
-        <w:rPr>
-          <w:b w:val="0"/>
-          <w:color w:val="000000"/>
-          <w:sz w:val="21"/>
-          <w:rFonts w:eastAsia="宋体" w:ascii="宋体" w:hAnsi="宋体"/>
-        </w:rPr>
-        <w:t>3、如乙方未将参会名单及联络方式在本合同签订时提供给甲方，则每逾期一日，乙方应向甲方支付</w:t>
-      </w:r>
-      <w:r>
-        <w:rPr>
-          <w:b/>
-          <w:color w:val="C00000"/>
-          <w:sz w:val="21"/>
-          <w:highlight w:val="yellow"/>
-          <w:rFonts w:eastAsia="宋体" w:ascii="宋体" w:hAnsi="宋体"/>
-        </w:rPr>
-        <w:t>1,000</w:t>
-      </w:r>
-      <w:r>
-        <w:rPr>
-          <w:b w:val="0"/>
-          <w:color w:val="000000"/>
-          <w:sz w:val="21"/>
-          <w:rFonts w:eastAsia="宋体" w:ascii="宋体" w:hAnsi="宋体"/>
-        </w:rPr>
-        <w:t>元违约金；逾期超过 10 日的，则甲方有权解除本合同，在本合同解除之日起的 5 个工作日内，乙方应返还甲方已提供的赞助费或</w:t>
+        <w:t>（鉴于第四条第 1 项乙方义务已调整，本款关于「未在签订时提供参会名单」的违约责任相应不再适用，留为占位以备后续双方另行书面约定。）</w:t>
       </w:r>
     </w:p>
     <w:p>
       <w:r>
         <w:br w:type="page"/>
-      </w:r>
-    </w:p>
-    <w:p>
-      <w:pPr>
-        <w:spacing w:line="336" w:lineRule="auto" w:after="40"/>
-      </w:pPr>
-      <w:r>
-        <w:rPr>
-          <w:b w:val="0"/>
-          <w:color w:val="000000"/>
-          <w:sz w:val="21"/>
-          <w:rFonts w:eastAsia="宋体" w:ascii="宋体" w:hAnsi="宋体"/>
-        </w:rPr>
-        <w:t>赞助物资，同时向甲方支付</w:t>
-      </w:r>
-      <w:r>
-        <w:rPr>
-          <w:b/>
-          <w:color w:val="C00000"/>
-          <w:sz w:val="21"/>
-          <w:highlight w:val="yellow"/>
-          <w:rFonts w:eastAsia="宋体" w:ascii="宋体" w:hAnsi="宋体"/>
-        </w:rPr>
-        <w:t>10,000</w:t>
-      </w:r>
-      <w:r>
-        <w:rPr>
-          <w:b w:val="0"/>
-          <w:color w:val="000000"/>
-          <w:sz w:val="21"/>
-          <w:rFonts w:eastAsia="宋体" w:ascii="宋体" w:hAnsi="宋体"/>
-        </w:rPr>
-        <w:t>元违约金，并赔偿甲方因此遭受的全部损失。如逾期返还甲方已支付的赞助费、逾期支付违约金或逾期返还赞助物资的，则每逾期一日，乙方应向甲方支付</w:t>
-      </w:r>
-      <w:r>
-        <w:rPr>
-          <w:b/>
-          <w:color w:val="C00000"/>
-          <w:sz w:val="21"/>
-          <w:highlight w:val="yellow"/>
-          <w:rFonts w:eastAsia="宋体" w:ascii="宋体" w:hAnsi="宋体"/>
-        </w:rPr>
-        <w:t>1,000</w:t>
-      </w:r>
-      <w:r>
-        <w:rPr>
-          <w:b w:val="0"/>
-          <w:color w:val="000000"/>
-          <w:sz w:val="21"/>
-          <w:rFonts w:eastAsia="宋体" w:ascii="宋体" w:hAnsi="宋体"/>
-        </w:rPr>
-        <w:t>元违约金。</w:t>
       </w:r>
     </w:p>
     <w:p>

--- a/deliverables/绿城活动赞助合同(GTH-zzc-ppch-016-2022a)-补充填写版.docx
+++ b/deliverables/绿城活动赞助合同(GTH-zzc-ppch-016-2022a)-补充填写版.docx
@@ -31,7 +31,7 @@
           <w:sz w:val="18"/>
           <w:rFonts w:eastAsia="宋体" w:ascii="宋体" w:hAnsi="宋体"/>
         </w:rPr>
-        <w:t>处均为根据「绿城·潮鸣外滩 · 2026 AI 商业化峰会晚宴冠名战略合作伙伴 · 10 万元」合作实际信息补充填入，请绿城法务/财务/品牌部分别 review 后确认或调整。其余下划线及空白处保留为待确认项。乙方收款账户与签约主体已根据「2026 AI 商业化峰会·腾讯云战略协办协议」已盖章签署版同步确认。</w:t>
+        <w:t>处均为根据「绿城·潮鸣外滩 · 2026 AI 商业化峰会晚宴冠名战略合作伙伴 · 10 万元」合作实际信息补充填入，请乙方法务/财务/业务侧分别 review 后确认。本次合作合同总价 100,000 元为不含税金额，甲方另行承担 3% 增值税 3,000 元，实际支付总额 103,000 元；乙方系民办非企业单位（民非组织），按 3% 简易计税。所有甲方公司信息、开票信息、联系人、签署主体均保留空白由甲方自行填写。</w:t>
       </w:r>
     </w:p>
     <w:p>
@@ -70,13 +70,12 @@
       </w:r>
       <w:r>
         <w:rPr>
-          <w:b/>
-          <w:color w:val="C00000"/>
+          <w:b w:val="0"/>
+          <w:color w:val="000000"/>
           <w:sz w:val="21"/>
-          <w:highlight w:val="yellow"/>
           <w:rFonts w:eastAsia="宋体" w:ascii="宋体" w:hAnsi="宋体"/>
         </w:rPr>
-        <w:t>AIBIZ-2026-SP-绿城潮鸣外滩-001</w:t>
+        <w:t>________________________________</w:t>
       </w:r>
     </w:p>
     <w:p>
@@ -139,13 +138,12 @@
       </w:r>
       <w:r>
         <w:rPr>
-          <w:b/>
-          <w:color w:val="C00000"/>
+          <w:b w:val="0"/>
+          <w:color w:val="000000"/>
           <w:sz w:val="21"/>
-          <w:highlight w:val="yellow"/>
           <w:rFonts w:eastAsia="宋体" w:ascii="宋体" w:hAnsi="宋体"/>
         </w:rPr>
-        <w:t>绿城中国控股有限公司 / ____________________________（项目主体公司）</w:t>
+        <w:t>________________________________</w:t>
       </w:r>
     </w:p>
     <w:p>
@@ -169,7 +167,7 @@
           <w:highlight w:val="yellow"/>
           <w:rFonts w:eastAsia="宋体" w:ascii="宋体" w:hAnsi="宋体"/>
         </w:rPr>
-        <w:t>人工智能商业化落地峰会组委会 / 上海市杨浦区科技企业联合会（联合主办）</w:t>
+        <w:t>人工智能商业化落地峰会组委会 / 上海市杨浦区科技企业联合会</w:t>
       </w:r>
     </w:p>
     <w:p>
@@ -345,7 +343,7 @@
           <w:sz w:val="22"/>
           <w:rFonts w:eastAsia="宋体" w:ascii="宋体" w:hAnsi="宋体"/>
         </w:rPr>
-        <w:t>甲方：绿城中国控股有限公司 / ____________________________（项目主体公司）</w:t>
+        <w:t>甲方：________________________________</w:t>
       </w:r>
     </w:p>
     <w:p>
@@ -363,13 +361,12 @@
       </w:r>
       <w:r>
         <w:rPr>
-          <w:b/>
-          <w:color w:val="C00000"/>
+          <w:b w:val="0"/>
+          <w:color w:val="000000"/>
           <w:sz w:val="21"/>
-          <w:highlight w:val="yellow"/>
           <w:rFonts w:eastAsia="宋体" w:ascii="宋体" w:hAnsi="宋体"/>
         </w:rPr>
-        <w:t>浙江省杭州市江干区杨柳郡景悦街 ____ 号（绿城中国控股有限公司注册地址）/ ____________________________（项目主体公司注册地址）</w:t>
+        <w:t>________________________________</w:t>
       </w:r>
     </w:p>
     <w:p>
@@ -387,13 +384,12 @@
       </w:r>
       <w:r>
         <w:rPr>
-          <w:b/>
-          <w:color w:val="C00000"/>
+          <w:b w:val="0"/>
+          <w:color w:val="000000"/>
           <w:sz w:val="21"/>
-          <w:highlight w:val="yellow"/>
           <w:rFonts w:eastAsia="宋体" w:ascii="宋体" w:hAnsi="宋体"/>
         </w:rPr>
-        <w:t>____________________（请绿城法务部门提供）</w:t>
+        <w:t>________________________________</w:t>
       </w:r>
     </w:p>
     <w:p>
@@ -412,7 +408,7 @@
           <w:sz w:val="22"/>
           <w:rFonts w:eastAsia="宋体" w:ascii="宋体" w:hAnsi="宋体"/>
         </w:rPr>
-        <w:t>乙方：人工智能商业化落地峰会组委会 / 上海市杨浦区科技企业联合会（联合主办；正式签约与盖章主体：上海市杨浦区科技企业联合会）</w:t>
+        <w:t>乙方：人工智能商业化落地峰会组委会 / 上海市杨浦区科技企业联合会（正式签约与盖章主体：上海市杨浦区科技企业联合会）</w:t>
       </w:r>
     </w:p>
     <w:p>
@@ -636,7 +632,7 @@
           <w:highlight w:val="yellow"/>
           <w:rFonts w:eastAsia="宋体" w:ascii="宋体" w:hAnsi="宋体"/>
         </w:rPr>
-        <w:t>人工智能商业化落地峰会组委会 / 上海市杨浦区科技企业联合会（联合主办）</w:t>
+        <w:t>人工智能商业化落地峰会组委会 / 上海市杨浦区科技企业联合会</w:t>
       </w:r>
     </w:p>
     <w:p>
@@ -727,7 +723,7 @@
           <w:highlight w:val="yellow"/>
           <w:rFonts w:eastAsia="宋体" w:ascii="宋体" w:hAnsi="宋体"/>
         </w:rPr>
-        <w:t>100,000</w:t>
+        <w:t>103,000</w:t>
       </w:r>
       <w:r>
         <w:rPr>
@@ -746,7 +742,7 @@
           <w:highlight w:val="yellow"/>
           <w:rFonts w:eastAsia="宋体" w:ascii="宋体" w:hAnsi="宋体"/>
         </w:rPr>
-        <w:t>壹拾万</w:t>
+        <w:t>壹拾万叁仟</w:t>
       </w:r>
       <w:r>
         <w:rPr>
@@ -784,7 +780,7 @@
           <w:highlight w:val="yellow"/>
           <w:rFonts w:eastAsia="宋体" w:ascii="宋体" w:hAnsi="宋体"/>
         </w:rPr>
-        <w:t>97,087.38</w:t>
+        <w:t>100,000</w:t>
       </w:r>
       <w:r>
         <w:rPr>
@@ -822,16 +818,7 @@
           <w:highlight w:val="yellow"/>
           <w:rFonts w:eastAsia="宋体" w:ascii="宋体" w:hAnsi="宋体"/>
         </w:rPr>
-        <w:t>2,912.62</w:t>
-      </w:r>
-      <w:r>
-        <w:rPr>
-          <w:b w:val="0"/>
-          <w:color w:val="000000"/>
-          <w:sz w:val="21"/>
-          <w:rFonts w:eastAsia="宋体" w:ascii="宋体" w:hAnsi="宋体"/>
-        </w:rPr>
-        <w:t>元</w:t>
+        <w:t>3,000</w:t>
       </w:r>
       <w:r>
         <w:rPr>
@@ -841,7 +828,7 @@
           <w:highlight w:val="yellow"/>
           <w:rFonts w:eastAsia="宋体" w:ascii="宋体" w:hAnsi="宋体"/>
         </w:rPr>
-        <w:t>（乙方上海市杨浦区科技企业联合会系民办非企业单位（民非组织），按简易计税方式适用 3% 增值税征收率，乙方应在首次开票前向甲方提供有效的纳税资质证明文件）</w:t>
+        <w:t>元（该 3% 增值税税金由甲方另行承担，不在乙方实际收入金额内）</w:t>
       </w:r>
       <w:r>
         <w:rPr>
@@ -850,7 +837,26 @@
           <w:sz w:val="21"/>
           <w:rFonts w:eastAsia="宋体" w:ascii="宋体" w:hAnsi="宋体"/>
         </w:rPr>
-        <w:t>。本合同履行期间，如遇增值税税率调整，不含税价款保持不变，总价款相应调整；如因乙方由小规模纳税人调整为一般纳税人导致适用税率发生变化的，合同总价款不予调整，不含税价款、税金相应调整。</w:t>
+        <w:t>。</w:t>
+      </w:r>
+      <w:r>
+        <w:rPr>
+          <w:b/>
+          <w:color w:val="C00000"/>
+          <w:sz w:val="21"/>
+          <w:highlight w:val="yellow"/>
+          <w:rFonts w:eastAsia="宋体" w:ascii="宋体" w:hAnsi="宋体"/>
+        </w:rPr>
+        <w:t>乙方上海市杨浦区科技企业联合会系民办非企业单位（民非组织），按简易计税方式适用 3% 增值税征收率，乙方应在首次开票前向甲方提供有效的纳税资质证明文件。</w:t>
+      </w:r>
+      <w:r>
+        <w:rPr>
+          <w:b w:val="0"/>
+          <w:color w:val="000000"/>
+          <w:sz w:val="21"/>
+          <w:rFonts w:eastAsia="宋体" w:ascii="宋体" w:hAnsi="宋体"/>
+        </w:rPr>
+        <w:t>本合同履行期间，如遇增值税税率调整，不含税价款保持不变，总价款相应调整；如因乙方由小规模纳税人调整为一般纳税人导致适用税率发生变化的，合同总价款不予调整，不含税价款、税金相应调整。</w:t>
       </w:r>
     </w:p>
     <w:p>
@@ -1099,7 +1105,7 @@
           <w:highlight w:val="yellow"/>
           <w:rFonts w:eastAsia="宋体" w:ascii="宋体" w:hAnsi="宋体"/>
         </w:rPr>
-        <w:t>（鉴于活动已于 2026 年 5 月 22 日实际完成，本次合作采用方式 (2) 后置一次性付款）</w:t>
+        <w:t>（鉴于活动已于 2026 年 5 月 22 日实际完成，本次合作采用方式 (2) 后置一次性付款；甲方应支付乙方含税总额 103,000 元）</w:t>
       </w:r>
     </w:p>
     <w:p>
@@ -1248,13 +1254,12 @@
       </w:r>
       <w:r>
         <w:rPr>
-          <w:b/>
-          <w:color w:val="C00000"/>
+          <w:b w:val="0"/>
+          <w:color w:val="000000"/>
           <w:sz w:val="21"/>
-          <w:highlight w:val="yellow"/>
           <w:rFonts w:eastAsia="宋体" w:ascii="宋体" w:hAnsi="宋体"/>
         </w:rPr>
-        <w:t>绿城中国控股有限公司 / ____________________________（项目主体公司）</w:t>
+        <w:t>________________________________</w:t>
       </w:r>
       <w:r>
         <w:rPr>
@@ -1281,13 +1286,12 @@
       </w:r>
       <w:r>
         <w:rPr>
-          <w:b/>
-          <w:color w:val="C00000"/>
+          <w:b w:val="0"/>
+          <w:color w:val="000000"/>
           <w:sz w:val="21"/>
-          <w:highlight w:val="yellow"/>
           <w:rFonts w:eastAsia="宋体" w:ascii="宋体" w:hAnsi="宋体"/>
         </w:rPr>
-        <w:t>____________________（请绿城财务部提供）</w:t>
+        <w:t>________________________________</w:t>
       </w:r>
       <w:r>
         <w:rPr>
@@ -1314,13 +1318,12 @@
       </w:r>
       <w:r>
         <w:rPr>
-          <w:b/>
-          <w:color w:val="C00000"/>
+          <w:b w:val="0"/>
+          <w:color w:val="000000"/>
           <w:sz w:val="21"/>
-          <w:highlight w:val="yellow"/>
           <w:rFonts w:eastAsia="宋体" w:ascii="宋体" w:hAnsi="宋体"/>
         </w:rPr>
-        <w:t>____________________（请绿城财务部提供，与发票抬头地址一致）</w:t>
+        <w:t>________________________________</w:t>
       </w:r>
       <w:r>
         <w:rPr>
@@ -1347,13 +1350,12 @@
       </w:r>
       <w:r>
         <w:rPr>
-          <w:b/>
-          <w:color w:val="C00000"/>
+          <w:b w:val="0"/>
+          <w:color w:val="000000"/>
           <w:sz w:val="21"/>
-          <w:highlight w:val="yellow"/>
           <w:rFonts w:eastAsia="宋体" w:ascii="宋体" w:hAnsi="宋体"/>
         </w:rPr>
-        <w:t>____________________（请绿城财务部提供）</w:t>
+        <w:t>________________________________</w:t>
       </w:r>
       <w:r>
         <w:rPr>
@@ -1380,13 +1382,12 @@
       </w:r>
       <w:r>
         <w:rPr>
-          <w:b/>
-          <w:color w:val="C00000"/>
+          <w:b w:val="0"/>
+          <w:color w:val="000000"/>
           <w:sz w:val="21"/>
-          <w:highlight w:val="yellow"/>
           <w:rFonts w:eastAsia="宋体" w:ascii="宋体" w:hAnsi="宋体"/>
         </w:rPr>
-        <w:t>____________________（请绿城财务部提供）</w:t>
+        <w:t>________________________________</w:t>
       </w:r>
       <w:r>
         <w:rPr>
@@ -1413,13 +1414,12 @@
       </w:r>
       <w:r>
         <w:rPr>
-          <w:b/>
-          <w:color w:val="C00000"/>
+          <w:b w:val="0"/>
+          <w:color w:val="000000"/>
           <w:sz w:val="21"/>
-          <w:highlight w:val="yellow"/>
           <w:rFonts w:eastAsia="宋体" w:ascii="宋体" w:hAnsi="宋体"/>
         </w:rPr>
-        <w:t>____________________（请绿城财务部提供）</w:t>
+        <w:t>________________________________</w:t>
       </w:r>
       <w:r>
         <w:rPr>
@@ -1668,7 +1668,7 @@
           <w:highlight w:val="yellow"/>
           <w:rFonts w:eastAsia="宋体" w:ascii="宋体" w:hAnsi="宋体"/>
         </w:rPr>
-        <w:t>8</w:t>
+        <w:t>6</w:t>
       </w:r>
       <w:r>
         <w:rPr>
@@ -1678,7 +1678,7 @@
           <w:highlight w:val="yellow"/>
           <w:rFonts w:eastAsia="宋体" w:ascii="宋体" w:hAnsi="宋体"/>
         </w:rPr>
-        <w:t>名领导/员工代表参与本次活动，并发表讲话，向参会人员介绍和推广甲方及其关联公司、运作的项目、企业文化和成就等。（其中主桌 3 人 + 销售/接待 5 人；具体名单于活动前 3 个工作日双方确认）</w:t>
+        <w:t>名领导/员工代表参与本次活动，并发表讲话，向参会人员介绍和推广甲方及其关联公司、运作的项目、企业文化和成就等。（其中现场服务 2 人 + 销售 2 人 + 甲方指派代表 2 人；晚宴实际出席 2 人；具体名单于活动前 3 个工作日双方确认）</w:t>
       </w:r>
     </w:p>
     <w:p>
@@ -1762,13 +1762,12 @@
       </w:r>
       <w:r>
         <w:rPr>
-          <w:b/>
-          <w:color w:val="C00000"/>
+          <w:b w:val="0"/>
+          <w:color w:val="000000"/>
           <w:sz w:val="21"/>
-          <w:highlight w:val="yellow"/>
           <w:rFonts w:eastAsia="宋体" w:ascii="宋体" w:hAnsi="宋体"/>
         </w:rPr>
-        <w:t>晚宴冠名战略合作伙伴：绿城中国 | 绿城·潮鸣外滩</w:t>
+        <w:t>晚宴冠名战略合作伙伴：________________________________（待甲方填入冠名）</w:t>
       </w:r>
       <w:r>
         <w:rPr>
@@ -1849,7 +1848,7 @@
           <w:highlight w:val="yellow"/>
           <w:rFonts w:eastAsia="宋体" w:ascii="宋体" w:hAnsi="宋体"/>
         </w:rPr>
-        <w:t>（a）甲方享有主会场 1 处展位、晚宴 KV / 桌卡 / 菜单 / 席卡项目 logo 植入；（b）甲方川总享有晚宴前 15 分钟项目专场宣讲（PPT 主讲位置）；（c）甲方享有 500 份手拎袋夹页（项目折页 + 285/310 户型图）；（d）甲方享有论坛后主持人鸣谢口播及现场动线引导，配合甲方意向嘉宾前往潮鸣外滩项目案场参观；（e）甲方享有朋友圈九宫格、回顾视频项目鸣谢及《赞助权益执行回执》（详见附件）。</w:t>
+        <w:t>（a）甲方享有主会场 1 处展位、晚宴 KV / 桌卡 / 席卡项目 logo 植入；（b）甲方指派代表享有晚宴前 15 分钟项目专场宣讲（PPT 主讲位置）；（c）甲方享有 500 份手拎袋夹页（项目折页 + 285/310 户型图）；（d）甲方享有论坛后主持人鸣谢口播及现场动线引导，配合甲方意向嘉宾前往项目案场参观；（e）甲方享有朋友圈九宫格项目鸣谢及《赞助权益执行回执》（详见附件）。</w:t>
       </w:r>
       <w:r>
         <w:rPr>
@@ -1886,7 +1885,7 @@
           <w:sz w:val="21"/>
           <w:rFonts w:eastAsia="宋体" w:ascii="宋体" w:hAnsi="宋体"/>
         </w:rPr>
-        <w:t>1、</w:t>
+        <w:t>1、乙方应按本合同约定如期、合规组织本次活动，并配合甲方完成 logo、品牌简介、甲方指派代表宣讲 PPT、户型折页等权益落地所需的素材确认与上线工作；乙方就邀请的（客户）出席率尽合理之力达到</w:t>
       </w:r>
       <w:r>
         <w:rPr>
@@ -1896,7 +1895,26 @@
           <w:highlight w:val="yellow"/>
           <w:rFonts w:eastAsia="宋体" w:ascii="宋体" w:hAnsi="宋体"/>
         </w:rPr>
-        <w:t>乙方应按本合同约定如期、合规组织本次活动，并配合甲方完成 logo、品牌简介、川总宣讲 PPT、户型折页等权益落地所需的素材确认与上线工作；乙方对参会嘉宾结构与现场组织尽合理之力，但不就具体出席率、参会名单及嘉宾构成作硬性数量或人员一致性承诺。</w:t>
+        <w:t>80</w:t>
+      </w:r>
+      <w:r>
+        <w:rPr>
+          <w:b w:val="0"/>
+          <w:color w:val="000000"/>
+          <w:sz w:val="21"/>
+          <w:rFonts w:eastAsia="宋体" w:ascii="宋体" w:hAnsi="宋体"/>
+        </w:rPr>
+        <w:t>%以上。</w:t>
+      </w:r>
+      <w:r>
+        <w:rPr>
+          <w:b/>
+          <w:color w:val="C00000"/>
+          <w:sz w:val="21"/>
+          <w:highlight w:val="yellow"/>
+          <w:rFonts w:eastAsia="宋体" w:ascii="宋体" w:hAnsi="宋体"/>
+        </w:rPr>
+        <w:t>（参会名单及嘉宾联络方式涉及个人信息保护，根据《中华人民共和国个人信息保护法》第十三条、第二十三条之规定，未经嘉宾本人单独授权同意，乙方不得向第三方提供，故本合同不就参会名单及嘉宾构成作硬性提交承诺，相关意向客户对接由乙方在现场协助促成。）</w:t>
       </w:r>
     </w:p>
     <w:p>
@@ -1941,6 +1959,16 @@
         </w:rPr>
         <w:t>乙方应按本合同第二条约定的资金用途（场地租赁、舞美搭建、嘉宾接待、物料制作及现场运营等直接费用），将甲方提供的赞助费专款专用于本次活动当期支出。</w:t>
       </w:r>
+      <w:r>
+        <w:rPr>
+          <w:b/>
+          <w:color w:val="C00000"/>
+          <w:sz w:val="21"/>
+          <w:highlight w:val="yellow"/>
+          <w:rFonts w:eastAsia="宋体" w:ascii="宋体" w:hAnsi="宋体"/>
+        </w:rPr>
+        <w:t>（本次合作属于带有曝光对价的商业赞助，非慈善捐赠或政府专项拨款；乙方按约完成本合同第三条项下各项权益交付后，赞助费所有权即归属乙方；乙方作为独立法人，其内部财务账目及预算调配涉及商业秘密与经营自主权，不接受任何形式的外部审计、监督或检查。）</w:t>
+      </w:r>
     </w:p>
     <w:p>
       <w:pPr>
@@ -1967,18 +1995,13 @@
           <w:sz w:val="21"/>
           <w:rFonts w:eastAsia="宋体" w:ascii="宋体" w:hAnsi="宋体"/>
         </w:rPr>
-        <w:t>5、乙方及其关联公司不得发布、转载、链接等关于甲方及其关联方、</w:t>
+        <w:t>5、乙方及其关联公司不得发布、转载、链接等关于甲方及其关联方品牌及其下属项目的负面报道，如在其网站、论坛、书报杂志等发现第三方对甲方及其关联方、前述品牌及项目的负面报道或评论，乙方应及时采取措施（屏蔽或删除等）并通知甲方。否则，给甲方造成的损失，由乙方负责承担。</w:t>
       </w:r>
-      <w:r>
-        <w:rPr>
-          <w:b/>
-          <w:color w:val="C00000"/>
-          <w:sz w:val="21"/>
-          <w:highlight w:val="yellow"/>
-          <w:rFonts w:eastAsia="宋体" w:ascii="宋体" w:hAnsi="宋体"/>
-        </w:rPr>
-        <w:t>绿城中国 / 绿城·潮鸣外滩</w:t>
-      </w:r>
+    </w:p>
+    <w:p>
+      <w:pPr>
+        <w:spacing w:line="336" w:lineRule="auto" w:after="40"/>
+      </w:pPr>
       <w:r>
         <w:rPr>
           <w:b w:val="0"/>
@@ -1986,40 +2009,7 @@
           <w:sz w:val="21"/>
           <w:rFonts w:eastAsia="宋体" w:ascii="宋体" w:hAnsi="宋体"/>
         </w:rPr>
-        <w:t>品牌及其下属项目的负面报道，如在其网站、论坛、书报杂志等发现第三方对甲方及其关联方、前述品牌及项目的负面报道或评论，乙方应及时采取措施（屏蔽或删除等）并通知甲方。否则，给甲方造成的损失，由乙方负责承担。</w:t>
-      </w:r>
-    </w:p>
-    <w:p>
-      <w:pPr>
-        <w:spacing w:line="336" w:lineRule="auto" w:after="40"/>
-      </w:pPr>
-      <w:r>
-        <w:rPr>
-          <w:b w:val="0"/>
-          <w:color w:val="000000"/>
-          <w:sz w:val="21"/>
-          <w:rFonts w:eastAsia="宋体" w:ascii="宋体" w:hAnsi="宋体"/>
-        </w:rPr>
-        <w:t>6、乙方应按照甲方的要求对甲方及其关联方、</w:t>
-      </w:r>
-      <w:r>
-        <w:rPr>
-          <w:b/>
-          <w:color w:val="C00000"/>
-          <w:sz w:val="21"/>
-          <w:highlight w:val="yellow"/>
-          <w:rFonts w:eastAsia="宋体" w:ascii="宋体" w:hAnsi="宋体"/>
-        </w:rPr>
-        <w:t>绿城中国 / 绿城·潮鸣外滩</w:t>
-      </w:r>
-      <w:r>
-        <w:rPr>
-          <w:b w:val="0"/>
-          <w:color w:val="000000"/>
-          <w:sz w:val="21"/>
-          <w:rFonts w:eastAsia="宋体" w:ascii="宋体" w:hAnsi="宋体"/>
-        </w:rPr>
-        <w:t>品牌及其下属项目在本次活动的前期宣传、现场及后期宣传中进行推广。</w:t>
+        <w:t>6、乙方应按照甲方的要求对甲方及其关联方品牌及其下属项目在本次活动的前期宣传、现场及后期宣传中进行推广。</w:t>
       </w:r>
     </w:p>
     <w:p>
@@ -2725,13 +2715,12 @@
       </w:r>
       <w:r>
         <w:rPr>
-          <w:b/>
-          <w:color w:val="C00000"/>
+          <w:b w:val="0"/>
+          <w:color w:val="000000"/>
           <w:sz w:val="21"/>
-          <w:highlight w:val="yellow"/>
           <w:rFonts w:eastAsia="宋体" w:ascii="宋体" w:hAnsi="宋体"/>
         </w:rPr>
-        <w:t>笪胜（绿城方对接人）/ ____________________（如需增加副对接人，请绿城品牌部提供）</w:t>
+        <w:t>________________________________</w:t>
       </w:r>
       <w:r>
         <w:rPr>
@@ -2758,13 +2747,12 @@
       </w:r>
       <w:r>
         <w:rPr>
-          <w:b/>
-          <w:color w:val="C00000"/>
+          <w:b w:val="0"/>
+          <w:color w:val="000000"/>
           <w:sz w:val="21"/>
-          <w:highlight w:val="yellow"/>
           <w:rFonts w:eastAsia="宋体" w:ascii="宋体" w:hAnsi="宋体"/>
         </w:rPr>
-        <w:t>____________________（请绿城品牌部提供）</w:t>
+        <w:t>________________________________</w:t>
       </w:r>
       <w:r>
         <w:rPr>
@@ -2791,13 +2779,12 @@
       </w:r>
       <w:r>
         <w:rPr>
-          <w:b/>
-          <w:color w:val="C00000"/>
+          <w:b w:val="0"/>
+          <w:color w:val="000000"/>
           <w:sz w:val="21"/>
-          <w:highlight w:val="yellow"/>
           <w:rFonts w:eastAsia="宋体" w:ascii="宋体" w:hAnsi="宋体"/>
         </w:rPr>
-        <w:t>____________________（请绿城品牌部提供发函邮寄收件地址）</w:t>
+        <w:t>________________________________</w:t>
       </w:r>
       <w:r>
         <w:rPr>
@@ -3162,13 +3149,12 @@
       </w:r>
       <w:r>
         <w:rPr>
-          <w:b/>
-          <w:color w:val="C00000"/>
+          <w:b w:val="0"/>
+          <w:color w:val="000000"/>
           <w:sz w:val="21"/>
-          <w:highlight w:val="yellow"/>
           <w:rFonts w:eastAsia="宋体" w:ascii="宋体" w:hAnsi="宋体"/>
         </w:rPr>
-        <w:t>绿城中国控股有限公司 / ____________________________（项目主体公司）</w:t>
+        <w:t>________________________________</w:t>
       </w:r>
     </w:p>
     <w:p>
@@ -3206,13 +3192,12 @@
       </w:r>
       <w:r>
         <w:rPr>
-          <w:b/>
-          <w:color w:val="C00000"/>
+          <w:b w:val="0"/>
+          <w:color w:val="000000"/>
           <w:sz w:val="21"/>
-          <w:highlight w:val="yellow"/>
           <w:rFonts w:eastAsia="宋体" w:ascii="宋体" w:hAnsi="宋体"/>
         </w:rPr>
-        <w:t>____________________</w:t>
+        <w:t>________________________________</w:t>
       </w:r>
     </w:p>
     <w:p>

--- a/deliverables/绿城活动赞助合同(GTH-zzc-ppch-016-2022a)-补充填写版.docx
+++ b/deliverables/绿城活动赞助合同(GTH-zzc-ppch-016-2022a)-补充填写版.docx
@@ -31,7 +31,7 @@
           <w:sz w:val="18"/>
           <w:rFonts w:eastAsia="宋体" w:ascii="宋体" w:hAnsi="宋体"/>
         </w:rPr>
-        <w:t>处均为根据「绿城·潮鸣外滩 · 2026 AI 商业化峰会晚宴冠名战略合作伙伴 · 10 万元」合作实际信息补充填入，请乙方法务/财务/业务侧分别 review 后确认。本次合作合同总价 100,000 元为不含税金额，甲方另行承担 3% 增值税 3,000 元，实际支付总额 103,000 元；乙方系民办非企业单位（民非组织），按 3% 简易计税。所有甲方公司信息、开票信息、联系人、签署主体均保留空白由甲方自行填写。</w:t>
+        <w:t>处均为根据「2026 AI 商业化峰会·晚宴冠名战略合作伙伴」合作实际信息补充填入，请乙方法务/财务/业务侧分别 review 后确认。本次合作合同总价 100,000 元为不含税金额，甲方另行承担 3% 增值税 3,000 元，实际支付总额 103,000 元；乙方系民办非企业单位（民非组织），按 3% 简易计税。所有甲方公司信息、开票信息、联系人、签署主体均保留空白由甲方自行填写。</w:t>
       </w:r>
     </w:p>
     <w:p>
@@ -167,7 +167,7 @@
           <w:highlight w:val="yellow"/>
           <w:rFonts w:eastAsia="宋体" w:ascii="宋体" w:hAnsi="宋体"/>
         </w:rPr>
-        <w:t>人工智能商业化落地峰会组委会 / 上海市杨浦区科技企业联合会</w:t>
+        <w:t>上海市杨浦区科技企业联合会</w:t>
       </w:r>
     </w:p>
     <w:p>
@@ -408,7 +408,7 @@
           <w:sz w:val="22"/>
           <w:rFonts w:eastAsia="宋体" w:ascii="宋体" w:hAnsi="宋体"/>
         </w:rPr>
-        <w:t>乙方：人工智能商业化落地峰会组委会 / 上海市杨浦区科技企业联合会（正式签约与盖章主体：上海市杨浦区科技企业联合会）</w:t>
+        <w:t>乙方：上海市杨浦区科技企业联合会</w:t>
       </w:r>
     </w:p>
     <w:p>
@@ -432,7 +432,7 @@
           <w:highlight w:val="yellow"/>
           <w:rFonts w:eastAsia="宋体" w:ascii="宋体" w:hAnsi="宋体"/>
         </w:rPr>
-        <w:t>上海市杨浦区隆昌路 690 号 119 室</w:t>
+        <w:t>上海市杨浦区国泰路 11 号 复旦科技园副楼一楼 1008 室</w:t>
       </w:r>
     </w:p>
     <w:p>
@@ -485,7 +485,7 @@
           <w:highlight w:val="yellow"/>
           <w:rFonts w:eastAsia="宋体" w:ascii="宋体" w:hAnsi="宋体"/>
         </w:rPr>
-        <w:t>「重构与突围 — 2026 人工智能商业化落地与硬核投资破局峰会」（含晚宴及现场展示等专属冠名权益）</w:t>
+        <w:t>「2026 人工智能商业化落地与硬核投资破局峰会」（含晚宴及现场展示等专属冠名权益）</w:t>
       </w:r>
       <w:r>
         <w:rPr>
@@ -537,7 +537,7 @@
           <w:highlight w:val="yellow"/>
           <w:rFonts w:eastAsia="宋体" w:ascii="宋体" w:hAnsi="宋体"/>
         </w:rPr>
-        <w:t>重构与突围 — 2026 人工智能商业化落地与硬核投资破局峰会</w:t>
+        <w:t>2026 人工智能商业化落地与硬核投资破局峰会</w:t>
       </w:r>
       <w:r>
         <w:rPr>
@@ -632,7 +632,7 @@
           <w:highlight w:val="yellow"/>
           <w:rFonts w:eastAsia="宋体" w:ascii="宋体" w:hAnsi="宋体"/>
         </w:rPr>
-        <w:t>人工智能商业化落地峰会组委会 / 上海市杨浦区科技企业联合会</w:t>
+        <w:t>上海市杨浦区科技企业联合会</w:t>
       </w:r>
     </w:p>
     <w:p>
@@ -656,7 +656,7 @@
           <w:highlight w:val="yellow"/>
           <w:rFonts w:eastAsia="宋体" w:ascii="宋体" w:hAnsi="宋体"/>
         </w:rPr>
-        <w:t>人工智能商业化落地峰会组委会（同主办方）</w:t>
+        <w:t>上海市杨浦区科技企业联合会</w:t>
       </w:r>
     </w:p>
     <w:p>
@@ -1678,7 +1678,7 @@
           <w:highlight w:val="yellow"/>
           <w:rFonts w:eastAsia="宋体" w:ascii="宋体" w:hAnsi="宋体"/>
         </w:rPr>
-        <w:t>名领导/员工代表参与本次活动，并发表讲话，向参会人员介绍和推广甲方及其关联公司、运作的项目、企业文化和成就等。（其中现场服务 2 人 + 销售 2 人 + 甲方指派代表 2 人；晚宴实际出席 2 人；具体名单于活动前 3 个工作日双方确认）</w:t>
+        <w:t>名领导/员工代表参与本次活动，并发表讲话，向参会人员介绍和推广甲方及其关联公司、运作的项目、企业文化和成就等。（其中现场服务 2 人 + 销售 2 人 + 甲方指派代表 2 人；晚宴实际出席人数另行确认；具体名单于活动前 3 个工作日双方确认）</w:t>
       </w:r>
     </w:p>
     <w:p>
@@ -1762,31 +1762,22 @@
       </w:r>
       <w:r>
         <w:rPr>
-          <w:b w:val="0"/>
-          <w:color w:val="000000"/>
-          <w:sz w:val="21"/>
-          <w:rFonts w:eastAsia="宋体" w:ascii="宋体" w:hAnsi="宋体"/>
-        </w:rPr>
-        <w:t>晚宴冠名战略合作伙伴：________________________________（待甲方填入冠名）</w:t>
-      </w:r>
-      <w:r>
-        <w:rPr>
-          <w:b w:val="0"/>
-          <w:color w:val="000000"/>
-          <w:sz w:val="21"/>
-          <w:rFonts w:eastAsia="宋体" w:ascii="宋体" w:hAnsi="宋体"/>
-        </w:rPr>
-        <w:t>”，对外宣传及媒体报道时</w:t>
-      </w:r>
-      <w:r>
-        <w:rPr>
           <w:b/>
           <w:color w:val="C00000"/>
           <w:sz w:val="21"/>
           <w:highlight w:val="yellow"/>
           <w:rFonts w:eastAsia="宋体" w:ascii="宋体" w:hAnsi="宋体"/>
         </w:rPr>
-        <w:t>晚宴部分</w:t>
+        <w:t>晚宴冠名战略合作伙伴</w:t>
+      </w:r>
+      <w:r>
+        <w:rPr>
+          <w:b w:val="0"/>
+          <w:color w:val="000000"/>
+          <w:sz w:val="21"/>
+          <w:rFonts w:eastAsia="宋体" w:ascii="宋体" w:hAnsi="宋体"/>
+        </w:rPr>
+        <w:t>”，对外宣传及媒体报道时</w:t>
       </w:r>
       <w:r>
         <w:rPr>
@@ -1796,49 +1787,7 @@
           <w:highlight w:val="yellow"/>
           <w:rFonts w:eastAsia="宋体" w:ascii="宋体" w:hAnsi="宋体"/>
         </w:rPr>
-        <w:t>均应统一以这个名称进行展示；（本款限定为晚宴冠名，主会议名称不予冠名变更）</w:t>
-      </w:r>
-    </w:p>
-    <w:p>
-      <w:pPr>
-        <w:spacing w:line="336" w:lineRule="auto" w:after="40"/>
-      </w:pPr>
-      <w:r>
-        <w:rPr>
-          <w:b w:val="0"/>
-          <w:color w:val="000000"/>
-          <w:sz w:val="21"/>
-          <w:rFonts w:eastAsia="宋体" w:ascii="宋体" w:hAnsi="宋体"/>
-        </w:rPr>
-        <w:t>2) 甲方有权利将甲方及其关联公司名称、LOGO 和运作项目广告等相关信息植入本次活动宣传、活动组织所需物料（包括但不限于邀请函、宣传册、参赛证、活动主背景板、横幅、宣传旗帜、海报、奖品、纪念品等）中。</w:t>
-      </w:r>
-    </w:p>
-    <w:p>
-      <w:pPr>
-        <w:spacing w:line="336" w:lineRule="auto" w:after="40"/>
-      </w:pPr>
-      <w:r>
-        <w:rPr>
-          <w:b w:val="0"/>
-          <w:color w:val="000000"/>
-          <w:sz w:val="21"/>
-          <w:rFonts w:eastAsia="宋体" w:ascii="宋体" w:hAnsi="宋体"/>
-        </w:rPr>
-        <w:t>3) 甲方及其关联公司有权结合自身公司需求，在本次活动前期、现场及后期就本次活动内容进行自主宣传，包括但不限于通过报纸、杂志、广播、电视、网络等方式进行宣传。</w:t>
-      </w:r>
-    </w:p>
-    <w:p>
-      <w:pPr>
-        <w:spacing w:line="336" w:lineRule="auto" w:after="40"/>
-      </w:pPr>
-      <w:r>
-        <w:rPr>
-          <w:b w:val="0"/>
-          <w:color w:val="000000"/>
-          <w:sz w:val="21"/>
-          <w:rFonts w:eastAsia="宋体" w:ascii="宋体" w:hAnsi="宋体"/>
-        </w:rPr>
-        <w:t>4) 其他：</w:t>
+        <w:t>晚宴部分</w:t>
       </w:r>
       <w:r>
         <w:rPr>
@@ -1848,8 +1797,13 @@
           <w:highlight w:val="yellow"/>
           <w:rFonts w:eastAsia="宋体" w:ascii="宋体" w:hAnsi="宋体"/>
         </w:rPr>
-        <w:t>（a）甲方享有主会场 1 处展位、晚宴 KV / 桌卡 / 席卡项目 logo 植入；（b）甲方指派代表享有晚宴前 15 分钟项目专场宣讲（PPT 主讲位置）；（c）甲方享有 500 份手拎袋夹页（项目折页 + 285/310 户型图）；（d）甲方享有论坛后主持人鸣谢口播及现场动线引导，配合甲方意向嘉宾前往项目案场参观；（e）甲方享有朋友圈九宫格项目鸣谢及《赞助权益执行回执》（详见附件）。</w:t>
-      </w:r>
+        <w:t>均应统一以这个名称进行展示；（本款限定为晚宴冠名，主会议名称不予冠名变更）</w:t>
+      </w:r>
+    </w:p>
+    <w:p>
+      <w:pPr>
+        <w:spacing w:line="336" w:lineRule="auto" w:after="40"/>
+      </w:pPr>
       <w:r>
         <w:rPr>
           <w:b w:val="0"/>
@@ -1857,21 +1811,7 @@
           <w:sz w:val="21"/>
           <w:rFonts w:eastAsia="宋体" w:ascii="宋体" w:hAnsi="宋体"/>
         </w:rPr>
-        <w:t>。</w:t>
-      </w:r>
-    </w:p>
-    <w:p>
-      <w:pPr>
-        <w:spacing w:line="336" w:lineRule="auto" w:before="80" w:after="80"/>
-      </w:pPr>
-      <w:r>
-        <w:rPr>
-          <w:b/>
-          <w:color w:val="000000"/>
-          <w:sz w:val="24"/>
-          <w:rFonts w:eastAsia="宋体" w:ascii="宋体" w:hAnsi="宋体"/>
-        </w:rPr>
-        <w:t>第四条  乙方的权利和义务</w:t>
+        <w:t>2) 甲方有权利将甲方及其关联公司名称、LOGO 和运作项目广告等相关信息植入本次活动宣传、活动组织所需物料（包括但不限于邀请函、宣传册、参赛证、活动主背景板、横幅、宣传旗帜、海报、奖品、纪念品等）中。</w:t>
       </w:r>
     </w:p>
     <w:p>
@@ -1885,7 +1825,21 @@
           <w:sz w:val="21"/>
           <w:rFonts w:eastAsia="宋体" w:ascii="宋体" w:hAnsi="宋体"/>
         </w:rPr>
-        <w:t>1、乙方应按本合同约定如期、合规组织本次活动，并配合甲方完成 logo、品牌简介、甲方指派代表宣讲 PPT、户型折页等权益落地所需的素材确认与上线工作；乙方就邀请的（客户）出席率尽合理之力达到</w:t>
+        <w:t>3) 甲方及其关联公司有权结合自身公司需求，在本次活动前期、现场及后期就本次活动内容进行自主宣传，包括但不限于通过报纸、杂志、广播、电视、网络等方式进行宣传。</w:t>
+      </w:r>
+    </w:p>
+    <w:p>
+      <w:pPr>
+        <w:spacing w:line="336" w:lineRule="auto" w:after="40"/>
+      </w:pPr>
+      <w:r>
+        <w:rPr>
+          <w:b w:val="0"/>
+          <w:color w:val="000000"/>
+          <w:sz w:val="21"/>
+          <w:rFonts w:eastAsia="宋体" w:ascii="宋体" w:hAnsi="宋体"/>
+        </w:rPr>
+        <w:t>4) 其他：</w:t>
       </w:r>
       <w:r>
         <w:rPr>
@@ -1895,8 +1849,13 @@
           <w:highlight w:val="yellow"/>
           <w:rFonts w:eastAsia="宋体" w:ascii="宋体" w:hAnsi="宋体"/>
         </w:rPr>
-        <w:t>80</w:t>
-      </w:r>
+        <w:t>甲方在本次活动中享有以下四大模块综合权益（全包制 · 不作分项标价）：</w:t>
+      </w:r>
+    </w:p>
+    <w:p>
+      <w:pPr>
+        <w:spacing w:line="336" w:lineRule="auto" w:after="40"/>
+      </w:pPr>
       <w:r>
         <w:rPr>
           <w:b w:val="0"/>
@@ -1904,7 +1863,7 @@
           <w:sz w:val="21"/>
           <w:rFonts w:eastAsia="宋体" w:ascii="宋体" w:hAnsi="宋体"/>
         </w:rPr>
-        <w:t>%以上。</w:t>
+        <w:t>（a）</w:t>
       </w:r>
       <w:r>
         <w:rPr>
@@ -1914,40 +1873,7 @@
           <w:highlight w:val="yellow"/>
           <w:rFonts w:eastAsia="宋体" w:ascii="宋体" w:hAnsi="宋体"/>
         </w:rPr>
-        <w:t>（参会名单及嘉宾联络方式涉及个人信息保护，根据《中华人民共和国个人信息保护法》第十三条、第二十三条之规定，未经嘉宾本人单独授权同意，乙方不得向第三方提供，故本合同不就参会名单及嘉宾构成作硬性提交承诺，相关意向客户对接由乙方在现场协助促成。）</w:t>
-      </w:r>
-    </w:p>
-    <w:p>
-      <w:r>
-        <w:br w:type="page"/>
-      </w:r>
-    </w:p>
-    <w:p>
-      <w:pPr>
-        <w:spacing w:line="336" w:lineRule="auto" w:after="40"/>
-      </w:pPr>
-      <w:r>
-        <w:rPr>
-          <w:b w:val="0"/>
-          <w:color w:val="000000"/>
-          <w:sz w:val="21"/>
-          <w:rFonts w:eastAsia="宋体" w:ascii="宋体" w:hAnsi="宋体"/>
-        </w:rPr>
-        <w:t>2、乙方有权决定或修改本次活动有关内容及组织流程，但应提前征得甲方书面同意，甲方应配合乙方或乙方委托的承办方及现场工作人员的安排。</w:t>
-      </w:r>
-    </w:p>
-    <w:p>
-      <w:pPr>
-        <w:spacing w:line="336" w:lineRule="auto" w:after="40"/>
-      </w:pPr>
-      <w:r>
-        <w:rPr>
-          <w:b w:val="0"/>
-          <w:color w:val="000000"/>
-          <w:sz w:val="21"/>
-          <w:rFonts w:eastAsia="宋体" w:ascii="宋体" w:hAnsi="宋体"/>
-        </w:rPr>
-        <w:t>3、</w:t>
+        <w:t>晚宴冠名和专属权益：</w:t>
       </w:r>
       <w:r>
         <w:rPr>
@@ -1957,7 +1883,21 @@
           <w:highlight w:val="yellow"/>
           <w:rFonts w:eastAsia="宋体" w:ascii="宋体" w:hAnsi="宋体"/>
         </w:rPr>
-        <w:t>乙方应按本合同第二条约定的资金用途（场地租赁、舞美搭建、嘉宾接待、物料制作及现场运营等直接费用），将甲方提供的赞助费专款专用于本次活动当期支出。</w:t>
+        <w:t>晚宴主题冠名、专场 PPT 宣讲、视频轮播、主持人口播、席卡等物料植入；</w:t>
+      </w:r>
+    </w:p>
+    <w:p>
+      <w:pPr>
+        <w:spacing w:line="336" w:lineRule="auto" w:after="40"/>
+      </w:pPr>
+      <w:r>
+        <w:rPr>
+          <w:b w:val="0"/>
+          <w:color w:val="000000"/>
+          <w:sz w:val="21"/>
+          <w:rFonts w:eastAsia="宋体" w:ascii="宋体" w:hAnsi="宋体"/>
+        </w:rPr>
+        <w:t>（b）</w:t>
       </w:r>
       <w:r>
         <w:rPr>
@@ -1967,91 +1907,7 @@
           <w:highlight w:val="yellow"/>
           <w:rFonts w:eastAsia="宋体" w:ascii="宋体" w:hAnsi="宋体"/>
         </w:rPr>
-        <w:t>（本次合作属于带有曝光对价的商业赞助，非慈善捐赠或政府专项拨款；乙方按约完成本合同第三条项下各项权益交付后，赞助费所有权即归属乙方；乙方作为独立法人，其内部财务账目及预算调配涉及商业秘密与经营自主权，不接受任何形式的外部审计、监督或检查。）</w:t>
-      </w:r>
-    </w:p>
-    <w:p>
-      <w:pPr>
-        <w:spacing w:line="336" w:lineRule="auto" w:after="40"/>
-      </w:pPr>
-      <w:r>
-        <w:rPr>
-          <w:b w:val="0"/>
-          <w:color w:val="000000"/>
-          <w:sz w:val="21"/>
-          <w:rFonts w:eastAsia="宋体" w:ascii="宋体" w:hAnsi="宋体"/>
-        </w:rPr>
-        <w:t>4、本活动举办过程中，所发生的非因甲方原因造成的人身损害或者财产损失事故责任（包括甲方委派的人员），全部由乙方自行承担，与甲方无关，乙方应确保甲方免受任何人士或政府部门的主张、索赔或处罚，且乙方须赔偿由此给甲方造成的全部损失。</w:t>
-      </w:r>
-    </w:p>
-    <w:p>
-      <w:pPr>
-        <w:spacing w:line="336" w:lineRule="auto" w:after="40"/>
-      </w:pPr>
-      <w:r>
-        <w:rPr>
-          <w:b w:val="0"/>
-          <w:color w:val="000000"/>
-          <w:sz w:val="21"/>
-          <w:rFonts w:eastAsia="宋体" w:ascii="宋体" w:hAnsi="宋体"/>
-        </w:rPr>
-        <w:t>5、乙方及其关联公司不得发布、转载、链接等关于甲方及其关联方品牌及其下属项目的负面报道，如在其网站、论坛、书报杂志等发现第三方对甲方及其关联方、前述品牌及项目的负面报道或评论，乙方应及时采取措施（屏蔽或删除等）并通知甲方。否则，给甲方造成的损失，由乙方负责承担。</w:t>
-      </w:r>
-    </w:p>
-    <w:p>
-      <w:pPr>
-        <w:spacing w:line="336" w:lineRule="auto" w:after="40"/>
-      </w:pPr>
-      <w:r>
-        <w:rPr>
-          <w:b w:val="0"/>
-          <w:color w:val="000000"/>
-          <w:sz w:val="21"/>
-          <w:rFonts w:eastAsia="宋体" w:ascii="宋体" w:hAnsi="宋体"/>
-        </w:rPr>
-        <w:t>6、乙方应按照甲方的要求对甲方及其关联方品牌及其下属项目在本次活动的前期宣传、现场及后期宣传中进行推广。</w:t>
-      </w:r>
-    </w:p>
-    <w:p>
-      <w:pPr>
-        <w:spacing w:line="336" w:lineRule="auto" w:after="40"/>
-      </w:pPr>
-      <w:r>
-        <w:rPr>
-          <w:b w:val="0"/>
-          <w:color w:val="000000"/>
-          <w:sz w:val="21"/>
-          <w:rFonts w:eastAsia="宋体" w:ascii="宋体" w:hAnsi="宋体"/>
-        </w:rPr>
-        <w:t>7、乙方应确保本次活动的计划性、完整性、条理性、有序性、合法性和合理性，并在甲方的监督指导下，严格按照本合同约定的活动时间、活动内容、活动要求举办。</w:t>
-      </w:r>
-    </w:p>
-    <w:p>
-      <w:pPr>
-        <w:spacing w:line="336" w:lineRule="auto" w:after="40"/>
-      </w:pPr>
-      <w:r>
-        <w:rPr>
-          <w:b w:val="0"/>
-          <w:color w:val="000000"/>
-          <w:sz w:val="21"/>
-          <w:rFonts w:eastAsia="宋体" w:ascii="宋体" w:hAnsi="宋体"/>
-        </w:rPr>
-        <w:t>8、乙方作为本次活动的主办方，或经主办方授权作为本次活动的资源经营机构及平台（已在本合同签订前向甲方提供主办方的相关授权文件），全权负责本次活动赞助招商各项事宜。</w:t>
-      </w:r>
-    </w:p>
-    <w:p>
-      <w:pPr>
-        <w:spacing w:line="336" w:lineRule="auto" w:after="40"/>
-      </w:pPr>
-      <w:r>
-        <w:rPr>
-          <w:b w:val="0"/>
-          <w:color w:val="000000"/>
-          <w:sz w:val="21"/>
-          <w:rFonts w:eastAsia="宋体" w:ascii="宋体" w:hAnsi="宋体"/>
-        </w:rPr>
-        <w:t>9、其他约定：</w:t>
+        <w:t>主会场权益：</w:t>
       </w:r>
       <w:r>
         <w:rPr>
@@ -2061,8 +1917,13 @@
           <w:highlight w:val="yellow"/>
           <w:rFonts w:eastAsia="宋体" w:ascii="宋体" w:hAnsi="宋体"/>
         </w:rPr>
-        <w:t>____________________（无；如有特别约定，双方另行书面确认）</w:t>
-      </w:r>
+        <w:t>1 号位展台、项目物料植入参会嘉宾手拎袋、视频轮播奖项颁发；</w:t>
+      </w:r>
+    </w:p>
+    <w:p>
+      <w:pPr>
+        <w:spacing w:line="336" w:lineRule="auto" w:after="40"/>
+      </w:pPr>
       <w:r>
         <w:rPr>
           <w:b w:val="0"/>
@@ -2070,195 +1931,7 @@
           <w:sz w:val="21"/>
           <w:rFonts w:eastAsia="宋体" w:ascii="宋体" w:hAnsi="宋体"/>
         </w:rPr>
-        <w:t>。</w:t>
-      </w:r>
-    </w:p>
-    <w:p>
-      <w:pPr>
-        <w:spacing w:after="0"/>
-      </w:pPr>
-    </w:p>
-    <w:p>
-      <w:pPr>
-        <w:spacing w:line="336" w:lineRule="auto" w:before="80" w:after="80"/>
-      </w:pPr>
-      <w:r>
-        <w:rPr>
-          <w:b/>
-          <w:color w:val="000000"/>
-          <w:sz w:val="24"/>
-          <w:rFonts w:eastAsia="宋体" w:ascii="宋体" w:hAnsi="宋体"/>
-        </w:rPr>
-        <w:t>第五条  知识产权</w:t>
-      </w:r>
-    </w:p>
-    <w:p>
-      <w:pPr>
-        <w:spacing w:line="336" w:lineRule="auto" w:after="40"/>
-      </w:pPr>
-      <w:r>
-        <w:rPr>
-          <w:b w:val="0"/>
-          <w:color w:val="000000"/>
-          <w:sz w:val="21"/>
-          <w:rFonts w:eastAsia="宋体" w:ascii="宋体" w:hAnsi="宋体"/>
-        </w:rPr>
-        <w:t>1、本合同所涉甲方商标、宣传物料、设计图纸、广告、摄影作品等相关资料的知识产权及相应的财产权利归甲方所有。未经甲方书面同意，乙方不得擅自或者委托、授权第三方使用，否则，乙方应将因此所获利益返还给甲方，并应按本合同总价款的 30%向甲方支付违约金。</w:t>
-      </w:r>
-    </w:p>
-    <w:p>
-      <w:pPr>
-        <w:spacing w:line="336" w:lineRule="auto" w:after="40"/>
-      </w:pPr>
-      <w:r>
-        <w:rPr>
-          <w:b w:val="0"/>
-          <w:color w:val="000000"/>
-          <w:sz w:val="21"/>
-          <w:rFonts w:eastAsia="宋体" w:ascii="宋体" w:hAnsi="宋体"/>
-        </w:rPr>
-        <w:t>2、乙方的活动内容不得侵犯任何第三方的知识产权或在先合法权利。如第三方提起维权主张的，乙方应自行解决并承担由此产生的一切法律责任，包括但不限于向第三方承担损失赔偿责任等。如甲方因此遭受损失（包括但不限于律师费、</w:t>
-      </w:r>
-    </w:p>
-    <w:p>
-      <w:r>
-        <w:br w:type="page"/>
-      </w:r>
-    </w:p>
-    <w:p>
-      <w:pPr>
-        <w:spacing w:line="336" w:lineRule="auto" w:after="40"/>
-      </w:pPr>
-      <w:r>
-        <w:rPr>
-          <w:b w:val="0"/>
-          <w:color w:val="000000"/>
-          <w:sz w:val="21"/>
-          <w:rFonts w:eastAsia="宋体" w:ascii="宋体" w:hAnsi="宋体"/>
-        </w:rPr>
-        <w:t>财产保全费、公告费、执行费、证据保全费、公证费、调查费、鉴定费、审计费、诉讼费、仲裁费、停工停业损失、向第三方支付违约金或赔偿金），乙方应负责赔偿，并应按本合同总价款的 30%向甲方支付违约金。</w:t>
-      </w:r>
-    </w:p>
-    <w:p>
-      <w:pPr>
-        <w:spacing w:after="0"/>
-      </w:pPr>
-    </w:p>
-    <w:p>
-      <w:pPr>
-        <w:spacing w:line="336" w:lineRule="auto" w:before="80" w:after="80"/>
-      </w:pPr>
-      <w:r>
-        <w:rPr>
-          <w:b/>
-          <w:color w:val="000000"/>
-          <w:sz w:val="24"/>
-          <w:rFonts w:eastAsia="宋体" w:ascii="宋体" w:hAnsi="宋体"/>
-        </w:rPr>
-        <w:t>第六条  保密义务</w:t>
-      </w:r>
-    </w:p>
-    <w:p>
-      <w:pPr>
-        <w:spacing w:line="336" w:lineRule="auto" w:after="40"/>
-      </w:pPr>
-      <w:r>
-        <w:rPr>
-          <w:b w:val="0"/>
-          <w:color w:val="000000"/>
-          <w:sz w:val="21"/>
-          <w:rFonts w:eastAsia="宋体" w:ascii="宋体" w:hAnsi="宋体"/>
-        </w:rPr>
-        <w:t>1、甲乙双方应对其通过订立和履行本合同而获悉的对方的商业秘密、未对外公开的重要信息严格保密，未经对方事先书面同意，不得以任何方式进行利用、向任何第三方披露或以其他方式予以公开。</w:t>
-      </w:r>
-    </w:p>
-    <w:p>
-      <w:pPr>
-        <w:spacing w:line="336" w:lineRule="auto" w:after="40"/>
-      </w:pPr>
-      <w:r>
-        <w:rPr>
-          <w:b w:val="0"/>
-          <w:color w:val="000000"/>
-          <w:sz w:val="21"/>
-          <w:rFonts w:eastAsia="宋体" w:ascii="宋体" w:hAnsi="宋体"/>
-        </w:rPr>
-        <w:t>2、未经对方许可，任何一方不得向第三方（有关法律、法规、政府部门、证券交易所或其他监管机构要求和双方的法律、会计、商业及其他顾问、雇员除外）泄露本合同的任何内容以及本合同的签订及履行情况，以及通过签订和履行本合同而获知的对方及对方关联公司的任何信息。</w:t>
-      </w:r>
-    </w:p>
-    <w:p>
-      <w:pPr>
-        <w:spacing w:line="336" w:lineRule="auto" w:after="40"/>
-      </w:pPr>
-      <w:r>
-        <w:rPr>
-          <w:b w:val="0"/>
-          <w:color w:val="000000"/>
-          <w:sz w:val="21"/>
-          <w:rFonts w:eastAsia="宋体" w:ascii="宋体" w:hAnsi="宋体"/>
-        </w:rPr>
-        <w:t>3、除订立与履行本合同项下义务之需要外，未经对方事先同意，任何一方不得擅自使用、复制对方的商标、标志、商业信息、广告样稿资料、技术及其他资料。</w:t>
-      </w:r>
-    </w:p>
-    <w:p>
-      <w:pPr>
-        <w:spacing w:line="336" w:lineRule="auto" w:after="40"/>
-      </w:pPr>
-      <w:r>
-        <w:rPr>
-          <w:b w:val="0"/>
-          <w:color w:val="000000"/>
-          <w:sz w:val="21"/>
-          <w:rFonts w:eastAsia="宋体" w:ascii="宋体" w:hAnsi="宋体"/>
-        </w:rPr>
-        <w:t>4、甲乙双方的上述保密义务不因本合同的无效、终止或被解除而终止。</w:t>
-      </w:r>
-    </w:p>
-    <w:p>
-      <w:pPr>
-        <w:spacing w:after="0"/>
-      </w:pPr>
-    </w:p>
-    <w:p>
-      <w:pPr>
-        <w:spacing w:line="336" w:lineRule="auto" w:before="80" w:after="80"/>
-      </w:pPr>
-      <w:r>
-        <w:rPr>
-          <w:b/>
-          <w:color w:val="000000"/>
-          <w:sz w:val="24"/>
-          <w:rFonts w:eastAsia="宋体" w:ascii="宋体" w:hAnsi="宋体"/>
-        </w:rPr>
-        <w:t>第七条  违约责任</w:t>
-      </w:r>
-    </w:p>
-    <w:p>
-      <w:pPr>
-        <w:spacing w:line="336" w:lineRule="auto" w:after="40"/>
-      </w:pPr>
-      <w:r>
-        <w:rPr>
-          <w:b w:val="0"/>
-          <w:color w:val="000000"/>
-          <w:sz w:val="21"/>
-          <w:rFonts w:eastAsia="宋体" w:ascii="宋体" w:hAnsi="宋体"/>
-        </w:rPr>
-        <w:t>1、甲方因自身原因无故逾期支付合同价款的，每逾期一日，按逾期应付未付金额的万分之一向乙方支付违约金。</w:t>
-      </w:r>
-    </w:p>
-    <w:p>
-      <w:pPr>
-        <w:spacing w:line="336" w:lineRule="auto" w:after="40"/>
-      </w:pPr>
-      <w:r>
-        <w:rPr>
-          <w:b w:val="0"/>
-          <w:color w:val="000000"/>
-          <w:sz w:val="21"/>
-          <w:rFonts w:eastAsia="宋体" w:ascii="宋体" w:hAnsi="宋体"/>
-        </w:rPr>
-        <w:t>2、</w:t>
+        <w:t>（c）</w:t>
       </w:r>
       <w:r>
         <w:rPr>
@@ -2268,21 +1941,7 @@
           <w:highlight w:val="yellow"/>
           <w:rFonts w:eastAsia="宋体" w:ascii="宋体" w:hAnsi="宋体"/>
         </w:rPr>
-        <w:t>（鉴于第四条第 1 项乙方义务已调整为「不就具体出席率、参会名单及嘉宾构成作硬性数量或人员一致性承诺」，本款关于出席率／嘉宾一致率的违约责任相应不再适用，留为占位以备后续双方另行书面约定。）</w:t>
-      </w:r>
-    </w:p>
-    <w:p>
-      <w:pPr>
-        <w:spacing w:line="336" w:lineRule="auto" w:after="40"/>
-      </w:pPr>
-      <w:r>
-        <w:rPr>
-          <w:b w:val="0"/>
-          <w:color w:val="000000"/>
-          <w:sz w:val="21"/>
-          <w:rFonts w:eastAsia="宋体" w:ascii="宋体" w:hAnsi="宋体"/>
-        </w:rPr>
-        <w:t>3、</w:t>
+        <w:t>专场项目参观邀约：</w:t>
       </w:r>
       <w:r>
         <w:rPr>
@@ -2292,12 +1951,7 @@
           <w:highlight w:val="yellow"/>
           <w:rFonts w:eastAsia="宋体" w:ascii="宋体" w:hAnsi="宋体"/>
         </w:rPr>
-        <w:t>（鉴于第四条第 1 项乙方义务已调整，本款关于「未在签订时提供参会名单」的违约责任相应不再适用，留为占位以备后续双方另行书面约定。）</w:t>
-      </w:r>
-    </w:p>
-    <w:p>
-      <w:r>
-        <w:br w:type="page"/>
+        <w:t>论坛/颁奖结束后主持人鸣谢口播 + 现场动线引导，定向邀约意向嘉宾前往项目案场；</w:t>
       </w:r>
     </w:p>
     <w:p>
@@ -2311,7 +1965,7 @@
           <w:sz w:val="21"/>
           <w:rFonts w:eastAsia="宋体" w:ascii="宋体" w:hAnsi="宋体"/>
         </w:rPr>
-        <w:t>4、如乙方未按照本合同约定的用途使用甲方提供的赞助费或赞助物资等的，则甲方有权解除本合同，在本合同解除之日起的 5 个工作日内，乙方应返还甲方已提供的赞助费或赞助物资，同时向甲方支付</w:t>
+        <w:t>（d）</w:t>
       </w:r>
       <w:r>
         <w:rPr>
@@ -2321,16 +1975,7 @@
           <w:highlight w:val="yellow"/>
           <w:rFonts w:eastAsia="宋体" w:ascii="宋体" w:hAnsi="宋体"/>
         </w:rPr>
-        <w:t>30,000</w:t>
-      </w:r>
-      <w:r>
-        <w:rPr>
-          <w:b w:val="0"/>
-          <w:color w:val="000000"/>
-          <w:sz w:val="21"/>
-          <w:rFonts w:eastAsia="宋体" w:ascii="宋体" w:hAnsi="宋体"/>
-        </w:rPr>
-        <w:t>元违约金，并赔偿甲方因此遭受的全部损失。如逾期返还甲方已支付的赞助费、逾期支付违约金或逾期返还赞助物资的，则每逾期一日，乙方应向甲方支付</w:t>
+        <w:t>宣发配合：</w:t>
       </w:r>
       <w:r>
         <w:rPr>
@@ -2340,8 +1985,13 @@
           <w:highlight w:val="yellow"/>
           <w:rFonts w:eastAsia="宋体" w:ascii="宋体" w:hAnsi="宋体"/>
         </w:rPr>
-        <w:t>1,000</w:t>
-      </w:r>
+        <w:t>现场摄影、朋友圈九宫格、回顾视频项目鸣谢、执行回执（图片 + 合影 + 执行报告）；</w:t>
+      </w:r>
+    </w:p>
+    <w:p>
+      <w:pPr>
+        <w:spacing w:line="336" w:lineRule="auto" w:after="40"/>
+      </w:pPr>
       <w:r>
         <w:rPr>
           <w:b w:val="0"/>
@@ -2349,21 +1999,7 @@
           <w:sz w:val="21"/>
           <w:rFonts w:eastAsia="宋体" w:ascii="宋体" w:hAnsi="宋体"/>
         </w:rPr>
-        <w:t>元违约金。</w:t>
-      </w:r>
-    </w:p>
-    <w:p>
-      <w:pPr>
-        <w:spacing w:line="336" w:lineRule="auto" w:after="40"/>
-      </w:pPr>
-      <w:r>
-        <w:rPr>
-          <w:b w:val="0"/>
-          <w:color w:val="000000"/>
-          <w:sz w:val="21"/>
-          <w:rFonts w:eastAsia="宋体" w:ascii="宋体" w:hAnsi="宋体"/>
-        </w:rPr>
-        <w:t>5、如本次活动非因甲方原因无法如期举行的，则每逾期一日，乙方应向甲方支付</w:t>
+        <w:t>（e）</w:t>
       </w:r>
       <w:r>
         <w:rPr>
@@ -2373,16 +2009,7 @@
           <w:highlight w:val="yellow"/>
           <w:rFonts w:eastAsia="宋体" w:ascii="宋体" w:hAnsi="宋体"/>
         </w:rPr>
-        <w:t>1,000</w:t>
-      </w:r>
-      <w:r>
-        <w:rPr>
-          <w:b w:val="0"/>
-          <w:color w:val="000000"/>
-          <w:sz w:val="21"/>
-          <w:rFonts w:eastAsia="宋体" w:ascii="宋体" w:hAnsi="宋体"/>
-        </w:rPr>
-        <w:t>元违约金；如逾期超过 10 日仍未举行或非因甲方原因导致本次活动无法举行或者被终止的，甲方有权解除合同，乙方应在本合同解除之日起的 5 日内全额退还甲方已支付的赞助费用或提供的赞助物资（如有），同时向甲方支付违约金</w:t>
+        <w:t>现场展位：</w:t>
       </w:r>
       <w:r>
         <w:rPr>
@@ -2392,8 +2019,13 @@
           <w:highlight w:val="yellow"/>
           <w:rFonts w:eastAsia="宋体" w:ascii="宋体" w:hAnsi="宋体"/>
         </w:rPr>
-        <w:t>50,000</w:t>
-      </w:r>
+        <w:t>甲方共享有 3 个现场活动展位（位置由乙方与甲方现场协商确定）；</w:t>
+      </w:r>
+    </w:p>
+    <w:p>
+      <w:pPr>
+        <w:spacing w:line="336" w:lineRule="auto" w:after="40"/>
+      </w:pPr>
       <w:r>
         <w:rPr>
           <w:b w:val="0"/>
@@ -2401,7 +2033,7 @@
           <w:sz w:val="21"/>
           <w:rFonts w:eastAsia="宋体" w:ascii="宋体" w:hAnsi="宋体"/>
         </w:rPr>
-        <w:t>元（大写：人民币</w:t>
+        <w:t>（f）</w:t>
       </w:r>
       <w:r>
         <w:rPr>
@@ -2411,16 +2043,7 @@
           <w:highlight w:val="yellow"/>
           <w:rFonts w:eastAsia="宋体" w:ascii="宋体" w:hAnsi="宋体"/>
         </w:rPr>
-        <w:t>伍万</w:t>
-      </w:r>
-      <w:r>
-        <w:rPr>
-          <w:b w:val="0"/>
-          <w:color w:val="000000"/>
-          <w:sz w:val="21"/>
-          <w:rFonts w:eastAsia="宋体" w:ascii="宋体" w:hAnsi="宋体"/>
-        </w:rPr>
-        <w:t>元整），并赔偿甲方因此遭受的全部损失。如逾期支付赞助费、违约金或逾期返还赞助物资的，则每逾期一日，乙方应向甲方支付</w:t>
+        <w:t>证书奖项：</w:t>
       </w:r>
       <w:r>
         <w:rPr>
@@ -2430,8 +2053,27 @@
           <w:highlight w:val="yellow"/>
           <w:rFonts w:eastAsia="宋体" w:ascii="宋体" w:hAnsi="宋体"/>
         </w:rPr>
-        <w:t>1,000</w:t>
-      </w:r>
+        <w:t>乙方为甲方颁发“2026 年度智慧人居新质资产领军企业 暨卓越战略合作伙伴”证书 / 奖项一份。</w:t>
+      </w:r>
+    </w:p>
+    <w:p>
+      <w:pPr>
+        <w:spacing w:line="336" w:lineRule="auto" w:before="80" w:after="80"/>
+      </w:pPr>
+      <w:r>
+        <w:rPr>
+          <w:b/>
+          <w:color w:val="000000"/>
+          <w:sz w:val="24"/>
+          <w:rFonts w:eastAsia="宋体" w:ascii="宋体" w:hAnsi="宋体"/>
+        </w:rPr>
+        <w:t>第四条  乙方的权利和义务</w:t>
+      </w:r>
+    </w:p>
+    <w:p>
+      <w:pPr>
+        <w:spacing w:line="336" w:lineRule="auto" w:after="40"/>
+      </w:pPr>
       <w:r>
         <w:rPr>
           <w:b w:val="0"/>
@@ -2439,375 +2081,7 @@
           <w:sz w:val="21"/>
           <w:rFonts w:eastAsia="宋体" w:ascii="宋体" w:hAnsi="宋体"/>
         </w:rPr>
-        <w:t>元违约金。</w:t>
-      </w:r>
-    </w:p>
-    <w:p>
-      <w:pPr>
-        <w:spacing w:line="336" w:lineRule="auto" w:after="40"/>
-      </w:pPr>
-      <w:r>
-        <w:rPr>
-          <w:b w:val="0"/>
-          <w:color w:val="000000"/>
-          <w:sz w:val="21"/>
-          <w:rFonts w:eastAsia="宋体" w:ascii="宋体" w:hAnsi="宋体"/>
-        </w:rPr>
-        <w:t>6、乙方违反保密义务的，应当按照本合同总价款的 30%向甲方支付违约金，如不足以弥补甲方损失的，应予补足。</w:t>
-      </w:r>
-    </w:p>
-    <w:p>
-      <w:pPr>
-        <w:spacing w:line="336" w:lineRule="auto" w:after="40"/>
-      </w:pPr>
-      <w:r>
-        <w:rPr>
-          <w:b w:val="0"/>
-          <w:color w:val="000000"/>
-          <w:sz w:val="21"/>
-          <w:rFonts w:eastAsia="宋体" w:ascii="宋体" w:hAnsi="宋体"/>
-        </w:rPr>
-        <w:t>7、除本合同另有约定外，本合同签订后，双方应严格履行合同义务，任何一方单方面终止合同的，应按照本合同总价款的 20%向对方支付违约金。</w:t>
-      </w:r>
-    </w:p>
-    <w:p>
-      <w:pPr>
-        <w:spacing w:line="336" w:lineRule="auto" w:after="40"/>
-      </w:pPr>
-      <w:r>
-        <w:rPr>
-          <w:b w:val="0"/>
-          <w:color w:val="000000"/>
-          <w:sz w:val="21"/>
-          <w:rFonts w:eastAsia="宋体" w:ascii="宋体" w:hAnsi="宋体"/>
-        </w:rPr>
-        <w:t>8、除前述约定外，任何一方有其他违反本合同约定的情形的，违约方应赔偿给守约方造成的全部损失，包括但不限于律师费、财产保全费、财产保全保险费、公告费、执行费、证据保全费、公证费、调查费、鉴定费、审计费、诉讼费、仲裁费、停工停业损失、向第三方支付违约金或赔偿金、罚款等。</w:t>
-      </w:r>
-    </w:p>
-    <w:p>
-      <w:pPr>
-        <w:spacing w:line="336" w:lineRule="auto" w:after="40"/>
-      </w:pPr>
-      <w:r>
-        <w:rPr>
-          <w:b w:val="0"/>
-          <w:color w:val="000000"/>
-          <w:sz w:val="21"/>
-          <w:rFonts w:eastAsia="宋体" w:ascii="宋体" w:hAnsi="宋体"/>
-        </w:rPr>
-        <w:t>9、甲方有权直接在应付未付乙方的合同款项中扣除本合同项下乙方应付的违约金及赔偿金、罚款等，不足部分可向乙方继续追偿。</w:t>
-      </w:r>
-    </w:p>
-    <w:p>
-      <w:pPr>
-        <w:spacing w:line="336" w:lineRule="auto" w:after="40"/>
-      </w:pPr>
-      <w:r>
-        <w:rPr>
-          <w:b w:val="0"/>
-          <w:color w:val="000000"/>
-          <w:sz w:val="21"/>
-          <w:rFonts w:eastAsia="宋体" w:ascii="宋体" w:hAnsi="宋体"/>
-        </w:rPr>
-        <w:t>10、甲方向乙方追究违约责任或索赔产生的各项费用，包括但不限于危机处理费、第三方索赔损失、政府行政处罚罚款、因参与政府处理过程发生的费用、商誉损失、诉讼费、律师费、评估费、鉴定费、审计费、公证费、调查费、财产保全费、财产保全保险费、证据保全费、公告费、差旅费、交通费等，均由乙方</w:t>
-      </w:r>
-    </w:p>
-    <w:p>
-      <w:r>
-        <w:br w:type="page"/>
-      </w:r>
-    </w:p>
-    <w:p>
-      <w:pPr>
-        <w:spacing w:line="336" w:lineRule="auto" w:after="40"/>
-      </w:pPr>
-      <w:r>
-        <w:rPr>
-          <w:b w:val="0"/>
-          <w:color w:val="000000"/>
-          <w:sz w:val="21"/>
-          <w:rFonts w:eastAsia="宋体" w:ascii="宋体" w:hAnsi="宋体"/>
-        </w:rPr>
-        <w:t>承担。</w:t>
-      </w:r>
-    </w:p>
-    <w:p>
-      <w:pPr>
-        <w:spacing w:after="0"/>
-      </w:pPr>
-    </w:p>
-    <w:p>
-      <w:pPr>
-        <w:spacing w:line="336" w:lineRule="auto" w:before="80" w:after="80"/>
-      </w:pPr>
-      <w:r>
-        <w:rPr>
-          <w:b/>
-          <w:color w:val="000000"/>
-          <w:sz w:val="24"/>
-          <w:rFonts w:eastAsia="宋体" w:ascii="宋体" w:hAnsi="宋体"/>
-        </w:rPr>
-        <w:t>第八条  不可抗力</w:t>
-      </w:r>
-    </w:p>
-    <w:p>
-      <w:pPr>
-        <w:spacing w:line="336" w:lineRule="auto" w:after="40"/>
-      </w:pPr>
-      <w:r>
-        <w:rPr>
-          <w:b w:val="0"/>
-          <w:color w:val="000000"/>
-          <w:sz w:val="21"/>
-          <w:rFonts w:eastAsia="宋体" w:ascii="宋体" w:hAnsi="宋体"/>
-        </w:rPr>
-        <w:t>1、不可抗力指由于不能预见、不能避免和不能克服的自然原因或社会原因，致使本合同不能履行或者不能完全履行的情形，包括战争、暴乱、空中飞行物体坠落及因此或其他非甲、乙双方责任造成的爆炸、火灾，严重的自然灾害，法律规定的其他情形等。</w:t>
-      </w:r>
-    </w:p>
-    <w:p>
-      <w:pPr>
-        <w:spacing w:line="336" w:lineRule="auto" w:after="40"/>
-      </w:pPr>
-      <w:r>
-        <w:rPr>
-          <w:b w:val="0"/>
-          <w:color w:val="000000"/>
-          <w:sz w:val="21"/>
-          <w:rFonts w:eastAsia="宋体" w:ascii="宋体" w:hAnsi="宋体"/>
-        </w:rPr>
-        <w:t>2、遭遇不可抗力的一方，应立即书面通知另一方，并应在不可抗力发生后 15 天内，向另一方提供不可抗力发生地政府部门出具的证明合同不能履行或需要延期履行、部分履行的有效证明文件。</w:t>
-      </w:r>
-    </w:p>
-    <w:p>
-      <w:pPr>
-        <w:spacing w:line="336" w:lineRule="auto" w:after="40"/>
-      </w:pPr>
-      <w:r>
-        <w:rPr>
-          <w:b w:val="0"/>
-          <w:color w:val="000000"/>
-          <w:sz w:val="21"/>
-          <w:rFonts w:eastAsia="宋体" w:ascii="宋体" w:hAnsi="宋体"/>
-        </w:rPr>
-        <w:t>3、双方按不可抗力对合同履行的影响程度协商决定是否解除合同、延期履行合同或者部分履行合同。</w:t>
-      </w:r>
-    </w:p>
-    <w:p>
-      <w:pPr>
-        <w:spacing w:line="336" w:lineRule="auto" w:after="40"/>
-      </w:pPr>
-      <w:r>
-        <w:rPr>
-          <w:b w:val="0"/>
-          <w:color w:val="000000"/>
-          <w:sz w:val="21"/>
-          <w:rFonts w:eastAsia="宋体" w:ascii="宋体" w:hAnsi="宋体"/>
-        </w:rPr>
-        <w:t>4、对因不可抗力未能履约给另一方造成的经济损失，该履约方不负赔偿责任，但本合同另有约定的除外。</w:t>
-      </w:r>
-    </w:p>
-    <w:p>
-      <w:pPr>
-        <w:spacing w:line="336" w:lineRule="auto" w:after="40"/>
-      </w:pPr>
-      <w:r>
-        <w:rPr>
-          <w:b w:val="0"/>
-          <w:color w:val="000000"/>
-          <w:sz w:val="21"/>
-          <w:rFonts w:eastAsia="宋体" w:ascii="宋体" w:hAnsi="宋体"/>
-        </w:rPr>
-        <w:t>5、关于新型冠状病毒引发的肺炎疫情的特别约定</w:t>
-      </w:r>
-    </w:p>
-    <w:p>
-      <w:pPr>
-        <w:spacing w:line="336" w:lineRule="auto" w:after="40"/>
-      </w:pPr>
-      <w:r>
-        <w:rPr>
-          <w:b w:val="0"/>
-          <w:color w:val="000000"/>
-          <w:sz w:val="21"/>
-          <w:rFonts w:eastAsia="宋体" w:ascii="宋体" w:hAnsi="宋体"/>
-        </w:rPr>
-        <w:t>（1）甲乙双方特别确认，乙方不得以新型冠状病毒引发的肺炎疫情（以下简称新冠疫情）为由要求甲方增加本合同项下费用，包括但不限于新冠疫情导致的：①管控费用；②防疫物资采购费用；③人工、材料、设备上涨费用；④延期费用（包括但不限于窝工损失、赶工费用）；⑤人员损失或赔偿费用等。上述费用均由乙方自行承担，乙方已清楚了解并愿意自行承担上述风险。</w:t>
-      </w:r>
-    </w:p>
-    <w:p>
-      <w:pPr>
-        <w:spacing w:line="336" w:lineRule="auto" w:after="40"/>
-      </w:pPr>
-      <w:r>
-        <w:rPr>
-          <w:b w:val="0"/>
-          <w:color w:val="000000"/>
-          <w:sz w:val="21"/>
-          <w:rFonts w:eastAsia="宋体" w:ascii="宋体" w:hAnsi="宋体"/>
-        </w:rPr>
-        <w:t>（2）新冠疫情持续期间，乙方应严格按照项目所在地相关政府部门及疫情管控机构的要求进行工作现场疫情管控，落实现场工作人员健康情况监测，备置充足的防疫物资，做好现场工作人员服务管理、避免工作现场交叉感染，并做好疫情管理相关报告工作。如因乙方原因导致工作现场未能得到有效管理，疫情扩散，或甲方因此遭受行政处罚的，甲方有权要求乙方赔偿因此给甲方造成的全部损失。</w:t>
-      </w:r>
-    </w:p>
-    <w:p>
-      <w:pPr>
-        <w:spacing w:after="0"/>
-      </w:pPr>
-    </w:p>
-    <w:p>
-      <w:pPr>
-        <w:spacing w:line="336" w:lineRule="auto" w:before="80" w:after="80"/>
-      </w:pPr>
-      <w:r>
-        <w:rPr>
-          <w:b/>
-          <w:color w:val="000000"/>
-          <w:sz w:val="24"/>
-          <w:rFonts w:eastAsia="宋体" w:ascii="宋体" w:hAnsi="宋体"/>
-        </w:rPr>
-        <w:t>第九条  通知与送达</w:t>
-      </w:r>
-    </w:p>
-    <w:p>
-      <w:r>
-        <w:br w:type="page"/>
-      </w:r>
-    </w:p>
-    <w:p>
-      <w:pPr>
-        <w:spacing w:line="336" w:lineRule="auto" w:after="40"/>
-      </w:pPr>
-      <w:r>
-        <w:rPr>
-          <w:b w:val="0"/>
-          <w:color w:val="000000"/>
-          <w:sz w:val="21"/>
-          <w:rFonts w:eastAsia="宋体" w:ascii="宋体" w:hAnsi="宋体"/>
-        </w:rPr>
-        <w:t>1、本合同项下任何一方向对方发出的通知、信件、数据电文等，应当发送至本合同下列约定的地址、联系人和通信终端。一方当事人变更名称、地址、联系人或通信终端的，应当在变更后 3 日内及时书面通知对方当事人，对方当事人实际收到书面变更通知前的送达仍为有效送达。任何根据本合同发出的文件，均应当采取书面形式。</w:t>
-      </w:r>
-    </w:p>
-    <w:p>
-      <w:pPr>
-        <w:spacing w:line="336" w:lineRule="auto" w:after="40"/>
-      </w:pPr>
-      <w:r>
-        <w:rPr>
-          <w:b w:val="0"/>
-          <w:color w:val="000000"/>
-          <w:sz w:val="21"/>
-          <w:rFonts w:eastAsia="宋体" w:ascii="宋体" w:hAnsi="宋体"/>
-        </w:rPr>
-        <w:t>2、联系人及联系方式：</w:t>
-      </w:r>
-    </w:p>
-    <w:p>
-      <w:pPr>
-        <w:spacing w:line="336" w:lineRule="auto" w:after="40"/>
-      </w:pPr>
-      <w:r>
-        <w:rPr>
-          <w:b w:val="0"/>
-          <w:color w:val="000000"/>
-          <w:sz w:val="21"/>
-          <w:rFonts w:eastAsia="宋体" w:ascii="宋体" w:hAnsi="宋体"/>
-        </w:rPr>
-        <w:t>甲方联系人：</w:t>
-      </w:r>
-      <w:r>
-        <w:rPr>
-          <w:b w:val="0"/>
-          <w:color w:val="000000"/>
-          <w:sz w:val="21"/>
-          <w:rFonts w:eastAsia="宋体" w:ascii="宋体" w:hAnsi="宋体"/>
-        </w:rPr>
-        <w:t>________________________________</w:t>
-      </w:r>
-      <w:r>
-        <w:rPr>
-          <w:b w:val="0"/>
-          <w:color w:val="000000"/>
-          <w:sz w:val="21"/>
-          <w:rFonts w:eastAsia="宋体" w:ascii="宋体" w:hAnsi="宋体"/>
-        </w:rPr>
-        <w:t>；</w:t>
-      </w:r>
-    </w:p>
-    <w:p>
-      <w:pPr>
-        <w:spacing w:line="336" w:lineRule="auto" w:after="40"/>
-      </w:pPr>
-      <w:r>
-        <w:rPr>
-          <w:b w:val="0"/>
-          <w:color w:val="000000"/>
-          <w:sz w:val="21"/>
-          <w:rFonts w:eastAsia="宋体" w:ascii="宋体" w:hAnsi="宋体"/>
-        </w:rPr>
-        <w:t>联系电话：</w:t>
-      </w:r>
-      <w:r>
-        <w:rPr>
-          <w:b w:val="0"/>
-          <w:color w:val="000000"/>
-          <w:sz w:val="21"/>
-          <w:rFonts w:eastAsia="宋体" w:ascii="宋体" w:hAnsi="宋体"/>
-        </w:rPr>
-        <w:t>________________________________</w:t>
-      </w:r>
-      <w:r>
-        <w:rPr>
-          <w:b w:val="0"/>
-          <w:color w:val="000000"/>
-          <w:sz w:val="21"/>
-          <w:rFonts w:eastAsia="宋体" w:ascii="宋体" w:hAnsi="宋体"/>
-        </w:rPr>
-        <w:t>；</w:t>
-      </w:r>
-    </w:p>
-    <w:p>
-      <w:pPr>
-        <w:spacing w:line="336" w:lineRule="auto" w:after="40"/>
-      </w:pPr>
-      <w:r>
-        <w:rPr>
-          <w:b w:val="0"/>
-          <w:color w:val="000000"/>
-          <w:sz w:val="21"/>
-          <w:rFonts w:eastAsia="宋体" w:ascii="宋体" w:hAnsi="宋体"/>
-        </w:rPr>
-        <w:t>联系地址：</w:t>
-      </w:r>
-      <w:r>
-        <w:rPr>
-          <w:b w:val="0"/>
-          <w:color w:val="000000"/>
-          <w:sz w:val="21"/>
-          <w:rFonts w:eastAsia="宋体" w:ascii="宋体" w:hAnsi="宋体"/>
-        </w:rPr>
-        <w:t>________________________________</w:t>
-      </w:r>
-      <w:r>
-        <w:rPr>
-          <w:b w:val="0"/>
-          <w:color w:val="000000"/>
-          <w:sz w:val="21"/>
-          <w:rFonts w:eastAsia="宋体" w:ascii="宋体" w:hAnsi="宋体"/>
-        </w:rPr>
-        <w:t>。</w:t>
-      </w:r>
-    </w:p>
-    <w:p>
-      <w:pPr>
-        <w:spacing w:line="336" w:lineRule="auto" w:after="40"/>
-      </w:pPr>
-      <w:r>
-        <w:rPr>
-          <w:b w:val="0"/>
-          <w:color w:val="000000"/>
-          <w:sz w:val="21"/>
-          <w:rFonts w:eastAsia="宋体" w:ascii="宋体" w:hAnsi="宋体"/>
-        </w:rPr>
-        <w:t>乙方联系人：</w:t>
+        <w:t>1、乙方应按本合同约定如期、合规组织本次活动，并配合甲方完成 logo、品牌简介、甲方指派代表宣讲 PPT、户型折页等权益落地所需的素材确认与上线工作；乙方就邀请的（客户）出席率尽合理之力达到</w:t>
       </w:r>
       <w:r>
         <w:rPr>
@@ -2817,7 +2091,7 @@
           <w:highlight w:val="yellow"/>
           <w:rFonts w:eastAsia="宋体" w:ascii="宋体" w:hAnsi="宋体"/>
         </w:rPr>
-        <w:t>胡继刚（组委会执行会长）</w:t>
+        <w:t>80</w:t>
       </w:r>
       <w:r>
         <w:rPr>
@@ -2826,21 +2100,7 @@
           <w:sz w:val="21"/>
           <w:rFonts w:eastAsia="宋体" w:ascii="宋体" w:hAnsi="宋体"/>
         </w:rPr>
-        <w:t>；</w:t>
-      </w:r>
-    </w:p>
-    <w:p>
-      <w:pPr>
-        <w:spacing w:line="336" w:lineRule="auto" w:after="40"/>
-      </w:pPr>
-      <w:r>
-        <w:rPr>
-          <w:b w:val="0"/>
-          <w:color w:val="000000"/>
-          <w:sz w:val="21"/>
-          <w:rFonts w:eastAsia="宋体" w:ascii="宋体" w:hAnsi="宋体"/>
-        </w:rPr>
-        <w:t>联系电话：</w:t>
+        <w:t>%以上。</w:t>
       </w:r>
       <w:r>
         <w:rPr>
@@ -2850,8 +2110,18 @@
           <w:highlight w:val="yellow"/>
           <w:rFonts w:eastAsia="宋体" w:ascii="宋体" w:hAnsi="宋体"/>
         </w:rPr>
-        <w:t>____________________（请胡继刚会长提供联系电话）</w:t>
-      </w:r>
+        <w:t>（参会名单及嘉宾联络方式涉及个人信息保护，根据《中华人民共和国个人信息保护法》第十三条、第二十三条之规定，未经嘉宾本人单独授权同意，乙方不得向第三方提供，故本合同不就参会名单及嘉宾构成作硬性提交承诺，相关意向客户对接由乙方在现场协助促成。）</w:t>
+      </w:r>
+    </w:p>
+    <w:p>
+      <w:r>
+        <w:br w:type="page"/>
+      </w:r>
+    </w:p>
+    <w:p>
+      <w:pPr>
+        <w:spacing w:line="336" w:lineRule="auto" w:after="40"/>
+      </w:pPr>
       <w:r>
         <w:rPr>
           <w:b w:val="0"/>
@@ -2859,7 +2129,7 @@
           <w:sz w:val="21"/>
           <w:rFonts w:eastAsia="宋体" w:ascii="宋体" w:hAnsi="宋体"/>
         </w:rPr>
-        <w:t>；</w:t>
+        <w:t>2、乙方有权决定或修改本次活动有关内容及组织流程，但应提前征得甲方书面同意，甲方应配合乙方或乙方委托的承办方及现场工作人员的安排。</w:t>
       </w:r>
     </w:p>
     <w:p>
@@ -2873,7 +2143,7 @@
           <w:sz w:val="21"/>
           <w:rFonts w:eastAsia="宋体" w:ascii="宋体" w:hAnsi="宋体"/>
         </w:rPr>
-        <w:t>联系地址：</w:t>
+        <w:t>3、</w:t>
       </w:r>
       <w:r>
         <w:rPr>
@@ -2883,138 +2153,7 @@
           <w:highlight w:val="yellow"/>
           <w:rFonts w:eastAsia="宋体" w:ascii="宋体" w:hAnsi="宋体"/>
         </w:rPr>
-        <w:t>上海市杨浦区隆昌路 690 号 119 室</w:t>
-      </w:r>
-      <w:r>
-        <w:rPr>
-          <w:b w:val="0"/>
-          <w:color w:val="000000"/>
-          <w:sz w:val="21"/>
-          <w:rFonts w:eastAsia="宋体" w:ascii="宋体" w:hAnsi="宋体"/>
-        </w:rPr>
-        <w:t>。</w:t>
-      </w:r>
-    </w:p>
-    <w:p>
-      <w:pPr>
-        <w:spacing w:line="336" w:lineRule="auto" w:after="40"/>
-      </w:pPr>
-      <w:r>
-        <w:rPr>
-          <w:b w:val="0"/>
-          <w:color w:val="000000"/>
-          <w:sz w:val="21"/>
-          <w:rFonts w:eastAsia="宋体" w:ascii="宋体" w:hAnsi="宋体"/>
-        </w:rPr>
-        <w:t>3、双方确认上述送达地址之适用范围包括双方非诉时各类通知、协议等文件以及就合同发生纠纷时相关文件和法律文书的送达，同时包括因履行本合同产生诉讼进入仲裁、民事诉讼程序后的一审、二审、再审和执行程序时需要送达的资料和文书（包括但不限于诉讼参加人提交的材料、裁决机构调取的材料、应诉通知书、举证通知书、合议庭告知书、传票、开庭通知书、判决书、裁定书、调解书、限期履行通知书等文书和资料）的送达。</w:t>
-      </w:r>
-    </w:p>
-    <w:p>
-      <w:pPr>
-        <w:spacing w:line="336" w:lineRule="auto" w:after="40"/>
-      </w:pPr>
-      <w:r>
-        <w:rPr>
-          <w:b w:val="0"/>
-          <w:color w:val="000000"/>
-          <w:sz w:val="21"/>
-          <w:rFonts w:eastAsia="宋体" w:ascii="宋体" w:hAnsi="宋体"/>
-        </w:rPr>
-        <w:t>4、一方采取邮寄方式通知的，上述通讯地址为送达地址，以该通讯地址寄出 3 日（本省）或 7 日后（外省）视为送达。对于双方在合同中明确约定的送达地址，法院进行送达时可直接邮寄送达，即使当事人未能收到法院邮寄送达的文书，由于双方的约定，也应当视为送达。</w:t>
-      </w:r>
-    </w:p>
-    <w:p>
-      <w:pPr>
-        <w:spacing w:line="336" w:lineRule="auto" w:after="40"/>
-      </w:pPr>
-      <w:r>
-        <w:rPr>
-          <w:b w:val="0"/>
-          <w:color w:val="000000"/>
-          <w:sz w:val="21"/>
-          <w:rFonts w:eastAsia="宋体" w:ascii="宋体" w:hAnsi="宋体"/>
-        </w:rPr>
-        <w:t>5、本约定作为合同中独立存在的条款，不受合同其他条款效力的影响。</w:t>
-      </w:r>
-    </w:p>
-    <w:p>
-      <w:pPr>
-        <w:spacing w:after="0"/>
-      </w:pPr>
-    </w:p>
-    <w:p>
-      <w:pPr>
-        <w:spacing w:line="336" w:lineRule="auto" w:before="80" w:after="80"/>
-      </w:pPr>
-      <w:r>
-        <w:rPr>
-          <w:b/>
-          <w:color w:val="000000"/>
-          <w:sz w:val="24"/>
-          <w:rFonts w:eastAsia="宋体" w:ascii="宋体" w:hAnsi="宋体"/>
-        </w:rPr>
-        <w:t>第十条  其他事项</w:t>
-      </w:r>
-    </w:p>
-    <w:p>
-      <w:pPr>
-        <w:spacing w:line="336" w:lineRule="auto" w:after="40"/>
-      </w:pPr>
-      <w:r>
-        <w:rPr>
-          <w:b w:val="0"/>
-          <w:color w:val="000000"/>
-          <w:sz w:val="21"/>
-          <w:rFonts w:eastAsia="宋体" w:ascii="宋体" w:hAnsi="宋体"/>
-        </w:rPr>
-        <w:t>1、因本合同引起的一切争议，双方首先应当友好协商解决；协商不成，双方确认向甲方所在地人民法院提起诉讼。</w:t>
-      </w:r>
-    </w:p>
-    <w:p>
-      <w:pPr>
-        <w:spacing w:line="336" w:lineRule="auto" w:after="40"/>
-      </w:pPr>
-      <w:r>
-        <w:rPr>
-          <w:b w:val="0"/>
-          <w:color w:val="000000"/>
-          <w:sz w:val="21"/>
-          <w:rFonts w:eastAsia="宋体" w:ascii="宋体" w:hAnsi="宋体"/>
-        </w:rPr>
-        <w:t>2、本合同的附件为本合同的有效组成部分，与本合同具有同等法律效力。</w:t>
-      </w:r>
-    </w:p>
-    <w:p>
-      <w:pPr>
-        <w:spacing w:line="336" w:lineRule="auto" w:after="40"/>
-      </w:pPr>
-      <w:r>
-        <w:rPr>
-          <w:b w:val="0"/>
-          <w:color w:val="000000"/>
-          <w:sz w:val="21"/>
-          <w:rFonts w:eastAsia="宋体" w:ascii="宋体" w:hAnsi="宋体"/>
-        </w:rPr>
-        <w:t>3、本合同经双方盖章后生效。</w:t>
-      </w:r>
-    </w:p>
-    <w:p>
-      <w:r>
-        <w:br w:type="page"/>
-      </w:r>
-    </w:p>
-    <w:p>
-      <w:pPr>
-        <w:spacing w:line="336" w:lineRule="auto" w:after="40"/>
-      </w:pPr>
-      <w:r>
-        <w:rPr>
-          <w:b w:val="0"/>
-          <w:color w:val="000000"/>
-          <w:sz w:val="21"/>
-          <w:rFonts w:eastAsia="宋体" w:ascii="宋体" w:hAnsi="宋体"/>
-        </w:rPr>
-        <w:t>4、本合同一式</w:t>
+        <w:t>乙方应按本合同第二条约定的资金用途（场地租赁、舞美搭建、嘉宾接待、物料制作及现场运营等直接费用），将甲方提供的赞助费专款专用于本次活动当期支出。</w:t>
       </w:r>
       <w:r>
         <w:rPr>
@@ -3024,8 +2163,13 @@
           <w:highlight w:val="yellow"/>
           <w:rFonts w:eastAsia="宋体" w:ascii="宋体" w:hAnsi="宋体"/>
         </w:rPr>
-        <w:t>肆</w:t>
-      </w:r>
+        <w:t>（本次合作属于带有曝光对价的商业赞助，非慈善捐赠或政府专项拨款；乙方按约完成本合同第三条项下各项权益交付后，赞助费所有权即归属乙方；乙方作为独立法人，其内部财务账目及预算调配涉及商业秘密与经营自主权，不接受任何形式的外部审计、监督或检查。）</w:t>
+      </w:r>
+    </w:p>
+    <w:p>
+      <w:pPr>
+        <w:spacing w:line="336" w:lineRule="auto" w:after="40"/>
+      </w:pPr>
       <w:r>
         <w:rPr>
           <w:b w:val="0"/>
@@ -3033,7 +2177,77 @@
           <w:sz w:val="21"/>
           <w:rFonts w:eastAsia="宋体" w:ascii="宋体" w:hAnsi="宋体"/>
         </w:rPr>
-        <w:t>份，甲方执</w:t>
+        <w:t>4、本活动举办过程中，所发生的非因甲方原因造成的人身损害或者财产损失事故责任（包括甲方委派的人员），全部由乙方自行承担，与甲方无关，乙方应确保甲方免受任何人士或政府部门的主张、索赔或处罚，且乙方须赔偿由此给甲方造成的全部损失。</w:t>
+      </w:r>
+    </w:p>
+    <w:p>
+      <w:pPr>
+        <w:spacing w:line="336" w:lineRule="auto" w:after="40"/>
+      </w:pPr>
+      <w:r>
+        <w:rPr>
+          <w:b w:val="0"/>
+          <w:color w:val="000000"/>
+          <w:sz w:val="21"/>
+          <w:rFonts w:eastAsia="宋体" w:ascii="宋体" w:hAnsi="宋体"/>
+        </w:rPr>
+        <w:t>5、乙方及其关联公司不得发布、转载、链接等关于甲方及其关联方品牌及其下属项目的负面报道，如在其网站、论坛、书报杂志等发现第三方对甲方及其关联方、前述品牌及项目的负面报道或评论，乙方应及时采取措施（屏蔽或删除等）并通知甲方。否则，给甲方造成的损失，由乙方负责承担。</w:t>
+      </w:r>
+    </w:p>
+    <w:p>
+      <w:pPr>
+        <w:spacing w:line="336" w:lineRule="auto" w:after="40"/>
+      </w:pPr>
+      <w:r>
+        <w:rPr>
+          <w:b w:val="0"/>
+          <w:color w:val="000000"/>
+          <w:sz w:val="21"/>
+          <w:rFonts w:eastAsia="宋体" w:ascii="宋体" w:hAnsi="宋体"/>
+        </w:rPr>
+        <w:t>6、乙方应按照甲方的要求对甲方及其关联方品牌及其下属项目在本次活动的前期宣传、现场及后期宣传中进行推广。</w:t>
+      </w:r>
+    </w:p>
+    <w:p>
+      <w:pPr>
+        <w:spacing w:line="336" w:lineRule="auto" w:after="40"/>
+      </w:pPr>
+      <w:r>
+        <w:rPr>
+          <w:b w:val="0"/>
+          <w:color w:val="000000"/>
+          <w:sz w:val="21"/>
+          <w:rFonts w:eastAsia="宋体" w:ascii="宋体" w:hAnsi="宋体"/>
+        </w:rPr>
+        <w:t>7、乙方应确保本次活动的计划性、完整性、条理性、有序性、合法性和合理性，并在甲方的监督指导下，严格按照本合同约定的活动时间、活动内容、活动要求举办。</w:t>
+      </w:r>
+    </w:p>
+    <w:p>
+      <w:pPr>
+        <w:spacing w:line="336" w:lineRule="auto" w:after="40"/>
+      </w:pPr>
+      <w:r>
+        <w:rPr>
+          <w:b w:val="0"/>
+          <w:color w:val="000000"/>
+          <w:sz w:val="21"/>
+          <w:rFonts w:eastAsia="宋体" w:ascii="宋体" w:hAnsi="宋体"/>
+        </w:rPr>
+        <w:t>8、乙方作为本次活动的主办方，或经主办方授权作为本次活动的资源经营机构及平台（已在本合同签订前向甲方提供主办方的相关授权文件），全权负责本次活动赞助招商各项事宜。</w:t>
+      </w:r>
+    </w:p>
+    <w:p>
+      <w:pPr>
+        <w:spacing w:line="336" w:lineRule="auto" w:after="40"/>
+      </w:pPr>
+      <w:r>
+        <w:rPr>
+          <w:b w:val="0"/>
+          <w:color w:val="000000"/>
+          <w:sz w:val="21"/>
+          <w:rFonts w:eastAsia="宋体" w:ascii="宋体" w:hAnsi="宋体"/>
+        </w:rPr>
+        <w:t>9、其他约定：</w:t>
       </w:r>
       <w:r>
         <w:rPr>
@@ -3043,7 +2257,7 @@
           <w:highlight w:val="yellow"/>
           <w:rFonts w:eastAsia="宋体" w:ascii="宋体" w:hAnsi="宋体"/>
         </w:rPr>
-        <w:t>贰</w:t>
+        <w:t>____________________（无；如有特别约定，双方另行书面确认）</w:t>
       </w:r>
       <w:r>
         <w:rPr>
@@ -3052,7 +2266,195 @@
           <w:sz w:val="21"/>
           <w:rFonts w:eastAsia="宋体" w:ascii="宋体" w:hAnsi="宋体"/>
         </w:rPr>
-        <w:t>份、乙方执</w:t>
+        <w:t>。</w:t>
+      </w:r>
+    </w:p>
+    <w:p>
+      <w:pPr>
+        <w:spacing w:after="0"/>
+      </w:pPr>
+    </w:p>
+    <w:p>
+      <w:pPr>
+        <w:spacing w:line="336" w:lineRule="auto" w:before="80" w:after="80"/>
+      </w:pPr>
+      <w:r>
+        <w:rPr>
+          <w:b/>
+          <w:color w:val="000000"/>
+          <w:sz w:val="24"/>
+          <w:rFonts w:eastAsia="宋体" w:ascii="宋体" w:hAnsi="宋体"/>
+        </w:rPr>
+        <w:t>第五条  知识产权</w:t>
+      </w:r>
+    </w:p>
+    <w:p>
+      <w:pPr>
+        <w:spacing w:line="336" w:lineRule="auto" w:after="40"/>
+      </w:pPr>
+      <w:r>
+        <w:rPr>
+          <w:b w:val="0"/>
+          <w:color w:val="000000"/>
+          <w:sz w:val="21"/>
+          <w:rFonts w:eastAsia="宋体" w:ascii="宋体" w:hAnsi="宋体"/>
+        </w:rPr>
+        <w:t>1、本合同所涉甲方商标、宣传物料、设计图纸、广告、摄影作品等相关资料的知识产权及相应的财产权利归甲方所有。未经甲方书面同意，乙方不得擅自或者委托、授权第三方使用，否则，乙方应将因此所获利益返还给甲方，并应按本合同总价款的 30%向甲方支付违约金。</w:t>
+      </w:r>
+    </w:p>
+    <w:p>
+      <w:pPr>
+        <w:spacing w:line="336" w:lineRule="auto" w:after="40"/>
+      </w:pPr>
+      <w:r>
+        <w:rPr>
+          <w:b w:val="0"/>
+          <w:color w:val="000000"/>
+          <w:sz w:val="21"/>
+          <w:rFonts w:eastAsia="宋体" w:ascii="宋体" w:hAnsi="宋体"/>
+        </w:rPr>
+        <w:t>2、乙方的活动内容不得侵犯任何第三方的知识产权或在先合法权利。如第三方提起维权主张的，乙方应自行解决并承担由此产生的一切法律责任，包括但不限于向第三方承担损失赔偿责任等。如甲方因此遭受损失（包括但不限于律师费、</w:t>
+      </w:r>
+    </w:p>
+    <w:p>
+      <w:r>
+        <w:br w:type="page"/>
+      </w:r>
+    </w:p>
+    <w:p>
+      <w:pPr>
+        <w:spacing w:line="336" w:lineRule="auto" w:after="40"/>
+      </w:pPr>
+      <w:r>
+        <w:rPr>
+          <w:b w:val="0"/>
+          <w:color w:val="000000"/>
+          <w:sz w:val="21"/>
+          <w:rFonts w:eastAsia="宋体" w:ascii="宋体" w:hAnsi="宋体"/>
+        </w:rPr>
+        <w:t>财产保全费、公告费、执行费、证据保全费、公证费、调查费、鉴定费、审计费、诉讼费、仲裁费、停工停业损失、向第三方支付违约金或赔偿金），乙方应负责赔偿，并应按本合同总价款的 30%向甲方支付违约金。</w:t>
+      </w:r>
+    </w:p>
+    <w:p>
+      <w:pPr>
+        <w:spacing w:after="0"/>
+      </w:pPr>
+    </w:p>
+    <w:p>
+      <w:pPr>
+        <w:spacing w:line="336" w:lineRule="auto" w:before="80" w:after="80"/>
+      </w:pPr>
+      <w:r>
+        <w:rPr>
+          <w:b/>
+          <w:color w:val="000000"/>
+          <w:sz w:val="24"/>
+          <w:rFonts w:eastAsia="宋体" w:ascii="宋体" w:hAnsi="宋体"/>
+        </w:rPr>
+        <w:t>第六条  保密义务</w:t>
+      </w:r>
+    </w:p>
+    <w:p>
+      <w:pPr>
+        <w:spacing w:line="336" w:lineRule="auto" w:after="40"/>
+      </w:pPr>
+      <w:r>
+        <w:rPr>
+          <w:b w:val="0"/>
+          <w:color w:val="000000"/>
+          <w:sz w:val="21"/>
+          <w:rFonts w:eastAsia="宋体" w:ascii="宋体" w:hAnsi="宋体"/>
+        </w:rPr>
+        <w:t>1、甲乙双方应对其通过订立和履行本合同而获悉的对方的商业秘密、未对外公开的重要信息严格保密，未经对方事先书面同意，不得以任何方式进行利用、向任何第三方披露或以其他方式予以公开。</w:t>
+      </w:r>
+    </w:p>
+    <w:p>
+      <w:pPr>
+        <w:spacing w:line="336" w:lineRule="auto" w:after="40"/>
+      </w:pPr>
+      <w:r>
+        <w:rPr>
+          <w:b w:val="0"/>
+          <w:color w:val="000000"/>
+          <w:sz w:val="21"/>
+          <w:rFonts w:eastAsia="宋体" w:ascii="宋体" w:hAnsi="宋体"/>
+        </w:rPr>
+        <w:t>2、未经对方许可，任何一方不得向第三方（有关法律、法规、政府部门、证券交易所或其他监管机构要求和双方的法律、会计、商业及其他顾问、雇员除外）泄露本合同的任何内容以及本合同的签订及履行情况，以及通过签订和履行本合同而获知的对方及对方关联公司的任何信息。</w:t>
+      </w:r>
+    </w:p>
+    <w:p>
+      <w:pPr>
+        <w:spacing w:line="336" w:lineRule="auto" w:after="40"/>
+      </w:pPr>
+      <w:r>
+        <w:rPr>
+          <w:b w:val="0"/>
+          <w:color w:val="000000"/>
+          <w:sz w:val="21"/>
+          <w:rFonts w:eastAsia="宋体" w:ascii="宋体" w:hAnsi="宋体"/>
+        </w:rPr>
+        <w:t>3、除订立与履行本合同项下义务之需要外，未经对方事先同意，任何一方不得擅自使用、复制对方的商标、标志、商业信息、广告样稿资料、技术及其他资料。</w:t>
+      </w:r>
+    </w:p>
+    <w:p>
+      <w:pPr>
+        <w:spacing w:line="336" w:lineRule="auto" w:after="40"/>
+      </w:pPr>
+      <w:r>
+        <w:rPr>
+          <w:b w:val="0"/>
+          <w:color w:val="000000"/>
+          <w:sz w:val="21"/>
+          <w:rFonts w:eastAsia="宋体" w:ascii="宋体" w:hAnsi="宋体"/>
+        </w:rPr>
+        <w:t>4、甲乙双方的上述保密义务不因本合同的无效、终止或被解除而终止。</w:t>
+      </w:r>
+    </w:p>
+    <w:p>
+      <w:pPr>
+        <w:spacing w:after="0"/>
+      </w:pPr>
+    </w:p>
+    <w:p>
+      <w:pPr>
+        <w:spacing w:line="336" w:lineRule="auto" w:before="80" w:after="80"/>
+      </w:pPr>
+      <w:r>
+        <w:rPr>
+          <w:b/>
+          <w:color w:val="000000"/>
+          <w:sz w:val="24"/>
+          <w:rFonts w:eastAsia="宋体" w:ascii="宋体" w:hAnsi="宋体"/>
+        </w:rPr>
+        <w:t>第七条  违约责任</w:t>
+      </w:r>
+    </w:p>
+    <w:p>
+      <w:pPr>
+        <w:spacing w:line="336" w:lineRule="auto" w:after="40"/>
+      </w:pPr>
+      <w:r>
+        <w:rPr>
+          <w:b w:val="0"/>
+          <w:color w:val="000000"/>
+          <w:sz w:val="21"/>
+          <w:rFonts w:eastAsia="宋体" w:ascii="宋体" w:hAnsi="宋体"/>
+        </w:rPr>
+        <w:t>1、甲方因自身原因无故逾期支付合同价款的，每逾期一日，按逾期应付未付金额的万分之一向乙方支付违约金。</w:t>
+      </w:r>
+    </w:p>
+    <w:p>
+      <w:pPr>
+        <w:spacing w:line="336" w:lineRule="auto" w:after="40"/>
+      </w:pPr>
+      <w:r>
+        <w:rPr>
+          <w:b w:val="0"/>
+          <w:color w:val="000000"/>
+          <w:sz w:val="21"/>
+          <w:rFonts w:eastAsia="宋体" w:ascii="宋体" w:hAnsi="宋体"/>
+        </w:rPr>
+        <w:t>2、如果乙方邀约嘉宾（客户）出席率</w:t>
       </w:r>
       <w:r>
         <w:rPr>
@@ -3062,7 +2464,7 @@
           <w:highlight w:val="yellow"/>
           <w:rFonts w:eastAsia="宋体" w:ascii="宋体" w:hAnsi="宋体"/>
         </w:rPr>
-        <w:t>贰</w:t>
+        <w:t>明显低于第四条第 1 项乙方所尽合理之力所对应的合理水平</w:t>
       </w:r>
       <w:r>
         <w:rPr>
@@ -3071,167 +2473,7 @@
           <w:sz w:val="21"/>
           <w:rFonts w:eastAsia="宋体" w:ascii="宋体" w:hAnsi="宋体"/>
         </w:rPr>
-        <w:t>份，均具同等法律效力。</w:t>
-      </w:r>
-    </w:p>
-    <w:p>
-      <w:pPr>
-        <w:spacing w:after="0"/>
-      </w:pPr>
-    </w:p>
-    <w:p>
-      <w:pPr>
-        <w:spacing w:line="336" w:lineRule="auto" w:after="40"/>
-        <w:jc w:val="center"/>
-      </w:pPr>
-      <w:r>
-        <w:rPr>
-          <w:b w:val="0"/>
-          <w:color w:val="000000"/>
-          <w:sz w:val="21"/>
-          <w:rFonts w:eastAsia="宋体" w:ascii="宋体" w:hAnsi="宋体"/>
-        </w:rPr>
-        <w:t>（以下无正文）</w:t>
-      </w:r>
-    </w:p>
-    <w:p>
-      <w:r>
-        <w:br w:type="page"/>
-      </w:r>
-    </w:p>
-    <w:p>
-      <w:pPr>
-        <w:spacing w:line="336" w:lineRule="auto" w:after="40"/>
-        <w:jc w:val="center"/>
-      </w:pPr>
-      <w:r>
-        <w:rPr>
-          <w:b w:val="0"/>
-          <w:color w:val="000000"/>
-          <w:sz w:val="21"/>
-          <w:rFonts w:eastAsia="宋体" w:ascii="宋体" w:hAnsi="宋体"/>
-        </w:rPr>
-        <w:t>（本页为《活动赞助合同》签署页，无正文）</w:t>
-      </w:r>
-    </w:p>
-    <w:p>
-      <w:pPr>
-        <w:spacing w:after="0"/>
-      </w:pPr>
-    </w:p>
-    <w:p>
-      <w:pPr>
-        <w:spacing w:after="0"/>
-      </w:pPr>
-    </w:p>
-    <w:p>
-      <w:pPr>
-        <w:spacing w:after="0"/>
-      </w:pPr>
-    </w:p>
-    <w:p>
-      <w:pPr>
-        <w:spacing w:after="0"/>
-      </w:pPr>
-    </w:p>
-    <w:p>
-      <w:pPr>
-        <w:spacing w:line="480" w:lineRule="auto" w:after="40"/>
-      </w:pPr>
-      <w:r>
-        <w:rPr>
-          <w:b w:val="0"/>
-          <w:color w:val="000000"/>
-          <w:sz w:val="21"/>
-          <w:rFonts w:eastAsia="宋体" w:ascii="宋体" w:hAnsi="宋体"/>
-        </w:rPr>
-        <w:t>甲方（盖章）：</w:t>
-      </w:r>
-      <w:r>
-        <w:rPr>
-          <w:b w:val="0"/>
-          <w:color w:val="000000"/>
-          <w:sz w:val="21"/>
-          <w:rFonts w:eastAsia="宋体" w:ascii="宋体" w:hAnsi="宋体"/>
-        </w:rPr>
-        <w:t>________________________________</w:t>
-      </w:r>
-    </w:p>
-    <w:p>
-      <w:pPr>
-        <w:spacing w:after="0"/>
-      </w:pPr>
-    </w:p>
-    <w:p>
-      <w:pPr>
-        <w:spacing w:after="0"/>
-      </w:pPr>
-    </w:p>
-    <w:p>
-      <w:pPr>
-        <w:spacing w:after="0"/>
-      </w:pPr>
-    </w:p>
-    <w:p>
-      <w:pPr>
-        <w:spacing w:after="0"/>
-      </w:pPr>
-    </w:p>
-    <w:p>
-      <w:pPr>
-        <w:spacing w:line="480" w:lineRule="auto" w:after="40"/>
-      </w:pPr>
-      <w:r>
-        <w:rPr>
-          <w:b w:val="0"/>
-          <w:color w:val="000000"/>
-          <w:sz w:val="21"/>
-          <w:rFonts w:eastAsia="宋体" w:ascii="宋体" w:hAnsi="宋体"/>
-        </w:rPr>
-        <w:t>法定代表人或授权代表（签名或盖章）：</w:t>
-      </w:r>
-      <w:r>
-        <w:rPr>
-          <w:b w:val="0"/>
-          <w:color w:val="000000"/>
-          <w:sz w:val="21"/>
-          <w:rFonts w:eastAsia="宋体" w:ascii="宋体" w:hAnsi="宋体"/>
-        </w:rPr>
-        <w:t>________________________________</w:t>
-      </w:r>
-    </w:p>
-    <w:p>
-      <w:pPr>
-        <w:spacing w:after="0"/>
-      </w:pPr>
-    </w:p>
-    <w:p>
-      <w:pPr>
-        <w:spacing w:after="0"/>
-      </w:pPr>
-    </w:p>
-    <w:p>
-      <w:pPr>
-        <w:spacing w:after="0"/>
-      </w:pPr>
-    </w:p>
-    <w:p>
-      <w:pPr>
-        <w:spacing w:after="0"/>
-      </w:pPr>
-    </w:p>
-    <w:p>
-      <w:pPr>
-        <w:spacing w:line="480" w:lineRule="auto" w:after="40"/>
-      </w:pPr>
-      <w:r>
-        <w:rPr>
-          <w:b w:val="0"/>
-          <w:color w:val="000000"/>
-          <w:sz w:val="21"/>
-          <w:rFonts w:eastAsia="宋体" w:ascii="宋体" w:hAnsi="宋体"/>
-        </w:rPr>
-        <w:t>乙方（盖章）：</w:t>
+        <w:t>（参照基准：出席率低于</w:t>
       </w:r>
       <w:r>
         <w:rPr>
@@ -3241,7 +2483,1027 @@
           <w:highlight w:val="yellow"/>
           <w:rFonts w:eastAsia="宋体" w:ascii="宋体" w:hAnsi="宋体"/>
         </w:rPr>
-        <w:t>上海市杨浦区科技企业联合会（正式签约与盖章主体；峰会组委会作为业务合作方共同执行）</w:t>
+        <w:t>60</w:t>
+      </w:r>
+      <w:r>
+        <w:rPr>
+          <w:b w:val="0"/>
+          <w:color w:val="000000"/>
+          <w:sz w:val="21"/>
+          <w:rFonts w:eastAsia="宋体" w:ascii="宋体" w:hAnsi="宋体"/>
+        </w:rPr>
+        <w:t>%）</w:t>
+      </w:r>
+      <w:r>
+        <w:rPr>
+          <w:b w:val="0"/>
+          <w:color w:val="000000"/>
+          <w:sz w:val="21"/>
+          <w:rFonts w:eastAsia="宋体" w:ascii="宋体" w:hAnsi="宋体"/>
+        </w:rPr>
+        <w:t>，甲方有权解除本合同，在本合同解除之日起的 5 个工作日内，乙方应返还甲方已提供的赞助费或赞助物资，同时向甲方支付</w:t>
+      </w:r>
+      <w:r>
+        <w:rPr>
+          <w:b/>
+          <w:color w:val="C00000"/>
+          <w:sz w:val="21"/>
+          <w:highlight w:val="yellow"/>
+          <w:rFonts w:eastAsia="宋体" w:ascii="宋体" w:hAnsi="宋体"/>
+        </w:rPr>
+        <w:t>30,000</w:t>
+      </w:r>
+      <w:r>
+        <w:rPr>
+          <w:b w:val="0"/>
+          <w:color w:val="000000"/>
+          <w:sz w:val="21"/>
+          <w:rFonts w:eastAsia="宋体" w:ascii="宋体" w:hAnsi="宋体"/>
+        </w:rPr>
+        <w:t>元违约金，并赔偿甲方因此遭受的全部损失。如逾期返还赞助费或赞助物资，每逾期一日，乙方应向甲方支付合同总价万分之一每日的违约金。</w:t>
+      </w:r>
+      <w:r>
+        <w:rPr>
+          <w:b/>
+          <w:color w:val="C00000"/>
+          <w:sz w:val="21"/>
+          <w:highlight w:val="yellow"/>
+          <w:rFonts w:eastAsia="宋体" w:ascii="宋体" w:hAnsi="宋体"/>
+        </w:rPr>
+        <w:t>（关于「不一致率超过【】%」条款，鉴于第四条第 1 项乙方义务基于《个人信息保护法》合规要求未对参会名单作硬性提交承诺，故本款不再考核邀约嘉宾一致性。）</w:t>
+      </w:r>
+    </w:p>
+    <w:p>
+      <w:pPr>
+        <w:spacing w:line="336" w:lineRule="auto" w:after="40"/>
+      </w:pPr>
+      <w:r>
+        <w:rPr>
+          <w:b w:val="0"/>
+          <w:color w:val="000000"/>
+          <w:sz w:val="21"/>
+          <w:rFonts w:eastAsia="宋体" w:ascii="宋体" w:hAnsi="宋体"/>
+        </w:rPr>
+        <w:t>3、</w:t>
+      </w:r>
+      <w:r>
+        <w:rPr>
+          <w:b/>
+          <w:color w:val="C00000"/>
+          <w:sz w:val="21"/>
+          <w:highlight w:val="yellow"/>
+          <w:rFonts w:eastAsia="宋体" w:ascii="宋体" w:hAnsi="宋体"/>
+        </w:rPr>
+        <w:t>（鉴于第四条第 1 项乙方义务已基于《中华人民共和国个人信息保护法》第十三条、第二十三条之规定，未对参会名单及嘉宾联络方式作硬性提交承诺，本款关于「未在签订时提供参会名单」的违约责任不再适用，留为占位以备后续双方另行书面约定。）</w:t>
+      </w:r>
+    </w:p>
+    <w:p>
+      <w:r>
+        <w:br w:type="page"/>
+      </w:r>
+    </w:p>
+    <w:p>
+      <w:pPr>
+        <w:spacing w:line="336" w:lineRule="auto" w:after="40"/>
+      </w:pPr>
+      <w:r>
+        <w:rPr>
+          <w:b w:val="0"/>
+          <w:color w:val="000000"/>
+          <w:sz w:val="21"/>
+          <w:rFonts w:eastAsia="宋体" w:ascii="宋体" w:hAnsi="宋体"/>
+        </w:rPr>
+        <w:t>4、如乙方未按照本合同约定的用途使用甲方提供的赞助费或赞助物资等的，则甲方有权解除本合同，在本合同解除之日起的 5 个工作日内，乙方应返还甲方已提供的赞助费或赞助物资，同时向甲方支付</w:t>
+      </w:r>
+      <w:r>
+        <w:rPr>
+          <w:b/>
+          <w:color w:val="C00000"/>
+          <w:sz w:val="21"/>
+          <w:highlight w:val="yellow"/>
+          <w:rFonts w:eastAsia="宋体" w:ascii="宋体" w:hAnsi="宋体"/>
+        </w:rPr>
+        <w:t>30,000</w:t>
+      </w:r>
+      <w:r>
+        <w:rPr>
+          <w:b w:val="0"/>
+          <w:color w:val="000000"/>
+          <w:sz w:val="21"/>
+          <w:rFonts w:eastAsia="宋体" w:ascii="宋体" w:hAnsi="宋体"/>
+        </w:rPr>
+        <w:t>元违约金，并赔偿甲方因此遭受的全部损失。如逾期返还甲方已支付的赞助费、逾期支付违约金或逾期返还赞助物资的，则每逾期一日，乙方应向甲方支付</w:t>
+      </w:r>
+      <w:r>
+        <w:rPr>
+          <w:b/>
+          <w:color w:val="C00000"/>
+          <w:sz w:val="21"/>
+          <w:highlight w:val="yellow"/>
+          <w:rFonts w:eastAsia="宋体" w:ascii="宋体" w:hAnsi="宋体"/>
+        </w:rPr>
+        <w:t>1,000</w:t>
+      </w:r>
+      <w:r>
+        <w:rPr>
+          <w:b w:val="0"/>
+          <w:color w:val="000000"/>
+          <w:sz w:val="21"/>
+          <w:rFonts w:eastAsia="宋体" w:ascii="宋体" w:hAnsi="宋体"/>
+        </w:rPr>
+        <w:t>元违约金。</w:t>
+      </w:r>
+    </w:p>
+    <w:p>
+      <w:pPr>
+        <w:spacing w:line="336" w:lineRule="auto" w:after="40"/>
+      </w:pPr>
+      <w:r>
+        <w:rPr>
+          <w:b w:val="0"/>
+          <w:color w:val="000000"/>
+          <w:sz w:val="21"/>
+          <w:rFonts w:eastAsia="宋体" w:ascii="宋体" w:hAnsi="宋体"/>
+        </w:rPr>
+        <w:t>5、如本次活动非因甲方原因无法如期举行的，则每逾期一日，乙方应向甲方支付</w:t>
+      </w:r>
+      <w:r>
+        <w:rPr>
+          <w:b/>
+          <w:color w:val="C00000"/>
+          <w:sz w:val="21"/>
+          <w:highlight w:val="yellow"/>
+          <w:rFonts w:eastAsia="宋体" w:ascii="宋体" w:hAnsi="宋体"/>
+        </w:rPr>
+        <w:t>1,000</w:t>
+      </w:r>
+      <w:r>
+        <w:rPr>
+          <w:b w:val="0"/>
+          <w:color w:val="000000"/>
+          <w:sz w:val="21"/>
+          <w:rFonts w:eastAsia="宋体" w:ascii="宋体" w:hAnsi="宋体"/>
+        </w:rPr>
+        <w:t>元违约金；如逾期超过 10 日仍未举行或非因甲方原因导致本次活动无法举行或者被终止的，甲方有权解除合同，乙方应在本合同解除之日起的 5 日内全额退还甲方已支付的赞助费用或提供的赞助物资（如有），同时向甲方支付违约金</w:t>
+      </w:r>
+      <w:r>
+        <w:rPr>
+          <w:b/>
+          <w:color w:val="C00000"/>
+          <w:sz w:val="21"/>
+          <w:highlight w:val="yellow"/>
+          <w:rFonts w:eastAsia="宋体" w:ascii="宋体" w:hAnsi="宋体"/>
+        </w:rPr>
+        <w:t>50,000</w:t>
+      </w:r>
+      <w:r>
+        <w:rPr>
+          <w:b w:val="0"/>
+          <w:color w:val="000000"/>
+          <w:sz w:val="21"/>
+          <w:rFonts w:eastAsia="宋体" w:ascii="宋体" w:hAnsi="宋体"/>
+        </w:rPr>
+        <w:t>元（大写：人民币</w:t>
+      </w:r>
+      <w:r>
+        <w:rPr>
+          <w:b/>
+          <w:color w:val="C00000"/>
+          <w:sz w:val="21"/>
+          <w:highlight w:val="yellow"/>
+          <w:rFonts w:eastAsia="宋体" w:ascii="宋体" w:hAnsi="宋体"/>
+        </w:rPr>
+        <w:t>伍万</w:t>
+      </w:r>
+      <w:r>
+        <w:rPr>
+          <w:b w:val="0"/>
+          <w:color w:val="000000"/>
+          <w:sz w:val="21"/>
+          <w:rFonts w:eastAsia="宋体" w:ascii="宋体" w:hAnsi="宋体"/>
+        </w:rPr>
+        <w:t>元整），并赔偿甲方因此遭受的全部损失。如逾期支付赞助费、违约金或逾期返还赞助物资的，则每逾期一日，乙方应向甲方支付</w:t>
+      </w:r>
+      <w:r>
+        <w:rPr>
+          <w:b/>
+          <w:color w:val="C00000"/>
+          <w:sz w:val="21"/>
+          <w:highlight w:val="yellow"/>
+          <w:rFonts w:eastAsia="宋体" w:ascii="宋体" w:hAnsi="宋体"/>
+        </w:rPr>
+        <w:t>1,000</w:t>
+      </w:r>
+      <w:r>
+        <w:rPr>
+          <w:b w:val="0"/>
+          <w:color w:val="000000"/>
+          <w:sz w:val="21"/>
+          <w:rFonts w:eastAsia="宋体" w:ascii="宋体" w:hAnsi="宋体"/>
+        </w:rPr>
+        <w:t>元违约金。</w:t>
+      </w:r>
+    </w:p>
+    <w:p>
+      <w:pPr>
+        <w:spacing w:line="336" w:lineRule="auto" w:after="40"/>
+      </w:pPr>
+      <w:r>
+        <w:rPr>
+          <w:b w:val="0"/>
+          <w:color w:val="000000"/>
+          <w:sz w:val="21"/>
+          <w:rFonts w:eastAsia="宋体" w:ascii="宋体" w:hAnsi="宋体"/>
+        </w:rPr>
+        <w:t>6、乙方违反保密义务的，应当按照本合同总价款的 30%向甲方支付违约金，如不足以弥补甲方损失的，应予补足。</w:t>
+      </w:r>
+    </w:p>
+    <w:p>
+      <w:pPr>
+        <w:spacing w:line="336" w:lineRule="auto" w:after="40"/>
+      </w:pPr>
+      <w:r>
+        <w:rPr>
+          <w:b w:val="0"/>
+          <w:color w:val="000000"/>
+          <w:sz w:val="21"/>
+          <w:rFonts w:eastAsia="宋体" w:ascii="宋体" w:hAnsi="宋体"/>
+        </w:rPr>
+        <w:t>7、除本合同另有约定外，本合同签订后，双方应严格履行合同义务，任何一方单方面终止合同的，应按照本合同总价款的 20%向对方支付违约金。</w:t>
+      </w:r>
+    </w:p>
+    <w:p>
+      <w:pPr>
+        <w:spacing w:line="336" w:lineRule="auto" w:after="40"/>
+      </w:pPr>
+      <w:r>
+        <w:rPr>
+          <w:b w:val="0"/>
+          <w:color w:val="000000"/>
+          <w:sz w:val="21"/>
+          <w:rFonts w:eastAsia="宋体" w:ascii="宋体" w:hAnsi="宋体"/>
+        </w:rPr>
+        <w:t>8、除前述约定外，任何一方有其他违反本合同约定的情形的，违约方应赔偿给守约方造成的全部损失，包括但不限于律师费、财产保全费、财产保全保险费、公告费、执行费、证据保全费、公证费、调查费、鉴定费、审计费、诉讼费、仲裁费、停工停业损失、向第三方支付违约金或赔偿金、罚款等。</w:t>
+      </w:r>
+    </w:p>
+    <w:p>
+      <w:pPr>
+        <w:spacing w:line="336" w:lineRule="auto" w:after="40"/>
+      </w:pPr>
+      <w:r>
+        <w:rPr>
+          <w:b w:val="0"/>
+          <w:color w:val="000000"/>
+          <w:sz w:val="21"/>
+          <w:rFonts w:eastAsia="宋体" w:ascii="宋体" w:hAnsi="宋体"/>
+        </w:rPr>
+        <w:t>9、甲方有权直接在应付未付乙方的合同款项中扣除本合同项下乙方应付的违约金及赔偿金、罚款等，不足部分可向乙方继续追偿。</w:t>
+      </w:r>
+    </w:p>
+    <w:p>
+      <w:pPr>
+        <w:spacing w:line="336" w:lineRule="auto" w:after="40"/>
+      </w:pPr>
+      <w:r>
+        <w:rPr>
+          <w:b w:val="0"/>
+          <w:color w:val="000000"/>
+          <w:sz w:val="21"/>
+          <w:rFonts w:eastAsia="宋体" w:ascii="宋体" w:hAnsi="宋体"/>
+        </w:rPr>
+        <w:t>10、甲方向乙方追究违约责任或索赔产生的各项费用，包括但不限于危机处理费、第三方索赔损失、政府行政处罚罚款、因参与政府处理过程发生的费用、商誉损失、诉讼费、律师费、评估费、鉴定费、审计费、公证费、调查费、财产保全费、财产保全保险费、证据保全费、公告费、差旅费、交通费等，均由乙方</w:t>
+      </w:r>
+    </w:p>
+    <w:p>
+      <w:r>
+        <w:br w:type="page"/>
+      </w:r>
+    </w:p>
+    <w:p>
+      <w:pPr>
+        <w:spacing w:line="336" w:lineRule="auto" w:after="40"/>
+      </w:pPr>
+      <w:r>
+        <w:rPr>
+          <w:b w:val="0"/>
+          <w:color w:val="000000"/>
+          <w:sz w:val="21"/>
+          <w:rFonts w:eastAsia="宋体" w:ascii="宋体" w:hAnsi="宋体"/>
+        </w:rPr>
+        <w:t>承担。</w:t>
+      </w:r>
+    </w:p>
+    <w:p>
+      <w:pPr>
+        <w:spacing w:after="0"/>
+      </w:pPr>
+    </w:p>
+    <w:p>
+      <w:pPr>
+        <w:spacing w:line="336" w:lineRule="auto" w:before="80" w:after="80"/>
+      </w:pPr>
+      <w:r>
+        <w:rPr>
+          <w:b/>
+          <w:color w:val="000000"/>
+          <w:sz w:val="24"/>
+          <w:rFonts w:eastAsia="宋体" w:ascii="宋体" w:hAnsi="宋体"/>
+        </w:rPr>
+        <w:t>第八条  不可抗力</w:t>
+      </w:r>
+    </w:p>
+    <w:p>
+      <w:pPr>
+        <w:spacing w:line="336" w:lineRule="auto" w:after="40"/>
+      </w:pPr>
+      <w:r>
+        <w:rPr>
+          <w:b w:val="0"/>
+          <w:color w:val="000000"/>
+          <w:sz w:val="21"/>
+          <w:rFonts w:eastAsia="宋体" w:ascii="宋体" w:hAnsi="宋体"/>
+        </w:rPr>
+        <w:t>1、不可抗力指由于不能预见、不能避免和不能克服的自然原因或社会原因，致使本合同不能履行或者不能完全履行的情形，包括战争、暴乱、空中飞行物体坠落及因此或其他非甲、乙双方责任造成的爆炸、火灾，严重的自然灾害，法律规定的其他情形等。</w:t>
+      </w:r>
+    </w:p>
+    <w:p>
+      <w:pPr>
+        <w:spacing w:line="336" w:lineRule="auto" w:after="40"/>
+      </w:pPr>
+      <w:r>
+        <w:rPr>
+          <w:b w:val="0"/>
+          <w:color w:val="000000"/>
+          <w:sz w:val="21"/>
+          <w:rFonts w:eastAsia="宋体" w:ascii="宋体" w:hAnsi="宋体"/>
+        </w:rPr>
+        <w:t>2、遭遇不可抗力的一方，应立即书面通知另一方，并应在不可抗力发生后 15 天内，向另一方提供不可抗力发生地政府部门出具的证明合同不能履行或需要延期履行、部分履行的有效证明文件。</w:t>
+      </w:r>
+    </w:p>
+    <w:p>
+      <w:pPr>
+        <w:spacing w:line="336" w:lineRule="auto" w:after="40"/>
+      </w:pPr>
+      <w:r>
+        <w:rPr>
+          <w:b w:val="0"/>
+          <w:color w:val="000000"/>
+          <w:sz w:val="21"/>
+          <w:rFonts w:eastAsia="宋体" w:ascii="宋体" w:hAnsi="宋体"/>
+        </w:rPr>
+        <w:t>3、双方按不可抗力对合同履行的影响程度协商决定是否解除合同、延期履行合同或者部分履行合同。</w:t>
+      </w:r>
+    </w:p>
+    <w:p>
+      <w:pPr>
+        <w:spacing w:line="336" w:lineRule="auto" w:after="40"/>
+      </w:pPr>
+      <w:r>
+        <w:rPr>
+          <w:b w:val="0"/>
+          <w:color w:val="000000"/>
+          <w:sz w:val="21"/>
+          <w:rFonts w:eastAsia="宋体" w:ascii="宋体" w:hAnsi="宋体"/>
+        </w:rPr>
+        <w:t>4、对因不可抗力未能履约给另一方造成的经济损失，该履约方不负赔偿责任，但本合同另有约定的除外。</w:t>
+      </w:r>
+    </w:p>
+    <w:p>
+      <w:pPr>
+        <w:spacing w:line="336" w:lineRule="auto" w:after="40"/>
+      </w:pPr>
+      <w:r>
+        <w:rPr>
+          <w:b w:val="0"/>
+          <w:color w:val="000000"/>
+          <w:sz w:val="21"/>
+          <w:rFonts w:eastAsia="宋体" w:ascii="宋体" w:hAnsi="宋体"/>
+        </w:rPr>
+        <w:t>5、关于新型冠状病毒引发的肺炎疫情的特别约定</w:t>
+      </w:r>
+    </w:p>
+    <w:p>
+      <w:pPr>
+        <w:spacing w:line="336" w:lineRule="auto" w:after="40"/>
+      </w:pPr>
+      <w:r>
+        <w:rPr>
+          <w:b w:val="0"/>
+          <w:color w:val="000000"/>
+          <w:sz w:val="21"/>
+          <w:rFonts w:eastAsia="宋体" w:ascii="宋体" w:hAnsi="宋体"/>
+        </w:rPr>
+        <w:t>（1）甲乙双方特别确认，乙方不得以新型冠状病毒引发的肺炎疫情（以下简称新冠疫情）为由要求甲方增加本合同项下费用，包括但不限于新冠疫情导致的：①管控费用；②防疫物资采购费用；③人工、材料、设备上涨费用；④延期费用（包括但不限于窝工损失、赶工费用）；⑤人员损失或赔偿费用等。上述费用均由乙方自行承担，乙方已清楚了解并愿意自行承担上述风险。</w:t>
+      </w:r>
+    </w:p>
+    <w:p>
+      <w:pPr>
+        <w:spacing w:line="336" w:lineRule="auto" w:after="40"/>
+      </w:pPr>
+      <w:r>
+        <w:rPr>
+          <w:b w:val="0"/>
+          <w:color w:val="000000"/>
+          <w:sz w:val="21"/>
+          <w:rFonts w:eastAsia="宋体" w:ascii="宋体" w:hAnsi="宋体"/>
+        </w:rPr>
+        <w:t>（2）新冠疫情持续期间，乙方应严格按照项目所在地相关政府部门及疫情管控机构的要求进行工作现场疫情管控，落实现场工作人员健康情况监测，备置充足的防疫物资，做好现场工作人员服务管理、避免工作现场交叉感染，并做好疫情管理相关报告工作。如因乙方原因导致工作现场未能得到有效管理，疫情扩散，或甲方因此遭受行政处罚的，甲方有权要求乙方赔偿因此给甲方造成的全部损失。</w:t>
+      </w:r>
+    </w:p>
+    <w:p>
+      <w:pPr>
+        <w:spacing w:after="0"/>
+      </w:pPr>
+    </w:p>
+    <w:p>
+      <w:pPr>
+        <w:spacing w:line="336" w:lineRule="auto" w:before="80" w:after="80"/>
+      </w:pPr>
+      <w:r>
+        <w:rPr>
+          <w:b/>
+          <w:color w:val="000000"/>
+          <w:sz w:val="24"/>
+          <w:rFonts w:eastAsia="宋体" w:ascii="宋体" w:hAnsi="宋体"/>
+        </w:rPr>
+        <w:t>第九条  通知与送达</w:t>
+      </w:r>
+    </w:p>
+    <w:p>
+      <w:r>
+        <w:br w:type="page"/>
+      </w:r>
+    </w:p>
+    <w:p>
+      <w:pPr>
+        <w:spacing w:line="336" w:lineRule="auto" w:after="40"/>
+      </w:pPr>
+      <w:r>
+        <w:rPr>
+          <w:b w:val="0"/>
+          <w:color w:val="000000"/>
+          <w:sz w:val="21"/>
+          <w:rFonts w:eastAsia="宋体" w:ascii="宋体" w:hAnsi="宋体"/>
+        </w:rPr>
+        <w:t>1、本合同项下任何一方向对方发出的通知、信件、数据电文等，应当发送至本合同下列约定的地址、联系人和通信终端。一方当事人变更名称、地址、联系人或通信终端的，应当在变更后 3 日内及时书面通知对方当事人，对方当事人实际收到书面变更通知前的送达仍为有效送达。任何根据本合同发出的文件，均应当采取书面形式。</w:t>
+      </w:r>
+    </w:p>
+    <w:p>
+      <w:pPr>
+        <w:spacing w:line="336" w:lineRule="auto" w:after="40"/>
+      </w:pPr>
+      <w:r>
+        <w:rPr>
+          <w:b w:val="0"/>
+          <w:color w:val="000000"/>
+          <w:sz w:val="21"/>
+          <w:rFonts w:eastAsia="宋体" w:ascii="宋体" w:hAnsi="宋体"/>
+        </w:rPr>
+        <w:t>2、联系人及联系方式：</w:t>
+      </w:r>
+    </w:p>
+    <w:p>
+      <w:pPr>
+        <w:spacing w:line="336" w:lineRule="auto" w:after="40"/>
+      </w:pPr>
+      <w:r>
+        <w:rPr>
+          <w:b w:val="0"/>
+          <w:color w:val="000000"/>
+          <w:sz w:val="21"/>
+          <w:rFonts w:eastAsia="宋体" w:ascii="宋体" w:hAnsi="宋体"/>
+        </w:rPr>
+        <w:t>甲方联系人：</w:t>
+      </w:r>
+      <w:r>
+        <w:rPr>
+          <w:b w:val="0"/>
+          <w:color w:val="000000"/>
+          <w:sz w:val="21"/>
+          <w:rFonts w:eastAsia="宋体" w:ascii="宋体" w:hAnsi="宋体"/>
+        </w:rPr>
+        <w:t>________________________________</w:t>
+      </w:r>
+      <w:r>
+        <w:rPr>
+          <w:b w:val="0"/>
+          <w:color w:val="000000"/>
+          <w:sz w:val="21"/>
+          <w:rFonts w:eastAsia="宋体" w:ascii="宋体" w:hAnsi="宋体"/>
+        </w:rPr>
+        <w:t>；</w:t>
+      </w:r>
+    </w:p>
+    <w:p>
+      <w:pPr>
+        <w:spacing w:line="336" w:lineRule="auto" w:after="40"/>
+      </w:pPr>
+      <w:r>
+        <w:rPr>
+          <w:b w:val="0"/>
+          <w:color w:val="000000"/>
+          <w:sz w:val="21"/>
+          <w:rFonts w:eastAsia="宋体" w:ascii="宋体" w:hAnsi="宋体"/>
+        </w:rPr>
+        <w:t>联系电话：</w:t>
+      </w:r>
+      <w:r>
+        <w:rPr>
+          <w:b w:val="0"/>
+          <w:color w:val="000000"/>
+          <w:sz w:val="21"/>
+          <w:rFonts w:eastAsia="宋体" w:ascii="宋体" w:hAnsi="宋体"/>
+        </w:rPr>
+        <w:t>________________________________</w:t>
+      </w:r>
+      <w:r>
+        <w:rPr>
+          <w:b w:val="0"/>
+          <w:color w:val="000000"/>
+          <w:sz w:val="21"/>
+          <w:rFonts w:eastAsia="宋体" w:ascii="宋体" w:hAnsi="宋体"/>
+        </w:rPr>
+        <w:t>；</w:t>
+      </w:r>
+    </w:p>
+    <w:p>
+      <w:pPr>
+        <w:spacing w:line="336" w:lineRule="auto" w:after="40"/>
+      </w:pPr>
+      <w:r>
+        <w:rPr>
+          <w:b w:val="0"/>
+          <w:color w:val="000000"/>
+          <w:sz w:val="21"/>
+          <w:rFonts w:eastAsia="宋体" w:ascii="宋体" w:hAnsi="宋体"/>
+        </w:rPr>
+        <w:t>联系地址：</w:t>
+      </w:r>
+      <w:r>
+        <w:rPr>
+          <w:b w:val="0"/>
+          <w:color w:val="000000"/>
+          <w:sz w:val="21"/>
+          <w:rFonts w:eastAsia="宋体" w:ascii="宋体" w:hAnsi="宋体"/>
+        </w:rPr>
+        <w:t>________________________________</w:t>
+      </w:r>
+      <w:r>
+        <w:rPr>
+          <w:b w:val="0"/>
+          <w:color w:val="000000"/>
+          <w:sz w:val="21"/>
+          <w:rFonts w:eastAsia="宋体" w:ascii="宋体" w:hAnsi="宋体"/>
+        </w:rPr>
+        <w:t>。</w:t>
+      </w:r>
+    </w:p>
+    <w:p>
+      <w:pPr>
+        <w:spacing w:line="336" w:lineRule="auto" w:after="40"/>
+      </w:pPr>
+      <w:r>
+        <w:rPr>
+          <w:b w:val="0"/>
+          <w:color w:val="000000"/>
+          <w:sz w:val="21"/>
+          <w:rFonts w:eastAsia="宋体" w:ascii="宋体" w:hAnsi="宋体"/>
+        </w:rPr>
+        <w:t>乙方联系人：</w:t>
+      </w:r>
+      <w:r>
+        <w:rPr>
+          <w:b/>
+          <w:color w:val="C00000"/>
+          <w:sz w:val="21"/>
+          <w:highlight w:val="yellow"/>
+          <w:rFonts w:eastAsia="宋体" w:ascii="宋体" w:hAnsi="宋体"/>
+        </w:rPr>
+        <w:t>胡继刚</w:t>
+      </w:r>
+      <w:r>
+        <w:rPr>
+          <w:b w:val="0"/>
+          <w:color w:val="000000"/>
+          <w:sz w:val="21"/>
+          <w:rFonts w:eastAsia="宋体" w:ascii="宋体" w:hAnsi="宋体"/>
+        </w:rPr>
+        <w:t>；</w:t>
+      </w:r>
+    </w:p>
+    <w:p>
+      <w:pPr>
+        <w:spacing w:line="336" w:lineRule="auto" w:after="40"/>
+      </w:pPr>
+      <w:r>
+        <w:rPr>
+          <w:b w:val="0"/>
+          <w:color w:val="000000"/>
+          <w:sz w:val="21"/>
+          <w:rFonts w:eastAsia="宋体" w:ascii="宋体" w:hAnsi="宋体"/>
+        </w:rPr>
+        <w:t>联系电话：</w:t>
+      </w:r>
+      <w:r>
+        <w:rPr>
+          <w:b/>
+          <w:color w:val="C00000"/>
+          <w:sz w:val="21"/>
+          <w:highlight w:val="yellow"/>
+          <w:rFonts w:eastAsia="宋体" w:ascii="宋体" w:hAnsi="宋体"/>
+        </w:rPr>
+        <w:t>____________________（请乙方提供）</w:t>
+      </w:r>
+      <w:r>
+        <w:rPr>
+          <w:b w:val="0"/>
+          <w:color w:val="000000"/>
+          <w:sz w:val="21"/>
+          <w:rFonts w:eastAsia="宋体" w:ascii="宋体" w:hAnsi="宋体"/>
+        </w:rPr>
+        <w:t>；</w:t>
+      </w:r>
+    </w:p>
+    <w:p>
+      <w:pPr>
+        <w:spacing w:line="336" w:lineRule="auto" w:after="40"/>
+      </w:pPr>
+      <w:r>
+        <w:rPr>
+          <w:b w:val="0"/>
+          <w:color w:val="000000"/>
+          <w:sz w:val="21"/>
+          <w:rFonts w:eastAsia="宋体" w:ascii="宋体" w:hAnsi="宋体"/>
+        </w:rPr>
+        <w:t>联系地址：</w:t>
+      </w:r>
+      <w:r>
+        <w:rPr>
+          <w:b/>
+          <w:color w:val="C00000"/>
+          <w:sz w:val="21"/>
+          <w:highlight w:val="yellow"/>
+          <w:rFonts w:eastAsia="宋体" w:ascii="宋体" w:hAnsi="宋体"/>
+        </w:rPr>
+        <w:t>上海市杨浦区国泰路 11 号 复旦科技园副楼一楼 1008 室</w:t>
+      </w:r>
+      <w:r>
+        <w:rPr>
+          <w:b w:val="0"/>
+          <w:color w:val="000000"/>
+          <w:sz w:val="21"/>
+          <w:rFonts w:eastAsia="宋体" w:ascii="宋体" w:hAnsi="宋体"/>
+        </w:rPr>
+        <w:t>。</w:t>
+      </w:r>
+    </w:p>
+    <w:p>
+      <w:pPr>
+        <w:spacing w:line="336" w:lineRule="auto" w:after="40"/>
+      </w:pPr>
+      <w:r>
+        <w:rPr>
+          <w:b w:val="0"/>
+          <w:color w:val="000000"/>
+          <w:sz w:val="21"/>
+          <w:rFonts w:eastAsia="宋体" w:ascii="宋体" w:hAnsi="宋体"/>
+        </w:rPr>
+        <w:t>3、双方确认上述送达地址之适用范围包括双方非诉时各类通知、协议等文件以及就合同发生纠纷时相关文件和法律文书的送达，同时包括因履行本合同产生诉讼进入仲裁、民事诉讼程序后的一审、二审、再审和执行程序时需要送达的资料和文书（包括但不限于诉讼参加人提交的材料、裁决机构调取的材料、应诉通知书、举证通知书、合议庭告知书、传票、开庭通知书、判决书、裁定书、调解书、限期履行通知书等文书和资料）的送达。</w:t>
+      </w:r>
+    </w:p>
+    <w:p>
+      <w:pPr>
+        <w:spacing w:line="336" w:lineRule="auto" w:after="40"/>
+      </w:pPr>
+      <w:r>
+        <w:rPr>
+          <w:b w:val="0"/>
+          <w:color w:val="000000"/>
+          <w:sz w:val="21"/>
+          <w:rFonts w:eastAsia="宋体" w:ascii="宋体" w:hAnsi="宋体"/>
+        </w:rPr>
+        <w:t>4、一方采取邮寄方式通知的，上述通讯地址为送达地址，以该通讯地址寄出 3 日（本省）或 7 日后（外省）视为送达。对于双方在合同中明确约定的送达地址，法院进行送达时可直接邮寄送达，即使当事人未能收到法院邮寄送达的文书，由于双方的约定，也应当视为送达。</w:t>
+      </w:r>
+    </w:p>
+    <w:p>
+      <w:pPr>
+        <w:spacing w:line="336" w:lineRule="auto" w:after="40"/>
+      </w:pPr>
+      <w:r>
+        <w:rPr>
+          <w:b w:val="0"/>
+          <w:color w:val="000000"/>
+          <w:sz w:val="21"/>
+          <w:rFonts w:eastAsia="宋体" w:ascii="宋体" w:hAnsi="宋体"/>
+        </w:rPr>
+        <w:t>5、本约定作为合同中独立存在的条款，不受合同其他条款效力的影响。</w:t>
+      </w:r>
+    </w:p>
+    <w:p>
+      <w:pPr>
+        <w:spacing w:after="0"/>
+      </w:pPr>
+    </w:p>
+    <w:p>
+      <w:pPr>
+        <w:spacing w:line="336" w:lineRule="auto" w:before="80" w:after="80"/>
+      </w:pPr>
+      <w:r>
+        <w:rPr>
+          <w:b/>
+          <w:color w:val="000000"/>
+          <w:sz w:val="24"/>
+          <w:rFonts w:eastAsia="宋体" w:ascii="宋体" w:hAnsi="宋体"/>
+        </w:rPr>
+        <w:t>第十条  其他事项</w:t>
+      </w:r>
+    </w:p>
+    <w:p>
+      <w:pPr>
+        <w:spacing w:line="336" w:lineRule="auto" w:after="40"/>
+      </w:pPr>
+      <w:r>
+        <w:rPr>
+          <w:b w:val="0"/>
+          <w:color w:val="000000"/>
+          <w:sz w:val="21"/>
+          <w:rFonts w:eastAsia="宋体" w:ascii="宋体" w:hAnsi="宋体"/>
+        </w:rPr>
+        <w:t>1、因本合同引起的一切争议，双方首先应当友好协商解决；协商不成，双方确认向甲方所在地人民法院提起诉讼。</w:t>
+      </w:r>
+    </w:p>
+    <w:p>
+      <w:pPr>
+        <w:spacing w:line="336" w:lineRule="auto" w:after="40"/>
+      </w:pPr>
+      <w:r>
+        <w:rPr>
+          <w:b w:val="0"/>
+          <w:color w:val="000000"/>
+          <w:sz w:val="21"/>
+          <w:rFonts w:eastAsia="宋体" w:ascii="宋体" w:hAnsi="宋体"/>
+        </w:rPr>
+        <w:t>2、本合同的附件为本合同的有效组成部分，与本合同具有同等法律效力。</w:t>
+      </w:r>
+    </w:p>
+    <w:p>
+      <w:pPr>
+        <w:spacing w:line="336" w:lineRule="auto" w:after="40"/>
+      </w:pPr>
+      <w:r>
+        <w:rPr>
+          <w:b w:val="0"/>
+          <w:color w:val="000000"/>
+          <w:sz w:val="21"/>
+          <w:rFonts w:eastAsia="宋体" w:ascii="宋体" w:hAnsi="宋体"/>
+        </w:rPr>
+        <w:t>3、本合同经双方盖章后生效。</w:t>
+      </w:r>
+    </w:p>
+    <w:p>
+      <w:r>
+        <w:br w:type="page"/>
+      </w:r>
+    </w:p>
+    <w:p>
+      <w:pPr>
+        <w:spacing w:line="336" w:lineRule="auto" w:after="40"/>
+      </w:pPr>
+      <w:r>
+        <w:rPr>
+          <w:b w:val="0"/>
+          <w:color w:val="000000"/>
+          <w:sz w:val="21"/>
+          <w:rFonts w:eastAsia="宋体" w:ascii="宋体" w:hAnsi="宋体"/>
+        </w:rPr>
+        <w:t>4、本合同一式</w:t>
+      </w:r>
+      <w:r>
+        <w:rPr>
+          <w:b/>
+          <w:color w:val="C00000"/>
+          <w:sz w:val="21"/>
+          <w:highlight w:val="yellow"/>
+          <w:rFonts w:eastAsia="宋体" w:ascii="宋体" w:hAnsi="宋体"/>
+        </w:rPr>
+        <w:t>肆</w:t>
+      </w:r>
+      <w:r>
+        <w:rPr>
+          <w:b w:val="0"/>
+          <w:color w:val="000000"/>
+          <w:sz w:val="21"/>
+          <w:rFonts w:eastAsia="宋体" w:ascii="宋体" w:hAnsi="宋体"/>
+        </w:rPr>
+        <w:t>份，甲方执</w:t>
+      </w:r>
+      <w:r>
+        <w:rPr>
+          <w:b/>
+          <w:color w:val="C00000"/>
+          <w:sz w:val="21"/>
+          <w:highlight w:val="yellow"/>
+          <w:rFonts w:eastAsia="宋体" w:ascii="宋体" w:hAnsi="宋体"/>
+        </w:rPr>
+        <w:t>贰</w:t>
+      </w:r>
+      <w:r>
+        <w:rPr>
+          <w:b w:val="0"/>
+          <w:color w:val="000000"/>
+          <w:sz w:val="21"/>
+          <w:rFonts w:eastAsia="宋体" w:ascii="宋体" w:hAnsi="宋体"/>
+        </w:rPr>
+        <w:t>份、乙方执</w:t>
+      </w:r>
+      <w:r>
+        <w:rPr>
+          <w:b/>
+          <w:color w:val="C00000"/>
+          <w:sz w:val="21"/>
+          <w:highlight w:val="yellow"/>
+          <w:rFonts w:eastAsia="宋体" w:ascii="宋体" w:hAnsi="宋体"/>
+        </w:rPr>
+        <w:t>贰</w:t>
+      </w:r>
+      <w:r>
+        <w:rPr>
+          <w:b w:val="0"/>
+          <w:color w:val="000000"/>
+          <w:sz w:val="21"/>
+          <w:rFonts w:eastAsia="宋体" w:ascii="宋体" w:hAnsi="宋体"/>
+        </w:rPr>
+        <w:t>份，均具同等法律效力。</w:t>
+      </w:r>
+    </w:p>
+    <w:p>
+      <w:pPr>
+        <w:spacing w:after="0"/>
+      </w:pPr>
+    </w:p>
+    <w:p>
+      <w:pPr>
+        <w:spacing w:line="336" w:lineRule="auto" w:after="40"/>
+        <w:jc w:val="center"/>
+      </w:pPr>
+      <w:r>
+        <w:rPr>
+          <w:b w:val="0"/>
+          <w:color w:val="000000"/>
+          <w:sz w:val="21"/>
+          <w:rFonts w:eastAsia="宋体" w:ascii="宋体" w:hAnsi="宋体"/>
+        </w:rPr>
+        <w:t>（以下无正文）</w:t>
+      </w:r>
+    </w:p>
+    <w:p>
+      <w:r>
+        <w:br w:type="page"/>
+      </w:r>
+    </w:p>
+    <w:p>
+      <w:pPr>
+        <w:spacing w:line="336" w:lineRule="auto" w:after="40"/>
+        <w:jc w:val="center"/>
+      </w:pPr>
+      <w:r>
+        <w:rPr>
+          <w:b w:val="0"/>
+          <w:color w:val="000000"/>
+          <w:sz w:val="21"/>
+          <w:rFonts w:eastAsia="宋体" w:ascii="宋体" w:hAnsi="宋体"/>
+        </w:rPr>
+        <w:t>（本页为《活动赞助合同》签署页，无正文）</w:t>
+      </w:r>
+    </w:p>
+    <w:p>
+      <w:pPr>
+        <w:spacing w:after="0"/>
+      </w:pPr>
+    </w:p>
+    <w:p>
+      <w:pPr>
+        <w:spacing w:after="0"/>
+      </w:pPr>
+    </w:p>
+    <w:p>
+      <w:pPr>
+        <w:spacing w:after="0"/>
+      </w:pPr>
+    </w:p>
+    <w:p>
+      <w:pPr>
+        <w:spacing w:after="0"/>
+      </w:pPr>
+    </w:p>
+    <w:p>
+      <w:pPr>
+        <w:spacing w:line="480" w:lineRule="auto" w:after="40"/>
+      </w:pPr>
+      <w:r>
+        <w:rPr>
+          <w:b w:val="0"/>
+          <w:color w:val="000000"/>
+          <w:sz w:val="21"/>
+          <w:rFonts w:eastAsia="宋体" w:ascii="宋体" w:hAnsi="宋体"/>
+        </w:rPr>
+        <w:t>甲方（盖章）：</w:t>
+      </w:r>
+      <w:r>
+        <w:rPr>
+          <w:b w:val="0"/>
+          <w:color w:val="000000"/>
+          <w:sz w:val="21"/>
+          <w:rFonts w:eastAsia="宋体" w:ascii="宋体" w:hAnsi="宋体"/>
+        </w:rPr>
+        <w:t>________________________________</w:t>
+      </w:r>
+    </w:p>
+    <w:p>
+      <w:pPr>
+        <w:spacing w:after="0"/>
+      </w:pPr>
+    </w:p>
+    <w:p>
+      <w:pPr>
+        <w:spacing w:after="0"/>
+      </w:pPr>
+    </w:p>
+    <w:p>
+      <w:pPr>
+        <w:spacing w:after="0"/>
+      </w:pPr>
+    </w:p>
+    <w:p>
+      <w:pPr>
+        <w:spacing w:after="0"/>
+      </w:pPr>
+    </w:p>
+    <w:p>
+      <w:pPr>
+        <w:spacing w:line="480" w:lineRule="auto" w:after="40"/>
+      </w:pPr>
+      <w:r>
+        <w:rPr>
+          <w:b w:val="0"/>
+          <w:color w:val="000000"/>
+          <w:sz w:val="21"/>
+          <w:rFonts w:eastAsia="宋体" w:ascii="宋体" w:hAnsi="宋体"/>
+        </w:rPr>
+        <w:t>法定代表人或授权代表（签名或盖章）：</w:t>
+      </w:r>
+      <w:r>
+        <w:rPr>
+          <w:b w:val="0"/>
+          <w:color w:val="000000"/>
+          <w:sz w:val="21"/>
+          <w:rFonts w:eastAsia="宋体" w:ascii="宋体" w:hAnsi="宋体"/>
+        </w:rPr>
+        <w:t>________________________________</w:t>
+      </w:r>
+    </w:p>
+    <w:p>
+      <w:pPr>
+        <w:spacing w:after="0"/>
+      </w:pPr>
+    </w:p>
+    <w:p>
+      <w:pPr>
+        <w:spacing w:after="0"/>
+      </w:pPr>
+    </w:p>
+    <w:p>
+      <w:pPr>
+        <w:spacing w:after="0"/>
+      </w:pPr>
+    </w:p>
+    <w:p>
+      <w:pPr>
+        <w:spacing w:after="0"/>
+      </w:pPr>
+    </w:p>
+    <w:p>
+      <w:pPr>
+        <w:spacing w:line="480" w:lineRule="auto" w:after="40"/>
+      </w:pPr>
+      <w:r>
+        <w:rPr>
+          <w:b w:val="0"/>
+          <w:color w:val="000000"/>
+          <w:sz w:val="21"/>
+          <w:rFonts w:eastAsia="宋体" w:ascii="宋体" w:hAnsi="宋体"/>
+        </w:rPr>
+        <w:t>乙方（盖章）：</w:t>
+      </w:r>
+      <w:r>
+        <w:rPr>
+          <w:b/>
+          <w:color w:val="C00000"/>
+          <w:sz w:val="21"/>
+          <w:highlight w:val="yellow"/>
+          <w:rFonts w:eastAsia="宋体" w:ascii="宋体" w:hAnsi="宋体"/>
+        </w:rPr>
+        <w:t>上海市杨浦区科技企业联合会</w:t>
       </w:r>
     </w:p>
     <w:p>

--- a/deliverables/绿城活动赞助合同(GTH-zzc-ppch-016-2022a)-补充填写版.docx
+++ b/deliverables/绿城活动赞助合同(GTH-zzc-ppch-016-2022a)-补充填写版.docx
@@ -456,7 +456,7 @@
           <w:highlight w:val="yellow"/>
           <w:rFonts w:eastAsia="宋体" w:ascii="宋体" w:hAnsi="宋体"/>
         </w:rPr>
-        <w:t>____________________（请上海市杨浦区科技企业联合会提供）</w:t>
+        <w:t>朱震</w:t>
       </w:r>
     </w:p>
     <w:p>
@@ -3112,7 +3112,7 @@
           <w:highlight w:val="yellow"/>
           <w:rFonts w:eastAsia="宋体" w:ascii="宋体" w:hAnsi="宋体"/>
         </w:rPr>
-        <w:t>____________________（请乙方提供）</w:t>
+        <w:t>13262607888</w:t>
       </w:r>
       <w:r>
         <w:rPr>
@@ -3547,7 +3547,7 @@
           <w:highlight w:val="yellow"/>
           <w:rFonts w:eastAsia="宋体" w:ascii="宋体" w:hAnsi="宋体"/>
         </w:rPr>
-        <w:t>____________________（请上海市杨浦区科技企业联合会提供）</w:t>
+        <w:t>朱震（秘书长）</w:t>
       </w:r>
     </w:p>
     <w:sectPr>

--- a/deliverables/绿城活动赞助合同(GTH-zzc-ppch-016-2022a)-补充填写版.docx
+++ b/deliverables/绿城活动赞助合同(GTH-zzc-ppch-016-2022a)-补充填写版.docx
@@ -4,43 +4,6 @@
   <w:body>
     <w:p>
       <w:pPr>
-        <w:spacing w:after="40"/>
-        <w:jc w:val="left"/>
-      </w:pPr>
-      <w:r>
-        <w:rPr>
-          <w:color w:val="555555"/>
-          <w:sz w:val="18"/>
-          <w:rFonts w:eastAsia="宋体" w:ascii="宋体" w:hAnsi="宋体"/>
-        </w:rPr>
-        <w:t>【填入说明】本合同所有</w:t>
-      </w:r>
-      <w:r>
-        <w:rPr>
-          <w:b/>
-          <w:color w:val="C00000"/>
-          <w:sz w:val="18"/>
-          <w:highlight w:val="yellow"/>
-          <w:rFonts w:eastAsia="宋体" w:ascii="宋体" w:hAnsi="宋体"/>
-        </w:rPr>
-        <w:t>红字 + 黄底加粗</w:t>
-      </w:r>
-      <w:r>
-        <w:rPr>
-          <w:color w:val="555555"/>
-          <w:sz w:val="18"/>
-          <w:rFonts w:eastAsia="宋体" w:ascii="宋体" w:hAnsi="宋体"/>
-        </w:rPr>
-        <w:t>处均为根据「2026 AI 商业化峰会·晚宴冠名战略合作伙伴」合作实际信息补充填入，请乙方法务/财务/业务侧分别 review 后确认。本次合作合同总价 100,000 元为不含税金额，甲方另行承担 3% 增值税 3,000 元，实际支付总额 103,000 元；乙方系民办非企业单位（民非组织），按 3% 简易计税。所有甲方公司信息、开票信息、联系人、签署主体均保留空白由甲方自行填写。</w:t>
-      </w:r>
-    </w:p>
-    <w:p>
-      <w:pPr>
-        <w:spacing w:after="0"/>
-      </w:pPr>
-    </w:p>
-    <w:p>
-      <w:pPr>
         <w:spacing w:after="0"/>
       </w:pPr>
     </w:p>
@@ -1076,7 +1039,7 @@
           <w:sz w:val="21"/>
           <w:rFonts w:eastAsia="宋体" w:ascii="宋体" w:hAnsi="宋体"/>
         </w:rPr>
-        <w:t>（2）本次活动结束并经甲方验收合格后</w:t>
+        <w:t>（2）</w:t>
       </w:r>
       <w:r>
         <w:rPr>
@@ -1086,7 +1049,7 @@
           <w:highlight w:val="yellow"/>
           <w:rFonts w:eastAsia="宋体" w:ascii="宋体" w:hAnsi="宋体"/>
         </w:rPr>
-        <w:t>15</w:t>
+        <w:t>乙方向甲方提交执行报告（含现场图片、嘉宾合影、媒体链接等代表性证据材料）后</w:t>
       </w:r>
       <w:r>
         <w:rPr>
@@ -1095,7 +1058,7 @@
           <w:sz w:val="21"/>
           <w:rFonts w:eastAsia="宋体" w:ascii="宋体" w:hAnsi="宋体"/>
         </w:rPr>
-        <w:t>个工作日内一次性支付。</w:t>
+        <w:t>，本次活动结束并经甲方验收合格后</w:t>
       </w:r>
       <w:r>
         <w:rPr>
@@ -1105,13 +1068,8 @@
           <w:highlight w:val="yellow"/>
           <w:rFonts w:eastAsia="宋体" w:ascii="宋体" w:hAnsi="宋体"/>
         </w:rPr>
-        <w:t>（鉴于活动已于 2026 年 5 月 22 日实际完成，本次合作采用方式 (2) 后置一次性付款；甲方应支付乙方含税总额 103,000 元）</w:t>
-      </w:r>
-    </w:p>
-    <w:p>
-      <w:pPr>
-        <w:spacing w:line="336" w:lineRule="auto" w:after="40"/>
-      </w:pPr>
+        <w:t>15</w:t>
+      </w:r>
       <w:r>
         <w:rPr>
           <w:b w:val="0"/>
@@ -1119,39 +1077,7 @@
           <w:sz w:val="21"/>
           <w:rFonts w:eastAsia="宋体" w:ascii="宋体" w:hAnsi="宋体"/>
         </w:rPr>
-        <w:t>（3）其他方式：</w:t>
-      </w:r>
-      <w:r>
-        <w:rPr>
-          <w:b w:val="0"/>
-          <w:color w:val="000000"/>
-          <w:sz w:val="21"/>
-          <w:rFonts w:eastAsia="宋体" w:ascii="宋体" w:hAnsi="宋体"/>
-        </w:rPr>
-        <w:t>____________________________________________</w:t>
-      </w:r>
-      <w:r>
-        <w:rPr>
-          <w:b w:val="0"/>
-          <w:color w:val="000000"/>
-          <w:sz w:val="21"/>
-          <w:rFonts w:eastAsia="宋体" w:ascii="宋体" w:hAnsi="宋体"/>
-        </w:rPr>
-        <w:t>。</w:t>
-      </w:r>
-    </w:p>
-    <w:p>
-      <w:pPr>
-        <w:spacing w:line="336" w:lineRule="auto" w:after="40"/>
-      </w:pPr>
-      <w:r>
-        <w:rPr>
-          <w:b w:val="0"/>
-          <w:color w:val="000000"/>
-          <w:sz w:val="21"/>
-          <w:rFonts w:eastAsia="宋体" w:ascii="宋体" w:hAnsi="宋体"/>
-        </w:rPr>
-        <w:t>4、每次付款前</w:t>
+        <w:t>个工作日内一次性支付。</w:t>
       </w:r>
       <w:r>
         <w:rPr>
@@ -1161,16 +1087,7 @@
           <w:highlight w:val="yellow"/>
           <w:rFonts w:eastAsia="宋体" w:ascii="宋体" w:hAnsi="宋体"/>
         </w:rPr>
-        <w:t>5</w:t>
-      </w:r>
-      <w:r>
-        <w:rPr>
-          <w:b w:val="0"/>
-          <w:color w:val="000000"/>
-          <w:sz w:val="21"/>
-          <w:rFonts w:eastAsia="宋体" w:ascii="宋体" w:hAnsi="宋体"/>
-        </w:rPr>
-        <w:t>个工作日，乙方应向甲方提供等额合法合规的增值税</w:t>
+        <w:t>【视同验收机制】甲方应在收到乙方执行报告后 3 个工作日内书面提出具体异议，逾期未提出书面异议的，视为验收合格；甲方就个别细项的异议不影响无争议部分款项的支付。</w:t>
       </w:r>
       <w:r>
         <w:rPr>
@@ -1180,8 +1097,13 @@
           <w:highlight w:val="yellow"/>
           <w:rFonts w:eastAsia="宋体" w:ascii="宋体" w:hAnsi="宋体"/>
         </w:rPr>
-        <w:t>专用</w:t>
-      </w:r>
+        <w:t>（鉴于活动已于 2026 年 5 月 22 日实际完成，本次合作采用方式 (2) 后置一次性付款；甲方应支付乙方含税总额 103,000 元）</w:t>
+      </w:r>
+    </w:p>
+    <w:p>
+      <w:pPr>
+        <w:spacing w:line="336" w:lineRule="auto" w:after="40"/>
+      </w:pPr>
       <w:r>
         <w:rPr>
           <w:b w:val="0"/>
@@ -1189,13 +1111,8 @@
           <w:sz w:val="21"/>
           <w:rFonts w:eastAsia="宋体" w:ascii="宋体" w:hAnsi="宋体"/>
         </w:rPr>
-        <w:t>发票及服务报告，否则甲方有权拒绝付款并顺延相应付款时间而不承担违约责任，乙方仍应按本合同约定履行义务。如乙方向甲方开具虚假、伪造或变造的发票，则乙方应自甲方通知之日起七天内向甲方支付该发票票面金额的 20%作为违约金，并重新开具合法有效的发票；如乙方支付的违约金不足以弥补甲方因此遭受的损失，甲方有权向乙方继续追偿。如需开具红字增值税专用发票等，双方应提供方便、互相配合。</w:t>
-      </w:r>
-    </w:p>
-    <w:p>
-      <w:pPr>
-        <w:spacing w:line="336" w:lineRule="auto" w:after="40"/>
-      </w:pPr>
+        <w:t>（3）其他方式：</w:t>
+      </w:r>
       <w:r>
         <w:rPr>
           <w:b w:val="0"/>
@@ -1203,7 +1120,30 @@
           <w:sz w:val="21"/>
           <w:rFonts w:eastAsia="宋体" w:ascii="宋体" w:hAnsi="宋体"/>
         </w:rPr>
-        <w:t>发票内容：</w:t>
+        <w:t>____________________________________________</w:t>
+      </w:r>
+      <w:r>
+        <w:rPr>
+          <w:b w:val="0"/>
+          <w:color w:val="000000"/>
+          <w:sz w:val="21"/>
+          <w:rFonts w:eastAsia="宋体" w:ascii="宋体" w:hAnsi="宋体"/>
+        </w:rPr>
+        <w:t>。</w:t>
+      </w:r>
+    </w:p>
+    <w:p>
+      <w:pPr>
+        <w:spacing w:line="336" w:lineRule="auto" w:after="40"/>
+      </w:pPr>
+      <w:r>
+        <w:rPr>
+          <w:b w:val="0"/>
+          <w:color w:val="000000"/>
+          <w:sz w:val="21"/>
+          <w:rFonts w:eastAsia="宋体" w:ascii="宋体" w:hAnsi="宋体"/>
+        </w:rPr>
+        <w:t>4、每次付款前</w:t>
       </w:r>
       <w:r>
         <w:rPr>
@@ -1213,7 +1153,7 @@
           <w:highlight w:val="yellow"/>
           <w:rFonts w:eastAsia="宋体" w:ascii="宋体" w:hAnsi="宋体"/>
         </w:rPr>
-        <w:t>会议服务费 / 会务咨询费 / 赞助费（三选一，以甲方实际财务科目需求为准）</w:t>
+        <w:t>5</w:t>
       </w:r>
       <w:r>
         <w:rPr>
@@ -1222,255 +1162,7 @@
           <w:sz w:val="21"/>
           <w:rFonts w:eastAsia="宋体" w:ascii="宋体" w:hAnsi="宋体"/>
         </w:rPr>
-        <w:t>。</w:t>
-      </w:r>
-    </w:p>
-    <w:p>
-      <w:pPr>
-        <w:spacing w:line="336" w:lineRule="auto" w:after="40"/>
-      </w:pPr>
-      <w:r>
-        <w:rPr>
-          <w:b w:val="0"/>
-          <w:color w:val="000000"/>
-          <w:sz w:val="21"/>
-          <w:rFonts w:eastAsia="宋体" w:ascii="宋体" w:hAnsi="宋体"/>
-        </w:rPr>
-        <w:t>甲方开票信息如下：</w:t>
-      </w:r>
-    </w:p>
-    <w:p>
-      <w:pPr>
-        <w:spacing w:line="336" w:lineRule="auto" w:after="40"/>
-      </w:pPr>
-      <w:r>
-        <w:rPr>
-          <w:b w:val="0"/>
-          <w:color w:val="000000"/>
-          <w:sz w:val="21"/>
-          <w:rFonts w:eastAsia="宋体" w:ascii="宋体" w:hAnsi="宋体"/>
-        </w:rPr>
-        <w:t>公司名称：</w:t>
-      </w:r>
-      <w:r>
-        <w:rPr>
-          <w:b w:val="0"/>
-          <w:color w:val="000000"/>
-          <w:sz w:val="21"/>
-          <w:rFonts w:eastAsia="宋体" w:ascii="宋体" w:hAnsi="宋体"/>
-        </w:rPr>
-        <w:t>________________________________</w:t>
-      </w:r>
-      <w:r>
-        <w:rPr>
-          <w:b w:val="0"/>
-          <w:color w:val="000000"/>
-          <w:sz w:val="21"/>
-          <w:rFonts w:eastAsia="宋体" w:ascii="宋体" w:hAnsi="宋体"/>
-        </w:rPr>
-        <w:t>；</w:t>
-      </w:r>
-    </w:p>
-    <w:p>
-      <w:pPr>
-        <w:spacing w:line="336" w:lineRule="auto" w:after="40"/>
-      </w:pPr>
-      <w:r>
-        <w:rPr>
-          <w:b w:val="0"/>
-          <w:color w:val="000000"/>
-          <w:sz w:val="21"/>
-          <w:rFonts w:eastAsia="宋体" w:ascii="宋体" w:hAnsi="宋体"/>
-        </w:rPr>
-        <w:t>税务登记证号：</w:t>
-      </w:r>
-      <w:r>
-        <w:rPr>
-          <w:b w:val="0"/>
-          <w:color w:val="000000"/>
-          <w:sz w:val="21"/>
-          <w:rFonts w:eastAsia="宋体" w:ascii="宋体" w:hAnsi="宋体"/>
-        </w:rPr>
-        <w:t>________________________________</w:t>
-      </w:r>
-      <w:r>
-        <w:rPr>
-          <w:b w:val="0"/>
-          <w:color w:val="000000"/>
-          <w:sz w:val="21"/>
-          <w:rFonts w:eastAsia="宋体" w:ascii="宋体" w:hAnsi="宋体"/>
-        </w:rPr>
-        <w:t>；</w:t>
-      </w:r>
-    </w:p>
-    <w:p>
-      <w:pPr>
-        <w:spacing w:line="336" w:lineRule="auto" w:after="40"/>
-      </w:pPr>
-      <w:r>
-        <w:rPr>
-          <w:b w:val="0"/>
-          <w:color w:val="000000"/>
-          <w:sz w:val="21"/>
-          <w:rFonts w:eastAsia="宋体" w:ascii="宋体" w:hAnsi="宋体"/>
-        </w:rPr>
-        <w:t>地址：</w:t>
-      </w:r>
-      <w:r>
-        <w:rPr>
-          <w:b w:val="0"/>
-          <w:color w:val="000000"/>
-          <w:sz w:val="21"/>
-          <w:rFonts w:eastAsia="宋体" w:ascii="宋体" w:hAnsi="宋体"/>
-        </w:rPr>
-        <w:t>________________________________</w:t>
-      </w:r>
-      <w:r>
-        <w:rPr>
-          <w:b w:val="0"/>
-          <w:color w:val="000000"/>
-          <w:sz w:val="21"/>
-          <w:rFonts w:eastAsia="宋体" w:ascii="宋体" w:hAnsi="宋体"/>
-        </w:rPr>
-        <w:t>；</w:t>
-      </w:r>
-    </w:p>
-    <w:p>
-      <w:pPr>
-        <w:spacing w:line="336" w:lineRule="auto" w:after="40"/>
-      </w:pPr>
-      <w:r>
-        <w:rPr>
-          <w:b w:val="0"/>
-          <w:color w:val="000000"/>
-          <w:sz w:val="21"/>
-          <w:rFonts w:eastAsia="宋体" w:ascii="宋体" w:hAnsi="宋体"/>
-        </w:rPr>
-        <w:t>电话：</w:t>
-      </w:r>
-      <w:r>
-        <w:rPr>
-          <w:b w:val="0"/>
-          <w:color w:val="000000"/>
-          <w:sz w:val="21"/>
-          <w:rFonts w:eastAsia="宋体" w:ascii="宋体" w:hAnsi="宋体"/>
-        </w:rPr>
-        <w:t>________________________________</w:t>
-      </w:r>
-      <w:r>
-        <w:rPr>
-          <w:b w:val="0"/>
-          <w:color w:val="000000"/>
-          <w:sz w:val="21"/>
-          <w:rFonts w:eastAsia="宋体" w:ascii="宋体" w:hAnsi="宋体"/>
-        </w:rPr>
-        <w:t>；</w:t>
-      </w:r>
-    </w:p>
-    <w:p>
-      <w:pPr>
-        <w:spacing w:line="336" w:lineRule="auto" w:after="40"/>
-      </w:pPr>
-      <w:r>
-        <w:rPr>
-          <w:b w:val="0"/>
-          <w:color w:val="000000"/>
-          <w:sz w:val="21"/>
-          <w:rFonts w:eastAsia="宋体" w:ascii="宋体" w:hAnsi="宋体"/>
-        </w:rPr>
-        <w:t>开户行账号：</w:t>
-      </w:r>
-      <w:r>
-        <w:rPr>
-          <w:b w:val="0"/>
-          <w:color w:val="000000"/>
-          <w:sz w:val="21"/>
-          <w:rFonts w:eastAsia="宋体" w:ascii="宋体" w:hAnsi="宋体"/>
-        </w:rPr>
-        <w:t>________________________________</w:t>
-      </w:r>
-      <w:r>
-        <w:rPr>
-          <w:b w:val="0"/>
-          <w:color w:val="000000"/>
-          <w:sz w:val="21"/>
-          <w:rFonts w:eastAsia="宋体" w:ascii="宋体" w:hAnsi="宋体"/>
-        </w:rPr>
-        <w:t>；</w:t>
-      </w:r>
-    </w:p>
-    <w:p>
-      <w:pPr>
-        <w:spacing w:line="336" w:lineRule="auto" w:after="40"/>
-      </w:pPr>
-      <w:r>
-        <w:rPr>
-          <w:b w:val="0"/>
-          <w:color w:val="000000"/>
-          <w:sz w:val="21"/>
-          <w:rFonts w:eastAsia="宋体" w:ascii="宋体" w:hAnsi="宋体"/>
-        </w:rPr>
-        <w:t>开户行全称：</w:t>
-      </w:r>
-      <w:r>
-        <w:rPr>
-          <w:b w:val="0"/>
-          <w:color w:val="000000"/>
-          <w:sz w:val="21"/>
-          <w:rFonts w:eastAsia="宋体" w:ascii="宋体" w:hAnsi="宋体"/>
-        </w:rPr>
-        <w:t>________________________________</w:t>
-      </w:r>
-      <w:r>
-        <w:rPr>
-          <w:b w:val="0"/>
-          <w:color w:val="000000"/>
-          <w:sz w:val="21"/>
-          <w:rFonts w:eastAsia="宋体" w:ascii="宋体" w:hAnsi="宋体"/>
-        </w:rPr>
-        <w:t>。</w:t>
-      </w:r>
-    </w:p>
-    <w:p>
-      <w:pPr>
-        <w:spacing w:line="336" w:lineRule="auto" w:after="40"/>
-      </w:pPr>
-      <w:r>
-        <w:rPr>
-          <w:b w:val="0"/>
-          <w:color w:val="000000"/>
-          <w:sz w:val="21"/>
-          <w:rFonts w:eastAsia="宋体" w:ascii="宋体" w:hAnsi="宋体"/>
-        </w:rPr>
-        <w:t>甲方如变更开票信息，应及时书面通知乙方。</w:t>
-      </w:r>
-    </w:p>
-    <w:p>
-      <w:pPr>
-        <w:spacing w:line="336" w:lineRule="auto" w:after="40"/>
-      </w:pPr>
-      <w:r>
-        <w:rPr>
-          <w:b w:val="0"/>
-          <w:color w:val="000000"/>
-          <w:sz w:val="21"/>
-          <w:rFonts w:eastAsia="宋体" w:ascii="宋体" w:hAnsi="宋体"/>
-        </w:rPr>
-        <w:t>5、乙方的收款账户为：</w:t>
-      </w:r>
-    </w:p>
-    <w:p>
-      <w:pPr>
-        <w:spacing w:line="336" w:lineRule="auto" w:after="40"/>
-      </w:pPr>
-      <w:r>
-        <w:rPr>
-          <w:b w:val="0"/>
-          <w:color w:val="000000"/>
-          <w:sz w:val="21"/>
-          <w:rFonts w:eastAsia="宋体" w:ascii="宋体" w:hAnsi="宋体"/>
-        </w:rPr>
-        <w:t>户名：</w:t>
+        <w:t>个工作日，乙方应向甲方提供等额合法合规的增值税</w:t>
       </w:r>
       <w:r>
         <w:rPr>
@@ -1480,7 +1172,7 @@
           <w:highlight w:val="yellow"/>
           <w:rFonts w:eastAsia="宋体" w:ascii="宋体" w:hAnsi="宋体"/>
         </w:rPr>
-        <w:t>上海市杨浦区科技企业联合会</w:t>
+        <w:t>普通</w:t>
       </w:r>
       <w:r>
         <w:rPr>
@@ -1489,21 +1181,7 @@
           <w:sz w:val="21"/>
           <w:rFonts w:eastAsia="宋体" w:ascii="宋体" w:hAnsi="宋体"/>
         </w:rPr>
-        <w:t>；</w:t>
-      </w:r>
-    </w:p>
-    <w:p>
-      <w:pPr>
-        <w:spacing w:line="336" w:lineRule="auto" w:after="40"/>
-      </w:pPr>
-      <w:r>
-        <w:rPr>
-          <w:b w:val="0"/>
-          <w:color w:val="000000"/>
-          <w:sz w:val="21"/>
-          <w:rFonts w:eastAsia="宋体" w:ascii="宋体" w:hAnsi="宋体"/>
-        </w:rPr>
-        <w:t>账号：</w:t>
+        <w:t>发票及服务报告，</w:t>
       </w:r>
       <w:r>
         <w:rPr>
@@ -1513,7 +1191,7 @@
           <w:highlight w:val="yellow"/>
           <w:rFonts w:eastAsia="宋体" w:ascii="宋体" w:hAnsi="宋体"/>
         </w:rPr>
-        <w:t>03354200040012533</w:t>
+        <w:t>【发票合规边界】甲方不得以非实质性的发票形式问题（如版式、抬头错别字等）拒付款项；甲方仅就发票真伪、税号一致性、票面金额一致性等实质性问题享有合理的异议权，并应于收到发票之日起 3 个工作日内书面提出，逾期未提出视为发票接收无异议。</w:t>
       </w:r>
       <w:r>
         <w:rPr>
@@ -1522,7 +1200,7 @@
           <w:sz w:val="21"/>
           <w:rFonts w:eastAsia="宋体" w:ascii="宋体" w:hAnsi="宋体"/>
         </w:rPr>
-        <w:t>；</w:t>
+        <w:t>如乙方向甲方开具虚假、伪造或变造的发票，则乙方应自甲方通知之日起七天内向甲方支付该发票票面金额的 20%作为违约金，并重新开具合法有效的发票；如乙方支付的违约金不足以弥补甲方因此遭受的损失，甲方有权向乙方继续追偿。如需开具红字增值税专用发票等，双方应提供方便、互相配合。</w:t>
       </w:r>
     </w:p>
     <w:p>
@@ -1536,7 +1214,7 @@
           <w:sz w:val="21"/>
           <w:rFonts w:eastAsia="宋体" w:ascii="宋体" w:hAnsi="宋体"/>
         </w:rPr>
-        <w:t>开户行：</w:t>
+        <w:t>发票内容：</w:t>
       </w:r>
       <w:r>
         <w:rPr>
@@ -1546,7 +1224,7 @@
           <w:highlight w:val="yellow"/>
           <w:rFonts w:eastAsia="宋体" w:ascii="宋体" w:hAnsi="宋体"/>
         </w:rPr>
-        <w:t>中国农业银行股份有限公司上海营口支行</w:t>
+        <w:t>以乙方实际交易内容、税务资质及国家税法规定为准；甲方不得要求乙方开具与实际业务不符的发票。常见可适用科目包括「会议服务费」/「会务咨询费」/「赞助费」，最终以乙方税务申报口径为准。</w:t>
       </w:r>
       <w:r>
         <w:rPr>
@@ -1569,26 +1247,7 @@
           <w:sz w:val="21"/>
           <w:rFonts w:eastAsia="宋体" w:ascii="宋体" w:hAnsi="宋体"/>
         </w:rPr>
-        <w:t>乙方变更收款账户的，应当提前 5 个工作日书面告知甲方并确认甲方已经签收，否则甲方向上述收款账户支付的款项均视为甲方支付本合同约定的赞助费。</w:t>
-      </w:r>
-    </w:p>
-    <w:p>
-      <w:r>
-        <w:br w:type="page"/>
-      </w:r>
-    </w:p>
-    <w:p>
-      <w:pPr>
-        <w:spacing w:line="336" w:lineRule="auto" w:before="80" w:after="80"/>
-      </w:pPr>
-      <w:r>
-        <w:rPr>
-          <w:b/>
-          <w:color w:val="000000"/>
-          <w:sz w:val="24"/>
-          <w:rFonts w:eastAsia="宋体" w:ascii="宋体" w:hAnsi="宋体"/>
-        </w:rPr>
-        <w:t>第三条  甲方的权利和义务</w:t>
+        <w:t>甲方开票信息如下：</w:t>
       </w:r>
     </w:p>
     <w:p>
@@ -1602,13 +1261,8 @@
           <w:sz w:val="21"/>
           <w:rFonts w:eastAsia="宋体" w:ascii="宋体" w:hAnsi="宋体"/>
         </w:rPr>
-        <w:t>1、甲方应该按照合同的约定履行赞助方的义务。</w:t>
-      </w:r>
-    </w:p>
-    <w:p>
-      <w:pPr>
-        <w:spacing w:line="336" w:lineRule="auto" w:after="40"/>
-      </w:pPr>
+        <w:t>公司名称：</w:t>
+      </w:r>
       <w:r>
         <w:rPr>
           <w:b w:val="0"/>
@@ -1616,13 +1270,8 @@
           <w:sz w:val="21"/>
           <w:rFonts w:eastAsia="宋体" w:ascii="宋体" w:hAnsi="宋体"/>
         </w:rPr>
-        <w:t>2、甲方有权对活动中涉及本次活动的名称、商标、标签、标志等设计方案以及甲方宣传内容、印有甲方品牌资料的物资设计等提出合理修改意见，乙方应予以执行。</w:t>
-      </w:r>
-    </w:p>
-    <w:p>
-      <w:pPr>
-        <w:spacing w:line="336" w:lineRule="auto" w:after="40"/>
-      </w:pPr>
+        <w:t>________________________________</w:t>
+      </w:r>
       <w:r>
         <w:rPr>
           <w:b w:val="0"/>
@@ -1630,7 +1279,7 @@
           <w:sz w:val="21"/>
           <w:rFonts w:eastAsia="宋体" w:ascii="宋体" w:hAnsi="宋体"/>
         </w:rPr>
-        <w:t>3、甲方在根据合同约定进行自主宣传时，有权使用本次活动的名称、商标、标签设计、品名、图案、广告、照片、视频等相关资料，该等使用包括生产、销售或许可生产、销售带有活动相关名称、商标、标识、图案、照片、视频的宣传品、促销品。</w:t>
+        <w:t>；</w:t>
       </w:r>
     </w:p>
     <w:p>
@@ -1644,13 +1293,8 @@
           <w:sz w:val="21"/>
           <w:rFonts w:eastAsia="宋体" w:ascii="宋体" w:hAnsi="宋体"/>
         </w:rPr>
-        <w:t>4、如本合同约定的赞助方式为提供赞助费的，则甲方有权对赞助费的使用情况进行监督和检查。</w:t>
-      </w:r>
-    </w:p>
-    <w:p>
-      <w:pPr>
-        <w:spacing w:line="336" w:lineRule="auto" w:after="40"/>
-      </w:pPr>
+        <w:t>税务登记证号：</w:t>
+      </w:r>
       <w:r>
         <w:rPr>
           <w:b w:val="0"/>
@@ -1658,7 +1302,186 @@
           <w:sz w:val="21"/>
           <w:rFonts w:eastAsia="宋体" w:ascii="宋体" w:hAnsi="宋体"/>
         </w:rPr>
-        <w:t>5、甲方有权委派</w:t>
+        <w:t>________________________________</w:t>
+      </w:r>
+      <w:r>
+        <w:rPr>
+          <w:b w:val="0"/>
+          <w:color w:val="000000"/>
+          <w:sz w:val="21"/>
+          <w:rFonts w:eastAsia="宋体" w:ascii="宋体" w:hAnsi="宋体"/>
+        </w:rPr>
+        <w:t>；</w:t>
+      </w:r>
+    </w:p>
+    <w:p>
+      <w:pPr>
+        <w:spacing w:line="336" w:lineRule="auto" w:after="40"/>
+      </w:pPr>
+      <w:r>
+        <w:rPr>
+          <w:b w:val="0"/>
+          <w:color w:val="000000"/>
+          <w:sz w:val="21"/>
+          <w:rFonts w:eastAsia="宋体" w:ascii="宋体" w:hAnsi="宋体"/>
+        </w:rPr>
+        <w:t>地址：</w:t>
+      </w:r>
+      <w:r>
+        <w:rPr>
+          <w:b w:val="0"/>
+          <w:color w:val="000000"/>
+          <w:sz w:val="21"/>
+          <w:rFonts w:eastAsia="宋体" w:ascii="宋体" w:hAnsi="宋体"/>
+        </w:rPr>
+        <w:t>________________________________</w:t>
+      </w:r>
+      <w:r>
+        <w:rPr>
+          <w:b w:val="0"/>
+          <w:color w:val="000000"/>
+          <w:sz w:val="21"/>
+          <w:rFonts w:eastAsia="宋体" w:ascii="宋体" w:hAnsi="宋体"/>
+        </w:rPr>
+        <w:t>；</w:t>
+      </w:r>
+    </w:p>
+    <w:p>
+      <w:pPr>
+        <w:spacing w:line="336" w:lineRule="auto" w:after="40"/>
+      </w:pPr>
+      <w:r>
+        <w:rPr>
+          <w:b w:val="0"/>
+          <w:color w:val="000000"/>
+          <w:sz w:val="21"/>
+          <w:rFonts w:eastAsia="宋体" w:ascii="宋体" w:hAnsi="宋体"/>
+        </w:rPr>
+        <w:t>电话：</w:t>
+      </w:r>
+      <w:r>
+        <w:rPr>
+          <w:b w:val="0"/>
+          <w:color w:val="000000"/>
+          <w:sz w:val="21"/>
+          <w:rFonts w:eastAsia="宋体" w:ascii="宋体" w:hAnsi="宋体"/>
+        </w:rPr>
+        <w:t>________________________________</w:t>
+      </w:r>
+      <w:r>
+        <w:rPr>
+          <w:b w:val="0"/>
+          <w:color w:val="000000"/>
+          <w:sz w:val="21"/>
+          <w:rFonts w:eastAsia="宋体" w:ascii="宋体" w:hAnsi="宋体"/>
+        </w:rPr>
+        <w:t>；</w:t>
+      </w:r>
+    </w:p>
+    <w:p>
+      <w:pPr>
+        <w:spacing w:line="336" w:lineRule="auto" w:after="40"/>
+      </w:pPr>
+      <w:r>
+        <w:rPr>
+          <w:b w:val="0"/>
+          <w:color w:val="000000"/>
+          <w:sz w:val="21"/>
+          <w:rFonts w:eastAsia="宋体" w:ascii="宋体" w:hAnsi="宋体"/>
+        </w:rPr>
+        <w:t>开户行账号：</w:t>
+      </w:r>
+      <w:r>
+        <w:rPr>
+          <w:b w:val="0"/>
+          <w:color w:val="000000"/>
+          <w:sz w:val="21"/>
+          <w:rFonts w:eastAsia="宋体" w:ascii="宋体" w:hAnsi="宋体"/>
+        </w:rPr>
+        <w:t>________________________________</w:t>
+      </w:r>
+      <w:r>
+        <w:rPr>
+          <w:b w:val="0"/>
+          <w:color w:val="000000"/>
+          <w:sz w:val="21"/>
+          <w:rFonts w:eastAsia="宋体" w:ascii="宋体" w:hAnsi="宋体"/>
+        </w:rPr>
+        <w:t>；</w:t>
+      </w:r>
+    </w:p>
+    <w:p>
+      <w:pPr>
+        <w:spacing w:line="336" w:lineRule="auto" w:after="40"/>
+      </w:pPr>
+      <w:r>
+        <w:rPr>
+          <w:b w:val="0"/>
+          <w:color w:val="000000"/>
+          <w:sz w:val="21"/>
+          <w:rFonts w:eastAsia="宋体" w:ascii="宋体" w:hAnsi="宋体"/>
+        </w:rPr>
+        <w:t>开户行全称：</w:t>
+      </w:r>
+      <w:r>
+        <w:rPr>
+          <w:b w:val="0"/>
+          <w:color w:val="000000"/>
+          <w:sz w:val="21"/>
+          <w:rFonts w:eastAsia="宋体" w:ascii="宋体" w:hAnsi="宋体"/>
+        </w:rPr>
+        <w:t>________________________________</w:t>
+      </w:r>
+      <w:r>
+        <w:rPr>
+          <w:b w:val="0"/>
+          <w:color w:val="000000"/>
+          <w:sz w:val="21"/>
+          <w:rFonts w:eastAsia="宋体" w:ascii="宋体" w:hAnsi="宋体"/>
+        </w:rPr>
+        <w:t>。</w:t>
+      </w:r>
+    </w:p>
+    <w:p>
+      <w:pPr>
+        <w:spacing w:line="336" w:lineRule="auto" w:after="40"/>
+      </w:pPr>
+      <w:r>
+        <w:rPr>
+          <w:b w:val="0"/>
+          <w:color w:val="000000"/>
+          <w:sz w:val="21"/>
+          <w:rFonts w:eastAsia="宋体" w:ascii="宋体" w:hAnsi="宋体"/>
+        </w:rPr>
+        <w:t>甲方如变更开票信息，应及时书面通知乙方。</w:t>
+      </w:r>
+    </w:p>
+    <w:p>
+      <w:pPr>
+        <w:spacing w:line="336" w:lineRule="auto" w:after="40"/>
+      </w:pPr>
+      <w:r>
+        <w:rPr>
+          <w:b w:val="0"/>
+          <w:color w:val="000000"/>
+          <w:sz w:val="21"/>
+          <w:rFonts w:eastAsia="宋体" w:ascii="宋体" w:hAnsi="宋体"/>
+        </w:rPr>
+        <w:t>5、乙方的收款账户为：</w:t>
+      </w:r>
+    </w:p>
+    <w:p>
+      <w:pPr>
+        <w:spacing w:line="336" w:lineRule="auto" w:after="40"/>
+      </w:pPr>
+      <w:r>
+        <w:rPr>
+          <w:b w:val="0"/>
+          <w:color w:val="000000"/>
+          <w:sz w:val="21"/>
+          <w:rFonts w:eastAsia="宋体" w:ascii="宋体" w:hAnsi="宋体"/>
+        </w:rPr>
+        <w:t>户名：</w:t>
       </w:r>
       <w:r>
         <w:rPr>
@@ -1668,7 +1491,30 @@
           <w:highlight w:val="yellow"/>
           <w:rFonts w:eastAsia="宋体" w:ascii="宋体" w:hAnsi="宋体"/>
         </w:rPr>
-        <w:t>6</w:t>
+        <w:t>上海市杨浦区科技企业联合会</w:t>
+      </w:r>
+      <w:r>
+        <w:rPr>
+          <w:b w:val="0"/>
+          <w:color w:val="000000"/>
+          <w:sz w:val="21"/>
+          <w:rFonts w:eastAsia="宋体" w:ascii="宋体" w:hAnsi="宋体"/>
+        </w:rPr>
+        <w:t>；</w:t>
+      </w:r>
+    </w:p>
+    <w:p>
+      <w:pPr>
+        <w:spacing w:line="336" w:lineRule="auto" w:after="40"/>
+      </w:pPr>
+      <w:r>
+        <w:rPr>
+          <w:b w:val="0"/>
+          <w:color w:val="000000"/>
+          <w:sz w:val="21"/>
+          <w:rFonts w:eastAsia="宋体" w:ascii="宋体" w:hAnsi="宋体"/>
+        </w:rPr>
+        <w:t>账号：</w:t>
       </w:r>
       <w:r>
         <w:rPr>
@@ -1678,13 +1524,8 @@
           <w:highlight w:val="yellow"/>
           <w:rFonts w:eastAsia="宋体" w:ascii="宋体" w:hAnsi="宋体"/>
         </w:rPr>
-        <w:t>名领导/员工代表参与本次活动，并发表讲话，向参会人员介绍和推广甲方及其关联公司、运作的项目、企业文化和成就等。（其中现场服务 2 人 + 销售 2 人 + 甲方指派代表 2 人；晚宴实际出席人数另行确认；具体名单于活动前 3 个工作日双方确认）</w:t>
-      </w:r>
-    </w:p>
-    <w:p>
-      <w:pPr>
-        <w:spacing w:line="336" w:lineRule="auto" w:after="40"/>
-      </w:pPr>
+        <w:t>03354200040012533</w:t>
+      </w:r>
       <w:r>
         <w:rPr>
           <w:b w:val="0"/>
@@ -1692,7 +1533,7 @@
           <w:sz w:val="21"/>
           <w:rFonts w:eastAsia="宋体" w:ascii="宋体" w:hAnsi="宋体"/>
         </w:rPr>
-        <w:t>6、甲方有权对本次活动的有关内容及组织流程、环节设置等事项进行了解并提出合理修改意见，乙方应予以协助修改及配合。</w:t>
+        <w:t>；</w:t>
       </w:r>
     </w:p>
     <w:p>
@@ -1706,21 +1547,7 @@
           <w:sz w:val="21"/>
           <w:rFonts w:eastAsia="宋体" w:ascii="宋体" w:hAnsi="宋体"/>
         </w:rPr>
-        <w:t>7、甲方作为本次活动的赞助方，还享有以下权益：</w:t>
-      </w:r>
-    </w:p>
-    <w:p>
-      <w:pPr>
-        <w:spacing w:line="336" w:lineRule="auto" w:after="40"/>
-      </w:pPr>
-      <w:r>
-        <w:rPr>
-          <w:b w:val="0"/>
-          <w:color w:val="000000"/>
-          <w:sz w:val="21"/>
-          <w:rFonts w:eastAsia="宋体" w:ascii="宋体" w:hAnsi="宋体"/>
-        </w:rPr>
-        <w:t>1) 甲方拥有本次活动</w:t>
+        <w:t>开户行：</w:t>
       </w:r>
       <w:r>
         <w:rPr>
@@ -1730,7 +1557,7 @@
           <w:highlight w:val="yellow"/>
           <w:rFonts w:eastAsia="宋体" w:ascii="宋体" w:hAnsi="宋体"/>
         </w:rPr>
-        <w:t>晚宴部分</w:t>
+        <w:t>中国农业银行股份有限公司上海营口支行</w:t>
       </w:r>
       <w:r>
         <w:rPr>
@@ -1739,7 +1566,110 @@
           <w:sz w:val="21"/>
           <w:rFonts w:eastAsia="宋体" w:ascii="宋体" w:hAnsi="宋体"/>
         </w:rPr>
-        <w:t>的冠名权，本次活动</w:t>
+        <w:t>。</w:t>
+      </w:r>
+    </w:p>
+    <w:p>
+      <w:pPr>
+        <w:spacing w:line="336" w:lineRule="auto" w:after="40"/>
+      </w:pPr>
+      <w:r>
+        <w:rPr>
+          <w:b w:val="0"/>
+          <w:color w:val="000000"/>
+          <w:sz w:val="21"/>
+          <w:rFonts w:eastAsia="宋体" w:ascii="宋体" w:hAnsi="宋体"/>
+        </w:rPr>
+        <w:t>乙方变更收款账户的，应当提前 5 个工作日书面告知甲方并确认甲方已经签收，否则甲方向上述收款账户支付的款项均视为甲方支付本合同约定的赞助费。</w:t>
+      </w:r>
+    </w:p>
+    <w:p>
+      <w:r>
+        <w:br w:type="page"/>
+      </w:r>
+    </w:p>
+    <w:p>
+      <w:pPr>
+        <w:spacing w:line="336" w:lineRule="auto" w:before="80" w:after="80"/>
+      </w:pPr>
+      <w:r>
+        <w:rPr>
+          <w:b/>
+          <w:color w:val="000000"/>
+          <w:sz w:val="24"/>
+          <w:rFonts w:eastAsia="宋体" w:ascii="宋体" w:hAnsi="宋体"/>
+        </w:rPr>
+        <w:t>第三条  甲方的权利和义务</w:t>
+      </w:r>
+    </w:p>
+    <w:p>
+      <w:pPr>
+        <w:spacing w:line="336" w:lineRule="auto" w:after="40"/>
+      </w:pPr>
+      <w:r>
+        <w:rPr>
+          <w:b w:val="0"/>
+          <w:color w:val="000000"/>
+          <w:sz w:val="21"/>
+          <w:rFonts w:eastAsia="宋体" w:ascii="宋体" w:hAnsi="宋体"/>
+        </w:rPr>
+        <w:t>1、甲方应该按照合同的约定履行赞助方的义务。</w:t>
+      </w:r>
+    </w:p>
+    <w:p>
+      <w:pPr>
+        <w:spacing w:line="336" w:lineRule="auto" w:after="40"/>
+      </w:pPr>
+      <w:r>
+        <w:rPr>
+          <w:b w:val="0"/>
+          <w:color w:val="000000"/>
+          <w:sz w:val="21"/>
+          <w:rFonts w:eastAsia="宋体" w:ascii="宋体" w:hAnsi="宋体"/>
+        </w:rPr>
+        <w:t>2、甲方有权对活动中涉及本次活动的名称、商标、标签、标志等设计方案以及甲方宣传内容、印有甲方品牌资料的物资设计等提出合理修改意见，乙方应予以执行。</w:t>
+      </w:r>
+    </w:p>
+    <w:p>
+      <w:pPr>
+        <w:spacing w:line="336" w:lineRule="auto" w:after="40"/>
+      </w:pPr>
+      <w:r>
+        <w:rPr>
+          <w:b w:val="0"/>
+          <w:color w:val="000000"/>
+          <w:sz w:val="21"/>
+          <w:rFonts w:eastAsia="宋体" w:ascii="宋体" w:hAnsi="宋体"/>
+        </w:rPr>
+        <w:t>3、甲方在根据合同约定进行自主宣传时，有权使用本次活动的名称、商标、标签设计、品名、图案、广告、照片、视频等相关资料，该等使用包括生产、销售或许可生产、销售带有活动相关名称、商标、标识、图案、照片、视频的宣传品、促销品。</w:t>
+      </w:r>
+    </w:p>
+    <w:p>
+      <w:pPr>
+        <w:spacing w:line="336" w:lineRule="auto" w:after="40"/>
+      </w:pPr>
+      <w:r>
+        <w:rPr>
+          <w:b w:val="0"/>
+          <w:color w:val="000000"/>
+          <w:sz w:val="21"/>
+          <w:rFonts w:eastAsia="宋体" w:ascii="宋体" w:hAnsi="宋体"/>
+        </w:rPr>
+        <w:t>4、如本合同约定的赞助方式为提供赞助费的，则甲方有权对赞助费的使用情况进行监督和检查。</w:t>
+      </w:r>
+    </w:p>
+    <w:p>
+      <w:pPr>
+        <w:spacing w:line="336" w:lineRule="auto" w:after="40"/>
+      </w:pPr>
+      <w:r>
+        <w:rPr>
+          <w:b w:val="0"/>
+          <w:color w:val="000000"/>
+          <w:sz w:val="21"/>
+          <w:rFonts w:eastAsia="宋体" w:ascii="宋体" w:hAnsi="宋体"/>
+        </w:rPr>
+        <w:t>5、甲方有权委派</w:t>
       </w:r>
       <w:r>
         <w:rPr>
@@ -1749,16 +1679,7 @@
           <w:highlight w:val="yellow"/>
           <w:rFonts w:eastAsia="宋体" w:ascii="宋体" w:hAnsi="宋体"/>
         </w:rPr>
-        <w:t>晚宴专场</w:t>
-      </w:r>
-      <w:r>
-        <w:rPr>
-          <w:b w:val="0"/>
-          <w:color w:val="000000"/>
-          <w:sz w:val="21"/>
-          <w:rFonts w:eastAsia="宋体" w:ascii="宋体" w:hAnsi="宋体"/>
-        </w:rPr>
-        <w:t>统一名称为“</w:t>
+        <w:t>6</w:t>
       </w:r>
       <w:r>
         <w:rPr>
@@ -1768,8 +1689,13 @@
           <w:highlight w:val="yellow"/>
           <w:rFonts w:eastAsia="宋体" w:ascii="宋体" w:hAnsi="宋体"/>
         </w:rPr>
-        <w:t>晚宴冠名战略合作伙伴</w:t>
-      </w:r>
+        <w:t>名领导/员工代表参与本次活动，并发表讲话，向参会人员介绍和推广甲方及其关联公司、运作的项目、企业文化和成就等。（其中现场服务 2 人 + 销售 2 人 + 甲方指派代表 2 人；晚宴实际出席人数另行确认；具体名单于活动前 3 个工作日双方确认）</w:t>
+      </w:r>
+    </w:p>
+    <w:p>
+      <w:pPr>
+        <w:spacing w:line="336" w:lineRule="auto" w:after="40"/>
+      </w:pPr>
       <w:r>
         <w:rPr>
           <w:b w:val="0"/>
@@ -1777,7 +1703,35 @@
           <w:sz w:val="21"/>
           <w:rFonts w:eastAsia="宋体" w:ascii="宋体" w:hAnsi="宋体"/>
         </w:rPr>
-        <w:t>”，对外宣传及媒体报道时</w:t>
+        <w:t>6、甲方有权对本次活动的有关内容及组织流程、环节设置等事项进行了解并提出合理修改意见，乙方应予以协助修改及配合。</w:t>
+      </w:r>
+    </w:p>
+    <w:p>
+      <w:pPr>
+        <w:spacing w:line="336" w:lineRule="auto" w:after="40"/>
+      </w:pPr>
+      <w:r>
+        <w:rPr>
+          <w:b w:val="0"/>
+          <w:color w:val="000000"/>
+          <w:sz w:val="21"/>
+          <w:rFonts w:eastAsia="宋体" w:ascii="宋体" w:hAnsi="宋体"/>
+        </w:rPr>
+        <w:t>7、甲方作为本次活动的赞助方，还享有以下权益：</w:t>
+      </w:r>
+    </w:p>
+    <w:p>
+      <w:pPr>
+        <w:spacing w:line="336" w:lineRule="auto" w:after="40"/>
+      </w:pPr>
+      <w:r>
+        <w:rPr>
+          <w:b w:val="0"/>
+          <w:color w:val="000000"/>
+          <w:sz w:val="21"/>
+          <w:rFonts w:eastAsia="宋体" w:ascii="宋体" w:hAnsi="宋体"/>
+        </w:rPr>
+        <w:t>1) 甲方拥有本次活动</w:t>
       </w:r>
       <w:r>
         <w:rPr>
@@ -1791,19 +1745,23 @@
       </w:r>
       <w:r>
         <w:rPr>
+          <w:b w:val="0"/>
+          <w:color w:val="000000"/>
+          <w:sz w:val="21"/>
+          <w:rFonts w:eastAsia="宋体" w:ascii="宋体" w:hAnsi="宋体"/>
+        </w:rPr>
+        <w:t>的冠名权，本次活动</w:t>
+      </w:r>
+      <w:r>
+        <w:rPr>
           <w:b/>
           <w:color w:val="C00000"/>
           <w:sz w:val="21"/>
           <w:highlight w:val="yellow"/>
           <w:rFonts w:eastAsia="宋体" w:ascii="宋体" w:hAnsi="宋体"/>
         </w:rPr>
-        <w:t>均应统一以这个名称进行展示；（本款限定为晚宴冠名，主会议名称不予冠名变更）</w:t>
-      </w:r>
-    </w:p>
-    <w:p>
-      <w:pPr>
-        <w:spacing w:line="336" w:lineRule="auto" w:after="40"/>
-      </w:pPr>
+        <w:t>晚宴专场</w:t>
+      </w:r>
       <w:r>
         <w:rPr>
           <w:b w:val="0"/>
@@ -1811,35 +1769,7 @@
           <w:sz w:val="21"/>
           <w:rFonts w:eastAsia="宋体" w:ascii="宋体" w:hAnsi="宋体"/>
         </w:rPr>
-        <w:t>2) 甲方有权利将甲方及其关联公司名称、LOGO 和运作项目广告等相关信息植入本次活动宣传、活动组织所需物料（包括但不限于邀请函、宣传册、参赛证、活动主背景板、横幅、宣传旗帜、海报、奖品、纪念品等）中。</w:t>
-      </w:r>
-    </w:p>
-    <w:p>
-      <w:pPr>
-        <w:spacing w:line="336" w:lineRule="auto" w:after="40"/>
-      </w:pPr>
-      <w:r>
-        <w:rPr>
-          <w:b w:val="0"/>
-          <w:color w:val="000000"/>
-          <w:sz w:val="21"/>
-          <w:rFonts w:eastAsia="宋体" w:ascii="宋体" w:hAnsi="宋体"/>
-        </w:rPr>
-        <w:t>3) 甲方及其关联公司有权结合自身公司需求，在本次活动前期、现场及后期就本次活动内容进行自主宣传，包括但不限于通过报纸、杂志、广播、电视、网络等方式进行宣传。</w:t>
-      </w:r>
-    </w:p>
-    <w:p>
-      <w:pPr>
-        <w:spacing w:line="336" w:lineRule="auto" w:after="40"/>
-      </w:pPr>
-      <w:r>
-        <w:rPr>
-          <w:b w:val="0"/>
-          <w:color w:val="000000"/>
-          <w:sz w:val="21"/>
-          <w:rFonts w:eastAsia="宋体" w:ascii="宋体" w:hAnsi="宋体"/>
-        </w:rPr>
-        <w:t>4) 其他：</w:t>
+        <w:t>统一名称为“</w:t>
       </w:r>
       <w:r>
         <w:rPr>
@@ -1849,13 +1779,8 @@
           <w:highlight w:val="yellow"/>
           <w:rFonts w:eastAsia="宋体" w:ascii="宋体" w:hAnsi="宋体"/>
         </w:rPr>
-        <w:t>甲方在本次活动中享有以下四大模块综合权益（全包制 · 不作分项标价）：</w:t>
-      </w:r>
-    </w:p>
-    <w:p>
-      <w:pPr>
-        <w:spacing w:line="336" w:lineRule="auto" w:after="40"/>
-      </w:pPr>
+        <w:t>晚宴冠名战略合作伙伴</w:t>
+      </w:r>
       <w:r>
         <w:rPr>
           <w:b w:val="0"/>
@@ -1863,7 +1788,7 @@
           <w:sz w:val="21"/>
           <w:rFonts w:eastAsia="宋体" w:ascii="宋体" w:hAnsi="宋体"/>
         </w:rPr>
-        <w:t>（a）</w:t>
+        <w:t>”，对外宣传及媒体报道时</w:t>
       </w:r>
       <w:r>
         <w:rPr>
@@ -1873,7 +1798,7 @@
           <w:highlight w:val="yellow"/>
           <w:rFonts w:eastAsia="宋体" w:ascii="宋体" w:hAnsi="宋体"/>
         </w:rPr>
-        <w:t>晚宴冠名和专属权益：</w:t>
+        <w:t>晚宴部分</w:t>
       </w:r>
       <w:r>
         <w:rPr>
@@ -1883,7 +1808,7 @@
           <w:highlight w:val="yellow"/>
           <w:rFonts w:eastAsia="宋体" w:ascii="宋体" w:hAnsi="宋体"/>
         </w:rPr>
-        <w:t>晚宴主题冠名、专场 PPT 宣讲、视频轮播、主持人口播、席卡等物料植入；</w:t>
+        <w:t>均应统一以这个名称进行展示；（本款限定为晚宴冠名，主会议名称不予冠名变更）</w:t>
       </w:r>
     </w:p>
     <w:p>
@@ -1897,7 +1822,35 @@
           <w:sz w:val="21"/>
           <w:rFonts w:eastAsia="宋体" w:ascii="宋体" w:hAnsi="宋体"/>
         </w:rPr>
-        <w:t>（b）</w:t>
+        <w:t>2) 甲方有权利将甲方及其关联公司名称、LOGO 和运作项目广告等相关信息植入本次活动宣传、活动组织所需物料（包括但不限于邀请函、宣传册、参赛证、活动主背景板、横幅、宣传旗帜、海报、奖品、纪念品等）中。</w:t>
+      </w:r>
+    </w:p>
+    <w:p>
+      <w:pPr>
+        <w:spacing w:line="336" w:lineRule="auto" w:after="40"/>
+      </w:pPr>
+      <w:r>
+        <w:rPr>
+          <w:b w:val="0"/>
+          <w:color w:val="000000"/>
+          <w:sz w:val="21"/>
+          <w:rFonts w:eastAsia="宋体" w:ascii="宋体" w:hAnsi="宋体"/>
+        </w:rPr>
+        <w:t>3) 甲方及其关联公司有权结合自身公司需求，在本次活动前期、现场及后期就本次活动内容进行自主宣传，包括但不限于通过报纸、杂志、广播、电视、网络等方式进行宣传。</w:t>
+      </w:r>
+    </w:p>
+    <w:p>
+      <w:pPr>
+        <w:spacing w:line="336" w:lineRule="auto" w:after="40"/>
+      </w:pPr>
+      <w:r>
+        <w:rPr>
+          <w:b w:val="0"/>
+          <w:color w:val="000000"/>
+          <w:sz w:val="21"/>
+          <w:rFonts w:eastAsia="宋体" w:ascii="宋体" w:hAnsi="宋体"/>
+        </w:rPr>
+        <w:t>4) 其他：</w:t>
       </w:r>
       <w:r>
         <w:rPr>
@@ -1907,7 +1860,21 @@
           <w:highlight w:val="yellow"/>
           <w:rFonts w:eastAsia="宋体" w:ascii="宋体" w:hAnsi="宋体"/>
         </w:rPr>
-        <w:t>主会场权益：</w:t>
+        <w:t>甲方在本次活动中享有以下四大模块综合权益（全包制 · 不作分项标价）：</w:t>
+      </w:r>
+    </w:p>
+    <w:p>
+      <w:pPr>
+        <w:spacing w:line="336" w:lineRule="auto" w:after="40"/>
+      </w:pPr>
+      <w:r>
+        <w:rPr>
+          <w:b w:val="0"/>
+          <w:color w:val="000000"/>
+          <w:sz w:val="21"/>
+          <w:rFonts w:eastAsia="宋体" w:ascii="宋体" w:hAnsi="宋体"/>
+        </w:rPr>
+        <w:t>（a）</w:t>
       </w:r>
       <w:r>
         <w:rPr>
@@ -1917,21 +1884,7 @@
           <w:highlight w:val="yellow"/>
           <w:rFonts w:eastAsia="宋体" w:ascii="宋体" w:hAnsi="宋体"/>
         </w:rPr>
-        <w:t>1 号位展台、项目物料植入参会嘉宾手拎袋、视频轮播奖项颁发；</w:t>
-      </w:r>
-    </w:p>
-    <w:p>
-      <w:pPr>
-        <w:spacing w:line="336" w:lineRule="auto" w:after="40"/>
-      </w:pPr>
-      <w:r>
-        <w:rPr>
-          <w:b w:val="0"/>
-          <w:color w:val="000000"/>
-          <w:sz w:val="21"/>
-          <w:rFonts w:eastAsia="宋体" w:ascii="宋体" w:hAnsi="宋体"/>
-        </w:rPr>
-        <w:t>（c）</w:t>
+        <w:t>晚宴冠名和专属权益：</w:t>
       </w:r>
       <w:r>
         <w:rPr>
@@ -1941,7 +1894,21 @@
           <w:highlight w:val="yellow"/>
           <w:rFonts w:eastAsia="宋体" w:ascii="宋体" w:hAnsi="宋体"/>
         </w:rPr>
-        <w:t>专场项目参观邀约：</w:t>
+        <w:t>晚宴主题冠名、专场 PPT 宣讲、视频轮播、主持人口播、席卡等物料植入；</w:t>
+      </w:r>
+    </w:p>
+    <w:p>
+      <w:pPr>
+        <w:spacing w:line="336" w:lineRule="auto" w:after="40"/>
+      </w:pPr>
+      <w:r>
+        <w:rPr>
+          <w:b w:val="0"/>
+          <w:color w:val="000000"/>
+          <w:sz w:val="21"/>
+          <w:rFonts w:eastAsia="宋体" w:ascii="宋体" w:hAnsi="宋体"/>
+        </w:rPr>
+        <w:t>（b）</w:t>
       </w:r>
       <w:r>
         <w:rPr>
@@ -1951,21 +1918,7 @@
           <w:highlight w:val="yellow"/>
           <w:rFonts w:eastAsia="宋体" w:ascii="宋体" w:hAnsi="宋体"/>
         </w:rPr>
-        <w:t>论坛/颁奖结束后主持人鸣谢口播 + 现场动线引导，定向邀约意向嘉宾前往项目案场；</w:t>
-      </w:r>
-    </w:p>
-    <w:p>
-      <w:pPr>
-        <w:spacing w:line="336" w:lineRule="auto" w:after="40"/>
-      </w:pPr>
-      <w:r>
-        <w:rPr>
-          <w:b w:val="0"/>
-          <w:color w:val="000000"/>
-          <w:sz w:val="21"/>
-          <w:rFonts w:eastAsia="宋体" w:ascii="宋体" w:hAnsi="宋体"/>
-        </w:rPr>
-        <w:t>（d）</w:t>
+        <w:t>主会场权益：</w:t>
       </w:r>
       <w:r>
         <w:rPr>
@@ -1975,7 +1928,21 @@
           <w:highlight w:val="yellow"/>
           <w:rFonts w:eastAsia="宋体" w:ascii="宋体" w:hAnsi="宋体"/>
         </w:rPr>
-        <w:t>宣发配合：</w:t>
+        <w:t>1 号位展台、项目物料植入参会嘉宾手拎袋、视频轮播奖项颁发；</w:t>
+      </w:r>
+    </w:p>
+    <w:p>
+      <w:pPr>
+        <w:spacing w:line="336" w:lineRule="auto" w:after="40"/>
+      </w:pPr>
+      <w:r>
+        <w:rPr>
+          <w:b w:val="0"/>
+          <w:color w:val="000000"/>
+          <w:sz w:val="21"/>
+          <w:rFonts w:eastAsia="宋体" w:ascii="宋体" w:hAnsi="宋体"/>
+        </w:rPr>
+        <w:t>（c）</w:t>
       </w:r>
       <w:r>
         <w:rPr>
@@ -1985,21 +1952,7 @@
           <w:highlight w:val="yellow"/>
           <w:rFonts w:eastAsia="宋体" w:ascii="宋体" w:hAnsi="宋体"/>
         </w:rPr>
-        <w:t>现场摄影、朋友圈九宫格、回顾视频项目鸣谢、执行回执（图片 + 合影 + 执行报告）；</w:t>
-      </w:r>
-    </w:p>
-    <w:p>
-      <w:pPr>
-        <w:spacing w:line="336" w:lineRule="auto" w:after="40"/>
-      </w:pPr>
-      <w:r>
-        <w:rPr>
-          <w:b w:val="0"/>
-          <w:color w:val="000000"/>
-          <w:sz w:val="21"/>
-          <w:rFonts w:eastAsia="宋体" w:ascii="宋体" w:hAnsi="宋体"/>
-        </w:rPr>
-        <w:t>（e）</w:t>
+        <w:t>专场项目参观邀约：</w:t>
       </w:r>
       <w:r>
         <w:rPr>
@@ -2009,7 +1962,21 @@
           <w:highlight w:val="yellow"/>
           <w:rFonts w:eastAsia="宋体" w:ascii="宋体" w:hAnsi="宋体"/>
         </w:rPr>
-        <w:t>现场展位：</w:t>
+        <w:t>论坛/颁奖结束后主持人鸣谢口播 + 现场动线引导，定向邀约意向嘉宾前往项目案场；</w:t>
+      </w:r>
+    </w:p>
+    <w:p>
+      <w:pPr>
+        <w:spacing w:line="336" w:lineRule="auto" w:after="40"/>
+      </w:pPr>
+      <w:r>
+        <w:rPr>
+          <w:b w:val="0"/>
+          <w:color w:val="000000"/>
+          <w:sz w:val="21"/>
+          <w:rFonts w:eastAsia="宋体" w:ascii="宋体" w:hAnsi="宋体"/>
+        </w:rPr>
+        <w:t>（d）</w:t>
       </w:r>
       <w:r>
         <w:rPr>
@@ -2019,21 +1986,7 @@
           <w:highlight w:val="yellow"/>
           <w:rFonts w:eastAsia="宋体" w:ascii="宋体" w:hAnsi="宋体"/>
         </w:rPr>
-        <w:t>甲方共享有 3 个现场活动展位（位置由乙方与甲方现场协商确定）；</w:t>
-      </w:r>
-    </w:p>
-    <w:p>
-      <w:pPr>
-        <w:spacing w:line="336" w:lineRule="auto" w:after="40"/>
-      </w:pPr>
-      <w:r>
-        <w:rPr>
-          <w:b w:val="0"/>
-          <w:color w:val="000000"/>
-          <w:sz w:val="21"/>
-          <w:rFonts w:eastAsia="宋体" w:ascii="宋体" w:hAnsi="宋体"/>
-        </w:rPr>
-        <w:t>（f）</w:t>
+        <w:t>宣发配合：</w:t>
       </w:r>
       <w:r>
         <w:rPr>
@@ -2043,7 +1996,21 @@
           <w:highlight w:val="yellow"/>
           <w:rFonts w:eastAsia="宋体" w:ascii="宋体" w:hAnsi="宋体"/>
         </w:rPr>
-        <w:t>证书奖项：</w:t>
+        <w:t>现场摄影、朋友圈九宫格、回顾视频项目鸣谢、执行回执（图片 + 合影 + 执行报告）；</w:t>
+      </w:r>
+    </w:p>
+    <w:p>
+      <w:pPr>
+        <w:spacing w:line="336" w:lineRule="auto" w:after="40"/>
+      </w:pPr>
+      <w:r>
+        <w:rPr>
+          <w:b w:val="0"/>
+          <w:color w:val="000000"/>
+          <w:sz w:val="21"/>
+          <w:rFonts w:eastAsia="宋体" w:ascii="宋体" w:hAnsi="宋体"/>
+        </w:rPr>
+        <w:t>（e）</w:t>
       </w:r>
       <w:r>
         <w:rPr>
@@ -2053,35 +2020,7 @@
           <w:highlight w:val="yellow"/>
           <w:rFonts w:eastAsia="宋体" w:ascii="宋体" w:hAnsi="宋体"/>
         </w:rPr>
-        <w:t>乙方为甲方颁发“2026 年度智慧人居新质资产领军企业 暨卓越战略合作伙伴”证书 / 奖项一份。</w:t>
-      </w:r>
-    </w:p>
-    <w:p>
-      <w:pPr>
-        <w:spacing w:line="336" w:lineRule="auto" w:before="80" w:after="80"/>
-      </w:pPr>
-      <w:r>
-        <w:rPr>
-          <w:b/>
-          <w:color w:val="000000"/>
-          <w:sz w:val="24"/>
-          <w:rFonts w:eastAsia="宋体" w:ascii="宋体" w:hAnsi="宋体"/>
-        </w:rPr>
-        <w:t>第四条  乙方的权利和义务</w:t>
-      </w:r>
-    </w:p>
-    <w:p>
-      <w:pPr>
-        <w:spacing w:line="336" w:lineRule="auto" w:after="40"/>
-      </w:pPr>
-      <w:r>
-        <w:rPr>
-          <w:b w:val="0"/>
-          <w:color w:val="000000"/>
-          <w:sz w:val="21"/>
-          <w:rFonts w:eastAsia="宋体" w:ascii="宋体" w:hAnsi="宋体"/>
-        </w:rPr>
-        <w:t>1、乙方应按本合同约定如期、合规组织本次活动，并配合甲方完成 logo、品牌简介、甲方指派代表宣讲 PPT、户型折页等权益落地所需的素材确认与上线工作；乙方就邀请的（客户）出席率尽合理之力达到</w:t>
+        <w:t>现场展位：</w:t>
       </w:r>
       <w:r>
         <w:rPr>
@@ -2091,8 +2030,13 @@
           <w:highlight w:val="yellow"/>
           <w:rFonts w:eastAsia="宋体" w:ascii="宋体" w:hAnsi="宋体"/>
         </w:rPr>
-        <w:t>80</w:t>
-      </w:r>
+        <w:t>甲方共享有 3 个现场活动展位（位置由乙方与甲方现场协商确定）；</w:t>
+      </w:r>
+    </w:p>
+    <w:p>
+      <w:pPr>
+        <w:spacing w:line="336" w:lineRule="auto" w:after="40"/>
+      </w:pPr>
       <w:r>
         <w:rPr>
           <w:b w:val="0"/>
@@ -2100,7 +2044,7 @@
           <w:sz w:val="21"/>
           <w:rFonts w:eastAsia="宋体" w:ascii="宋体" w:hAnsi="宋体"/>
         </w:rPr>
-        <w:t>%以上。</w:t>
+        <w:t>（f）</w:t>
       </w:r>
       <w:r>
         <w:rPr>
@@ -2110,40 +2054,7 @@
           <w:highlight w:val="yellow"/>
           <w:rFonts w:eastAsia="宋体" w:ascii="宋体" w:hAnsi="宋体"/>
         </w:rPr>
-        <w:t>（参会名单及嘉宾联络方式涉及个人信息保护，根据《中华人民共和国个人信息保护法》第十三条、第二十三条之规定，未经嘉宾本人单独授权同意，乙方不得向第三方提供，故本合同不就参会名单及嘉宾构成作硬性提交承诺，相关意向客户对接由乙方在现场协助促成。）</w:t>
-      </w:r>
-    </w:p>
-    <w:p>
-      <w:r>
-        <w:br w:type="page"/>
-      </w:r>
-    </w:p>
-    <w:p>
-      <w:pPr>
-        <w:spacing w:line="336" w:lineRule="auto" w:after="40"/>
-      </w:pPr>
-      <w:r>
-        <w:rPr>
-          <w:b w:val="0"/>
-          <w:color w:val="000000"/>
-          <w:sz w:val="21"/>
-          <w:rFonts w:eastAsia="宋体" w:ascii="宋体" w:hAnsi="宋体"/>
-        </w:rPr>
-        <w:t>2、乙方有权决定或修改本次活动有关内容及组织流程，但应提前征得甲方书面同意，甲方应配合乙方或乙方委托的承办方及现场工作人员的安排。</w:t>
-      </w:r>
-    </w:p>
-    <w:p>
-      <w:pPr>
-        <w:spacing w:line="336" w:lineRule="auto" w:after="40"/>
-      </w:pPr>
-      <w:r>
-        <w:rPr>
-          <w:b w:val="0"/>
-          <w:color w:val="000000"/>
-          <w:sz w:val="21"/>
-          <w:rFonts w:eastAsia="宋体" w:ascii="宋体" w:hAnsi="宋体"/>
-        </w:rPr>
-        <w:t>3、</w:t>
+        <w:t>证书奖项：</w:t>
       </w:r>
       <w:r>
         <w:rPr>
@@ -2153,7 +2064,35 @@
           <w:highlight w:val="yellow"/>
           <w:rFonts w:eastAsia="宋体" w:ascii="宋体" w:hAnsi="宋体"/>
         </w:rPr>
-        <w:t>乙方应按本合同第二条约定的资金用途（场地租赁、舞美搭建、嘉宾接待、物料制作及现场运营等直接费用），将甲方提供的赞助费专款专用于本次活动当期支出。</w:t>
+        <w:t>乙方为甲方颁发“2026 年度智慧人居新质资产领军企业 暨卓越战略合作伙伴”证书 / 奖项一份。</w:t>
+      </w:r>
+    </w:p>
+    <w:p>
+      <w:pPr>
+        <w:spacing w:line="336" w:lineRule="auto" w:before="80" w:after="80"/>
+      </w:pPr>
+      <w:r>
+        <w:rPr>
+          <w:b/>
+          <w:color w:val="000000"/>
+          <w:sz w:val="24"/>
+          <w:rFonts w:eastAsia="宋体" w:ascii="宋体" w:hAnsi="宋体"/>
+        </w:rPr>
+        <w:t>第四条  乙方的权利和义务</w:t>
+      </w:r>
+    </w:p>
+    <w:p>
+      <w:pPr>
+        <w:spacing w:line="336" w:lineRule="auto" w:after="40"/>
+      </w:pPr>
+      <w:r>
+        <w:rPr>
+          <w:b w:val="0"/>
+          <w:color w:val="000000"/>
+          <w:sz w:val="21"/>
+          <w:rFonts w:eastAsia="宋体" w:ascii="宋体" w:hAnsi="宋体"/>
+        </w:rPr>
+        <w:t>1、乙方应按本合同约定如期、合规组织本次活动，并配合甲方完成 logo、品牌简介、甲方指派代表宣讲 PPT、户型折页等权益落地所需的素材确认与上线工作；乙方就邀请的（客户）出席率尽合理之力达到</w:t>
       </w:r>
       <w:r>
         <w:rPr>
@@ -2163,13 +2102,8 @@
           <w:highlight w:val="yellow"/>
           <w:rFonts w:eastAsia="宋体" w:ascii="宋体" w:hAnsi="宋体"/>
         </w:rPr>
-        <w:t>（本次合作属于带有曝光对价的商业赞助，非慈善捐赠或政府专项拨款；乙方按约完成本合同第三条项下各项权益交付后，赞助费所有权即归属乙方；乙方作为独立法人，其内部财务账目及预算调配涉及商业秘密与经营自主权，不接受任何形式的外部审计、监督或检查。）</w:t>
-      </w:r>
-    </w:p>
-    <w:p>
-      <w:pPr>
-        <w:spacing w:line="336" w:lineRule="auto" w:after="40"/>
-      </w:pPr>
+        <w:t>80</w:t>
+      </w:r>
       <w:r>
         <w:rPr>
           <w:b w:val="0"/>
@@ -2177,77 +2111,7 @@
           <w:sz w:val="21"/>
           <w:rFonts w:eastAsia="宋体" w:ascii="宋体" w:hAnsi="宋体"/>
         </w:rPr>
-        <w:t>4、本活动举办过程中，所发生的非因甲方原因造成的人身损害或者财产损失事故责任（包括甲方委派的人员），全部由乙方自行承担，与甲方无关，乙方应确保甲方免受任何人士或政府部门的主张、索赔或处罚，且乙方须赔偿由此给甲方造成的全部损失。</w:t>
-      </w:r>
-    </w:p>
-    <w:p>
-      <w:pPr>
-        <w:spacing w:line="336" w:lineRule="auto" w:after="40"/>
-      </w:pPr>
-      <w:r>
-        <w:rPr>
-          <w:b w:val="0"/>
-          <w:color w:val="000000"/>
-          <w:sz w:val="21"/>
-          <w:rFonts w:eastAsia="宋体" w:ascii="宋体" w:hAnsi="宋体"/>
-        </w:rPr>
-        <w:t>5、乙方及其关联公司不得发布、转载、链接等关于甲方及其关联方品牌及其下属项目的负面报道，如在其网站、论坛、书报杂志等发现第三方对甲方及其关联方、前述品牌及项目的负面报道或评论，乙方应及时采取措施（屏蔽或删除等）并通知甲方。否则，给甲方造成的损失，由乙方负责承担。</w:t>
-      </w:r>
-    </w:p>
-    <w:p>
-      <w:pPr>
-        <w:spacing w:line="336" w:lineRule="auto" w:after="40"/>
-      </w:pPr>
-      <w:r>
-        <w:rPr>
-          <w:b w:val="0"/>
-          <w:color w:val="000000"/>
-          <w:sz w:val="21"/>
-          <w:rFonts w:eastAsia="宋体" w:ascii="宋体" w:hAnsi="宋体"/>
-        </w:rPr>
-        <w:t>6、乙方应按照甲方的要求对甲方及其关联方品牌及其下属项目在本次活动的前期宣传、现场及后期宣传中进行推广。</w:t>
-      </w:r>
-    </w:p>
-    <w:p>
-      <w:pPr>
-        <w:spacing w:line="336" w:lineRule="auto" w:after="40"/>
-      </w:pPr>
-      <w:r>
-        <w:rPr>
-          <w:b w:val="0"/>
-          <w:color w:val="000000"/>
-          <w:sz w:val="21"/>
-          <w:rFonts w:eastAsia="宋体" w:ascii="宋体" w:hAnsi="宋体"/>
-        </w:rPr>
-        <w:t>7、乙方应确保本次活动的计划性、完整性、条理性、有序性、合法性和合理性，并在甲方的监督指导下，严格按照本合同约定的活动时间、活动内容、活动要求举办。</w:t>
-      </w:r>
-    </w:p>
-    <w:p>
-      <w:pPr>
-        <w:spacing w:line="336" w:lineRule="auto" w:after="40"/>
-      </w:pPr>
-      <w:r>
-        <w:rPr>
-          <w:b w:val="0"/>
-          <w:color w:val="000000"/>
-          <w:sz w:val="21"/>
-          <w:rFonts w:eastAsia="宋体" w:ascii="宋体" w:hAnsi="宋体"/>
-        </w:rPr>
-        <w:t>8、乙方作为本次活动的主办方，或经主办方授权作为本次活动的资源经营机构及平台（已在本合同签订前向甲方提供主办方的相关授权文件），全权负责本次活动赞助招商各项事宜。</w:t>
-      </w:r>
-    </w:p>
-    <w:p>
-      <w:pPr>
-        <w:spacing w:line="336" w:lineRule="auto" w:after="40"/>
-      </w:pPr>
-      <w:r>
-        <w:rPr>
-          <w:b w:val="0"/>
-          <w:color w:val="000000"/>
-          <w:sz w:val="21"/>
-          <w:rFonts w:eastAsia="宋体" w:ascii="宋体" w:hAnsi="宋体"/>
-        </w:rPr>
-        <w:t>9、其他约定：</w:t>
+        <w:t>%以上。</w:t>
       </w:r>
       <w:r>
         <w:rPr>
@@ -2257,8 +2121,18 @@
           <w:highlight w:val="yellow"/>
           <w:rFonts w:eastAsia="宋体" w:ascii="宋体" w:hAnsi="宋体"/>
         </w:rPr>
-        <w:t>____________________（无；如有特别约定，双方另行书面确认）</w:t>
-      </w:r>
+        <w:t>（参会名单及嘉宾联络方式涉及个人信息保护，根据《中华人民共和国个人信息保护法》第十三条、第二十三条之规定，未经嘉宾本人单独授权同意，乙方不得向第三方提供，故本合同不就参会名单及嘉宾构成作硬性提交承诺，相关意向客户对接由乙方在现场协助促成。）</w:t>
+      </w:r>
+    </w:p>
+    <w:p>
+      <w:r>
+        <w:br w:type="page"/>
+      </w:r>
+    </w:p>
+    <w:p>
+      <w:pPr>
+        <w:spacing w:line="336" w:lineRule="auto" w:after="40"/>
+      </w:pPr>
       <w:r>
         <w:rPr>
           <w:b w:val="0"/>
@@ -2266,26 +2140,7 @@
           <w:sz w:val="21"/>
           <w:rFonts w:eastAsia="宋体" w:ascii="宋体" w:hAnsi="宋体"/>
         </w:rPr>
-        <w:t>。</w:t>
-      </w:r>
-    </w:p>
-    <w:p>
-      <w:pPr>
-        <w:spacing w:after="0"/>
-      </w:pPr>
-    </w:p>
-    <w:p>
-      <w:pPr>
-        <w:spacing w:line="336" w:lineRule="auto" w:before="80" w:after="80"/>
-      </w:pPr>
-      <w:r>
-        <w:rPr>
-          <w:b/>
-          <w:color w:val="000000"/>
-          <w:sz w:val="24"/>
-          <w:rFonts w:eastAsia="宋体" w:ascii="宋体" w:hAnsi="宋体"/>
-        </w:rPr>
-        <w:t>第五条  知识产权</w:t>
+        <w:t>2、乙方有权决定或修改本次活动有关内容及组织流程，但应提前征得甲方书面同意，甲方应配合乙方或乙方委托的承办方及现场工作人员的安排。</w:t>
       </w:r>
     </w:p>
     <w:p>
@@ -2299,162 +2154,7 @@
           <w:sz w:val="21"/>
           <w:rFonts w:eastAsia="宋体" w:ascii="宋体" w:hAnsi="宋体"/>
         </w:rPr>
-        <w:t>1、本合同所涉甲方商标、宣传物料、设计图纸、广告、摄影作品等相关资料的知识产权及相应的财产权利归甲方所有。未经甲方书面同意，乙方不得擅自或者委托、授权第三方使用，否则，乙方应将因此所获利益返还给甲方，并应按本合同总价款的 30%向甲方支付违约金。</w:t>
-      </w:r>
-    </w:p>
-    <w:p>
-      <w:pPr>
-        <w:spacing w:line="336" w:lineRule="auto" w:after="40"/>
-      </w:pPr>
-      <w:r>
-        <w:rPr>
-          <w:b w:val="0"/>
-          <w:color w:val="000000"/>
-          <w:sz w:val="21"/>
-          <w:rFonts w:eastAsia="宋体" w:ascii="宋体" w:hAnsi="宋体"/>
-        </w:rPr>
-        <w:t>2、乙方的活动内容不得侵犯任何第三方的知识产权或在先合法权利。如第三方提起维权主张的，乙方应自行解决并承担由此产生的一切法律责任，包括但不限于向第三方承担损失赔偿责任等。如甲方因此遭受损失（包括但不限于律师费、</w:t>
-      </w:r>
-    </w:p>
-    <w:p>
-      <w:r>
-        <w:br w:type="page"/>
-      </w:r>
-    </w:p>
-    <w:p>
-      <w:pPr>
-        <w:spacing w:line="336" w:lineRule="auto" w:after="40"/>
-      </w:pPr>
-      <w:r>
-        <w:rPr>
-          <w:b w:val="0"/>
-          <w:color w:val="000000"/>
-          <w:sz w:val="21"/>
-          <w:rFonts w:eastAsia="宋体" w:ascii="宋体" w:hAnsi="宋体"/>
-        </w:rPr>
-        <w:t>财产保全费、公告费、执行费、证据保全费、公证费、调查费、鉴定费、审计费、诉讼费、仲裁费、停工停业损失、向第三方支付违约金或赔偿金），乙方应负责赔偿，并应按本合同总价款的 30%向甲方支付违约金。</w:t>
-      </w:r>
-    </w:p>
-    <w:p>
-      <w:pPr>
-        <w:spacing w:after="0"/>
-      </w:pPr>
-    </w:p>
-    <w:p>
-      <w:pPr>
-        <w:spacing w:line="336" w:lineRule="auto" w:before="80" w:after="80"/>
-      </w:pPr>
-      <w:r>
-        <w:rPr>
-          <w:b/>
-          <w:color w:val="000000"/>
-          <w:sz w:val="24"/>
-          <w:rFonts w:eastAsia="宋体" w:ascii="宋体" w:hAnsi="宋体"/>
-        </w:rPr>
-        <w:t>第六条  保密义务</w:t>
-      </w:r>
-    </w:p>
-    <w:p>
-      <w:pPr>
-        <w:spacing w:line="336" w:lineRule="auto" w:after="40"/>
-      </w:pPr>
-      <w:r>
-        <w:rPr>
-          <w:b w:val="0"/>
-          <w:color w:val="000000"/>
-          <w:sz w:val="21"/>
-          <w:rFonts w:eastAsia="宋体" w:ascii="宋体" w:hAnsi="宋体"/>
-        </w:rPr>
-        <w:t>1、甲乙双方应对其通过订立和履行本合同而获悉的对方的商业秘密、未对外公开的重要信息严格保密，未经对方事先书面同意，不得以任何方式进行利用、向任何第三方披露或以其他方式予以公开。</w:t>
-      </w:r>
-    </w:p>
-    <w:p>
-      <w:pPr>
-        <w:spacing w:line="336" w:lineRule="auto" w:after="40"/>
-      </w:pPr>
-      <w:r>
-        <w:rPr>
-          <w:b w:val="0"/>
-          <w:color w:val="000000"/>
-          <w:sz w:val="21"/>
-          <w:rFonts w:eastAsia="宋体" w:ascii="宋体" w:hAnsi="宋体"/>
-        </w:rPr>
-        <w:t>2、未经对方许可，任何一方不得向第三方（有关法律、法规、政府部门、证券交易所或其他监管机构要求和双方的法律、会计、商业及其他顾问、雇员除外）泄露本合同的任何内容以及本合同的签订及履行情况，以及通过签订和履行本合同而获知的对方及对方关联公司的任何信息。</w:t>
-      </w:r>
-    </w:p>
-    <w:p>
-      <w:pPr>
-        <w:spacing w:line="336" w:lineRule="auto" w:after="40"/>
-      </w:pPr>
-      <w:r>
-        <w:rPr>
-          <w:b w:val="0"/>
-          <w:color w:val="000000"/>
-          <w:sz w:val="21"/>
-          <w:rFonts w:eastAsia="宋体" w:ascii="宋体" w:hAnsi="宋体"/>
-        </w:rPr>
-        <w:t>3、除订立与履行本合同项下义务之需要外，未经对方事先同意，任何一方不得擅自使用、复制对方的商标、标志、商业信息、广告样稿资料、技术及其他资料。</w:t>
-      </w:r>
-    </w:p>
-    <w:p>
-      <w:pPr>
-        <w:spacing w:line="336" w:lineRule="auto" w:after="40"/>
-      </w:pPr>
-      <w:r>
-        <w:rPr>
-          <w:b w:val="0"/>
-          <w:color w:val="000000"/>
-          <w:sz w:val="21"/>
-          <w:rFonts w:eastAsia="宋体" w:ascii="宋体" w:hAnsi="宋体"/>
-        </w:rPr>
-        <w:t>4、甲乙双方的上述保密义务不因本合同的无效、终止或被解除而终止。</w:t>
-      </w:r>
-    </w:p>
-    <w:p>
-      <w:pPr>
-        <w:spacing w:after="0"/>
-      </w:pPr>
-    </w:p>
-    <w:p>
-      <w:pPr>
-        <w:spacing w:line="336" w:lineRule="auto" w:before="80" w:after="80"/>
-      </w:pPr>
-      <w:r>
-        <w:rPr>
-          <w:b/>
-          <w:color w:val="000000"/>
-          <w:sz w:val="24"/>
-          <w:rFonts w:eastAsia="宋体" w:ascii="宋体" w:hAnsi="宋体"/>
-        </w:rPr>
-        <w:t>第七条  违约责任</w:t>
-      </w:r>
-    </w:p>
-    <w:p>
-      <w:pPr>
-        <w:spacing w:line="336" w:lineRule="auto" w:after="40"/>
-      </w:pPr>
-      <w:r>
-        <w:rPr>
-          <w:b w:val="0"/>
-          <w:color w:val="000000"/>
-          <w:sz w:val="21"/>
-          <w:rFonts w:eastAsia="宋体" w:ascii="宋体" w:hAnsi="宋体"/>
-        </w:rPr>
-        <w:t>1、甲方因自身原因无故逾期支付合同价款的，每逾期一日，按逾期应付未付金额的万分之一向乙方支付违约金。</w:t>
-      </w:r>
-    </w:p>
-    <w:p>
-      <w:pPr>
-        <w:spacing w:line="336" w:lineRule="auto" w:after="40"/>
-      </w:pPr>
-      <w:r>
-        <w:rPr>
-          <w:b w:val="0"/>
-          <w:color w:val="000000"/>
-          <w:sz w:val="21"/>
-          <w:rFonts w:eastAsia="宋体" w:ascii="宋体" w:hAnsi="宋体"/>
-        </w:rPr>
-        <w:t>2、如果乙方邀约嘉宾（客户）出席率</w:t>
+        <w:t>3、</w:t>
       </w:r>
       <w:r>
         <w:rPr>
@@ -2464,16 +2164,7 @@
           <w:highlight w:val="yellow"/>
           <w:rFonts w:eastAsia="宋体" w:ascii="宋体" w:hAnsi="宋体"/>
         </w:rPr>
-        <w:t>明显低于第四条第 1 项乙方所尽合理之力所对应的合理水平</w:t>
-      </w:r>
-      <w:r>
-        <w:rPr>
-          <w:b w:val="0"/>
-          <w:color w:val="000000"/>
-          <w:sz w:val="21"/>
-          <w:rFonts w:eastAsia="宋体" w:ascii="宋体" w:hAnsi="宋体"/>
-        </w:rPr>
-        <w:t>（参照基准：出席率低于</w:t>
+        <w:t>乙方应按本合同第二条约定的资金用途（场地租赁、舞美搭建、嘉宾接待、物料制作及现场运营等直接费用），将甲方提供的赞助费专款专用于本次活动当期支出；乙方对资金使用承担合理说明义务，可按甲方书面要求提供资金用途的合理说明文件（如分项费用汇总、主要供应商发票影像等）。</w:t>
       </w:r>
       <w:r>
         <w:rPr>
@@ -2483,8 +2174,13 @@
           <w:highlight w:val="yellow"/>
           <w:rFonts w:eastAsia="宋体" w:ascii="宋体" w:hAnsi="宋体"/>
         </w:rPr>
-        <w:t>60</w:t>
-      </w:r>
+        <w:t>（本次合作属于带有曝光对价的商业赞助，非慈善捐赠或政府专项拨款；乙方按约完成本合同第三条项下各项权益交付后，赞助费所有权即归属乙方；乙方作为独立法人，其内部财务账目、商业秘密及经营自主权受法律保护，不接受穿透式审计或对账，但配合合理范围内的资金用途说明请求。）</w:t>
+      </w:r>
+    </w:p>
+    <w:p>
+      <w:pPr>
+        <w:spacing w:line="336" w:lineRule="auto" w:after="40"/>
+      </w:pPr>
       <w:r>
         <w:rPr>
           <w:b w:val="0"/>
@@ -2492,16 +2188,7 @@
           <w:sz w:val="21"/>
           <w:rFonts w:eastAsia="宋体" w:ascii="宋体" w:hAnsi="宋体"/>
         </w:rPr>
-        <w:t>%）</w:t>
-      </w:r>
-      <w:r>
-        <w:rPr>
-          <w:b w:val="0"/>
-          <w:color w:val="000000"/>
-          <w:sz w:val="21"/>
-          <w:rFonts w:eastAsia="宋体" w:ascii="宋体" w:hAnsi="宋体"/>
-        </w:rPr>
-        <w:t>，甲方有权解除本合同，在本合同解除之日起的 5 个工作日内，乙方应返还甲方已提供的赞助费或赞助物资，同时向甲方支付</w:t>
+        <w:t>4、</w:t>
       </w:r>
       <w:r>
         <w:rPr>
@@ -2511,8 +2198,13 @@
           <w:highlight w:val="yellow"/>
           <w:rFonts w:eastAsia="宋体" w:ascii="宋体" w:hAnsi="宋体"/>
         </w:rPr>
-        <w:t>30,000</w:t>
-      </w:r>
+        <w:t>本活动举办过程中，因乙方组织不当、故意或重大过失造成的人身损害或者财产损失事故，由乙方承担相应责任；因甲方原因（含甲方人员行为）造成的损失由甲方自行承担；因第三方原因（含场地方、第三方供应商、不可控因素、意外事件）导致的损失，由相应责任方按法定责任划分承担。乙方仅就因自身过错造成的、直接、实际、可预见的损失向甲方承担赔偿责任。</w:t>
+      </w:r>
+    </w:p>
+    <w:p>
+      <w:pPr>
+        <w:spacing w:line="336" w:lineRule="auto" w:after="40"/>
+      </w:pPr>
       <w:r>
         <w:rPr>
           <w:b w:val="0"/>
@@ -2520,7 +2212,7 @@
           <w:sz w:val="21"/>
           <w:rFonts w:eastAsia="宋体" w:ascii="宋体" w:hAnsi="宋体"/>
         </w:rPr>
-        <w:t>元违约金，并赔偿甲方因此遭受的全部损失。如逾期返还赞助费或赞助物资，每逾期一日，乙方应向甲方支付合同总价万分之一每日的违约金。</w:t>
+        <w:t>5、</w:t>
       </w:r>
       <w:r>
         <w:rPr>
@@ -2530,7 +2222,7 @@
           <w:highlight w:val="yellow"/>
           <w:rFonts w:eastAsia="宋体" w:ascii="宋体" w:hAnsi="宋体"/>
         </w:rPr>
-        <w:t>（关于「不一致率超过【】%」条款，鉴于第四条第 1 项乙方义务基于《个人信息保护法》合规要求未对参会名单作硬性提交承诺，故本款不再考核邀约嘉宾一致性。）</w:t>
+        <w:t>乙方及其官方可控渠道（含联合会官网、官方公众号、官方视频号等）不得发布、转载、链接等关于甲方及其关联方品牌及其下属项目的不实诋毁性报道；如乙方发现第三方媒体、论坛、个人评论对甲方及其关联方有不实负面报道，乙方应协助甲方采取措施（如向平台投诉要求屏蔽或删除等）并通知甲方。乙方不承担非因乙方故意或重大过失造成的第三方独立侵权及损失赔偿责任。</w:t>
       </w:r>
     </w:p>
     <w:p>
@@ -2544,7 +2236,49 @@
           <w:sz w:val="21"/>
           <w:rFonts w:eastAsia="宋体" w:ascii="宋体" w:hAnsi="宋体"/>
         </w:rPr>
-        <w:t>3、</w:t>
+        <w:t>6、乙方应按照甲方的要求对甲方及其关联方品牌及其下属项目在本次活动的前期宣传、现场及后期宣传中进行推广。</w:t>
+      </w:r>
+    </w:p>
+    <w:p>
+      <w:pPr>
+        <w:spacing w:line="336" w:lineRule="auto" w:after="40"/>
+      </w:pPr>
+      <w:r>
+        <w:rPr>
+          <w:b w:val="0"/>
+          <w:color w:val="000000"/>
+          <w:sz w:val="21"/>
+          <w:rFonts w:eastAsia="宋体" w:ascii="宋体" w:hAnsi="宋体"/>
+        </w:rPr>
+        <w:t>7、乙方应确保本次活动的计划性、完整性、条理性、有序性、合法性和合理性，并在甲方的监督指导下，严格按照本合同约定的活动时间、活动内容、活动要求举办。</w:t>
+      </w:r>
+    </w:p>
+    <w:p>
+      <w:pPr>
+        <w:spacing w:line="336" w:lineRule="auto" w:after="40"/>
+      </w:pPr>
+      <w:r>
+        <w:rPr>
+          <w:b w:val="0"/>
+          <w:color w:val="000000"/>
+          <w:sz w:val="21"/>
+          <w:rFonts w:eastAsia="宋体" w:ascii="宋体" w:hAnsi="宋体"/>
+        </w:rPr>
+        <w:t>8、乙方作为本次活动的主办方，或经主办方授权作为本次活动的资源经营机构及平台（已在本合同签订前向甲方提供主办方的相关授权文件），全权负责本次活动赞助招商各项事宜。</w:t>
+      </w:r>
+    </w:p>
+    <w:p>
+      <w:pPr>
+        <w:spacing w:line="336" w:lineRule="auto" w:after="40"/>
+      </w:pPr>
+      <w:r>
+        <w:rPr>
+          <w:b w:val="0"/>
+          <w:color w:val="000000"/>
+          <w:sz w:val="21"/>
+          <w:rFonts w:eastAsia="宋体" w:ascii="宋体" w:hAnsi="宋体"/>
+        </w:rPr>
+        <w:t>9、其他约定：</w:t>
       </w:r>
       <w:r>
         <w:rPr>
@@ -2554,18 +2288,8 @@
           <w:highlight w:val="yellow"/>
           <w:rFonts w:eastAsia="宋体" w:ascii="宋体" w:hAnsi="宋体"/>
         </w:rPr>
-        <w:t>（鉴于第四条第 1 项乙方义务已基于《中华人民共和国个人信息保护法》第十三条、第二十三条之规定，未对参会名单及嘉宾联络方式作硬性提交承诺，本款关于「未在签订时提供参会名单」的违约责任不再适用，留为占位以备后续双方另行书面约定。）</w:t>
-      </w:r>
-    </w:p>
-    <w:p>
-      <w:r>
-        <w:br w:type="page"/>
-      </w:r>
-    </w:p>
-    <w:p>
-      <w:pPr>
-        <w:spacing w:line="336" w:lineRule="auto" w:after="40"/>
-      </w:pPr>
+        <w:t>____________________（无；如有特别约定，双方另行书面确认）</w:t>
+      </w:r>
       <w:r>
         <w:rPr>
           <w:b w:val="0"/>
@@ -2573,7 +2297,54 @@
           <w:sz w:val="21"/>
           <w:rFonts w:eastAsia="宋体" w:ascii="宋体" w:hAnsi="宋体"/>
         </w:rPr>
-        <w:t>4、如乙方未按照本合同约定的用途使用甲方提供的赞助费或赞助物资等的，则甲方有权解除本合同，在本合同解除之日起的 5 个工作日内，乙方应返还甲方已提供的赞助费或赞助物资，同时向甲方支付</w:t>
+        <w:t>。</w:t>
+      </w:r>
+    </w:p>
+    <w:p>
+      <w:pPr>
+        <w:spacing w:after="0"/>
+      </w:pPr>
+    </w:p>
+    <w:p>
+      <w:pPr>
+        <w:spacing w:line="336" w:lineRule="auto" w:before="80" w:after="80"/>
+      </w:pPr>
+      <w:r>
+        <w:rPr>
+          <w:b/>
+          <w:color w:val="000000"/>
+          <w:sz w:val="24"/>
+          <w:rFonts w:eastAsia="宋体" w:ascii="宋体" w:hAnsi="宋体"/>
+        </w:rPr>
+        <w:t>第五条  知识产权</w:t>
+      </w:r>
+    </w:p>
+    <w:p>
+      <w:pPr>
+        <w:spacing w:line="336" w:lineRule="auto" w:after="40"/>
+      </w:pPr>
+      <w:r>
+        <w:rPr>
+          <w:b w:val="0"/>
+          <w:color w:val="000000"/>
+          <w:sz w:val="21"/>
+          <w:rFonts w:eastAsia="宋体" w:ascii="宋体" w:hAnsi="宋体"/>
+        </w:rPr>
+        <w:t>1、本合同所涉甲方商标、宣传物料、设计图纸、广告、摄影作品等相关资料的知识产权及相应的财产权利归甲方所有。未经甲方书面同意，乙方不得擅自或者委托、授权第三方使用，否则，乙方应将因此所获利益返还给甲方，并应按本合同总价款的 30%向甲方支付违约金。</w:t>
+      </w:r>
+    </w:p>
+    <w:p>
+      <w:pPr>
+        <w:spacing w:line="336" w:lineRule="auto" w:after="40"/>
+      </w:pPr>
+      <w:r>
+        <w:rPr>
+          <w:b w:val="0"/>
+          <w:color w:val="000000"/>
+          <w:sz w:val="21"/>
+          <w:rFonts w:eastAsia="宋体" w:ascii="宋体" w:hAnsi="宋体"/>
+        </w:rPr>
+        <w:t>2、</w:t>
       </w:r>
       <w:r>
         <w:rPr>
@@ -2583,7 +2354,7 @@
           <w:highlight w:val="yellow"/>
           <w:rFonts w:eastAsia="宋体" w:ascii="宋体" w:hAnsi="宋体"/>
         </w:rPr>
-        <w:t>30,000</w:t>
+        <w:t>乙方就其自行提供的活动内容（不含甲方提供的物料、品牌素材、宣传文案等）不侵犯任何第三方的知识产权或在先合法权利作出声明。</w:t>
       </w:r>
       <w:r>
         <w:rPr>
@@ -2592,7 +2363,134 @@
           <w:sz w:val="21"/>
           <w:rFonts w:eastAsia="宋体" w:ascii="宋体" w:hAnsi="宋体"/>
         </w:rPr>
-        <w:t>元违约金，并赔偿甲方因此遭受的全部损失。如逾期返还甲方已支付的赞助费、逾期支付违约金或逾期返还赞助物资的，则每逾期一日，乙方应向甲方支付</w:t>
+        <w:t>如因乙方自行提供的内容导致第三方提起维权主张的，乙方应在自身过错范围内承担相应法律责任。甲方提供的物料、品牌素材、宣传文案等导致的第三方维权主张，由甲方自行承担。</w:t>
+      </w:r>
+    </w:p>
+    <w:p>
+      <w:r>
+        <w:br w:type="page"/>
+      </w:r>
+    </w:p>
+    <w:p>
+      <w:pPr>
+        <w:spacing w:line="336" w:lineRule="auto" w:after="40"/>
+      </w:pPr>
+      <w:r>
+        <w:rPr>
+          <w:b w:val="0"/>
+          <w:color w:val="000000"/>
+          <w:sz w:val="21"/>
+          <w:rFonts w:eastAsia="宋体" w:ascii="宋体" w:hAnsi="宋体"/>
+        </w:rPr>
+        <w:t>乙方就本款项下违约对甲方承担的赔偿责任，不超过本合同总价款的 30%；甲方提供的物料导致的第三方维权主张所产生的损失，由甲方独立承担。</w:t>
+      </w:r>
+    </w:p>
+    <w:p>
+      <w:pPr>
+        <w:spacing w:after="0"/>
+      </w:pPr>
+    </w:p>
+    <w:p>
+      <w:pPr>
+        <w:spacing w:line="336" w:lineRule="auto" w:before="80" w:after="80"/>
+      </w:pPr>
+      <w:r>
+        <w:rPr>
+          <w:b/>
+          <w:color w:val="000000"/>
+          <w:sz w:val="24"/>
+          <w:rFonts w:eastAsia="宋体" w:ascii="宋体" w:hAnsi="宋体"/>
+        </w:rPr>
+        <w:t>第六条  保密义务</w:t>
+      </w:r>
+    </w:p>
+    <w:p>
+      <w:pPr>
+        <w:spacing w:line="336" w:lineRule="auto" w:after="40"/>
+      </w:pPr>
+      <w:r>
+        <w:rPr>
+          <w:b w:val="0"/>
+          <w:color w:val="000000"/>
+          <w:sz w:val="21"/>
+          <w:rFonts w:eastAsia="宋体" w:ascii="宋体" w:hAnsi="宋体"/>
+        </w:rPr>
+        <w:t>1、甲乙双方应对其通过订立和履行本合同而获悉的对方的商业秘密、未对外公开的重要信息严格保密，未经对方事先书面同意，不得以任何方式进行利用、向任何第三方披露或以其他方式予以公开。</w:t>
+      </w:r>
+    </w:p>
+    <w:p>
+      <w:pPr>
+        <w:spacing w:line="336" w:lineRule="auto" w:after="40"/>
+      </w:pPr>
+      <w:r>
+        <w:rPr>
+          <w:b w:val="0"/>
+          <w:color w:val="000000"/>
+          <w:sz w:val="21"/>
+          <w:rFonts w:eastAsia="宋体" w:ascii="宋体" w:hAnsi="宋体"/>
+        </w:rPr>
+        <w:t>2、未经对方许可，任何一方不得向第三方（有关法律、法规、政府部门、证券交易所或其他监管机构要求和双方的法律、会计、商业及其他顾问、雇员除外）泄露本合同的任何内容以及本合同的签订及履行情况，以及通过签订和履行本合同而获知的对方及对方关联公司的任何信息。</w:t>
+      </w:r>
+    </w:p>
+    <w:p>
+      <w:pPr>
+        <w:spacing w:line="336" w:lineRule="auto" w:after="40"/>
+      </w:pPr>
+      <w:r>
+        <w:rPr>
+          <w:b w:val="0"/>
+          <w:color w:val="000000"/>
+          <w:sz w:val="21"/>
+          <w:rFonts w:eastAsia="宋体" w:ascii="宋体" w:hAnsi="宋体"/>
+        </w:rPr>
+        <w:t>3、除订立与履行本合同项下义务之需要外，未经对方事先同意，任何一方不得擅自使用、复制对方的商标、标志、商业信息、广告样稿资料、技术及其他资料。</w:t>
+      </w:r>
+    </w:p>
+    <w:p>
+      <w:pPr>
+        <w:spacing w:line="336" w:lineRule="auto" w:after="40"/>
+      </w:pPr>
+      <w:r>
+        <w:rPr>
+          <w:b w:val="0"/>
+          <w:color w:val="000000"/>
+          <w:sz w:val="21"/>
+          <w:rFonts w:eastAsia="宋体" w:ascii="宋体" w:hAnsi="宋体"/>
+        </w:rPr>
+        <w:t>4、甲乙双方的上述保密义务不因本合同的无效、终止或被解除而终止。</w:t>
+      </w:r>
+    </w:p>
+    <w:p>
+      <w:pPr>
+        <w:spacing w:after="0"/>
+      </w:pPr>
+    </w:p>
+    <w:p>
+      <w:pPr>
+        <w:spacing w:line="336" w:lineRule="auto" w:before="80" w:after="80"/>
+      </w:pPr>
+      <w:r>
+        <w:rPr>
+          <w:b/>
+          <w:color w:val="000000"/>
+          <w:sz w:val="24"/>
+          <w:rFonts w:eastAsia="宋体" w:ascii="宋体" w:hAnsi="宋体"/>
+        </w:rPr>
+        <w:t>第七条  违约责任</w:t>
+      </w:r>
+    </w:p>
+    <w:p>
+      <w:pPr>
+        <w:spacing w:line="336" w:lineRule="auto" w:after="40"/>
+      </w:pPr>
+      <w:r>
+        <w:rPr>
+          <w:b w:val="0"/>
+          <w:color w:val="000000"/>
+          <w:sz w:val="21"/>
+          <w:rFonts w:eastAsia="宋体" w:ascii="宋体" w:hAnsi="宋体"/>
+        </w:rPr>
+        <w:t>1、甲方因自身原因无故逾期支付合同价款的，每逾期一日，按逾期应付未付金额的</w:t>
       </w:r>
       <w:r>
         <w:rPr>
@@ -2602,7 +2500,7 @@
           <w:highlight w:val="yellow"/>
           <w:rFonts w:eastAsia="宋体" w:ascii="宋体" w:hAnsi="宋体"/>
         </w:rPr>
-        <w:t>1,000</w:t>
+        <w:t>千分之一</w:t>
       </w:r>
       <w:r>
         <w:rPr>
@@ -2611,7 +2509,7 @@
           <w:sz w:val="21"/>
           <w:rFonts w:eastAsia="宋体" w:ascii="宋体" w:hAnsi="宋体"/>
         </w:rPr>
-        <w:t>元违约金。</w:t>
+        <w:t>向乙方支付违约金；逾期超过 15 个自然日的，乙方有权解除本合同并要求甲方一次性支付全部应付未付款项及违约金。</w:t>
       </w:r>
     </w:p>
     <w:p>
@@ -2625,7 +2523,7 @@
           <w:sz w:val="21"/>
           <w:rFonts w:eastAsia="宋体" w:ascii="宋体" w:hAnsi="宋体"/>
         </w:rPr>
-        <w:t>5、如本次活动非因甲方原因无法如期举行的，则每逾期一日，乙方应向甲方支付</w:t>
+        <w:t>2、</w:t>
       </w:r>
       <w:r>
         <w:rPr>
@@ -2635,8 +2533,13 @@
           <w:highlight w:val="yellow"/>
           <w:rFonts w:eastAsia="宋体" w:ascii="宋体" w:hAnsi="宋体"/>
         </w:rPr>
-        <w:t>1,000</w:t>
-      </w:r>
+        <w:t>【双方确认】鉴于第四条第 1 项乙方仅就出席率承担「尽合理之力」的努力义务（非保证义务），且参会人数受活动行业自然波动、嘉宾临时变更等不可控因素影响，本款约定：除乙方故意或重大过失导致核心权益无法交付外，参会人数波动不构成乙方违约，亦不得作为甲方拒付、扣款或解除本合同的依据；本款关于「出席率违约金 / 不一致率违约金」相应不再适用，留为占位以备后续双方另行书面约定。</w:t>
+      </w:r>
+    </w:p>
+    <w:p>
+      <w:pPr>
+        <w:spacing w:line="336" w:lineRule="auto" w:after="40"/>
+      </w:pPr>
       <w:r>
         <w:rPr>
           <w:b w:val="0"/>
@@ -2644,7 +2547,7 @@
           <w:sz w:val="21"/>
           <w:rFonts w:eastAsia="宋体" w:ascii="宋体" w:hAnsi="宋体"/>
         </w:rPr>
-        <w:t>元违约金；如逾期超过 10 日仍未举行或非因甲方原因导致本次活动无法举行或者被终止的，甲方有权解除合同，乙方应在本合同解除之日起的 5 日内全额退还甲方已支付的赞助费用或提供的赞助物资（如有），同时向甲方支付违约金</w:t>
+        <w:t>3、</w:t>
       </w:r>
       <w:r>
         <w:rPr>
@@ -2654,8 +2557,18 @@
           <w:highlight w:val="yellow"/>
           <w:rFonts w:eastAsia="宋体" w:ascii="宋体" w:hAnsi="宋体"/>
         </w:rPr>
-        <w:t>50,000</w:t>
-      </w:r>
+        <w:t>（鉴于第四条第 1 项乙方义务已基于《中华人民共和国个人信息保护法》第十三条、第二十三条之规定，未对参会名单及嘉宾联络方式作硬性提交承诺，本款关于「未在签订时提供参会名单」的违约责任不再适用，留为占位以备后续双方另行书面约定。）</w:t>
+      </w:r>
+    </w:p>
+    <w:p>
+      <w:r>
+        <w:br w:type="page"/>
+      </w:r>
+    </w:p>
+    <w:p>
+      <w:pPr>
+        <w:spacing w:line="336" w:lineRule="auto" w:after="40"/>
+      </w:pPr>
       <w:r>
         <w:rPr>
           <w:b w:val="0"/>
@@ -2663,7 +2576,7 @@
           <w:sz w:val="21"/>
           <w:rFonts w:eastAsia="宋体" w:ascii="宋体" w:hAnsi="宋体"/>
         </w:rPr>
-        <w:t>元（大写：人民币</w:t>
+        <w:t>4、如乙方未按照本合同约定的用途使用甲方提供的赞助费或赞助物资等的，则甲方有权解除本合同，在本合同解除之日起的 5 个工作日内，乙方应返还甲方已提供的赞助费或赞助物资，同时向甲方支付</w:t>
       </w:r>
       <w:r>
         <w:rPr>
@@ -2673,7 +2586,7 @@
           <w:highlight w:val="yellow"/>
           <w:rFonts w:eastAsia="宋体" w:ascii="宋体" w:hAnsi="宋体"/>
         </w:rPr>
-        <w:t>伍万</w:t>
+        <w:t>30,000</w:t>
       </w:r>
       <w:r>
         <w:rPr>
@@ -2682,7 +2595,7 @@
           <w:sz w:val="21"/>
           <w:rFonts w:eastAsia="宋体" w:ascii="宋体" w:hAnsi="宋体"/>
         </w:rPr>
-        <w:t>元整），并赔偿甲方因此遭受的全部损失。如逾期支付赞助费、违约金或逾期返还赞助物资的，则每逾期一日，乙方应向甲方支付</w:t>
+        <w:t>元违约金，并赔偿甲方因此遭受的全部损失。如逾期返还甲方已支付的赞助费、逾期支付违约金或逾期返还赞助物资的，则每逾期一日，乙方应向甲方支付</w:t>
       </w:r>
       <w:r>
         <w:rPr>
@@ -2715,361 +2628,7 @@
           <w:sz w:val="21"/>
           <w:rFonts w:eastAsia="宋体" w:ascii="宋体" w:hAnsi="宋体"/>
         </w:rPr>
-        <w:t>6、乙方违反保密义务的，应当按照本合同总价款的 30%向甲方支付违约金，如不足以弥补甲方损失的，应予补足。</w:t>
-      </w:r>
-    </w:p>
-    <w:p>
-      <w:pPr>
-        <w:spacing w:line="336" w:lineRule="auto" w:after="40"/>
-      </w:pPr>
-      <w:r>
-        <w:rPr>
-          <w:b w:val="0"/>
-          <w:color w:val="000000"/>
-          <w:sz w:val="21"/>
-          <w:rFonts w:eastAsia="宋体" w:ascii="宋体" w:hAnsi="宋体"/>
-        </w:rPr>
-        <w:t>7、除本合同另有约定外，本合同签订后，双方应严格履行合同义务，任何一方单方面终止合同的，应按照本合同总价款的 20%向对方支付违约金。</w:t>
-      </w:r>
-    </w:p>
-    <w:p>
-      <w:pPr>
-        <w:spacing w:line="336" w:lineRule="auto" w:after="40"/>
-      </w:pPr>
-      <w:r>
-        <w:rPr>
-          <w:b w:val="0"/>
-          <w:color w:val="000000"/>
-          <w:sz w:val="21"/>
-          <w:rFonts w:eastAsia="宋体" w:ascii="宋体" w:hAnsi="宋体"/>
-        </w:rPr>
-        <w:t>8、除前述约定外，任何一方有其他违反本合同约定的情形的，违约方应赔偿给守约方造成的全部损失，包括但不限于律师费、财产保全费、财产保全保险费、公告费、执行费、证据保全费、公证费、调查费、鉴定费、审计费、诉讼费、仲裁费、停工停业损失、向第三方支付违约金或赔偿金、罚款等。</w:t>
-      </w:r>
-    </w:p>
-    <w:p>
-      <w:pPr>
-        <w:spacing w:line="336" w:lineRule="auto" w:after="40"/>
-      </w:pPr>
-      <w:r>
-        <w:rPr>
-          <w:b w:val="0"/>
-          <w:color w:val="000000"/>
-          <w:sz w:val="21"/>
-          <w:rFonts w:eastAsia="宋体" w:ascii="宋体" w:hAnsi="宋体"/>
-        </w:rPr>
-        <w:t>9、甲方有权直接在应付未付乙方的合同款项中扣除本合同项下乙方应付的违约金及赔偿金、罚款等，不足部分可向乙方继续追偿。</w:t>
-      </w:r>
-    </w:p>
-    <w:p>
-      <w:pPr>
-        <w:spacing w:line="336" w:lineRule="auto" w:after="40"/>
-      </w:pPr>
-      <w:r>
-        <w:rPr>
-          <w:b w:val="0"/>
-          <w:color w:val="000000"/>
-          <w:sz w:val="21"/>
-          <w:rFonts w:eastAsia="宋体" w:ascii="宋体" w:hAnsi="宋体"/>
-        </w:rPr>
-        <w:t>10、甲方向乙方追究违约责任或索赔产生的各项费用，包括但不限于危机处理费、第三方索赔损失、政府行政处罚罚款、因参与政府处理过程发生的费用、商誉损失、诉讼费、律师费、评估费、鉴定费、审计费、公证费、调查费、财产保全费、财产保全保险费、证据保全费、公告费、差旅费、交通费等，均由乙方</w:t>
-      </w:r>
-    </w:p>
-    <w:p>
-      <w:r>
-        <w:br w:type="page"/>
-      </w:r>
-    </w:p>
-    <w:p>
-      <w:pPr>
-        <w:spacing w:line="336" w:lineRule="auto" w:after="40"/>
-      </w:pPr>
-      <w:r>
-        <w:rPr>
-          <w:b w:val="0"/>
-          <w:color w:val="000000"/>
-          <w:sz w:val="21"/>
-          <w:rFonts w:eastAsia="宋体" w:ascii="宋体" w:hAnsi="宋体"/>
-        </w:rPr>
-        <w:t>承担。</w:t>
-      </w:r>
-    </w:p>
-    <w:p>
-      <w:pPr>
-        <w:spacing w:after="0"/>
-      </w:pPr>
-    </w:p>
-    <w:p>
-      <w:pPr>
-        <w:spacing w:line="336" w:lineRule="auto" w:before="80" w:after="80"/>
-      </w:pPr>
-      <w:r>
-        <w:rPr>
-          <w:b/>
-          <w:color w:val="000000"/>
-          <w:sz w:val="24"/>
-          <w:rFonts w:eastAsia="宋体" w:ascii="宋体" w:hAnsi="宋体"/>
-        </w:rPr>
-        <w:t>第八条  不可抗力</w:t>
-      </w:r>
-    </w:p>
-    <w:p>
-      <w:pPr>
-        <w:spacing w:line="336" w:lineRule="auto" w:after="40"/>
-      </w:pPr>
-      <w:r>
-        <w:rPr>
-          <w:b w:val="0"/>
-          <w:color w:val="000000"/>
-          <w:sz w:val="21"/>
-          <w:rFonts w:eastAsia="宋体" w:ascii="宋体" w:hAnsi="宋体"/>
-        </w:rPr>
-        <w:t>1、不可抗力指由于不能预见、不能避免和不能克服的自然原因或社会原因，致使本合同不能履行或者不能完全履行的情形，包括战争、暴乱、空中飞行物体坠落及因此或其他非甲、乙双方责任造成的爆炸、火灾，严重的自然灾害，法律规定的其他情形等。</w:t>
-      </w:r>
-    </w:p>
-    <w:p>
-      <w:pPr>
-        <w:spacing w:line="336" w:lineRule="auto" w:after="40"/>
-      </w:pPr>
-      <w:r>
-        <w:rPr>
-          <w:b w:val="0"/>
-          <w:color w:val="000000"/>
-          <w:sz w:val="21"/>
-          <w:rFonts w:eastAsia="宋体" w:ascii="宋体" w:hAnsi="宋体"/>
-        </w:rPr>
-        <w:t>2、遭遇不可抗力的一方，应立即书面通知另一方，并应在不可抗力发生后 15 天内，向另一方提供不可抗力发生地政府部门出具的证明合同不能履行或需要延期履行、部分履行的有效证明文件。</w:t>
-      </w:r>
-    </w:p>
-    <w:p>
-      <w:pPr>
-        <w:spacing w:line="336" w:lineRule="auto" w:after="40"/>
-      </w:pPr>
-      <w:r>
-        <w:rPr>
-          <w:b w:val="0"/>
-          <w:color w:val="000000"/>
-          <w:sz w:val="21"/>
-          <w:rFonts w:eastAsia="宋体" w:ascii="宋体" w:hAnsi="宋体"/>
-        </w:rPr>
-        <w:t>3、双方按不可抗力对合同履行的影响程度协商决定是否解除合同、延期履行合同或者部分履行合同。</w:t>
-      </w:r>
-    </w:p>
-    <w:p>
-      <w:pPr>
-        <w:spacing w:line="336" w:lineRule="auto" w:after="40"/>
-      </w:pPr>
-      <w:r>
-        <w:rPr>
-          <w:b w:val="0"/>
-          <w:color w:val="000000"/>
-          <w:sz w:val="21"/>
-          <w:rFonts w:eastAsia="宋体" w:ascii="宋体" w:hAnsi="宋体"/>
-        </w:rPr>
-        <w:t>4、对因不可抗力未能履约给另一方造成的经济损失，该履约方不负赔偿责任，但本合同另有约定的除外。</w:t>
-      </w:r>
-    </w:p>
-    <w:p>
-      <w:pPr>
-        <w:spacing w:line="336" w:lineRule="auto" w:after="40"/>
-      </w:pPr>
-      <w:r>
-        <w:rPr>
-          <w:b w:val="0"/>
-          <w:color w:val="000000"/>
-          <w:sz w:val="21"/>
-          <w:rFonts w:eastAsia="宋体" w:ascii="宋体" w:hAnsi="宋体"/>
-        </w:rPr>
-        <w:t>5、关于新型冠状病毒引发的肺炎疫情的特别约定</w:t>
-      </w:r>
-    </w:p>
-    <w:p>
-      <w:pPr>
-        <w:spacing w:line="336" w:lineRule="auto" w:after="40"/>
-      </w:pPr>
-      <w:r>
-        <w:rPr>
-          <w:b w:val="0"/>
-          <w:color w:val="000000"/>
-          <w:sz w:val="21"/>
-          <w:rFonts w:eastAsia="宋体" w:ascii="宋体" w:hAnsi="宋体"/>
-        </w:rPr>
-        <w:t>（1）甲乙双方特别确认，乙方不得以新型冠状病毒引发的肺炎疫情（以下简称新冠疫情）为由要求甲方增加本合同项下费用，包括但不限于新冠疫情导致的：①管控费用；②防疫物资采购费用；③人工、材料、设备上涨费用；④延期费用（包括但不限于窝工损失、赶工费用）；⑤人员损失或赔偿费用等。上述费用均由乙方自行承担，乙方已清楚了解并愿意自行承担上述风险。</w:t>
-      </w:r>
-    </w:p>
-    <w:p>
-      <w:pPr>
-        <w:spacing w:line="336" w:lineRule="auto" w:after="40"/>
-      </w:pPr>
-      <w:r>
-        <w:rPr>
-          <w:b w:val="0"/>
-          <w:color w:val="000000"/>
-          <w:sz w:val="21"/>
-          <w:rFonts w:eastAsia="宋体" w:ascii="宋体" w:hAnsi="宋体"/>
-        </w:rPr>
-        <w:t>（2）新冠疫情持续期间，乙方应严格按照项目所在地相关政府部门及疫情管控机构的要求进行工作现场疫情管控，落实现场工作人员健康情况监测，备置充足的防疫物资，做好现场工作人员服务管理、避免工作现场交叉感染，并做好疫情管理相关报告工作。如因乙方原因导致工作现场未能得到有效管理，疫情扩散，或甲方因此遭受行政处罚的，甲方有权要求乙方赔偿因此给甲方造成的全部损失。</w:t>
-      </w:r>
-    </w:p>
-    <w:p>
-      <w:pPr>
-        <w:spacing w:after="0"/>
-      </w:pPr>
-    </w:p>
-    <w:p>
-      <w:pPr>
-        <w:spacing w:line="336" w:lineRule="auto" w:before="80" w:after="80"/>
-      </w:pPr>
-      <w:r>
-        <w:rPr>
-          <w:b/>
-          <w:color w:val="000000"/>
-          <w:sz w:val="24"/>
-          <w:rFonts w:eastAsia="宋体" w:ascii="宋体" w:hAnsi="宋体"/>
-        </w:rPr>
-        <w:t>第九条  通知与送达</w:t>
-      </w:r>
-    </w:p>
-    <w:p>
-      <w:r>
-        <w:br w:type="page"/>
-      </w:r>
-    </w:p>
-    <w:p>
-      <w:pPr>
-        <w:spacing w:line="336" w:lineRule="auto" w:after="40"/>
-      </w:pPr>
-      <w:r>
-        <w:rPr>
-          <w:b w:val="0"/>
-          <w:color w:val="000000"/>
-          <w:sz w:val="21"/>
-          <w:rFonts w:eastAsia="宋体" w:ascii="宋体" w:hAnsi="宋体"/>
-        </w:rPr>
-        <w:t>1、本合同项下任何一方向对方发出的通知、信件、数据电文等，应当发送至本合同下列约定的地址、联系人和通信终端。一方当事人变更名称、地址、联系人或通信终端的，应当在变更后 3 日内及时书面通知对方当事人，对方当事人实际收到书面变更通知前的送达仍为有效送达。任何根据本合同发出的文件，均应当采取书面形式。</w:t>
-      </w:r>
-    </w:p>
-    <w:p>
-      <w:pPr>
-        <w:spacing w:line="336" w:lineRule="auto" w:after="40"/>
-      </w:pPr>
-      <w:r>
-        <w:rPr>
-          <w:b w:val="0"/>
-          <w:color w:val="000000"/>
-          <w:sz w:val="21"/>
-          <w:rFonts w:eastAsia="宋体" w:ascii="宋体" w:hAnsi="宋体"/>
-        </w:rPr>
-        <w:t>2、联系人及联系方式：</w:t>
-      </w:r>
-    </w:p>
-    <w:p>
-      <w:pPr>
-        <w:spacing w:line="336" w:lineRule="auto" w:after="40"/>
-      </w:pPr>
-      <w:r>
-        <w:rPr>
-          <w:b w:val="0"/>
-          <w:color w:val="000000"/>
-          <w:sz w:val="21"/>
-          <w:rFonts w:eastAsia="宋体" w:ascii="宋体" w:hAnsi="宋体"/>
-        </w:rPr>
-        <w:t>甲方联系人：</w:t>
-      </w:r>
-      <w:r>
-        <w:rPr>
-          <w:b w:val="0"/>
-          <w:color w:val="000000"/>
-          <w:sz w:val="21"/>
-          <w:rFonts w:eastAsia="宋体" w:ascii="宋体" w:hAnsi="宋体"/>
-        </w:rPr>
-        <w:t>________________________________</w:t>
-      </w:r>
-      <w:r>
-        <w:rPr>
-          <w:b w:val="0"/>
-          <w:color w:val="000000"/>
-          <w:sz w:val="21"/>
-          <w:rFonts w:eastAsia="宋体" w:ascii="宋体" w:hAnsi="宋体"/>
-        </w:rPr>
-        <w:t>；</w:t>
-      </w:r>
-    </w:p>
-    <w:p>
-      <w:pPr>
-        <w:spacing w:line="336" w:lineRule="auto" w:after="40"/>
-      </w:pPr>
-      <w:r>
-        <w:rPr>
-          <w:b w:val="0"/>
-          <w:color w:val="000000"/>
-          <w:sz w:val="21"/>
-          <w:rFonts w:eastAsia="宋体" w:ascii="宋体" w:hAnsi="宋体"/>
-        </w:rPr>
-        <w:t>联系电话：</w:t>
-      </w:r>
-      <w:r>
-        <w:rPr>
-          <w:b w:val="0"/>
-          <w:color w:val="000000"/>
-          <w:sz w:val="21"/>
-          <w:rFonts w:eastAsia="宋体" w:ascii="宋体" w:hAnsi="宋体"/>
-        </w:rPr>
-        <w:t>________________________________</w:t>
-      </w:r>
-      <w:r>
-        <w:rPr>
-          <w:b w:val="0"/>
-          <w:color w:val="000000"/>
-          <w:sz w:val="21"/>
-          <w:rFonts w:eastAsia="宋体" w:ascii="宋体" w:hAnsi="宋体"/>
-        </w:rPr>
-        <w:t>；</w:t>
-      </w:r>
-    </w:p>
-    <w:p>
-      <w:pPr>
-        <w:spacing w:line="336" w:lineRule="auto" w:after="40"/>
-      </w:pPr>
-      <w:r>
-        <w:rPr>
-          <w:b w:val="0"/>
-          <w:color w:val="000000"/>
-          <w:sz w:val="21"/>
-          <w:rFonts w:eastAsia="宋体" w:ascii="宋体" w:hAnsi="宋体"/>
-        </w:rPr>
-        <w:t>联系地址：</w:t>
-      </w:r>
-      <w:r>
-        <w:rPr>
-          <w:b w:val="0"/>
-          <w:color w:val="000000"/>
-          <w:sz w:val="21"/>
-          <w:rFonts w:eastAsia="宋体" w:ascii="宋体" w:hAnsi="宋体"/>
-        </w:rPr>
-        <w:t>________________________________</w:t>
-      </w:r>
-      <w:r>
-        <w:rPr>
-          <w:b w:val="0"/>
-          <w:color w:val="000000"/>
-          <w:sz w:val="21"/>
-          <w:rFonts w:eastAsia="宋体" w:ascii="宋体" w:hAnsi="宋体"/>
-        </w:rPr>
-        <w:t>。</w:t>
-      </w:r>
-    </w:p>
-    <w:p>
-      <w:pPr>
-        <w:spacing w:line="336" w:lineRule="auto" w:after="40"/>
-      </w:pPr>
-      <w:r>
-        <w:rPr>
-          <w:b w:val="0"/>
-          <w:color w:val="000000"/>
-          <w:sz w:val="21"/>
-          <w:rFonts w:eastAsia="宋体" w:ascii="宋体" w:hAnsi="宋体"/>
-        </w:rPr>
-        <w:t>乙方联系人：</w:t>
+        <w:t>5、</w:t>
       </w:r>
       <w:r>
         <w:rPr>
@@ -3079,30 +2638,7 @@
           <w:highlight w:val="yellow"/>
           <w:rFonts w:eastAsia="宋体" w:ascii="宋体" w:hAnsi="宋体"/>
         </w:rPr>
-        <w:t>胡继刚</w:t>
-      </w:r>
-      <w:r>
-        <w:rPr>
-          <w:b w:val="0"/>
-          <w:color w:val="000000"/>
-          <w:sz w:val="21"/>
-          <w:rFonts w:eastAsia="宋体" w:ascii="宋体" w:hAnsi="宋体"/>
-        </w:rPr>
-        <w:t>；</w:t>
-      </w:r>
-    </w:p>
-    <w:p>
-      <w:pPr>
-        <w:spacing w:line="336" w:lineRule="auto" w:after="40"/>
-      </w:pPr>
-      <w:r>
-        <w:rPr>
-          <w:b w:val="0"/>
-          <w:color w:val="000000"/>
-          <w:sz w:val="21"/>
-          <w:rFonts w:eastAsia="宋体" w:ascii="宋体" w:hAnsi="宋体"/>
-        </w:rPr>
-        <w:t>联系电话：</w:t>
+        <w:t>【活动已完成 · 本款不再适用】鉴于本次活动已于 2026 年 5 月 22 日实际圆满完成，本款关于「活动无法如期举行」「逾期超过 10 日未举行」「活动取消违约金」等未来履约场景的违约责任不再适用，留为占位以备后续年度活动另行书面约定。</w:t>
       </w:r>
       <w:r>
         <w:rPr>
@@ -3112,8 +2648,13 @@
           <w:highlight w:val="yellow"/>
           <w:rFonts w:eastAsia="宋体" w:ascii="宋体" w:hAnsi="宋体"/>
         </w:rPr>
-        <w:t>13262607888</w:t>
-      </w:r>
+        <w:t>（如未来双方就同类活动续签合同，前述违约场景应另行约定违约责任，且因不可抗力（参见第八条）导致活动无法举行的，乙方不承担违约责任。）</w:t>
+      </w:r>
+    </w:p>
+    <w:p>
+      <w:pPr>
+        <w:spacing w:line="336" w:lineRule="auto" w:after="40"/>
+      </w:pPr>
       <w:r>
         <w:rPr>
           <w:b w:val="0"/>
@@ -3121,7 +2662,7 @@
           <w:sz w:val="21"/>
           <w:rFonts w:eastAsia="宋体" w:ascii="宋体" w:hAnsi="宋体"/>
         </w:rPr>
-        <w:t>；</w:t>
+        <w:t>6、乙方违反保密义务的，应当按照本合同总价款的 30%向甲方支付违约金，如不足以弥补甲方损失的，应予补足。</w:t>
       </w:r>
     </w:p>
     <w:p>
@@ -3135,7 +2676,21 @@
           <w:sz w:val="21"/>
           <w:rFonts w:eastAsia="宋体" w:ascii="宋体" w:hAnsi="宋体"/>
         </w:rPr>
-        <w:t>联系地址：</w:t>
+        <w:t>7、除本合同另有约定外，本合同签订后，双方应严格履行合同义务，任何一方单方面终止合同的，应按照本合同总价款的 20%向对方支付违约金。</w:t>
+      </w:r>
+    </w:p>
+    <w:p>
+      <w:pPr>
+        <w:spacing w:line="336" w:lineRule="auto" w:after="40"/>
+      </w:pPr>
+      <w:r>
+        <w:rPr>
+          <w:b w:val="0"/>
+          <w:color w:val="000000"/>
+          <w:sz w:val="21"/>
+          <w:rFonts w:eastAsia="宋体" w:ascii="宋体" w:hAnsi="宋体"/>
+        </w:rPr>
+        <w:t>8、</w:t>
       </w:r>
       <w:r>
         <w:rPr>
@@ -3145,8 +2700,23 @@
           <w:highlight w:val="yellow"/>
           <w:rFonts w:eastAsia="宋体" w:ascii="宋体" w:hAnsi="宋体"/>
         </w:rPr>
-        <w:t>上海市杨浦区国泰路 11 号 复旦科技园副楼一楼 1008 室</w:t>
-      </w:r>
+        <w:t>除前述约定外，任何一方有其他违反本合同约定的情形的，违约方应赔偿给守约方因此遭受的直接、实际、可预见的经济损失。</w:t>
+      </w:r>
+      <w:r>
+        <w:rPr>
+          <w:b/>
+          <w:color w:val="C00000"/>
+          <w:sz w:val="21"/>
+          <w:highlight w:val="yellow"/>
+          <w:rFonts w:eastAsia="宋体" w:ascii="宋体" w:hAnsi="宋体"/>
+        </w:rPr>
+        <w:t>（双方明确：守约方主张的赔偿范围不包括间接损失、机会损失、商誉损失、惩罚性赔偿及《中华人民共和国民法典》第 584 条规定的违约方在订立合同时不可预见的损失。）</w:t>
+      </w:r>
+    </w:p>
+    <w:p>
+      <w:pPr>
+        <w:spacing w:line="336" w:lineRule="auto" w:after="40"/>
+      </w:pPr>
       <w:r>
         <w:rPr>
           <w:b w:val="0"/>
@@ -3154,7 +2724,17 @@
           <w:sz w:val="21"/>
           <w:rFonts w:eastAsia="宋体" w:ascii="宋体" w:hAnsi="宋体"/>
         </w:rPr>
-        <w:t>。</w:t>
+        <w:t>9、</w:t>
+      </w:r>
+      <w:r>
+        <w:rPr>
+          <w:b/>
+          <w:color w:val="C00000"/>
+          <w:sz w:val="21"/>
+          <w:highlight w:val="yellow"/>
+          <w:rFonts w:eastAsia="宋体" w:ascii="宋体" w:hAnsi="宋体"/>
+        </w:rPr>
+        <w:t>【单方扣款限制】甲方拟从应付未付乙方的合同款项中扣除本合同项下乙方应付的违约金及赔偿金等，应经乙方书面确认或经生效的人民法院判决/仲裁裁决文书确认后方可抵扣；不得未经协商和书面确认径行扣款。</w:t>
       </w:r>
     </w:p>
     <w:p>
@@ -3168,7 +2748,17 @@
           <w:sz w:val="21"/>
           <w:rFonts w:eastAsia="宋体" w:ascii="宋体" w:hAnsi="宋体"/>
         </w:rPr>
-        <w:t>3、双方确认上述送达地址之适用范围包括双方非诉时各类通知、协议等文件以及就合同发生纠纷时相关文件和法律文书的送达，同时包括因履行本合同产生诉讼进入仲裁、民事诉讼程序后的一审、二审、再审和执行程序时需要送达的资料和文书（包括但不限于诉讼参加人提交的材料、裁决机构调取的材料、应诉通知书、举证通知书、合议庭告知书、传票、开庭通知书、判决书、裁定书、调解书、限期履行通知书等文书和资料）的送达。</w:t>
+        <w:t>10、</w:t>
+      </w:r>
+      <w:r>
+        <w:rPr>
+          <w:b/>
+          <w:color w:val="C00000"/>
+          <w:sz w:val="21"/>
+          <w:highlight w:val="yellow"/>
+          <w:rFonts w:eastAsia="宋体" w:ascii="宋体" w:hAnsi="宋体"/>
+        </w:rPr>
+        <w:t>双方按本合同约定的违约责任主张赔偿时，除律师费、诉讼费、保全费等与争议解决直接相关的合理费用外，不得扩大解释、不得主张不可预见或间接性损失；甲方追究违约责任或索赔的具体范围以本合同约定为限。</w:t>
       </w:r>
     </w:p>
     <w:p>
@@ -3182,7 +2772,41 @@
           <w:sz w:val="21"/>
           <w:rFonts w:eastAsia="宋体" w:ascii="宋体" w:hAnsi="宋体"/>
         </w:rPr>
-        <w:t>4、一方采取邮寄方式通知的，上述通讯地址为送达地址，以该通讯地址寄出 3 日（本省）或 7 日后（外省）视为送达。对于双方在合同中明确约定的送达地址，法院进行送达时可直接邮寄送达，即使当事人未能收到法院邮寄送达的文书，由于双方的约定，也应当视为送达。</w:t>
+        <w:t>11、</w:t>
+      </w:r>
+      <w:r>
+        <w:rPr>
+          <w:b/>
+          <w:color w:val="C00000"/>
+          <w:sz w:val="21"/>
+          <w:highlight w:val="yellow"/>
+          <w:rFonts w:eastAsia="宋体" w:ascii="宋体" w:hAnsi="宋体"/>
+        </w:rPr>
+        <w:t>【双方违约责任上限】除因故意、重大过失、保密义务（第六条）、知识产权侵权（第五条）情形外，乙方就本合同项下任何违约（含累计违约）向甲方承担的赔偿责任及违约金总额，不超过本合同含税总价款的 30%（即不超过人民币 30,900 元）；超过部分乙方不予承担。本款同样适用于甲方，甲方就其违约向乙方承担的赔偿责任及违约金总额亦不超过本合同含税总价款的 30%。</w:t>
+      </w:r>
+    </w:p>
+    <w:p>
+      <w:r>
+        <w:br w:type="page"/>
+      </w:r>
+    </w:p>
+    <w:p>
+      <w:pPr>
+        <w:spacing w:after="0"/>
+      </w:pPr>
+    </w:p>
+    <w:p>
+      <w:pPr>
+        <w:spacing w:line="336" w:lineRule="auto" w:before="80" w:after="80"/>
+      </w:pPr>
+      <w:r>
+        <w:rPr>
+          <w:b/>
+          <w:color w:val="000000"/>
+          <w:sz w:val="24"/>
+          <w:rFonts w:eastAsia="宋体" w:ascii="宋体" w:hAnsi="宋体"/>
+        </w:rPr>
+        <w:t>第八条  不可抗力</w:t>
       </w:r>
     </w:p>
     <w:p>
@@ -3196,7 +2820,73 @@
           <w:sz w:val="21"/>
           <w:rFonts w:eastAsia="宋体" w:ascii="宋体" w:hAnsi="宋体"/>
         </w:rPr>
-        <w:t>5、本约定作为合同中独立存在的条款，不受合同其他条款效力的影响。</w:t>
+        <w:t>1、不可抗力指由于不能预见、不能避免和不能克服的自然原因或社会原因，致使本合同不能履行或者不能完全履行的情形，包括战争、暴乱、空中飞行物体坠落及因此或其他非甲、乙双方责任造成的爆炸、火灾，严重的自然灾害，法律规定的其他情形等。</w:t>
+      </w:r>
+    </w:p>
+    <w:p>
+      <w:pPr>
+        <w:spacing w:line="336" w:lineRule="auto" w:after="40"/>
+      </w:pPr>
+      <w:r>
+        <w:rPr>
+          <w:b w:val="0"/>
+          <w:color w:val="000000"/>
+          <w:sz w:val="21"/>
+          <w:rFonts w:eastAsia="宋体" w:ascii="宋体" w:hAnsi="宋体"/>
+        </w:rPr>
+        <w:t>2、遭遇不可抗力的一方，应立即书面通知另一方，并应在不可抗力发生后 15 天内，向另一方提供不可抗力发生地政府部门出具的证明合同不能履行或需要延期履行、部分履行的有效证明文件。</w:t>
+      </w:r>
+    </w:p>
+    <w:p>
+      <w:pPr>
+        <w:spacing w:line="336" w:lineRule="auto" w:after="40"/>
+      </w:pPr>
+      <w:r>
+        <w:rPr>
+          <w:b w:val="0"/>
+          <w:color w:val="000000"/>
+          <w:sz w:val="21"/>
+          <w:rFonts w:eastAsia="宋体" w:ascii="宋体" w:hAnsi="宋体"/>
+        </w:rPr>
+        <w:t>3、双方按不可抗力对合同履行的影响程度协商决定是否解除合同、延期履行合同或者部分履行合同。</w:t>
+      </w:r>
+    </w:p>
+    <w:p>
+      <w:pPr>
+        <w:spacing w:line="336" w:lineRule="auto" w:after="40"/>
+      </w:pPr>
+      <w:r>
+        <w:rPr>
+          <w:b w:val="0"/>
+          <w:color w:val="000000"/>
+          <w:sz w:val="21"/>
+          <w:rFonts w:eastAsia="宋体" w:ascii="宋体" w:hAnsi="宋体"/>
+        </w:rPr>
+        <w:t>4、对因不可抗力未能履约给另一方造成的经济损失，该履约方不负赔偿责任，但本合同另有约定的除外。</w:t>
+      </w:r>
+    </w:p>
+    <w:p>
+      <w:pPr>
+        <w:spacing w:line="336" w:lineRule="auto" w:after="40"/>
+      </w:pPr>
+      <w:r>
+        <w:rPr>
+          <w:b w:val="0"/>
+          <w:color w:val="000000"/>
+          <w:sz w:val="21"/>
+          <w:rFonts w:eastAsia="宋体" w:ascii="宋体" w:hAnsi="宋体"/>
+        </w:rPr>
+        <w:t>5、关于新型冠状病毒引发的肺炎疫情的特别约定</w:t>
+      </w:r>
+      <w:r>
+        <w:rPr>
+          <w:b/>
+          <w:color w:val="C00000"/>
+          <w:sz w:val="21"/>
+          <w:highlight w:val="yellow"/>
+          <w:rFonts w:eastAsia="宋体" w:ascii="宋体" w:hAnsi="宋体"/>
+        </w:rPr>
+        <w:t>【活动已完成 · 本款不再适用】鉴于本次活动已于 2026 年 5 月 22 日实际圆满完成，本款关于新冠疫情期间的费用承担、现场管控等约定不再适用，留为占位仅作模板格式保留。如未来双方就同类活动续签合同，相关疫情或公共卫生事件下的费用承担应由双方按公平原则另行协商分担。</w:t>
       </w:r>
     </w:p>
     <w:p>
@@ -3215,7 +2905,12 @@
           <w:sz w:val="24"/>
           <w:rFonts w:eastAsia="宋体" w:ascii="宋体" w:hAnsi="宋体"/>
         </w:rPr>
-        <w:t>第十条  其他事项</w:t>
+        <w:t>第九条  通知与送达</w:t>
+      </w:r>
+    </w:p>
+    <w:p>
+      <w:r>
+        <w:br w:type="page"/>
       </w:r>
     </w:p>
     <w:p>
@@ -3229,7 +2924,310 @@
           <w:sz w:val="21"/>
           <w:rFonts w:eastAsia="宋体" w:ascii="宋体" w:hAnsi="宋体"/>
         </w:rPr>
-        <w:t>1、因本合同引起的一切争议，双方首先应当友好协商解决；协商不成，双方确认向甲方所在地人民法院提起诉讼。</w:t>
+        <w:t>1、本合同项下任何一方向对方发出的通知、信件、数据电文等，应当发送至本合同下列约定的地址、联系人和通信终端。一方当事人变更名称、地址、联系人或通信终端的，应当在变更后 3 日内及时书面通知对方当事人，对方当事人实际收到书面变更通知前的送达仍为有效送达。任何根据本合同发出的文件，均应当采取书面形式。</w:t>
+      </w:r>
+    </w:p>
+    <w:p>
+      <w:pPr>
+        <w:spacing w:line="336" w:lineRule="auto" w:after="40"/>
+      </w:pPr>
+      <w:r>
+        <w:rPr>
+          <w:b w:val="0"/>
+          <w:color w:val="000000"/>
+          <w:sz w:val="21"/>
+          <w:rFonts w:eastAsia="宋体" w:ascii="宋体" w:hAnsi="宋体"/>
+        </w:rPr>
+        <w:t>2、联系人及联系方式：</w:t>
+      </w:r>
+    </w:p>
+    <w:p>
+      <w:pPr>
+        <w:spacing w:line="336" w:lineRule="auto" w:after="40"/>
+      </w:pPr>
+      <w:r>
+        <w:rPr>
+          <w:b w:val="0"/>
+          <w:color w:val="000000"/>
+          <w:sz w:val="21"/>
+          <w:rFonts w:eastAsia="宋体" w:ascii="宋体" w:hAnsi="宋体"/>
+        </w:rPr>
+        <w:t>甲方联系人：</w:t>
+      </w:r>
+      <w:r>
+        <w:rPr>
+          <w:b w:val="0"/>
+          <w:color w:val="000000"/>
+          <w:sz w:val="21"/>
+          <w:rFonts w:eastAsia="宋体" w:ascii="宋体" w:hAnsi="宋体"/>
+        </w:rPr>
+        <w:t>________________________________</w:t>
+      </w:r>
+      <w:r>
+        <w:rPr>
+          <w:b w:val="0"/>
+          <w:color w:val="000000"/>
+          <w:sz w:val="21"/>
+          <w:rFonts w:eastAsia="宋体" w:ascii="宋体" w:hAnsi="宋体"/>
+        </w:rPr>
+        <w:t>；</w:t>
+      </w:r>
+    </w:p>
+    <w:p>
+      <w:pPr>
+        <w:spacing w:line="336" w:lineRule="auto" w:after="40"/>
+      </w:pPr>
+      <w:r>
+        <w:rPr>
+          <w:b w:val="0"/>
+          <w:color w:val="000000"/>
+          <w:sz w:val="21"/>
+          <w:rFonts w:eastAsia="宋体" w:ascii="宋体" w:hAnsi="宋体"/>
+        </w:rPr>
+        <w:t>联系电话：</w:t>
+      </w:r>
+      <w:r>
+        <w:rPr>
+          <w:b w:val="0"/>
+          <w:color w:val="000000"/>
+          <w:sz w:val="21"/>
+          <w:rFonts w:eastAsia="宋体" w:ascii="宋体" w:hAnsi="宋体"/>
+        </w:rPr>
+        <w:t>________________________________</w:t>
+      </w:r>
+      <w:r>
+        <w:rPr>
+          <w:b w:val="0"/>
+          <w:color w:val="000000"/>
+          <w:sz w:val="21"/>
+          <w:rFonts w:eastAsia="宋体" w:ascii="宋体" w:hAnsi="宋体"/>
+        </w:rPr>
+        <w:t>；</w:t>
+      </w:r>
+    </w:p>
+    <w:p>
+      <w:pPr>
+        <w:spacing w:line="336" w:lineRule="auto" w:after="40"/>
+      </w:pPr>
+      <w:r>
+        <w:rPr>
+          <w:b w:val="0"/>
+          <w:color w:val="000000"/>
+          <w:sz w:val="21"/>
+          <w:rFonts w:eastAsia="宋体" w:ascii="宋体" w:hAnsi="宋体"/>
+        </w:rPr>
+        <w:t>联系地址：</w:t>
+      </w:r>
+      <w:r>
+        <w:rPr>
+          <w:b w:val="0"/>
+          <w:color w:val="000000"/>
+          <w:sz w:val="21"/>
+          <w:rFonts w:eastAsia="宋体" w:ascii="宋体" w:hAnsi="宋体"/>
+        </w:rPr>
+        <w:t>________________________________</w:t>
+      </w:r>
+      <w:r>
+        <w:rPr>
+          <w:b w:val="0"/>
+          <w:color w:val="000000"/>
+          <w:sz w:val="21"/>
+          <w:rFonts w:eastAsia="宋体" w:ascii="宋体" w:hAnsi="宋体"/>
+        </w:rPr>
+        <w:t>。</w:t>
+      </w:r>
+    </w:p>
+    <w:p>
+      <w:pPr>
+        <w:spacing w:line="336" w:lineRule="auto" w:after="40"/>
+      </w:pPr>
+      <w:r>
+        <w:rPr>
+          <w:b w:val="0"/>
+          <w:color w:val="000000"/>
+          <w:sz w:val="21"/>
+          <w:rFonts w:eastAsia="宋体" w:ascii="宋体" w:hAnsi="宋体"/>
+        </w:rPr>
+        <w:t>乙方联系人：</w:t>
+      </w:r>
+      <w:r>
+        <w:rPr>
+          <w:b/>
+          <w:color w:val="C00000"/>
+          <w:sz w:val="21"/>
+          <w:highlight w:val="yellow"/>
+          <w:rFonts w:eastAsia="宋体" w:ascii="宋体" w:hAnsi="宋体"/>
+        </w:rPr>
+        <w:t>胡继刚</w:t>
+      </w:r>
+      <w:r>
+        <w:rPr>
+          <w:b w:val="0"/>
+          <w:color w:val="000000"/>
+          <w:sz w:val="21"/>
+          <w:rFonts w:eastAsia="宋体" w:ascii="宋体" w:hAnsi="宋体"/>
+        </w:rPr>
+        <w:t>；</w:t>
+      </w:r>
+    </w:p>
+    <w:p>
+      <w:pPr>
+        <w:spacing w:line="336" w:lineRule="auto" w:after="40"/>
+      </w:pPr>
+      <w:r>
+        <w:rPr>
+          <w:b w:val="0"/>
+          <w:color w:val="000000"/>
+          <w:sz w:val="21"/>
+          <w:rFonts w:eastAsia="宋体" w:ascii="宋体" w:hAnsi="宋体"/>
+        </w:rPr>
+        <w:t>联系电话：</w:t>
+      </w:r>
+      <w:r>
+        <w:rPr>
+          <w:b/>
+          <w:color w:val="C00000"/>
+          <w:sz w:val="21"/>
+          <w:highlight w:val="yellow"/>
+          <w:rFonts w:eastAsia="宋体" w:ascii="宋体" w:hAnsi="宋体"/>
+        </w:rPr>
+        <w:t>13262607888</w:t>
+      </w:r>
+      <w:r>
+        <w:rPr>
+          <w:b w:val="0"/>
+          <w:color w:val="000000"/>
+          <w:sz w:val="21"/>
+          <w:rFonts w:eastAsia="宋体" w:ascii="宋体" w:hAnsi="宋体"/>
+        </w:rPr>
+        <w:t>；</w:t>
+      </w:r>
+    </w:p>
+    <w:p>
+      <w:pPr>
+        <w:spacing w:line="336" w:lineRule="auto" w:after="40"/>
+      </w:pPr>
+      <w:r>
+        <w:rPr>
+          <w:b w:val="0"/>
+          <w:color w:val="000000"/>
+          <w:sz w:val="21"/>
+          <w:rFonts w:eastAsia="宋体" w:ascii="宋体" w:hAnsi="宋体"/>
+        </w:rPr>
+        <w:t>联系地址：</w:t>
+      </w:r>
+      <w:r>
+        <w:rPr>
+          <w:b/>
+          <w:color w:val="C00000"/>
+          <w:sz w:val="21"/>
+          <w:highlight w:val="yellow"/>
+          <w:rFonts w:eastAsia="宋体" w:ascii="宋体" w:hAnsi="宋体"/>
+        </w:rPr>
+        <w:t>上海市杨浦区国泰路 11 号 复旦科技园副楼一楼 1008 室</w:t>
+      </w:r>
+      <w:r>
+        <w:rPr>
+          <w:b w:val="0"/>
+          <w:color w:val="000000"/>
+          <w:sz w:val="21"/>
+          <w:rFonts w:eastAsia="宋体" w:ascii="宋体" w:hAnsi="宋体"/>
+        </w:rPr>
+        <w:t>。</w:t>
+      </w:r>
+    </w:p>
+    <w:p>
+      <w:pPr>
+        <w:spacing w:line="336" w:lineRule="auto" w:after="40"/>
+      </w:pPr>
+      <w:r>
+        <w:rPr>
+          <w:b w:val="0"/>
+          <w:color w:val="000000"/>
+          <w:sz w:val="21"/>
+          <w:rFonts w:eastAsia="宋体" w:ascii="宋体" w:hAnsi="宋体"/>
+        </w:rPr>
+        <w:t>3、双方确认上述送达地址之适用范围包括双方非诉时各类通知、协议等文件以及就合同发生纠纷时相关文件和法律文书的送达，同时包括因履行本合同产生诉讼进入仲裁、民事诉讼程序后的一审、二审、再审和执行程序时需要送达的资料和文书（包括但不限于诉讼参加人提交的材料、裁决机构调取的材料、应诉通知书、举证通知书、合议庭告知书、传票、开庭通知书、判决书、裁定书、调解书、限期履行通知书等文书和资料）的送达。</w:t>
+      </w:r>
+    </w:p>
+    <w:p>
+      <w:pPr>
+        <w:spacing w:line="336" w:lineRule="auto" w:after="40"/>
+      </w:pPr>
+      <w:r>
+        <w:rPr>
+          <w:b w:val="0"/>
+          <w:color w:val="000000"/>
+          <w:sz w:val="21"/>
+          <w:rFonts w:eastAsia="宋体" w:ascii="宋体" w:hAnsi="宋体"/>
+        </w:rPr>
+        <w:t>4、一方采取邮寄方式通知的，上述通讯地址为送达地址，以该通讯地址寄出 3 日（本省）或 7 日后（外省）视为送达。对于双方在合同中明确约定的送达地址，法院进行送达时可直接邮寄送达，即使当事人未能收到法院邮寄送达的文书，由于双方的约定，也应当视为送达。</w:t>
+      </w:r>
+    </w:p>
+    <w:p>
+      <w:pPr>
+        <w:spacing w:line="336" w:lineRule="auto" w:after="40"/>
+      </w:pPr>
+      <w:r>
+        <w:rPr>
+          <w:b w:val="0"/>
+          <w:color w:val="000000"/>
+          <w:sz w:val="21"/>
+          <w:rFonts w:eastAsia="宋体" w:ascii="宋体" w:hAnsi="宋体"/>
+        </w:rPr>
+        <w:t>5、本约定作为合同中独立存在的条款，不受合同其他条款效力的影响。</w:t>
+      </w:r>
+    </w:p>
+    <w:p>
+      <w:pPr>
+        <w:spacing w:after="0"/>
+      </w:pPr>
+    </w:p>
+    <w:p>
+      <w:pPr>
+        <w:spacing w:line="336" w:lineRule="auto" w:before="80" w:after="80"/>
+      </w:pPr>
+      <w:r>
+        <w:rPr>
+          <w:b/>
+          <w:color w:val="000000"/>
+          <w:sz w:val="24"/>
+          <w:rFonts w:eastAsia="宋体" w:ascii="宋体" w:hAnsi="宋体"/>
+        </w:rPr>
+        <w:t>第十条  其他事项</w:t>
+      </w:r>
+    </w:p>
+    <w:p>
+      <w:pPr>
+        <w:spacing w:line="336" w:lineRule="auto" w:after="40"/>
+      </w:pPr>
+      <w:r>
+        <w:rPr>
+          <w:b w:val="0"/>
+          <w:color w:val="000000"/>
+          <w:sz w:val="21"/>
+          <w:rFonts w:eastAsia="宋体" w:ascii="宋体" w:hAnsi="宋体"/>
+        </w:rPr>
+        <w:t>1、因本合同引起的一切争议，双方首先应当友好协商解决；协商不成，双方确认向</w:t>
+      </w:r>
+      <w:r>
+        <w:rPr>
+          <w:b/>
+          <w:color w:val="C00000"/>
+          <w:sz w:val="21"/>
+          <w:highlight w:val="yellow"/>
+          <w:rFonts w:eastAsia="宋体" w:ascii="宋体" w:hAnsi="宋体"/>
+        </w:rPr>
+        <w:t>乙方所在地（即上海市杨浦区）</w:t>
+      </w:r>
+      <w:r>
+        <w:rPr>
+          <w:b w:val="0"/>
+          <w:color w:val="000000"/>
+          <w:sz w:val="21"/>
+          <w:rFonts w:eastAsia="宋体" w:ascii="宋体" w:hAnsi="宋体"/>
+        </w:rPr>
+        <w:t>有管辖权的人民法院提起诉讼。</w:t>
       </w:r>
     </w:p>
     <w:p>

--- a/deliverables/绿城活动赞助合同(GTH-zzc-ppch-016-2022a)-补充填写版.docx
+++ b/deliverables/绿城活动赞助合同(GTH-zzc-ppch-016-2022a)-补充填写版.docx
@@ -810,7 +810,7 @@
           <w:highlight w:val="yellow"/>
           <w:rFonts w:eastAsia="宋体" w:ascii="宋体" w:hAnsi="宋体"/>
         </w:rPr>
-        <w:t>乙方上海市杨浦区科技企业联合会系民办非企业单位（民非组织），按简易计税方式适用 3% 增值税征收率，乙方应在首次开票前向甲方提供有效的纳税资质证明文件。</w:t>
+        <w:t>乙方上海市杨浦区科技企业联合会系民办非企业单位（民非组织），按简易计税方式适用 3% 增值税征收率。</w:t>
       </w:r>
       <w:r>
         <w:rPr>
@@ -2586,7 +2586,7 @@
           <w:highlight w:val="yellow"/>
           <w:rFonts w:eastAsia="宋体" w:ascii="宋体" w:hAnsi="宋体"/>
         </w:rPr>
-        <w:t>30,000</w:t>
+        <w:t>5,000</w:t>
       </w:r>
       <w:r>
         <w:rPr>
@@ -2605,7 +2605,7 @@
           <w:highlight w:val="yellow"/>
           <w:rFonts w:eastAsia="宋体" w:ascii="宋体" w:hAnsi="宋体"/>
         </w:rPr>
-        <w:t>1,000</w:t>
+        <w:t>100</w:t>
       </w:r>
       <w:r>
         <w:rPr>
@@ -3545,7 +3545,7 @@
           <w:highlight w:val="yellow"/>
           <w:rFonts w:eastAsia="宋体" w:ascii="宋体" w:hAnsi="宋体"/>
         </w:rPr>
-        <w:t>朱震（秘书长）</w:t>
+        <w:t>胡继刚</w:t>
       </w:r>
     </w:p>
     <w:sectPr>

--- a/deliverables/绿城活动赞助合同(GTH-zzc-ppch-016-2022a)-补充填写版.docx
+++ b/deliverables/绿城活动赞助合同(GTH-zzc-ppch-016-2022a)-补充填写版.docx
@@ -686,7 +686,7 @@
           <w:highlight w:val="yellow"/>
           <w:rFonts w:eastAsia="宋体" w:ascii="宋体" w:hAnsi="宋体"/>
         </w:rPr>
-        <w:t>103,000</w:t>
+        <w:t>100,000</w:t>
       </w:r>
       <w:r>
         <w:rPr>
@@ -705,7 +705,7 @@
           <w:highlight w:val="yellow"/>
           <w:rFonts w:eastAsia="宋体" w:ascii="宋体" w:hAnsi="宋体"/>
         </w:rPr>
-        <w:t>壹拾万叁仟</w:t>
+        <w:t>壹拾万</w:t>
       </w:r>
       <w:r>
         <w:rPr>
@@ -714,7 +714,7 @@
           <w:sz w:val="21"/>
           <w:rFonts w:eastAsia="宋体" w:ascii="宋体" w:hAnsi="宋体"/>
         </w:rPr>
-        <w:t>元（</w:t>
+        <w:t>元整。</w:t>
       </w:r>
       <w:r>
         <w:rPr>
@@ -724,7 +724,7 @@
           <w:highlight w:val="yellow"/>
           <w:rFonts w:eastAsia="宋体" w:ascii="宋体" w:hAnsi="宋体"/>
         </w:rPr>
-        <w:t>含税</w:t>
+        <w:t>乙方上海市杨浦区科技企业联合会系民办非企业单位（民办非企业法人），按小规模纳税人税务管理，仅向甲方开具增值税普通发票（不开具增值税专用发票）。乙方就本合同项下收入的开票方式按以下二者之一执行（具体以乙方在首次开票时的实际税务申报口径为准）：</w:t>
       </w:r>
       <w:r>
         <w:rPr>
@@ -733,7 +733,20 @@
           <w:sz w:val="21"/>
           <w:rFonts w:eastAsia="宋体" w:ascii="宋体" w:hAnsi="宋体"/>
         </w:rPr>
-        <w:t>）。其中，不含税价款</w:t>
+      </w:r>
+    </w:p>
+    <w:p>
+      <w:pPr>
+        <w:spacing w:line="336" w:lineRule="auto" w:after="40"/>
+      </w:pPr>
+      <w:r>
+        <w:rPr>
+          <w:b w:val="0"/>
+          <w:color w:val="000000"/>
+          <w:sz w:val="21"/>
+          <w:rFonts w:eastAsia="宋体" w:ascii="宋体" w:hAnsi="宋体"/>
+        </w:rPr>
+        <w:t>（1）</w:t>
       </w:r>
       <w:r>
         <w:rPr>
@@ -743,16 +756,7 @@
           <w:highlight w:val="yellow"/>
           <w:rFonts w:eastAsia="宋体" w:ascii="宋体" w:hAnsi="宋体"/>
         </w:rPr>
-        <w:t>100,000</w:t>
-      </w:r>
-      <w:r>
-        <w:rPr>
-          <w:b w:val="0"/>
-          <w:color w:val="000000"/>
-          <w:sz w:val="21"/>
-          <w:rFonts w:eastAsia="宋体" w:ascii="宋体" w:hAnsi="宋体"/>
-        </w:rPr>
-        <w:t>元，增值税税率</w:t>
+        <w:t>免税开票：</w:t>
       </w:r>
       <w:r>
         <w:rPr>
@@ -762,16 +766,7 @@
           <w:highlight w:val="yellow"/>
           <w:rFonts w:eastAsia="宋体" w:ascii="宋体" w:hAnsi="宋体"/>
         </w:rPr>
-        <w:t>3</w:t>
-      </w:r>
-      <w:r>
-        <w:rPr>
-          <w:b w:val="0"/>
-          <w:color w:val="000000"/>
-          <w:sz w:val="21"/>
-          <w:rFonts w:eastAsia="宋体" w:ascii="宋体" w:hAnsi="宋体"/>
-        </w:rPr>
-        <w:t>%，增值税税金</w:t>
+        <w:t>若乙方就本合同项下收入符合非营利组织增值税免税条件（依据：财税〔2014〕13 号《关于非营利组织免税资格认定管理有关问题的通知》、财税〔2016〕36 号《关于全面推开营业税改征增值税试点的通知》附件 3 及其他非营利组织相关税收规定），乙方按免税口径开具增值税普通发票，发票适用税率栏标注为「免税」，</w:t>
       </w:r>
       <w:r>
         <w:rPr>
@@ -781,7 +776,21 @@
           <w:highlight w:val="yellow"/>
           <w:rFonts w:eastAsia="宋体" w:ascii="宋体" w:hAnsi="宋体"/>
         </w:rPr>
-        <w:t>3,000</w:t>
+        <w:t>票面金额为合同总价款 100,000 元，无需另行加收增值税，乙方实际到账金额为 100,000 元。</w:t>
+      </w:r>
+    </w:p>
+    <w:p>
+      <w:pPr>
+        <w:spacing w:line="336" w:lineRule="auto" w:after="40"/>
+      </w:pPr>
+      <w:r>
+        <w:rPr>
+          <w:b w:val="0"/>
+          <w:color w:val="000000"/>
+          <w:sz w:val="21"/>
+          <w:rFonts w:eastAsia="宋体" w:ascii="宋体" w:hAnsi="宋体"/>
+        </w:rPr>
+        <w:t>（2）</w:t>
       </w:r>
       <w:r>
         <w:rPr>
@@ -791,16 +800,7 @@
           <w:highlight w:val="yellow"/>
           <w:rFonts w:eastAsia="宋体" w:ascii="宋体" w:hAnsi="宋体"/>
         </w:rPr>
-        <w:t>元（该 3% 增值税税金由甲方另行承担，不在乙方实际收入金额内）</w:t>
-      </w:r>
-      <w:r>
-        <w:rPr>
-          <w:b w:val="0"/>
-          <w:color w:val="000000"/>
-          <w:sz w:val="21"/>
-          <w:rFonts w:eastAsia="宋体" w:ascii="宋体" w:hAnsi="宋体"/>
-        </w:rPr>
-        <w:t>。</w:t>
+        <w:t>3% 简易征收开票：</w:t>
       </w:r>
       <w:r>
         <w:rPr>
@@ -810,8 +810,13 @@
           <w:highlight w:val="yellow"/>
           <w:rFonts w:eastAsia="宋体" w:ascii="宋体" w:hAnsi="宋体"/>
         </w:rPr>
-        <w:t>乙方上海市杨浦区科技企业联合会系民办非企业单位（民非组织），按简易计税方式适用 3% 增值税征收率。</w:t>
-      </w:r>
+        <w:t>若乙方就本合同项下收入因税务政策调整或资质未办妥等原因不符合免税条件，按小规模纳税人简易计税方式适用 3% 增值税征收率（或当时适用的减按 1% 等小规模纳税人优惠征收率）开具增值税普通发票，合同总价款 100,000 元保持不变，其中不含税价款约 97,087.38 元，增值税税金约 2,912.62 元（按 3% 测算；如按 1% 减征则税金为 990.10 元），乙方实际到账金额相应为不含税价款。</w:t>
+      </w:r>
+    </w:p>
+    <w:p>
+      <w:pPr>
+        <w:spacing w:line="336" w:lineRule="auto" w:after="40"/>
+      </w:pPr>
       <w:r>
         <w:rPr>
           <w:b w:val="0"/>
@@ -819,26 +824,7 @@
           <w:sz w:val="21"/>
           <w:rFonts w:eastAsia="宋体" w:ascii="宋体" w:hAnsi="宋体"/>
         </w:rPr>
-        <w:t>本合同履行期间，如遇增值税税率调整，不含税价款保持不变，总价款相应调整；如因乙方由小规模纳税人调整为一般纳税人导致适用税率发生变化的，合同总价款不予调整，不含税价款、税金相应调整。</w:t>
-      </w:r>
-    </w:p>
-    <w:p>
-      <w:r>
-        <w:br w:type="page"/>
-      </w:r>
-    </w:p>
-    <w:p>
-      <w:pPr>
-        <w:spacing w:line="336" w:lineRule="auto" w:after="40"/>
-      </w:pPr>
-      <w:r>
-        <w:rPr>
-          <w:b w:val="0"/>
-          <w:color w:val="000000"/>
-          <w:sz w:val="21"/>
-          <w:rFonts w:eastAsia="宋体" w:ascii="宋体" w:hAnsi="宋体"/>
-        </w:rPr>
-        <w:t>3、赞助费按以下第</w:t>
+        <w:t>本合同履行期间，如遇增值税征收率调整或国家针对非营利组织、民非组织的税收政策变更，</w:t>
       </w:r>
       <w:r>
         <w:rPr>
@@ -848,7 +834,7 @@
           <w:highlight w:val="yellow"/>
           <w:rFonts w:eastAsia="宋体" w:ascii="宋体" w:hAnsi="宋体"/>
         </w:rPr>
-        <w:t>(2)</w:t>
+        <w:t>合同总价款 100,000 元保持不变</w:t>
       </w:r>
       <w:r>
         <w:rPr>
@@ -857,7 +843,12 @@
           <w:sz w:val="21"/>
           <w:rFonts w:eastAsia="宋体" w:ascii="宋体" w:hAnsi="宋体"/>
         </w:rPr>
-        <w:t>种方式支付。若本合同生效日期晚于下述付款期限届满之日，则付款期限相应顺延至本合同生效后 15 个工作日内：</w:t>
+        <w:t>，开票口径、不含税价款及税金按当时有效的税法规定相应调整。</w:t>
+      </w:r>
+    </w:p>
+    <w:p>
+      <w:r>
+        <w:br w:type="page"/>
       </w:r>
     </w:p>
     <w:p>
@@ -871,175 +862,7 @@
           <w:sz w:val="21"/>
           <w:rFonts w:eastAsia="宋体" w:ascii="宋体" w:hAnsi="宋体"/>
         </w:rPr>
-        <w:t>（1）分期支付：</w:t>
-      </w:r>
-    </w:p>
-    <w:p>
-      <w:pPr>
-        <w:spacing w:line="336" w:lineRule="auto" w:after="40"/>
-      </w:pPr>
-      <w:r>
-        <w:rPr>
-          <w:b w:val="0"/>
-          <w:color w:val="000000"/>
-          <w:sz w:val="21"/>
-          <w:rFonts w:eastAsia="宋体" w:ascii="宋体" w:hAnsi="宋体"/>
-        </w:rPr>
-        <w:t>本合同生效之日起</w:t>
-      </w:r>
-      <w:r>
-        <w:rPr>
-          <w:b w:val="0"/>
-          <w:color w:val="000000"/>
-          <w:sz w:val="21"/>
-          <w:rFonts w:eastAsia="宋体" w:ascii="宋体" w:hAnsi="宋体"/>
-        </w:rPr>
-        <w:t>____</w:t>
-      </w:r>
-      <w:r>
-        <w:rPr>
-          <w:b w:val="0"/>
-          <w:color w:val="000000"/>
-          <w:sz w:val="21"/>
-          <w:rFonts w:eastAsia="宋体" w:ascii="宋体" w:hAnsi="宋体"/>
-        </w:rPr>
-        <w:t>个工作日内，甲方支付给乙方本合同总金额的</w:t>
-      </w:r>
-      <w:r>
-        <w:rPr>
-          <w:b w:val="0"/>
-          <w:color w:val="000000"/>
-          <w:sz w:val="21"/>
-          <w:rFonts w:eastAsia="宋体" w:ascii="宋体" w:hAnsi="宋体"/>
-        </w:rPr>
-        <w:t>____</w:t>
-      </w:r>
-      <w:r>
-        <w:rPr>
-          <w:b w:val="0"/>
-          <w:color w:val="000000"/>
-          <w:sz w:val="21"/>
-          <w:rFonts w:eastAsia="宋体" w:ascii="宋体" w:hAnsi="宋体"/>
-        </w:rPr>
-        <w:t>%，即人民币</w:t>
-      </w:r>
-      <w:r>
-        <w:rPr>
-          <w:b w:val="0"/>
-          <w:color w:val="000000"/>
-          <w:sz w:val="21"/>
-          <w:rFonts w:eastAsia="宋体" w:ascii="宋体" w:hAnsi="宋体"/>
-        </w:rPr>
-        <w:t>____</w:t>
-      </w:r>
-      <w:r>
-        <w:rPr>
-          <w:b w:val="0"/>
-          <w:color w:val="000000"/>
-          <w:sz w:val="21"/>
-          <w:rFonts w:eastAsia="宋体" w:ascii="宋体" w:hAnsi="宋体"/>
-        </w:rPr>
-        <w:t>元；</w:t>
-      </w:r>
-    </w:p>
-    <w:p>
-      <w:pPr>
-        <w:spacing w:line="336" w:lineRule="auto" w:after="40"/>
-      </w:pPr>
-      <w:r>
-        <w:rPr>
-          <w:b w:val="0"/>
-          <w:color w:val="000000"/>
-          <w:sz w:val="21"/>
-          <w:rFonts w:eastAsia="宋体" w:ascii="宋体" w:hAnsi="宋体"/>
-        </w:rPr>
-        <w:t>本次活动结束并经</w:t>
-      </w:r>
-      <w:r>
-        <w:rPr>
-          <w:b w:val="0"/>
-          <w:color w:val="000000"/>
-          <w:sz w:val="21"/>
-          <w:rFonts w:eastAsia="宋体" w:ascii="宋体" w:hAnsi="宋体"/>
-        </w:rPr>
-        <w:t>____</w:t>
-      </w:r>
-      <w:r>
-        <w:rPr>
-          <w:b w:val="0"/>
-          <w:color w:val="000000"/>
-          <w:sz w:val="21"/>
-          <w:rFonts w:eastAsia="宋体" w:ascii="宋体" w:hAnsi="宋体"/>
-        </w:rPr>
-        <w:t>方验收合格后</w:t>
-      </w:r>
-      <w:r>
-        <w:rPr>
-          <w:b w:val="0"/>
-          <w:color w:val="000000"/>
-          <w:sz w:val="21"/>
-          <w:rFonts w:eastAsia="宋体" w:ascii="宋体" w:hAnsi="宋体"/>
-        </w:rPr>
-        <w:t>____</w:t>
-      </w:r>
-      <w:r>
-        <w:rPr>
-          <w:b w:val="0"/>
-          <w:color w:val="000000"/>
-          <w:sz w:val="21"/>
-          <w:rFonts w:eastAsia="宋体" w:ascii="宋体" w:hAnsi="宋体"/>
-        </w:rPr>
-        <w:t>个工作日内，甲方支付给乙方本合同总金额的</w:t>
-      </w:r>
-      <w:r>
-        <w:rPr>
-          <w:b w:val="0"/>
-          <w:color w:val="000000"/>
-          <w:sz w:val="21"/>
-          <w:rFonts w:eastAsia="宋体" w:ascii="宋体" w:hAnsi="宋体"/>
-        </w:rPr>
-        <w:t>____</w:t>
-      </w:r>
-      <w:r>
-        <w:rPr>
-          <w:b w:val="0"/>
-          <w:color w:val="000000"/>
-          <w:sz w:val="21"/>
-          <w:rFonts w:eastAsia="宋体" w:ascii="宋体" w:hAnsi="宋体"/>
-        </w:rPr>
-        <w:t>%，即人民币</w:t>
-      </w:r>
-      <w:r>
-        <w:rPr>
-          <w:b w:val="0"/>
-          <w:color w:val="000000"/>
-          <w:sz w:val="21"/>
-          <w:rFonts w:eastAsia="宋体" w:ascii="宋体" w:hAnsi="宋体"/>
-        </w:rPr>
-        <w:t>____</w:t>
-      </w:r>
-      <w:r>
-        <w:rPr>
-          <w:b w:val="0"/>
-          <w:color w:val="000000"/>
-          <w:sz w:val="21"/>
-          <w:rFonts w:eastAsia="宋体" w:ascii="宋体" w:hAnsi="宋体"/>
-        </w:rPr>
-        <w:t>元。</w:t>
-      </w:r>
-    </w:p>
-    <w:p>
-      <w:pPr>
-        <w:spacing w:line="336" w:lineRule="auto" w:after="40"/>
-      </w:pPr>
-      <w:r>
-        <w:rPr>
-          <w:b w:val="0"/>
-          <w:color w:val="000000"/>
-          <w:sz w:val="21"/>
-          <w:rFonts w:eastAsia="宋体" w:ascii="宋体" w:hAnsi="宋体"/>
-        </w:rPr>
-        <w:t>（2）</w:t>
+        <w:t>3、赞助费按以下第</w:t>
       </w:r>
       <w:r>
         <w:rPr>
@@ -1049,7 +872,7 @@
           <w:highlight w:val="yellow"/>
           <w:rFonts w:eastAsia="宋体" w:ascii="宋体" w:hAnsi="宋体"/>
         </w:rPr>
-        <w:t>乙方向甲方提交执行报告（含现场图片、嘉宾合影、媒体链接等代表性证据材料）后</w:t>
+        <w:t>(2)</w:t>
       </w:r>
       <w:r>
         <w:rPr>
@@ -1058,7 +881,189 @@
           <w:sz w:val="21"/>
           <w:rFonts w:eastAsia="宋体" w:ascii="宋体" w:hAnsi="宋体"/>
         </w:rPr>
-        <w:t>，本次活动结束并经甲方验收合格后</w:t>
+        <w:t>种方式支付。若本合同生效日期晚于下述付款期限届满之日，则付款期限相应顺延至本合同生效后 15 个工作日内：</w:t>
+      </w:r>
+    </w:p>
+    <w:p>
+      <w:pPr>
+        <w:spacing w:line="336" w:lineRule="auto" w:after="40"/>
+      </w:pPr>
+      <w:r>
+        <w:rPr>
+          <w:b w:val="0"/>
+          <w:color w:val="000000"/>
+          <w:sz w:val="21"/>
+          <w:rFonts w:eastAsia="宋体" w:ascii="宋体" w:hAnsi="宋体"/>
+        </w:rPr>
+        <w:t>（1）分期支付：</w:t>
+      </w:r>
+    </w:p>
+    <w:p>
+      <w:pPr>
+        <w:spacing w:line="336" w:lineRule="auto" w:after="40"/>
+      </w:pPr>
+      <w:r>
+        <w:rPr>
+          <w:b w:val="0"/>
+          <w:color w:val="000000"/>
+          <w:sz w:val="21"/>
+          <w:rFonts w:eastAsia="宋体" w:ascii="宋体" w:hAnsi="宋体"/>
+        </w:rPr>
+        <w:t>本合同生效之日起</w:t>
+      </w:r>
+      <w:r>
+        <w:rPr>
+          <w:b w:val="0"/>
+          <w:color w:val="000000"/>
+          <w:sz w:val="21"/>
+          <w:rFonts w:eastAsia="宋体" w:ascii="宋体" w:hAnsi="宋体"/>
+        </w:rPr>
+        <w:t>____</w:t>
+      </w:r>
+      <w:r>
+        <w:rPr>
+          <w:b w:val="0"/>
+          <w:color w:val="000000"/>
+          <w:sz w:val="21"/>
+          <w:rFonts w:eastAsia="宋体" w:ascii="宋体" w:hAnsi="宋体"/>
+        </w:rPr>
+        <w:t>个工作日内，甲方支付给乙方本合同总金额的</w:t>
+      </w:r>
+      <w:r>
+        <w:rPr>
+          <w:b w:val="0"/>
+          <w:color w:val="000000"/>
+          <w:sz w:val="21"/>
+          <w:rFonts w:eastAsia="宋体" w:ascii="宋体" w:hAnsi="宋体"/>
+        </w:rPr>
+        <w:t>____</w:t>
+      </w:r>
+      <w:r>
+        <w:rPr>
+          <w:b w:val="0"/>
+          <w:color w:val="000000"/>
+          <w:sz w:val="21"/>
+          <w:rFonts w:eastAsia="宋体" w:ascii="宋体" w:hAnsi="宋体"/>
+        </w:rPr>
+        <w:t>%，即人民币</w:t>
+      </w:r>
+      <w:r>
+        <w:rPr>
+          <w:b w:val="0"/>
+          <w:color w:val="000000"/>
+          <w:sz w:val="21"/>
+          <w:rFonts w:eastAsia="宋体" w:ascii="宋体" w:hAnsi="宋体"/>
+        </w:rPr>
+        <w:t>____</w:t>
+      </w:r>
+      <w:r>
+        <w:rPr>
+          <w:b w:val="0"/>
+          <w:color w:val="000000"/>
+          <w:sz w:val="21"/>
+          <w:rFonts w:eastAsia="宋体" w:ascii="宋体" w:hAnsi="宋体"/>
+        </w:rPr>
+        <w:t>元；</w:t>
+      </w:r>
+    </w:p>
+    <w:p>
+      <w:pPr>
+        <w:spacing w:line="336" w:lineRule="auto" w:after="40"/>
+      </w:pPr>
+      <w:r>
+        <w:rPr>
+          <w:b w:val="0"/>
+          <w:color w:val="000000"/>
+          <w:sz w:val="21"/>
+          <w:rFonts w:eastAsia="宋体" w:ascii="宋体" w:hAnsi="宋体"/>
+        </w:rPr>
+        <w:t>本次活动结束并经</w:t>
+      </w:r>
+      <w:r>
+        <w:rPr>
+          <w:b w:val="0"/>
+          <w:color w:val="000000"/>
+          <w:sz w:val="21"/>
+          <w:rFonts w:eastAsia="宋体" w:ascii="宋体" w:hAnsi="宋体"/>
+        </w:rPr>
+        <w:t>____</w:t>
+      </w:r>
+      <w:r>
+        <w:rPr>
+          <w:b w:val="0"/>
+          <w:color w:val="000000"/>
+          <w:sz w:val="21"/>
+          <w:rFonts w:eastAsia="宋体" w:ascii="宋体" w:hAnsi="宋体"/>
+        </w:rPr>
+        <w:t>方验收合格后</w:t>
+      </w:r>
+      <w:r>
+        <w:rPr>
+          <w:b w:val="0"/>
+          <w:color w:val="000000"/>
+          <w:sz w:val="21"/>
+          <w:rFonts w:eastAsia="宋体" w:ascii="宋体" w:hAnsi="宋体"/>
+        </w:rPr>
+        <w:t>____</w:t>
+      </w:r>
+      <w:r>
+        <w:rPr>
+          <w:b w:val="0"/>
+          <w:color w:val="000000"/>
+          <w:sz w:val="21"/>
+          <w:rFonts w:eastAsia="宋体" w:ascii="宋体" w:hAnsi="宋体"/>
+        </w:rPr>
+        <w:t>个工作日内，甲方支付给乙方本合同总金额的</w:t>
+      </w:r>
+      <w:r>
+        <w:rPr>
+          <w:b w:val="0"/>
+          <w:color w:val="000000"/>
+          <w:sz w:val="21"/>
+          <w:rFonts w:eastAsia="宋体" w:ascii="宋体" w:hAnsi="宋体"/>
+        </w:rPr>
+        <w:t>____</w:t>
+      </w:r>
+      <w:r>
+        <w:rPr>
+          <w:b w:val="0"/>
+          <w:color w:val="000000"/>
+          <w:sz w:val="21"/>
+          <w:rFonts w:eastAsia="宋体" w:ascii="宋体" w:hAnsi="宋体"/>
+        </w:rPr>
+        <w:t>%，即人民币</w:t>
+      </w:r>
+      <w:r>
+        <w:rPr>
+          <w:b w:val="0"/>
+          <w:color w:val="000000"/>
+          <w:sz w:val="21"/>
+          <w:rFonts w:eastAsia="宋体" w:ascii="宋体" w:hAnsi="宋体"/>
+        </w:rPr>
+        <w:t>____</w:t>
+      </w:r>
+      <w:r>
+        <w:rPr>
+          <w:b w:val="0"/>
+          <w:color w:val="000000"/>
+          <w:sz w:val="21"/>
+          <w:rFonts w:eastAsia="宋体" w:ascii="宋体" w:hAnsi="宋体"/>
+        </w:rPr>
+        <w:t>元。</w:t>
+      </w:r>
+    </w:p>
+    <w:p>
+      <w:pPr>
+        <w:spacing w:line="336" w:lineRule="auto" w:after="40"/>
+      </w:pPr>
+      <w:r>
+        <w:rPr>
+          <w:b w:val="0"/>
+          <w:color w:val="000000"/>
+          <w:sz w:val="21"/>
+          <w:rFonts w:eastAsia="宋体" w:ascii="宋体" w:hAnsi="宋体"/>
+        </w:rPr>
+        <w:t>（2）</w:t>
       </w:r>
       <w:r>
         <w:rPr>
@@ -1068,7 +1073,7 @@
           <w:highlight w:val="yellow"/>
           <w:rFonts w:eastAsia="宋体" w:ascii="宋体" w:hAnsi="宋体"/>
         </w:rPr>
-        <w:t>15</w:t>
+        <w:t>乙方向甲方提交执行报告（含现场图片、嘉宾合影、媒体链接等代表性证据材料）后</w:t>
       </w:r>
       <w:r>
         <w:rPr>
@@ -1077,7 +1082,7 @@
           <w:sz w:val="21"/>
           <w:rFonts w:eastAsia="宋体" w:ascii="宋体" w:hAnsi="宋体"/>
         </w:rPr>
-        <w:t>个工作日内一次性支付。</w:t>
+        <w:t>，本次活动结束并经甲方验收合格后</w:t>
       </w:r>
       <w:r>
         <w:rPr>
@@ -1087,7 +1092,16 @@
           <w:highlight w:val="yellow"/>
           <w:rFonts w:eastAsia="宋体" w:ascii="宋体" w:hAnsi="宋体"/>
         </w:rPr>
-        <w:t>【视同验收机制】甲方应在收到乙方执行报告后 3 个工作日内书面提出具体异议，逾期未提出书面异议的，视为验收合格；甲方就个别细项的异议不影响无争议部分款项的支付。</w:t>
+        <w:t>15</w:t>
+      </w:r>
+      <w:r>
+        <w:rPr>
+          <w:b w:val="0"/>
+          <w:color w:val="000000"/>
+          <w:sz w:val="21"/>
+          <w:rFonts w:eastAsia="宋体" w:ascii="宋体" w:hAnsi="宋体"/>
+        </w:rPr>
+        <w:t>个工作日内一次性支付。</w:t>
       </w:r>
       <w:r>
         <w:rPr>
@@ -1097,53 +1111,7 @@
           <w:highlight w:val="yellow"/>
           <w:rFonts w:eastAsia="宋体" w:ascii="宋体" w:hAnsi="宋体"/>
         </w:rPr>
-        <w:t>（鉴于活动已于 2026 年 5 月 22 日实际完成，本次合作采用方式 (2) 后置一次性付款；甲方应支付乙方含税总额 103,000 元）</w:t>
-      </w:r>
-    </w:p>
-    <w:p>
-      <w:pPr>
-        <w:spacing w:line="336" w:lineRule="auto" w:after="40"/>
-      </w:pPr>
-      <w:r>
-        <w:rPr>
-          <w:b w:val="0"/>
-          <w:color w:val="000000"/>
-          <w:sz w:val="21"/>
-          <w:rFonts w:eastAsia="宋体" w:ascii="宋体" w:hAnsi="宋体"/>
-        </w:rPr>
-        <w:t>（3）其他方式：</w:t>
-      </w:r>
-      <w:r>
-        <w:rPr>
-          <w:b w:val="0"/>
-          <w:color w:val="000000"/>
-          <w:sz w:val="21"/>
-          <w:rFonts w:eastAsia="宋体" w:ascii="宋体" w:hAnsi="宋体"/>
-        </w:rPr>
-        <w:t>____________________________________________</w:t>
-      </w:r>
-      <w:r>
-        <w:rPr>
-          <w:b w:val="0"/>
-          <w:color w:val="000000"/>
-          <w:sz w:val="21"/>
-          <w:rFonts w:eastAsia="宋体" w:ascii="宋体" w:hAnsi="宋体"/>
-        </w:rPr>
-        <w:t>。</w:t>
-      </w:r>
-    </w:p>
-    <w:p>
-      <w:pPr>
-        <w:spacing w:line="336" w:lineRule="auto" w:after="40"/>
-      </w:pPr>
-      <w:r>
-        <w:rPr>
-          <w:b w:val="0"/>
-          <w:color w:val="000000"/>
-          <w:sz w:val="21"/>
-          <w:rFonts w:eastAsia="宋体" w:ascii="宋体" w:hAnsi="宋体"/>
-        </w:rPr>
-        <w:t>4、每次付款前</w:t>
+        <w:t>【视同验收机制】甲方应在收到乙方执行报告后 3 个工作日内书面提出具体异议，逾期未提出书面异议的，视为验收合格；甲方就个别细项的异议不影响无争议部分款项的支付。</w:t>
       </w:r>
       <w:r>
         <w:rPr>
@@ -1153,8 +1121,13 @@
           <w:highlight w:val="yellow"/>
           <w:rFonts w:eastAsia="宋体" w:ascii="宋体" w:hAnsi="宋体"/>
         </w:rPr>
-        <w:t>5</w:t>
-      </w:r>
+        <w:t>（鉴于活动已于 2026 年 5 月 22 日实际完成，本次合作采用方式 (2) 后置一次性付款；甲方应支付乙方合同总价款 100,000 元）</w:t>
+      </w:r>
+    </w:p>
+    <w:p>
+      <w:pPr>
+        <w:spacing w:line="336" w:lineRule="auto" w:after="40"/>
+      </w:pPr>
       <w:r>
         <w:rPr>
           <w:b w:val="0"/>
@@ -1162,7 +1135,39 @@
           <w:sz w:val="21"/>
           <w:rFonts w:eastAsia="宋体" w:ascii="宋体" w:hAnsi="宋体"/>
         </w:rPr>
-        <w:t>个工作日，乙方应向甲方提供等额合法合规的增值税</w:t>
+        <w:t>（3）其他方式：</w:t>
+      </w:r>
+      <w:r>
+        <w:rPr>
+          <w:b w:val="0"/>
+          <w:color w:val="000000"/>
+          <w:sz w:val="21"/>
+          <w:rFonts w:eastAsia="宋体" w:ascii="宋体" w:hAnsi="宋体"/>
+        </w:rPr>
+        <w:t>____________________________________________</w:t>
+      </w:r>
+      <w:r>
+        <w:rPr>
+          <w:b w:val="0"/>
+          <w:color w:val="000000"/>
+          <w:sz w:val="21"/>
+          <w:rFonts w:eastAsia="宋体" w:ascii="宋体" w:hAnsi="宋体"/>
+        </w:rPr>
+        <w:t>。</w:t>
+      </w:r>
+    </w:p>
+    <w:p>
+      <w:pPr>
+        <w:spacing w:line="336" w:lineRule="auto" w:after="40"/>
+      </w:pPr>
+      <w:r>
+        <w:rPr>
+          <w:b w:val="0"/>
+          <w:color w:val="000000"/>
+          <w:sz w:val="21"/>
+          <w:rFonts w:eastAsia="宋体" w:ascii="宋体" w:hAnsi="宋体"/>
+        </w:rPr>
+        <w:t>4、每次付款前</w:t>
       </w:r>
       <w:r>
         <w:rPr>
@@ -1172,7 +1177,7 @@
           <w:highlight w:val="yellow"/>
           <w:rFonts w:eastAsia="宋体" w:ascii="宋体" w:hAnsi="宋体"/>
         </w:rPr>
-        <w:t>普通</w:t>
+        <w:t>5</w:t>
       </w:r>
       <w:r>
         <w:rPr>
@@ -1181,7 +1186,7 @@
           <w:sz w:val="21"/>
           <w:rFonts w:eastAsia="宋体" w:ascii="宋体" w:hAnsi="宋体"/>
         </w:rPr>
-        <w:t>发票及服务报告，</w:t>
+        <w:t>个工作日，乙方应向甲方提供等额合法合规的增值税</w:t>
       </w:r>
       <w:r>
         <w:rPr>
@@ -1191,7 +1196,7 @@
           <w:highlight w:val="yellow"/>
           <w:rFonts w:eastAsia="宋体" w:ascii="宋体" w:hAnsi="宋体"/>
         </w:rPr>
-        <w:t>【发票合规边界】甲方不得以非实质性的发票形式问题（如版式、抬头错别字等）拒付款项；甲方仅就发票真伪、税号一致性、票面金额一致性等实质性问题享有合理的异议权，并应于收到发票之日起 3 个工作日内书面提出，逾期未提出视为发票接收无异议。</w:t>
+        <w:t>普通</w:t>
       </w:r>
       <w:r>
         <w:rPr>
@@ -1200,21 +1205,7 @@
           <w:sz w:val="21"/>
           <w:rFonts w:eastAsia="宋体" w:ascii="宋体" w:hAnsi="宋体"/>
         </w:rPr>
-        <w:t>如乙方向甲方开具虚假、伪造或变造的发票，则乙方应自甲方通知之日起七天内向甲方支付该发票票面金额的 20%作为违约金，并重新开具合法有效的发票；如乙方支付的违约金不足以弥补甲方因此遭受的损失，甲方有权向乙方继续追偿。如需开具红字增值税专用发票等，双方应提供方便、互相配合。</w:t>
-      </w:r>
-    </w:p>
-    <w:p>
-      <w:pPr>
-        <w:spacing w:line="336" w:lineRule="auto" w:after="40"/>
-      </w:pPr>
-      <w:r>
-        <w:rPr>
-          <w:b w:val="0"/>
-          <w:color w:val="000000"/>
-          <w:sz w:val="21"/>
-          <w:rFonts w:eastAsia="宋体" w:ascii="宋体" w:hAnsi="宋体"/>
-        </w:rPr>
-        <w:t>发票内容：</w:t>
+        <w:t>发票及服务报告，</w:t>
       </w:r>
       <w:r>
         <w:rPr>
@@ -1224,7 +1215,7 @@
           <w:highlight w:val="yellow"/>
           <w:rFonts w:eastAsia="宋体" w:ascii="宋体" w:hAnsi="宋体"/>
         </w:rPr>
-        <w:t>以乙方实际交易内容、税务资质及国家税法规定为准；甲方不得要求乙方开具与实际业务不符的发票。常见可适用科目包括「会议服务费」/「会务咨询费」/「赞助费」，最终以乙方税务申报口径为准。</w:t>
+        <w:t>【发票合规边界】甲方不得以非实质性的发票形式问题（如版式、抬头错别字等）拒付款项；甲方仅就发票真伪、税号一致性、票面金额一致性等实质性问题享有合理的异议权，并应于收到发票之日起 3 个工作日内书面提出，逾期未提出视为发票接收无异议。</w:t>
       </w:r>
       <w:r>
         <w:rPr>
@@ -1233,7 +1224,7 @@
           <w:sz w:val="21"/>
           <w:rFonts w:eastAsia="宋体" w:ascii="宋体" w:hAnsi="宋体"/>
         </w:rPr>
-        <w:t>。</w:t>
+        <w:t>如乙方向甲方开具虚假、伪造或变造的发票，则乙方应自甲方通知之日起七天内向甲方支付该发票票面金额的 20%作为违约金，并重新开具合法有效的发票；如乙方支付的违约金不足以弥补甲方因此遭受的损失，甲方有权向乙方继续追偿。如需开具红字增值税专用发票等，双方应提供方便、互相配合。</w:t>
       </w:r>
     </w:p>
     <w:p>
@@ -1247,241 +1238,7 @@
           <w:sz w:val="21"/>
           <w:rFonts w:eastAsia="宋体" w:ascii="宋体" w:hAnsi="宋体"/>
         </w:rPr>
-        <w:t>甲方开票信息如下：</w:t>
-      </w:r>
-    </w:p>
-    <w:p>
-      <w:pPr>
-        <w:spacing w:line="336" w:lineRule="auto" w:after="40"/>
-      </w:pPr>
-      <w:r>
-        <w:rPr>
-          <w:b w:val="0"/>
-          <w:color w:val="000000"/>
-          <w:sz w:val="21"/>
-          <w:rFonts w:eastAsia="宋体" w:ascii="宋体" w:hAnsi="宋体"/>
-        </w:rPr>
-        <w:t>公司名称：</w:t>
-      </w:r>
-      <w:r>
-        <w:rPr>
-          <w:b w:val="0"/>
-          <w:color w:val="000000"/>
-          <w:sz w:val="21"/>
-          <w:rFonts w:eastAsia="宋体" w:ascii="宋体" w:hAnsi="宋体"/>
-        </w:rPr>
-        <w:t>________________________________</w:t>
-      </w:r>
-      <w:r>
-        <w:rPr>
-          <w:b w:val="0"/>
-          <w:color w:val="000000"/>
-          <w:sz w:val="21"/>
-          <w:rFonts w:eastAsia="宋体" w:ascii="宋体" w:hAnsi="宋体"/>
-        </w:rPr>
-        <w:t>；</w:t>
-      </w:r>
-    </w:p>
-    <w:p>
-      <w:pPr>
-        <w:spacing w:line="336" w:lineRule="auto" w:after="40"/>
-      </w:pPr>
-      <w:r>
-        <w:rPr>
-          <w:b w:val="0"/>
-          <w:color w:val="000000"/>
-          <w:sz w:val="21"/>
-          <w:rFonts w:eastAsia="宋体" w:ascii="宋体" w:hAnsi="宋体"/>
-        </w:rPr>
-        <w:t>税务登记证号：</w:t>
-      </w:r>
-      <w:r>
-        <w:rPr>
-          <w:b w:val="0"/>
-          <w:color w:val="000000"/>
-          <w:sz w:val="21"/>
-          <w:rFonts w:eastAsia="宋体" w:ascii="宋体" w:hAnsi="宋体"/>
-        </w:rPr>
-        <w:t>________________________________</w:t>
-      </w:r>
-      <w:r>
-        <w:rPr>
-          <w:b w:val="0"/>
-          <w:color w:val="000000"/>
-          <w:sz w:val="21"/>
-          <w:rFonts w:eastAsia="宋体" w:ascii="宋体" w:hAnsi="宋体"/>
-        </w:rPr>
-        <w:t>；</w:t>
-      </w:r>
-    </w:p>
-    <w:p>
-      <w:pPr>
-        <w:spacing w:line="336" w:lineRule="auto" w:after="40"/>
-      </w:pPr>
-      <w:r>
-        <w:rPr>
-          <w:b w:val="0"/>
-          <w:color w:val="000000"/>
-          <w:sz w:val="21"/>
-          <w:rFonts w:eastAsia="宋体" w:ascii="宋体" w:hAnsi="宋体"/>
-        </w:rPr>
-        <w:t>地址：</w:t>
-      </w:r>
-      <w:r>
-        <w:rPr>
-          <w:b w:val="0"/>
-          <w:color w:val="000000"/>
-          <w:sz w:val="21"/>
-          <w:rFonts w:eastAsia="宋体" w:ascii="宋体" w:hAnsi="宋体"/>
-        </w:rPr>
-        <w:t>________________________________</w:t>
-      </w:r>
-      <w:r>
-        <w:rPr>
-          <w:b w:val="0"/>
-          <w:color w:val="000000"/>
-          <w:sz w:val="21"/>
-          <w:rFonts w:eastAsia="宋体" w:ascii="宋体" w:hAnsi="宋体"/>
-        </w:rPr>
-        <w:t>；</w:t>
-      </w:r>
-    </w:p>
-    <w:p>
-      <w:pPr>
-        <w:spacing w:line="336" w:lineRule="auto" w:after="40"/>
-      </w:pPr>
-      <w:r>
-        <w:rPr>
-          <w:b w:val="0"/>
-          <w:color w:val="000000"/>
-          <w:sz w:val="21"/>
-          <w:rFonts w:eastAsia="宋体" w:ascii="宋体" w:hAnsi="宋体"/>
-        </w:rPr>
-        <w:t>电话：</w:t>
-      </w:r>
-      <w:r>
-        <w:rPr>
-          <w:b w:val="0"/>
-          <w:color w:val="000000"/>
-          <w:sz w:val="21"/>
-          <w:rFonts w:eastAsia="宋体" w:ascii="宋体" w:hAnsi="宋体"/>
-        </w:rPr>
-        <w:t>________________________________</w:t>
-      </w:r>
-      <w:r>
-        <w:rPr>
-          <w:b w:val="0"/>
-          <w:color w:val="000000"/>
-          <w:sz w:val="21"/>
-          <w:rFonts w:eastAsia="宋体" w:ascii="宋体" w:hAnsi="宋体"/>
-        </w:rPr>
-        <w:t>；</w:t>
-      </w:r>
-    </w:p>
-    <w:p>
-      <w:pPr>
-        <w:spacing w:line="336" w:lineRule="auto" w:after="40"/>
-      </w:pPr>
-      <w:r>
-        <w:rPr>
-          <w:b w:val="0"/>
-          <w:color w:val="000000"/>
-          <w:sz w:val="21"/>
-          <w:rFonts w:eastAsia="宋体" w:ascii="宋体" w:hAnsi="宋体"/>
-        </w:rPr>
-        <w:t>开户行账号：</w:t>
-      </w:r>
-      <w:r>
-        <w:rPr>
-          <w:b w:val="0"/>
-          <w:color w:val="000000"/>
-          <w:sz w:val="21"/>
-          <w:rFonts w:eastAsia="宋体" w:ascii="宋体" w:hAnsi="宋体"/>
-        </w:rPr>
-        <w:t>________________________________</w:t>
-      </w:r>
-      <w:r>
-        <w:rPr>
-          <w:b w:val="0"/>
-          <w:color w:val="000000"/>
-          <w:sz w:val="21"/>
-          <w:rFonts w:eastAsia="宋体" w:ascii="宋体" w:hAnsi="宋体"/>
-        </w:rPr>
-        <w:t>；</w:t>
-      </w:r>
-    </w:p>
-    <w:p>
-      <w:pPr>
-        <w:spacing w:line="336" w:lineRule="auto" w:after="40"/>
-      </w:pPr>
-      <w:r>
-        <w:rPr>
-          <w:b w:val="0"/>
-          <w:color w:val="000000"/>
-          <w:sz w:val="21"/>
-          <w:rFonts w:eastAsia="宋体" w:ascii="宋体" w:hAnsi="宋体"/>
-        </w:rPr>
-        <w:t>开户行全称：</w:t>
-      </w:r>
-      <w:r>
-        <w:rPr>
-          <w:b w:val="0"/>
-          <w:color w:val="000000"/>
-          <w:sz w:val="21"/>
-          <w:rFonts w:eastAsia="宋体" w:ascii="宋体" w:hAnsi="宋体"/>
-        </w:rPr>
-        <w:t>________________________________</w:t>
-      </w:r>
-      <w:r>
-        <w:rPr>
-          <w:b w:val="0"/>
-          <w:color w:val="000000"/>
-          <w:sz w:val="21"/>
-          <w:rFonts w:eastAsia="宋体" w:ascii="宋体" w:hAnsi="宋体"/>
-        </w:rPr>
-        <w:t>。</w:t>
-      </w:r>
-    </w:p>
-    <w:p>
-      <w:pPr>
-        <w:spacing w:line="336" w:lineRule="auto" w:after="40"/>
-      </w:pPr>
-      <w:r>
-        <w:rPr>
-          <w:b w:val="0"/>
-          <w:color w:val="000000"/>
-          <w:sz w:val="21"/>
-          <w:rFonts w:eastAsia="宋体" w:ascii="宋体" w:hAnsi="宋体"/>
-        </w:rPr>
-        <w:t>甲方如变更开票信息，应及时书面通知乙方。</w:t>
-      </w:r>
-    </w:p>
-    <w:p>
-      <w:pPr>
-        <w:spacing w:line="336" w:lineRule="auto" w:after="40"/>
-      </w:pPr>
-      <w:r>
-        <w:rPr>
-          <w:b w:val="0"/>
-          <w:color w:val="000000"/>
-          <w:sz w:val="21"/>
-          <w:rFonts w:eastAsia="宋体" w:ascii="宋体" w:hAnsi="宋体"/>
-        </w:rPr>
-        <w:t>5、乙方的收款账户为：</w:t>
-      </w:r>
-    </w:p>
-    <w:p>
-      <w:pPr>
-        <w:spacing w:line="336" w:lineRule="auto" w:after="40"/>
-      </w:pPr>
-      <w:r>
-        <w:rPr>
-          <w:b w:val="0"/>
-          <w:color w:val="000000"/>
-          <w:sz w:val="21"/>
-          <w:rFonts w:eastAsia="宋体" w:ascii="宋体" w:hAnsi="宋体"/>
-        </w:rPr>
-        <w:t>户名：</w:t>
+        <w:t>发票内容：</w:t>
       </w:r>
       <w:r>
         <w:rPr>
@@ -1491,7 +1248,7 @@
           <w:highlight w:val="yellow"/>
           <w:rFonts w:eastAsia="宋体" w:ascii="宋体" w:hAnsi="宋体"/>
         </w:rPr>
-        <w:t>上海市杨浦区科技企业联合会</w:t>
+        <w:t>以乙方实际交易内容、税务资质及国家税法规定为准；甲方不得要求乙方开具与实际业务不符的发票。常见可适用科目包括「会议服务费」/「会务咨询费」/「赞助费」，最终以乙方税务申报口径为准。</w:t>
       </w:r>
       <w:r>
         <w:rPr>
@@ -1500,7 +1257,7 @@
           <w:sz w:val="21"/>
           <w:rFonts w:eastAsia="宋体" w:ascii="宋体" w:hAnsi="宋体"/>
         </w:rPr>
-        <w:t>；</w:t>
+        <w:t>。</w:t>
       </w:r>
     </w:p>
     <w:p>
@@ -1514,7 +1271,241 @@
           <w:sz w:val="21"/>
           <w:rFonts w:eastAsia="宋体" w:ascii="宋体" w:hAnsi="宋体"/>
         </w:rPr>
-        <w:t>账号：</w:t>
+        <w:t>甲方开票信息如下：</w:t>
+      </w:r>
+    </w:p>
+    <w:p>
+      <w:pPr>
+        <w:spacing w:line="336" w:lineRule="auto" w:after="40"/>
+      </w:pPr>
+      <w:r>
+        <w:rPr>
+          <w:b w:val="0"/>
+          <w:color w:val="000000"/>
+          <w:sz w:val="21"/>
+          <w:rFonts w:eastAsia="宋体" w:ascii="宋体" w:hAnsi="宋体"/>
+        </w:rPr>
+        <w:t>公司名称：</w:t>
+      </w:r>
+      <w:r>
+        <w:rPr>
+          <w:b w:val="0"/>
+          <w:color w:val="000000"/>
+          <w:sz w:val="21"/>
+          <w:rFonts w:eastAsia="宋体" w:ascii="宋体" w:hAnsi="宋体"/>
+        </w:rPr>
+        <w:t>________________________________</w:t>
+      </w:r>
+      <w:r>
+        <w:rPr>
+          <w:b w:val="0"/>
+          <w:color w:val="000000"/>
+          <w:sz w:val="21"/>
+          <w:rFonts w:eastAsia="宋体" w:ascii="宋体" w:hAnsi="宋体"/>
+        </w:rPr>
+        <w:t>；</w:t>
+      </w:r>
+    </w:p>
+    <w:p>
+      <w:pPr>
+        <w:spacing w:line="336" w:lineRule="auto" w:after="40"/>
+      </w:pPr>
+      <w:r>
+        <w:rPr>
+          <w:b w:val="0"/>
+          <w:color w:val="000000"/>
+          <w:sz w:val="21"/>
+          <w:rFonts w:eastAsia="宋体" w:ascii="宋体" w:hAnsi="宋体"/>
+        </w:rPr>
+        <w:t>税务登记证号：</w:t>
+      </w:r>
+      <w:r>
+        <w:rPr>
+          <w:b w:val="0"/>
+          <w:color w:val="000000"/>
+          <w:sz w:val="21"/>
+          <w:rFonts w:eastAsia="宋体" w:ascii="宋体" w:hAnsi="宋体"/>
+        </w:rPr>
+        <w:t>________________________________</w:t>
+      </w:r>
+      <w:r>
+        <w:rPr>
+          <w:b w:val="0"/>
+          <w:color w:val="000000"/>
+          <w:sz w:val="21"/>
+          <w:rFonts w:eastAsia="宋体" w:ascii="宋体" w:hAnsi="宋体"/>
+        </w:rPr>
+        <w:t>；</w:t>
+      </w:r>
+    </w:p>
+    <w:p>
+      <w:pPr>
+        <w:spacing w:line="336" w:lineRule="auto" w:after="40"/>
+      </w:pPr>
+      <w:r>
+        <w:rPr>
+          <w:b w:val="0"/>
+          <w:color w:val="000000"/>
+          <w:sz w:val="21"/>
+          <w:rFonts w:eastAsia="宋体" w:ascii="宋体" w:hAnsi="宋体"/>
+        </w:rPr>
+        <w:t>地址：</w:t>
+      </w:r>
+      <w:r>
+        <w:rPr>
+          <w:b w:val="0"/>
+          <w:color w:val="000000"/>
+          <w:sz w:val="21"/>
+          <w:rFonts w:eastAsia="宋体" w:ascii="宋体" w:hAnsi="宋体"/>
+        </w:rPr>
+        <w:t>________________________________</w:t>
+      </w:r>
+      <w:r>
+        <w:rPr>
+          <w:b w:val="0"/>
+          <w:color w:val="000000"/>
+          <w:sz w:val="21"/>
+          <w:rFonts w:eastAsia="宋体" w:ascii="宋体" w:hAnsi="宋体"/>
+        </w:rPr>
+        <w:t>；</w:t>
+      </w:r>
+    </w:p>
+    <w:p>
+      <w:pPr>
+        <w:spacing w:line="336" w:lineRule="auto" w:after="40"/>
+      </w:pPr>
+      <w:r>
+        <w:rPr>
+          <w:b w:val="0"/>
+          <w:color w:val="000000"/>
+          <w:sz w:val="21"/>
+          <w:rFonts w:eastAsia="宋体" w:ascii="宋体" w:hAnsi="宋体"/>
+        </w:rPr>
+        <w:t>电话：</w:t>
+      </w:r>
+      <w:r>
+        <w:rPr>
+          <w:b w:val="0"/>
+          <w:color w:val="000000"/>
+          <w:sz w:val="21"/>
+          <w:rFonts w:eastAsia="宋体" w:ascii="宋体" w:hAnsi="宋体"/>
+        </w:rPr>
+        <w:t>________________________________</w:t>
+      </w:r>
+      <w:r>
+        <w:rPr>
+          <w:b w:val="0"/>
+          <w:color w:val="000000"/>
+          <w:sz w:val="21"/>
+          <w:rFonts w:eastAsia="宋体" w:ascii="宋体" w:hAnsi="宋体"/>
+        </w:rPr>
+        <w:t>；</w:t>
+      </w:r>
+    </w:p>
+    <w:p>
+      <w:pPr>
+        <w:spacing w:line="336" w:lineRule="auto" w:after="40"/>
+      </w:pPr>
+      <w:r>
+        <w:rPr>
+          <w:b w:val="0"/>
+          <w:color w:val="000000"/>
+          <w:sz w:val="21"/>
+          <w:rFonts w:eastAsia="宋体" w:ascii="宋体" w:hAnsi="宋体"/>
+        </w:rPr>
+        <w:t>开户行账号：</w:t>
+      </w:r>
+      <w:r>
+        <w:rPr>
+          <w:b w:val="0"/>
+          <w:color w:val="000000"/>
+          <w:sz w:val="21"/>
+          <w:rFonts w:eastAsia="宋体" w:ascii="宋体" w:hAnsi="宋体"/>
+        </w:rPr>
+        <w:t>________________________________</w:t>
+      </w:r>
+      <w:r>
+        <w:rPr>
+          <w:b w:val="0"/>
+          <w:color w:val="000000"/>
+          <w:sz w:val="21"/>
+          <w:rFonts w:eastAsia="宋体" w:ascii="宋体" w:hAnsi="宋体"/>
+        </w:rPr>
+        <w:t>；</w:t>
+      </w:r>
+    </w:p>
+    <w:p>
+      <w:pPr>
+        <w:spacing w:line="336" w:lineRule="auto" w:after="40"/>
+      </w:pPr>
+      <w:r>
+        <w:rPr>
+          <w:b w:val="0"/>
+          <w:color w:val="000000"/>
+          <w:sz w:val="21"/>
+          <w:rFonts w:eastAsia="宋体" w:ascii="宋体" w:hAnsi="宋体"/>
+        </w:rPr>
+        <w:t>开户行全称：</w:t>
+      </w:r>
+      <w:r>
+        <w:rPr>
+          <w:b w:val="0"/>
+          <w:color w:val="000000"/>
+          <w:sz w:val="21"/>
+          <w:rFonts w:eastAsia="宋体" w:ascii="宋体" w:hAnsi="宋体"/>
+        </w:rPr>
+        <w:t>________________________________</w:t>
+      </w:r>
+      <w:r>
+        <w:rPr>
+          <w:b w:val="0"/>
+          <w:color w:val="000000"/>
+          <w:sz w:val="21"/>
+          <w:rFonts w:eastAsia="宋体" w:ascii="宋体" w:hAnsi="宋体"/>
+        </w:rPr>
+        <w:t>。</w:t>
+      </w:r>
+    </w:p>
+    <w:p>
+      <w:pPr>
+        <w:spacing w:line="336" w:lineRule="auto" w:after="40"/>
+      </w:pPr>
+      <w:r>
+        <w:rPr>
+          <w:b w:val="0"/>
+          <w:color w:val="000000"/>
+          <w:sz w:val="21"/>
+          <w:rFonts w:eastAsia="宋体" w:ascii="宋体" w:hAnsi="宋体"/>
+        </w:rPr>
+        <w:t>甲方如变更开票信息，应及时书面通知乙方。</w:t>
+      </w:r>
+    </w:p>
+    <w:p>
+      <w:pPr>
+        <w:spacing w:line="336" w:lineRule="auto" w:after="40"/>
+      </w:pPr>
+      <w:r>
+        <w:rPr>
+          <w:b w:val="0"/>
+          <w:color w:val="000000"/>
+          <w:sz w:val="21"/>
+          <w:rFonts w:eastAsia="宋体" w:ascii="宋体" w:hAnsi="宋体"/>
+        </w:rPr>
+        <w:t>5、乙方的收款账户为：</w:t>
+      </w:r>
+    </w:p>
+    <w:p>
+      <w:pPr>
+        <w:spacing w:line="336" w:lineRule="auto" w:after="40"/>
+      </w:pPr>
+      <w:r>
+        <w:rPr>
+          <w:b w:val="0"/>
+          <w:color w:val="000000"/>
+          <w:sz w:val="21"/>
+          <w:rFonts w:eastAsia="宋体" w:ascii="宋体" w:hAnsi="宋体"/>
+        </w:rPr>
+        <w:t>户名：</w:t>
       </w:r>
       <w:r>
         <w:rPr>
@@ -1524,7 +1515,7 @@
           <w:highlight w:val="yellow"/>
           <w:rFonts w:eastAsia="宋体" w:ascii="宋体" w:hAnsi="宋体"/>
         </w:rPr>
-        <w:t>03354200040012533</w:t>
+        <w:t>上海市杨浦区科技企业联合会</w:t>
       </w:r>
       <w:r>
         <w:rPr>
@@ -1547,7 +1538,7 @@
           <w:sz w:val="21"/>
           <w:rFonts w:eastAsia="宋体" w:ascii="宋体" w:hAnsi="宋体"/>
         </w:rPr>
-        <w:t>开户行：</w:t>
+        <w:t>账号：</w:t>
       </w:r>
       <w:r>
         <w:rPr>
@@ -1557,7 +1548,7 @@
           <w:highlight w:val="yellow"/>
           <w:rFonts w:eastAsia="宋体" w:ascii="宋体" w:hAnsi="宋体"/>
         </w:rPr>
-        <w:t>中国农业银行股份有限公司上海营口支行</w:t>
+        <w:t>03354200040012533</w:t>
       </w:r>
       <w:r>
         <w:rPr>
@@ -1566,7 +1557,7 @@
           <w:sz w:val="21"/>
           <w:rFonts w:eastAsia="宋体" w:ascii="宋体" w:hAnsi="宋体"/>
         </w:rPr>
-        <w:t>。</w:t>
+        <w:t>；</w:t>
       </w:r>
     </w:p>
     <w:p>
@@ -1580,96 +1571,7 @@
           <w:sz w:val="21"/>
           <w:rFonts w:eastAsia="宋体" w:ascii="宋体" w:hAnsi="宋体"/>
         </w:rPr>
-        <w:t>乙方变更收款账户的，应当提前 5 个工作日书面告知甲方并确认甲方已经签收，否则甲方向上述收款账户支付的款项均视为甲方支付本合同约定的赞助费。</w:t>
-      </w:r>
-    </w:p>
-    <w:p>
-      <w:r>
-        <w:br w:type="page"/>
-      </w:r>
-    </w:p>
-    <w:p>
-      <w:pPr>
-        <w:spacing w:line="336" w:lineRule="auto" w:before="80" w:after="80"/>
-      </w:pPr>
-      <w:r>
-        <w:rPr>
-          <w:b/>
-          <w:color w:val="000000"/>
-          <w:sz w:val="24"/>
-          <w:rFonts w:eastAsia="宋体" w:ascii="宋体" w:hAnsi="宋体"/>
-        </w:rPr>
-        <w:t>第三条  甲方的权利和义务</w:t>
-      </w:r>
-    </w:p>
-    <w:p>
-      <w:pPr>
-        <w:spacing w:line="336" w:lineRule="auto" w:after="40"/>
-      </w:pPr>
-      <w:r>
-        <w:rPr>
-          <w:b w:val="0"/>
-          <w:color w:val="000000"/>
-          <w:sz w:val="21"/>
-          <w:rFonts w:eastAsia="宋体" w:ascii="宋体" w:hAnsi="宋体"/>
-        </w:rPr>
-        <w:t>1、甲方应该按照合同的约定履行赞助方的义务。</w:t>
-      </w:r>
-    </w:p>
-    <w:p>
-      <w:pPr>
-        <w:spacing w:line="336" w:lineRule="auto" w:after="40"/>
-      </w:pPr>
-      <w:r>
-        <w:rPr>
-          <w:b w:val="0"/>
-          <w:color w:val="000000"/>
-          <w:sz w:val="21"/>
-          <w:rFonts w:eastAsia="宋体" w:ascii="宋体" w:hAnsi="宋体"/>
-        </w:rPr>
-        <w:t>2、甲方有权对活动中涉及本次活动的名称、商标、标签、标志等设计方案以及甲方宣传内容、印有甲方品牌资料的物资设计等提出合理修改意见，乙方应予以执行。</w:t>
-      </w:r>
-    </w:p>
-    <w:p>
-      <w:pPr>
-        <w:spacing w:line="336" w:lineRule="auto" w:after="40"/>
-      </w:pPr>
-      <w:r>
-        <w:rPr>
-          <w:b w:val="0"/>
-          <w:color w:val="000000"/>
-          <w:sz w:val="21"/>
-          <w:rFonts w:eastAsia="宋体" w:ascii="宋体" w:hAnsi="宋体"/>
-        </w:rPr>
-        <w:t>3、甲方在根据合同约定进行自主宣传时，有权使用本次活动的名称、商标、标签设计、品名、图案、广告、照片、视频等相关资料，该等使用包括生产、销售或许可生产、销售带有活动相关名称、商标、标识、图案、照片、视频的宣传品、促销品。</w:t>
-      </w:r>
-    </w:p>
-    <w:p>
-      <w:pPr>
-        <w:spacing w:line="336" w:lineRule="auto" w:after="40"/>
-      </w:pPr>
-      <w:r>
-        <w:rPr>
-          <w:b w:val="0"/>
-          <w:color w:val="000000"/>
-          <w:sz w:val="21"/>
-          <w:rFonts w:eastAsia="宋体" w:ascii="宋体" w:hAnsi="宋体"/>
-        </w:rPr>
-        <w:t>4、如本合同约定的赞助方式为提供赞助费的，则甲方有权对赞助费的使用情况进行监督和检查。</w:t>
-      </w:r>
-    </w:p>
-    <w:p>
-      <w:pPr>
-        <w:spacing w:line="336" w:lineRule="auto" w:after="40"/>
-      </w:pPr>
-      <w:r>
-        <w:rPr>
-          <w:b w:val="0"/>
-          <w:color w:val="000000"/>
-          <w:sz w:val="21"/>
-          <w:rFonts w:eastAsia="宋体" w:ascii="宋体" w:hAnsi="宋体"/>
-        </w:rPr>
-        <w:t>5、甲方有权委派</w:t>
+        <w:t>开户行：</w:t>
       </w:r>
       <w:r>
         <w:rPr>
@@ -1679,7 +1581,119 @@
           <w:highlight w:val="yellow"/>
           <w:rFonts w:eastAsia="宋体" w:ascii="宋体" w:hAnsi="宋体"/>
         </w:rPr>
-        <w:t>6</w:t>
+        <w:t>中国农业银行股份有限公司上海营口支行</w:t>
+      </w:r>
+      <w:r>
+        <w:rPr>
+          <w:b w:val="0"/>
+          <w:color w:val="000000"/>
+          <w:sz w:val="21"/>
+          <w:rFonts w:eastAsia="宋体" w:ascii="宋体" w:hAnsi="宋体"/>
+        </w:rPr>
+        <w:t>。</w:t>
+      </w:r>
+    </w:p>
+    <w:p>
+      <w:pPr>
+        <w:spacing w:line="336" w:lineRule="auto" w:after="40"/>
+      </w:pPr>
+      <w:r>
+        <w:rPr>
+          <w:b w:val="0"/>
+          <w:color w:val="000000"/>
+          <w:sz w:val="21"/>
+          <w:rFonts w:eastAsia="宋体" w:ascii="宋体" w:hAnsi="宋体"/>
+        </w:rPr>
+        <w:t>乙方变更收款账户的，应当提前 5 个工作日书面告知甲方并确认甲方已经签收，否则甲方向上述收款账户支付的款项均视为甲方支付本合同约定的赞助费。</w:t>
+      </w:r>
+    </w:p>
+    <w:p>
+      <w:r>
+        <w:br w:type="page"/>
+      </w:r>
+    </w:p>
+    <w:p>
+      <w:pPr>
+        <w:spacing w:line="336" w:lineRule="auto" w:before="80" w:after="80"/>
+      </w:pPr>
+      <w:r>
+        <w:rPr>
+          <w:b/>
+          <w:color w:val="000000"/>
+          <w:sz w:val="24"/>
+          <w:rFonts w:eastAsia="宋体" w:ascii="宋体" w:hAnsi="宋体"/>
+        </w:rPr>
+        <w:t>第三条  甲方的权利和义务</w:t>
+      </w:r>
+    </w:p>
+    <w:p>
+      <w:pPr>
+        <w:spacing w:line="336" w:lineRule="auto" w:after="40"/>
+      </w:pPr>
+      <w:r>
+        <w:rPr>
+          <w:b w:val="0"/>
+          <w:color w:val="000000"/>
+          <w:sz w:val="21"/>
+          <w:rFonts w:eastAsia="宋体" w:ascii="宋体" w:hAnsi="宋体"/>
+        </w:rPr>
+        <w:t>1、甲方应该按照合同的约定履行赞助方的义务。</w:t>
+      </w:r>
+    </w:p>
+    <w:p>
+      <w:pPr>
+        <w:spacing w:line="336" w:lineRule="auto" w:after="40"/>
+      </w:pPr>
+      <w:r>
+        <w:rPr>
+          <w:b w:val="0"/>
+          <w:color w:val="000000"/>
+          <w:sz w:val="21"/>
+          <w:rFonts w:eastAsia="宋体" w:ascii="宋体" w:hAnsi="宋体"/>
+        </w:rPr>
+        <w:t>2、甲方有权对活动中涉及本次活动的名称、商标、标签、标志等设计方案以及甲方宣传内容、印有甲方品牌资料的物资设计等提出合理修改意见，乙方应予以执行。</w:t>
+      </w:r>
+    </w:p>
+    <w:p>
+      <w:pPr>
+        <w:spacing w:line="336" w:lineRule="auto" w:after="40"/>
+      </w:pPr>
+      <w:r>
+        <w:rPr>
+          <w:b w:val="0"/>
+          <w:color w:val="000000"/>
+          <w:sz w:val="21"/>
+          <w:rFonts w:eastAsia="宋体" w:ascii="宋体" w:hAnsi="宋体"/>
+        </w:rPr>
+        <w:t>3、甲方在根据合同约定进行自主宣传时，有权使用本次活动的名称、商标、标签设计、品名、图案、广告、照片、视频等相关资料，该等使用包括生产、销售或许可生产、销售带有活动相关名称、商标、标识、图案、照片、视频的宣传品、促销品。</w:t>
+      </w:r>
+    </w:p>
+    <w:p>
+      <w:pPr>
+        <w:spacing w:line="336" w:lineRule="auto" w:after="40"/>
+      </w:pPr>
+      <w:r>
+        <w:rPr>
+          <w:b w:val="0"/>
+          <w:color w:val="000000"/>
+          <w:sz w:val="21"/>
+          <w:rFonts w:eastAsia="宋体" w:ascii="宋体" w:hAnsi="宋体"/>
+        </w:rPr>
+        <w:t>4、如本合同约定的赞助方式为提供赞助费的，则甲方有权对赞助费的使用情况进行监督和检查。</w:t>
+      </w:r>
+    </w:p>
+    <w:p>
+      <w:pPr>
+        <w:spacing w:line="336" w:lineRule="auto" w:after="40"/>
+      </w:pPr>
+      <w:r>
+        <w:rPr>
+          <w:b w:val="0"/>
+          <w:color w:val="000000"/>
+          <w:sz w:val="21"/>
+          <w:rFonts w:eastAsia="宋体" w:ascii="宋体" w:hAnsi="宋体"/>
+        </w:rPr>
+        <w:t>5、甲方有权委派</w:t>
       </w:r>
       <w:r>
         <w:rPr>
@@ -1689,49 +1703,7 @@
           <w:highlight w:val="yellow"/>
           <w:rFonts w:eastAsia="宋体" w:ascii="宋体" w:hAnsi="宋体"/>
         </w:rPr>
-        <w:t>名领导/员工代表参与本次活动，并发表讲话，向参会人员介绍和推广甲方及其关联公司、运作的项目、企业文化和成就等。（其中现场服务 2 人 + 销售 2 人 + 甲方指派代表 2 人；晚宴实际出席人数另行确认；具体名单于活动前 3 个工作日双方确认）</w:t>
-      </w:r>
-    </w:p>
-    <w:p>
-      <w:pPr>
-        <w:spacing w:line="336" w:lineRule="auto" w:after="40"/>
-      </w:pPr>
-      <w:r>
-        <w:rPr>
-          <w:b w:val="0"/>
-          <w:color w:val="000000"/>
-          <w:sz w:val="21"/>
-          <w:rFonts w:eastAsia="宋体" w:ascii="宋体" w:hAnsi="宋体"/>
-        </w:rPr>
-        <w:t>6、甲方有权对本次活动的有关内容及组织流程、环节设置等事项进行了解并提出合理修改意见，乙方应予以协助修改及配合。</w:t>
-      </w:r>
-    </w:p>
-    <w:p>
-      <w:pPr>
-        <w:spacing w:line="336" w:lineRule="auto" w:after="40"/>
-      </w:pPr>
-      <w:r>
-        <w:rPr>
-          <w:b w:val="0"/>
-          <w:color w:val="000000"/>
-          <w:sz w:val="21"/>
-          <w:rFonts w:eastAsia="宋体" w:ascii="宋体" w:hAnsi="宋体"/>
-        </w:rPr>
-        <w:t>7、甲方作为本次活动的赞助方，还享有以下权益：</w:t>
-      </w:r>
-    </w:p>
-    <w:p>
-      <w:pPr>
-        <w:spacing w:line="336" w:lineRule="auto" w:after="40"/>
-      </w:pPr>
-      <w:r>
-        <w:rPr>
-          <w:b w:val="0"/>
-          <w:color w:val="000000"/>
-          <w:sz w:val="21"/>
-          <w:rFonts w:eastAsia="宋体" w:ascii="宋体" w:hAnsi="宋体"/>
-        </w:rPr>
-        <w:t>1) 甲方拥有本次活动</w:t>
+        <w:t>6</w:t>
       </w:r>
       <w:r>
         <w:rPr>
@@ -1741,8 +1713,13 @@
           <w:highlight w:val="yellow"/>
           <w:rFonts w:eastAsia="宋体" w:ascii="宋体" w:hAnsi="宋体"/>
         </w:rPr>
-        <w:t>晚宴部分</w:t>
-      </w:r>
+        <w:t>名领导/员工代表参与本次活动，并发表讲话，向参会人员介绍和推广甲方及其关联公司、运作的项目、企业文化和成就等。（其中现场服务 2 人 + 销售 2 人 + 甲方指派代表 2 人；晚宴实际出席人数另行确认；具体名单于活动前 3 个工作日双方确认）</w:t>
+      </w:r>
+    </w:p>
+    <w:p>
+      <w:pPr>
+        <w:spacing w:line="336" w:lineRule="auto" w:after="40"/>
+      </w:pPr>
       <w:r>
         <w:rPr>
           <w:b w:val="0"/>
@@ -1750,7 +1727,35 @@
           <w:sz w:val="21"/>
           <w:rFonts w:eastAsia="宋体" w:ascii="宋体" w:hAnsi="宋体"/>
         </w:rPr>
-        <w:t>的冠名权，本次活动</w:t>
+        <w:t>6、甲方有权对本次活动的有关内容及组织流程、环节设置等事项进行了解并提出合理修改意见，乙方应予以协助修改及配合。</w:t>
+      </w:r>
+    </w:p>
+    <w:p>
+      <w:pPr>
+        <w:spacing w:line="336" w:lineRule="auto" w:after="40"/>
+      </w:pPr>
+      <w:r>
+        <w:rPr>
+          <w:b w:val="0"/>
+          <w:color w:val="000000"/>
+          <w:sz w:val="21"/>
+          <w:rFonts w:eastAsia="宋体" w:ascii="宋体" w:hAnsi="宋体"/>
+        </w:rPr>
+        <w:t>7、甲方作为本次活动的赞助方，还享有以下权益：</w:t>
+      </w:r>
+    </w:p>
+    <w:p>
+      <w:pPr>
+        <w:spacing w:line="336" w:lineRule="auto" w:after="40"/>
+      </w:pPr>
+      <w:r>
+        <w:rPr>
+          <w:b w:val="0"/>
+          <w:color w:val="000000"/>
+          <w:sz w:val="21"/>
+          <w:rFonts w:eastAsia="宋体" w:ascii="宋体" w:hAnsi="宋体"/>
+        </w:rPr>
+        <w:t>1) 甲方拥有本次活动</w:t>
       </w:r>
       <w:r>
         <w:rPr>
@@ -1760,7 +1765,7 @@
           <w:highlight w:val="yellow"/>
           <w:rFonts w:eastAsia="宋体" w:ascii="宋体" w:hAnsi="宋体"/>
         </w:rPr>
-        <w:t>晚宴专场</w:t>
+        <w:t>晚宴部分</w:t>
       </w:r>
       <w:r>
         <w:rPr>
@@ -1769,7 +1774,7 @@
           <w:sz w:val="21"/>
           <w:rFonts w:eastAsia="宋体" w:ascii="宋体" w:hAnsi="宋体"/>
         </w:rPr>
-        <w:t>统一名称为“</w:t>
+        <w:t>的冠名权，本次活动</w:t>
       </w:r>
       <w:r>
         <w:rPr>
@@ -1779,7 +1784,7 @@
           <w:highlight w:val="yellow"/>
           <w:rFonts w:eastAsia="宋体" w:ascii="宋体" w:hAnsi="宋体"/>
         </w:rPr>
-        <w:t>晚宴冠名战略合作伙伴</w:t>
+        <w:t>晚宴专场</w:t>
       </w:r>
       <w:r>
         <w:rPr>
@@ -1788,7 +1793,7 @@
           <w:sz w:val="21"/>
           <w:rFonts w:eastAsia="宋体" w:ascii="宋体" w:hAnsi="宋体"/>
         </w:rPr>
-        <w:t>”，对外宣传及媒体报道时</w:t>
+        <w:t>统一名称为“</w:t>
       </w:r>
       <w:r>
         <w:rPr>
@@ -1798,7 +1803,16 @@
           <w:highlight w:val="yellow"/>
           <w:rFonts w:eastAsia="宋体" w:ascii="宋体" w:hAnsi="宋体"/>
         </w:rPr>
-        <w:t>晚宴部分</w:t>
+        <w:t>晚宴冠名战略合作伙伴</w:t>
+      </w:r>
+      <w:r>
+        <w:rPr>
+          <w:b w:val="0"/>
+          <w:color w:val="000000"/>
+          <w:sz w:val="21"/>
+          <w:rFonts w:eastAsia="宋体" w:ascii="宋体" w:hAnsi="宋体"/>
+        </w:rPr>
+        <w:t>”，对外宣传及媒体报道时</w:t>
       </w:r>
       <w:r>
         <w:rPr>
@@ -1808,49 +1822,7 @@
           <w:highlight w:val="yellow"/>
           <w:rFonts w:eastAsia="宋体" w:ascii="宋体" w:hAnsi="宋体"/>
         </w:rPr>
-        <w:t>均应统一以这个名称进行展示；（本款限定为晚宴冠名，主会议名称不予冠名变更）</w:t>
-      </w:r>
-    </w:p>
-    <w:p>
-      <w:pPr>
-        <w:spacing w:line="336" w:lineRule="auto" w:after="40"/>
-      </w:pPr>
-      <w:r>
-        <w:rPr>
-          <w:b w:val="0"/>
-          <w:color w:val="000000"/>
-          <w:sz w:val="21"/>
-          <w:rFonts w:eastAsia="宋体" w:ascii="宋体" w:hAnsi="宋体"/>
-        </w:rPr>
-        <w:t>2) 甲方有权利将甲方及其关联公司名称、LOGO 和运作项目广告等相关信息植入本次活动宣传、活动组织所需物料（包括但不限于邀请函、宣传册、参赛证、活动主背景板、横幅、宣传旗帜、海报、奖品、纪念品等）中。</w:t>
-      </w:r>
-    </w:p>
-    <w:p>
-      <w:pPr>
-        <w:spacing w:line="336" w:lineRule="auto" w:after="40"/>
-      </w:pPr>
-      <w:r>
-        <w:rPr>
-          <w:b w:val="0"/>
-          <w:color w:val="000000"/>
-          <w:sz w:val="21"/>
-          <w:rFonts w:eastAsia="宋体" w:ascii="宋体" w:hAnsi="宋体"/>
-        </w:rPr>
-        <w:t>3) 甲方及其关联公司有权结合自身公司需求，在本次活动前期、现场及后期就本次活动内容进行自主宣传，包括但不限于通过报纸、杂志、广播、电视、网络等方式进行宣传。</w:t>
-      </w:r>
-    </w:p>
-    <w:p>
-      <w:pPr>
-        <w:spacing w:line="336" w:lineRule="auto" w:after="40"/>
-      </w:pPr>
-      <w:r>
-        <w:rPr>
-          <w:b w:val="0"/>
-          <w:color w:val="000000"/>
-          <w:sz w:val="21"/>
-          <w:rFonts w:eastAsia="宋体" w:ascii="宋体" w:hAnsi="宋体"/>
-        </w:rPr>
-        <w:t>4) 其他：</w:t>
+        <w:t>晚宴部分</w:t>
       </w:r>
       <w:r>
         <w:rPr>
@@ -1860,7 +1832,7 @@
           <w:highlight w:val="yellow"/>
           <w:rFonts w:eastAsia="宋体" w:ascii="宋体" w:hAnsi="宋体"/>
         </w:rPr>
-        <w:t>甲方在本次活动中享有以下四大模块综合权益（全包制 · 不作分项标价）：</w:t>
+        <w:t>均应统一以这个名称进行展示；（本款限定为晚宴冠名，主会议名称不予冠名变更）</w:t>
       </w:r>
     </w:p>
     <w:p>
@@ -1874,7 +1846,35 @@
           <w:sz w:val="21"/>
           <w:rFonts w:eastAsia="宋体" w:ascii="宋体" w:hAnsi="宋体"/>
         </w:rPr>
-        <w:t>（a）</w:t>
+        <w:t>2) 甲方有权利将甲方及其关联公司名称、LOGO 和运作项目广告等相关信息植入本次活动宣传、活动组织所需物料（包括但不限于邀请函、宣传册、参赛证、活动主背景板、横幅、宣传旗帜、海报、奖品、纪念品等）中。</w:t>
+      </w:r>
+    </w:p>
+    <w:p>
+      <w:pPr>
+        <w:spacing w:line="336" w:lineRule="auto" w:after="40"/>
+      </w:pPr>
+      <w:r>
+        <w:rPr>
+          <w:b w:val="0"/>
+          <w:color w:val="000000"/>
+          <w:sz w:val="21"/>
+          <w:rFonts w:eastAsia="宋体" w:ascii="宋体" w:hAnsi="宋体"/>
+        </w:rPr>
+        <w:t>3) 甲方及其关联公司有权结合自身公司需求，在本次活动前期、现场及后期就本次活动内容进行自主宣传，包括但不限于通过报纸、杂志、广播、电视、网络等方式进行宣传。</w:t>
+      </w:r>
+    </w:p>
+    <w:p>
+      <w:pPr>
+        <w:spacing w:line="336" w:lineRule="auto" w:after="40"/>
+      </w:pPr>
+      <w:r>
+        <w:rPr>
+          <w:b w:val="0"/>
+          <w:color w:val="000000"/>
+          <w:sz w:val="21"/>
+          <w:rFonts w:eastAsia="宋体" w:ascii="宋体" w:hAnsi="宋体"/>
+        </w:rPr>
+        <w:t>4) 其他：</w:t>
       </w:r>
       <w:r>
         <w:rPr>
@@ -1884,7 +1884,21 @@
           <w:highlight w:val="yellow"/>
           <w:rFonts w:eastAsia="宋体" w:ascii="宋体" w:hAnsi="宋体"/>
         </w:rPr>
-        <w:t>晚宴冠名和专属权益：</w:t>
+        <w:t>甲方在本次活动中享有以下四大模块综合权益（全包制 · 不作分项标价）：</w:t>
+      </w:r>
+    </w:p>
+    <w:p>
+      <w:pPr>
+        <w:spacing w:line="336" w:lineRule="auto" w:after="40"/>
+      </w:pPr>
+      <w:r>
+        <w:rPr>
+          <w:b w:val="0"/>
+          <w:color w:val="000000"/>
+          <w:sz w:val="21"/>
+          <w:rFonts w:eastAsia="宋体" w:ascii="宋体" w:hAnsi="宋体"/>
+        </w:rPr>
+        <w:t>（a）</w:t>
       </w:r>
       <w:r>
         <w:rPr>
@@ -1894,21 +1908,7 @@
           <w:highlight w:val="yellow"/>
           <w:rFonts w:eastAsia="宋体" w:ascii="宋体" w:hAnsi="宋体"/>
         </w:rPr>
-        <w:t>晚宴主题冠名、专场 PPT 宣讲、视频轮播、主持人口播、席卡等物料植入；</w:t>
-      </w:r>
-    </w:p>
-    <w:p>
-      <w:pPr>
-        <w:spacing w:line="336" w:lineRule="auto" w:after="40"/>
-      </w:pPr>
-      <w:r>
-        <w:rPr>
-          <w:b w:val="0"/>
-          <w:color w:val="000000"/>
-          <w:sz w:val="21"/>
-          <w:rFonts w:eastAsia="宋体" w:ascii="宋体" w:hAnsi="宋体"/>
-        </w:rPr>
-        <w:t>（b）</w:t>
+        <w:t>晚宴冠名和专属权益：</w:t>
       </w:r>
       <w:r>
         <w:rPr>
@@ -1918,7 +1918,21 @@
           <w:highlight w:val="yellow"/>
           <w:rFonts w:eastAsia="宋体" w:ascii="宋体" w:hAnsi="宋体"/>
         </w:rPr>
-        <w:t>主会场权益：</w:t>
+        <w:t>晚宴主题冠名、专场 PPT 宣讲、视频轮播、主持人口播、席卡等物料植入；</w:t>
+      </w:r>
+    </w:p>
+    <w:p>
+      <w:pPr>
+        <w:spacing w:line="336" w:lineRule="auto" w:after="40"/>
+      </w:pPr>
+      <w:r>
+        <w:rPr>
+          <w:b w:val="0"/>
+          <w:color w:val="000000"/>
+          <w:sz w:val="21"/>
+          <w:rFonts w:eastAsia="宋体" w:ascii="宋体" w:hAnsi="宋体"/>
+        </w:rPr>
+        <w:t>（b）</w:t>
       </w:r>
       <w:r>
         <w:rPr>
@@ -1928,21 +1942,7 @@
           <w:highlight w:val="yellow"/>
           <w:rFonts w:eastAsia="宋体" w:ascii="宋体" w:hAnsi="宋体"/>
         </w:rPr>
-        <w:t>1 号位展台、项目物料植入参会嘉宾手拎袋、视频轮播奖项颁发；</w:t>
-      </w:r>
-    </w:p>
-    <w:p>
-      <w:pPr>
-        <w:spacing w:line="336" w:lineRule="auto" w:after="40"/>
-      </w:pPr>
-      <w:r>
-        <w:rPr>
-          <w:b w:val="0"/>
-          <w:color w:val="000000"/>
-          <w:sz w:val="21"/>
-          <w:rFonts w:eastAsia="宋体" w:ascii="宋体" w:hAnsi="宋体"/>
-        </w:rPr>
-        <w:t>（c）</w:t>
+        <w:t>主会场权益：</w:t>
       </w:r>
       <w:r>
         <w:rPr>
@@ -1952,7 +1952,21 @@
           <w:highlight w:val="yellow"/>
           <w:rFonts w:eastAsia="宋体" w:ascii="宋体" w:hAnsi="宋体"/>
         </w:rPr>
-        <w:t>专场项目参观邀约：</w:t>
+        <w:t>1 号位展台、项目物料植入参会嘉宾手拎袋、视频轮播奖项颁发；</w:t>
+      </w:r>
+    </w:p>
+    <w:p>
+      <w:pPr>
+        <w:spacing w:line="336" w:lineRule="auto" w:after="40"/>
+      </w:pPr>
+      <w:r>
+        <w:rPr>
+          <w:b w:val="0"/>
+          <w:color w:val="000000"/>
+          <w:sz w:val="21"/>
+          <w:rFonts w:eastAsia="宋体" w:ascii="宋体" w:hAnsi="宋体"/>
+        </w:rPr>
+        <w:t>（c）</w:t>
       </w:r>
       <w:r>
         <w:rPr>
@@ -1962,21 +1976,7 @@
           <w:highlight w:val="yellow"/>
           <w:rFonts w:eastAsia="宋体" w:ascii="宋体" w:hAnsi="宋体"/>
         </w:rPr>
-        <w:t>论坛/颁奖结束后主持人鸣谢口播 + 现场动线引导，定向邀约意向嘉宾前往项目案场；</w:t>
-      </w:r>
-    </w:p>
-    <w:p>
-      <w:pPr>
-        <w:spacing w:line="336" w:lineRule="auto" w:after="40"/>
-      </w:pPr>
-      <w:r>
-        <w:rPr>
-          <w:b w:val="0"/>
-          <w:color w:val="000000"/>
-          <w:sz w:val="21"/>
-          <w:rFonts w:eastAsia="宋体" w:ascii="宋体" w:hAnsi="宋体"/>
-        </w:rPr>
-        <w:t>（d）</w:t>
+        <w:t>专场项目参观邀约：</w:t>
       </w:r>
       <w:r>
         <w:rPr>
@@ -1986,7 +1986,21 @@
           <w:highlight w:val="yellow"/>
           <w:rFonts w:eastAsia="宋体" w:ascii="宋体" w:hAnsi="宋体"/>
         </w:rPr>
-        <w:t>宣发配合：</w:t>
+        <w:t>论坛/颁奖结束后主持人鸣谢口播 + 现场动线引导，定向邀约意向嘉宾前往项目案场；</w:t>
+      </w:r>
+    </w:p>
+    <w:p>
+      <w:pPr>
+        <w:spacing w:line="336" w:lineRule="auto" w:after="40"/>
+      </w:pPr>
+      <w:r>
+        <w:rPr>
+          <w:b w:val="0"/>
+          <w:color w:val="000000"/>
+          <w:sz w:val="21"/>
+          <w:rFonts w:eastAsia="宋体" w:ascii="宋体" w:hAnsi="宋体"/>
+        </w:rPr>
+        <w:t>（d）</w:t>
       </w:r>
       <w:r>
         <w:rPr>
@@ -1996,21 +2010,7 @@
           <w:highlight w:val="yellow"/>
           <w:rFonts w:eastAsia="宋体" w:ascii="宋体" w:hAnsi="宋体"/>
         </w:rPr>
-        <w:t>现场摄影、朋友圈九宫格、回顾视频项目鸣谢、执行回执（图片 + 合影 + 执行报告）；</w:t>
-      </w:r>
-    </w:p>
-    <w:p>
-      <w:pPr>
-        <w:spacing w:line="336" w:lineRule="auto" w:after="40"/>
-      </w:pPr>
-      <w:r>
-        <w:rPr>
-          <w:b w:val="0"/>
-          <w:color w:val="000000"/>
-          <w:sz w:val="21"/>
-          <w:rFonts w:eastAsia="宋体" w:ascii="宋体" w:hAnsi="宋体"/>
-        </w:rPr>
-        <w:t>（e）</w:t>
+        <w:t>宣发配合：</w:t>
       </w:r>
       <w:r>
         <w:rPr>
@@ -2020,7 +2020,21 @@
           <w:highlight w:val="yellow"/>
           <w:rFonts w:eastAsia="宋体" w:ascii="宋体" w:hAnsi="宋体"/>
         </w:rPr>
-        <w:t>现场展位：</w:t>
+        <w:t>现场摄影、朋友圈九宫格、回顾视频项目鸣谢、执行回执（图片 + 合影 + 执行报告）；</w:t>
+      </w:r>
+    </w:p>
+    <w:p>
+      <w:pPr>
+        <w:spacing w:line="336" w:lineRule="auto" w:after="40"/>
+      </w:pPr>
+      <w:r>
+        <w:rPr>
+          <w:b w:val="0"/>
+          <w:color w:val="000000"/>
+          <w:sz w:val="21"/>
+          <w:rFonts w:eastAsia="宋体" w:ascii="宋体" w:hAnsi="宋体"/>
+        </w:rPr>
+        <w:t>（e）</w:t>
       </w:r>
       <w:r>
         <w:rPr>
@@ -2030,21 +2044,7 @@
           <w:highlight w:val="yellow"/>
           <w:rFonts w:eastAsia="宋体" w:ascii="宋体" w:hAnsi="宋体"/>
         </w:rPr>
-        <w:t>甲方共享有 3 个现场活动展位（位置由乙方与甲方现场协商确定）；</w:t>
-      </w:r>
-    </w:p>
-    <w:p>
-      <w:pPr>
-        <w:spacing w:line="336" w:lineRule="auto" w:after="40"/>
-      </w:pPr>
-      <w:r>
-        <w:rPr>
-          <w:b w:val="0"/>
-          <w:color w:val="000000"/>
-          <w:sz w:val="21"/>
-          <w:rFonts w:eastAsia="宋体" w:ascii="宋体" w:hAnsi="宋体"/>
-        </w:rPr>
-        <w:t>（f）</w:t>
+        <w:t>现场展位：</w:t>
       </w:r>
       <w:r>
         <w:rPr>
@@ -2054,7 +2054,21 @@
           <w:highlight w:val="yellow"/>
           <w:rFonts w:eastAsia="宋体" w:ascii="宋体" w:hAnsi="宋体"/>
         </w:rPr>
-        <w:t>证书奖项：</w:t>
+        <w:t>甲方共享有 3 个现场活动展位（位置由乙方与甲方现场协商确定）；</w:t>
+      </w:r>
+    </w:p>
+    <w:p>
+      <w:pPr>
+        <w:spacing w:line="336" w:lineRule="auto" w:after="40"/>
+      </w:pPr>
+      <w:r>
+        <w:rPr>
+          <w:b w:val="0"/>
+          <w:color w:val="000000"/>
+          <w:sz w:val="21"/>
+          <w:rFonts w:eastAsia="宋体" w:ascii="宋体" w:hAnsi="宋体"/>
+        </w:rPr>
+        <w:t>（f）</w:t>
       </w:r>
       <w:r>
         <w:rPr>
@@ -2064,35 +2078,7 @@
           <w:highlight w:val="yellow"/>
           <w:rFonts w:eastAsia="宋体" w:ascii="宋体" w:hAnsi="宋体"/>
         </w:rPr>
-        <w:t>乙方为甲方颁发“2026 年度智慧人居新质资产领军企业 暨卓越战略合作伙伴”证书 / 奖项一份。</w:t>
-      </w:r>
-    </w:p>
-    <w:p>
-      <w:pPr>
-        <w:spacing w:line="336" w:lineRule="auto" w:before="80" w:after="80"/>
-      </w:pPr>
-      <w:r>
-        <w:rPr>
-          <w:b/>
-          <w:color w:val="000000"/>
-          <w:sz w:val="24"/>
-          <w:rFonts w:eastAsia="宋体" w:ascii="宋体" w:hAnsi="宋体"/>
-        </w:rPr>
-        <w:t>第四条  乙方的权利和义务</w:t>
-      </w:r>
-    </w:p>
-    <w:p>
-      <w:pPr>
-        <w:spacing w:line="336" w:lineRule="auto" w:after="40"/>
-      </w:pPr>
-      <w:r>
-        <w:rPr>
-          <w:b w:val="0"/>
-          <w:color w:val="000000"/>
-          <w:sz w:val="21"/>
-          <w:rFonts w:eastAsia="宋体" w:ascii="宋体" w:hAnsi="宋体"/>
-        </w:rPr>
-        <w:t>1、乙方应按本合同约定如期、合规组织本次活动，并配合甲方完成 logo、品牌简介、甲方指派代表宣讲 PPT、户型折页等权益落地所需的素材确认与上线工作；乙方就邀请的（客户）出席率尽合理之力达到</w:t>
+        <w:t>证书奖项：</w:t>
       </w:r>
       <w:r>
         <w:rPr>
@@ -2102,8 +2088,27 @@
           <w:highlight w:val="yellow"/>
           <w:rFonts w:eastAsia="宋体" w:ascii="宋体" w:hAnsi="宋体"/>
         </w:rPr>
-        <w:t>80</w:t>
-      </w:r>
+        <w:t>乙方为甲方颁发“2026 年度智慧人居新质资产领军企业 暨卓越战略合作伙伴”证书 / 奖项一份。</w:t>
+      </w:r>
+    </w:p>
+    <w:p>
+      <w:pPr>
+        <w:spacing w:line="336" w:lineRule="auto" w:before="80" w:after="80"/>
+      </w:pPr>
+      <w:r>
+        <w:rPr>
+          <w:b/>
+          <w:color w:val="000000"/>
+          <w:sz w:val="24"/>
+          <w:rFonts w:eastAsia="宋体" w:ascii="宋体" w:hAnsi="宋体"/>
+        </w:rPr>
+        <w:t>第四条  乙方的权利和义务</w:t>
+      </w:r>
+    </w:p>
+    <w:p>
+      <w:pPr>
+        <w:spacing w:line="336" w:lineRule="auto" w:after="40"/>
+      </w:pPr>
       <w:r>
         <w:rPr>
           <w:b w:val="0"/>
@@ -2111,7 +2116,7 @@
           <w:sz w:val="21"/>
           <w:rFonts w:eastAsia="宋体" w:ascii="宋体" w:hAnsi="宋体"/>
         </w:rPr>
-        <w:t>%以上。</w:t>
+        <w:t>1、乙方应按本合同约定如期、合规组织本次活动，并配合甲方完成 logo、品牌简介、甲方指派代表宣讲 PPT、户型折页等权益落地所需的素材确认与上线工作；乙方就邀请的（客户）出席率尽合理之力达到</w:t>
       </w:r>
       <w:r>
         <w:rPr>
@@ -2121,18 +2126,8 @@
           <w:highlight w:val="yellow"/>
           <w:rFonts w:eastAsia="宋体" w:ascii="宋体" w:hAnsi="宋体"/>
         </w:rPr>
-        <w:t>（参会名单及嘉宾联络方式涉及个人信息保护，根据《中华人民共和国个人信息保护法》第十三条、第二十三条之规定，未经嘉宾本人单独授权同意，乙方不得向第三方提供，故本合同不就参会名单及嘉宾构成作硬性提交承诺，相关意向客户对接由乙方在现场协助促成。）</w:t>
-      </w:r>
-    </w:p>
-    <w:p>
-      <w:r>
-        <w:br w:type="page"/>
-      </w:r>
-    </w:p>
-    <w:p>
-      <w:pPr>
-        <w:spacing w:line="336" w:lineRule="auto" w:after="40"/>
-      </w:pPr>
+        <w:t>80</w:t>
+      </w:r>
       <w:r>
         <w:rPr>
           <w:b w:val="0"/>
@@ -2140,21 +2135,7 @@
           <w:sz w:val="21"/>
           <w:rFonts w:eastAsia="宋体" w:ascii="宋体" w:hAnsi="宋体"/>
         </w:rPr>
-        <w:t>2、乙方有权决定或修改本次活动有关内容及组织流程，但应提前征得甲方书面同意，甲方应配合乙方或乙方委托的承办方及现场工作人员的安排。</w:t>
-      </w:r>
-    </w:p>
-    <w:p>
-      <w:pPr>
-        <w:spacing w:line="336" w:lineRule="auto" w:after="40"/>
-      </w:pPr>
-      <w:r>
-        <w:rPr>
-          <w:b w:val="0"/>
-          <w:color w:val="000000"/>
-          <w:sz w:val="21"/>
-          <w:rFonts w:eastAsia="宋体" w:ascii="宋体" w:hAnsi="宋体"/>
-        </w:rPr>
-        <w:t>3、</w:t>
+        <w:t>%以上。</w:t>
       </w:r>
       <w:r>
         <w:rPr>
@@ -2164,7 +2145,40 @@
           <w:highlight w:val="yellow"/>
           <w:rFonts w:eastAsia="宋体" w:ascii="宋体" w:hAnsi="宋体"/>
         </w:rPr>
-        <w:t>乙方应按本合同第二条约定的资金用途（场地租赁、舞美搭建、嘉宾接待、物料制作及现场运营等直接费用），将甲方提供的赞助费专款专用于本次活动当期支出；乙方对资金使用承担合理说明义务，可按甲方书面要求提供资金用途的合理说明文件（如分项费用汇总、主要供应商发票影像等）。</w:t>
+        <w:t>（参会名单及嘉宾联络方式涉及个人信息保护，根据《中华人民共和国个人信息保护法》第十三条、第二十三条之规定，未经嘉宾本人单独授权同意，乙方不得向第三方提供，故本合同不就参会名单及嘉宾构成作硬性提交承诺，相关意向客户对接由乙方在现场协助促成。）</w:t>
+      </w:r>
+    </w:p>
+    <w:p>
+      <w:r>
+        <w:br w:type="page"/>
+      </w:r>
+    </w:p>
+    <w:p>
+      <w:pPr>
+        <w:spacing w:line="336" w:lineRule="auto" w:after="40"/>
+      </w:pPr>
+      <w:r>
+        <w:rPr>
+          <w:b w:val="0"/>
+          <w:color w:val="000000"/>
+          <w:sz w:val="21"/>
+          <w:rFonts w:eastAsia="宋体" w:ascii="宋体" w:hAnsi="宋体"/>
+        </w:rPr>
+        <w:t>2、乙方有权决定或修改本次活动有关内容及组织流程，但应提前征得甲方书面同意，甲方应配合乙方或乙方委托的承办方及现场工作人员的安排。</w:t>
+      </w:r>
+    </w:p>
+    <w:p>
+      <w:pPr>
+        <w:spacing w:line="336" w:lineRule="auto" w:after="40"/>
+      </w:pPr>
+      <w:r>
+        <w:rPr>
+          <w:b w:val="0"/>
+          <w:color w:val="000000"/>
+          <w:sz w:val="21"/>
+          <w:rFonts w:eastAsia="宋体" w:ascii="宋体" w:hAnsi="宋体"/>
+        </w:rPr>
+        <w:t>3、</w:t>
       </w:r>
       <w:r>
         <w:rPr>
@@ -2174,21 +2188,7 @@
           <w:highlight w:val="yellow"/>
           <w:rFonts w:eastAsia="宋体" w:ascii="宋体" w:hAnsi="宋体"/>
         </w:rPr>
-        <w:t>（本次合作属于带有曝光对价的商业赞助，非慈善捐赠或政府专项拨款；乙方按约完成本合同第三条项下各项权益交付后，赞助费所有权即归属乙方；乙方作为独立法人，其内部财务账目、商业秘密及经营自主权受法律保护，不接受穿透式审计或对账，但配合合理范围内的资金用途说明请求。）</w:t>
-      </w:r>
-    </w:p>
-    <w:p>
-      <w:pPr>
-        <w:spacing w:line="336" w:lineRule="auto" w:after="40"/>
-      </w:pPr>
-      <w:r>
-        <w:rPr>
-          <w:b w:val="0"/>
-          <w:color w:val="000000"/>
-          <w:sz w:val="21"/>
-          <w:rFonts w:eastAsia="宋体" w:ascii="宋体" w:hAnsi="宋体"/>
-        </w:rPr>
-        <w:t>4、</w:t>
+        <w:t>乙方应按本合同第二条约定的资金用途（场地租赁、舞美搭建、嘉宾接待、物料制作及现场运营等直接费用），将甲方提供的赞助费专款专用于本次活动当期支出；乙方对资金使用承担合理说明义务，可按甲方书面要求提供资金用途的合理说明文件（如分项费用汇总、主要供应商发票影像等）。</w:t>
       </w:r>
       <w:r>
         <w:rPr>
@@ -2198,7 +2198,7 @@
           <w:highlight w:val="yellow"/>
           <w:rFonts w:eastAsia="宋体" w:ascii="宋体" w:hAnsi="宋体"/>
         </w:rPr>
-        <w:t>本活动举办过程中，因乙方组织不当、故意或重大过失造成的人身损害或者财产损失事故，由乙方承担相应责任；因甲方原因（含甲方人员行为）造成的损失由甲方自行承担；因第三方原因（含场地方、第三方供应商、不可控因素、意外事件）导致的损失，由相应责任方按法定责任划分承担。乙方仅就因自身过错造成的、直接、实际、可预见的损失向甲方承担赔偿责任。</w:t>
+        <w:t>（本次合作属于带有曝光对价的商业赞助，非慈善捐赠或政府专项拨款；乙方按约完成本合同第三条项下各项权益交付后，赞助费所有权即归属乙方；乙方作为独立法人，其内部财务账目、商业秘密及经营自主权受法律保护，不接受穿透式审计或对账，但配合合理范围内的资金用途说明请求。）</w:t>
       </w:r>
     </w:p>
     <w:p>
@@ -2212,7 +2212,7 @@
           <w:sz w:val="21"/>
           <w:rFonts w:eastAsia="宋体" w:ascii="宋体" w:hAnsi="宋体"/>
         </w:rPr>
-        <w:t>5、</w:t>
+        <w:t>4、</w:t>
       </w:r>
       <w:r>
         <w:rPr>
@@ -2222,7 +2222,7 @@
           <w:highlight w:val="yellow"/>
           <w:rFonts w:eastAsia="宋体" w:ascii="宋体" w:hAnsi="宋体"/>
         </w:rPr>
-        <w:t>乙方及其官方可控渠道（含联合会官网、官方公众号、官方视频号等）不得发布、转载、链接等关于甲方及其关联方品牌及其下属项目的不实诋毁性报道；如乙方发现第三方媒体、论坛、个人评论对甲方及其关联方有不实负面报道，乙方应协助甲方采取措施（如向平台投诉要求屏蔽或删除等）并通知甲方。乙方不承担非因乙方故意或重大过失造成的第三方独立侵权及损失赔偿责任。</w:t>
+        <w:t>本活动举办过程中，因乙方组织不当、故意或重大过失造成的人身损害或者财产损失事故，由乙方承担相应责任；因甲方原因（含甲方人员行为）造成的损失由甲方自行承担；因第三方原因（含场地方、第三方供应商、不可控因素、意外事件）导致的损失，由相应责任方按法定责任划分承担。乙方仅就因自身过错造成的、直接、实际、可预见的损失向甲方承担赔偿责任。</w:t>
       </w:r>
     </w:p>
     <w:p>
@@ -2236,49 +2236,7 @@
           <w:sz w:val="21"/>
           <w:rFonts w:eastAsia="宋体" w:ascii="宋体" w:hAnsi="宋体"/>
         </w:rPr>
-        <w:t>6、乙方应按照甲方的要求对甲方及其关联方品牌及其下属项目在本次活动的前期宣传、现场及后期宣传中进行推广。</w:t>
-      </w:r>
-    </w:p>
-    <w:p>
-      <w:pPr>
-        <w:spacing w:line="336" w:lineRule="auto" w:after="40"/>
-      </w:pPr>
-      <w:r>
-        <w:rPr>
-          <w:b w:val="0"/>
-          <w:color w:val="000000"/>
-          <w:sz w:val="21"/>
-          <w:rFonts w:eastAsia="宋体" w:ascii="宋体" w:hAnsi="宋体"/>
-        </w:rPr>
-        <w:t>7、乙方应确保本次活动的计划性、完整性、条理性、有序性、合法性和合理性，并在甲方的监督指导下，严格按照本合同约定的活动时间、活动内容、活动要求举办。</w:t>
-      </w:r>
-    </w:p>
-    <w:p>
-      <w:pPr>
-        <w:spacing w:line="336" w:lineRule="auto" w:after="40"/>
-      </w:pPr>
-      <w:r>
-        <w:rPr>
-          <w:b w:val="0"/>
-          <w:color w:val="000000"/>
-          <w:sz w:val="21"/>
-          <w:rFonts w:eastAsia="宋体" w:ascii="宋体" w:hAnsi="宋体"/>
-        </w:rPr>
-        <w:t>8、乙方作为本次活动的主办方，或经主办方授权作为本次活动的资源经营机构及平台（已在本合同签订前向甲方提供主办方的相关授权文件），全权负责本次活动赞助招商各项事宜。</w:t>
-      </w:r>
-    </w:p>
-    <w:p>
-      <w:pPr>
-        <w:spacing w:line="336" w:lineRule="auto" w:after="40"/>
-      </w:pPr>
-      <w:r>
-        <w:rPr>
-          <w:b w:val="0"/>
-          <w:color w:val="000000"/>
-          <w:sz w:val="21"/>
-          <w:rFonts w:eastAsia="宋体" w:ascii="宋体" w:hAnsi="宋体"/>
-        </w:rPr>
-        <w:t>9、其他约定：</w:t>
+        <w:t>5、</w:t>
       </w:r>
       <w:r>
         <w:rPr>
@@ -2288,8 +2246,13 @@
           <w:highlight w:val="yellow"/>
           <w:rFonts w:eastAsia="宋体" w:ascii="宋体" w:hAnsi="宋体"/>
         </w:rPr>
-        <w:t>____________________（无；如有特别约定，双方另行书面确认）</w:t>
-      </w:r>
+        <w:t>乙方及其官方可控渠道（含联合会官网、官方公众号、官方视频号等）不得发布、转载、链接等关于甲方及其关联方品牌及其下属项目的不实诋毁性报道；如乙方发现第三方媒体、论坛、个人评论对甲方及其关联方有不实负面报道，乙方应协助甲方采取措施（如向平台投诉要求屏蔽或删除等）并通知甲方。乙方不承担非因乙方故意或重大过失造成的第三方独立侵权及损失赔偿责任。</w:t>
+      </w:r>
+    </w:p>
+    <w:p>
+      <w:pPr>
+        <w:spacing w:line="336" w:lineRule="auto" w:after="40"/>
+      </w:pPr>
       <w:r>
         <w:rPr>
           <w:b w:val="0"/>
@@ -2297,26 +2260,7 @@
           <w:sz w:val="21"/>
           <w:rFonts w:eastAsia="宋体" w:ascii="宋体" w:hAnsi="宋体"/>
         </w:rPr>
-        <w:t>。</w:t>
-      </w:r>
-    </w:p>
-    <w:p>
-      <w:pPr>
-        <w:spacing w:after="0"/>
-      </w:pPr>
-    </w:p>
-    <w:p>
-      <w:pPr>
-        <w:spacing w:line="336" w:lineRule="auto" w:before="80" w:after="80"/>
-      </w:pPr>
-      <w:r>
-        <w:rPr>
-          <w:b/>
-          <w:color w:val="000000"/>
-          <w:sz w:val="24"/>
-          <w:rFonts w:eastAsia="宋体" w:ascii="宋体" w:hAnsi="宋体"/>
-        </w:rPr>
-        <w:t>第五条  知识产权</w:t>
+        <w:t>6、乙方应按照甲方的要求对甲方及其关联方品牌及其下属项目在本次活动的前期宣传、现场及后期宣传中进行推广。</w:t>
       </w:r>
     </w:p>
     <w:p>
@@ -2330,7 +2274,7 @@
           <w:sz w:val="21"/>
           <w:rFonts w:eastAsia="宋体" w:ascii="宋体" w:hAnsi="宋体"/>
         </w:rPr>
-        <w:t>1、本合同所涉甲方商标、宣传物料、设计图纸、广告、摄影作品等相关资料的知识产权及相应的财产权利归甲方所有。未经甲方书面同意，乙方不得擅自或者委托、授权第三方使用，否则，乙方应将因此所获利益返还给甲方，并应按本合同总价款的 30%向甲方支付违约金。</w:t>
+        <w:t>7、乙方应确保本次活动的计划性、完整性、条理性、有序性、合法性和合理性，并在甲方的监督指导下，严格按照本合同约定的活动时间、活动内容、活动要求举办。</w:t>
       </w:r>
     </w:p>
     <w:p>
@@ -2344,7 +2288,21 @@
           <w:sz w:val="21"/>
           <w:rFonts w:eastAsia="宋体" w:ascii="宋体" w:hAnsi="宋体"/>
         </w:rPr>
-        <w:t>2、</w:t>
+        <w:t>8、乙方作为本次活动的主办方，或经主办方授权作为本次活动的资源经营机构及平台（已在本合同签订前向甲方提供主办方的相关授权文件），全权负责本次活动赞助招商各项事宜。</w:t>
+      </w:r>
+    </w:p>
+    <w:p>
+      <w:pPr>
+        <w:spacing w:line="336" w:lineRule="auto" w:after="40"/>
+      </w:pPr>
+      <w:r>
+        <w:rPr>
+          <w:b w:val="0"/>
+          <w:color w:val="000000"/>
+          <w:sz w:val="21"/>
+          <w:rFonts w:eastAsia="宋体" w:ascii="宋体" w:hAnsi="宋体"/>
+        </w:rPr>
+        <w:t>9、其他约定：</w:t>
       </w:r>
       <w:r>
         <w:rPr>
@@ -2354,7 +2312,7 @@
           <w:highlight w:val="yellow"/>
           <w:rFonts w:eastAsia="宋体" w:ascii="宋体" w:hAnsi="宋体"/>
         </w:rPr>
-        <w:t>乙方就其自行提供的活动内容（不含甲方提供的物料、品牌素材、宣传文案等）不侵犯任何第三方的知识产权或在先合法权利作出声明。</w:t>
+        <w:t>____________________（无；如有特别约定，双方另行书面确认）</w:t>
       </w:r>
       <w:r>
         <w:rPr>
@@ -2363,12 +2321,26 @@
           <w:sz w:val="21"/>
           <w:rFonts w:eastAsia="宋体" w:ascii="宋体" w:hAnsi="宋体"/>
         </w:rPr>
-        <w:t>如因乙方自行提供的内容导致第三方提起维权主张的，乙方应在自身过错范围内承担相应法律责任。甲方提供的物料、品牌素材、宣传文案等导致的第三方维权主张，由甲方自行承担。</w:t>
+        <w:t>。</w:t>
       </w:r>
     </w:p>
     <w:p>
-      <w:r>
-        <w:br w:type="page"/>
+      <w:pPr>
+        <w:spacing w:after="0"/>
+      </w:pPr>
+    </w:p>
+    <w:p>
+      <w:pPr>
+        <w:spacing w:line="336" w:lineRule="auto" w:before="80" w:after="80"/>
+      </w:pPr>
+      <w:r>
+        <w:rPr>
+          <w:b/>
+          <w:color w:val="000000"/>
+          <w:sz w:val="24"/>
+          <w:rFonts w:eastAsia="宋体" w:ascii="宋体" w:hAnsi="宋体"/>
+        </w:rPr>
+        <w:t>第五条  知识产权</w:t>
       </w:r>
     </w:p>
     <w:p>
@@ -2382,26 +2354,7 @@
           <w:sz w:val="21"/>
           <w:rFonts w:eastAsia="宋体" w:ascii="宋体" w:hAnsi="宋体"/>
         </w:rPr>
-        <w:t>乙方就本款项下违约对甲方承担的赔偿责任，不超过本合同总价款的 30%；甲方提供的物料导致的第三方维权主张所产生的损失，由甲方独立承担。</w:t>
-      </w:r>
-    </w:p>
-    <w:p>
-      <w:pPr>
-        <w:spacing w:after="0"/>
-      </w:pPr>
-    </w:p>
-    <w:p>
-      <w:pPr>
-        <w:spacing w:line="336" w:lineRule="auto" w:before="80" w:after="80"/>
-      </w:pPr>
-      <w:r>
-        <w:rPr>
-          <w:b/>
-          <w:color w:val="000000"/>
-          <w:sz w:val="24"/>
-          <w:rFonts w:eastAsia="宋体" w:ascii="宋体" w:hAnsi="宋体"/>
-        </w:rPr>
-        <w:t>第六条  保密义务</w:t>
+        <w:t>1、本合同所涉甲方商标、宣传物料、设计图纸、广告、摄影作品等相关资料的知识产权及相应的财产权利归甲方所有。未经甲方书面同意，乙方不得擅自或者委托、授权第三方使用，否则，乙方应将因此所获利益返还给甲方，并应按本合同总价款的 30%向甲方支付违约金。</w:t>
       </w:r>
     </w:p>
     <w:p>
@@ -2415,82 +2368,7 @@
           <w:sz w:val="21"/>
           <w:rFonts w:eastAsia="宋体" w:ascii="宋体" w:hAnsi="宋体"/>
         </w:rPr>
-        <w:t>1、甲乙双方应对其通过订立和履行本合同而获悉的对方的商业秘密、未对外公开的重要信息严格保密，未经对方事先书面同意，不得以任何方式进行利用、向任何第三方披露或以其他方式予以公开。</w:t>
-      </w:r>
-    </w:p>
-    <w:p>
-      <w:pPr>
-        <w:spacing w:line="336" w:lineRule="auto" w:after="40"/>
-      </w:pPr>
-      <w:r>
-        <w:rPr>
-          <w:b w:val="0"/>
-          <w:color w:val="000000"/>
-          <w:sz w:val="21"/>
-          <w:rFonts w:eastAsia="宋体" w:ascii="宋体" w:hAnsi="宋体"/>
-        </w:rPr>
-        <w:t>2、未经对方许可，任何一方不得向第三方（有关法律、法规、政府部门、证券交易所或其他监管机构要求和双方的法律、会计、商业及其他顾问、雇员除外）泄露本合同的任何内容以及本合同的签订及履行情况，以及通过签订和履行本合同而获知的对方及对方关联公司的任何信息。</w:t>
-      </w:r>
-    </w:p>
-    <w:p>
-      <w:pPr>
-        <w:spacing w:line="336" w:lineRule="auto" w:after="40"/>
-      </w:pPr>
-      <w:r>
-        <w:rPr>
-          <w:b w:val="0"/>
-          <w:color w:val="000000"/>
-          <w:sz w:val="21"/>
-          <w:rFonts w:eastAsia="宋体" w:ascii="宋体" w:hAnsi="宋体"/>
-        </w:rPr>
-        <w:t>3、除订立与履行本合同项下义务之需要外，未经对方事先同意，任何一方不得擅自使用、复制对方的商标、标志、商业信息、广告样稿资料、技术及其他资料。</w:t>
-      </w:r>
-    </w:p>
-    <w:p>
-      <w:pPr>
-        <w:spacing w:line="336" w:lineRule="auto" w:after="40"/>
-      </w:pPr>
-      <w:r>
-        <w:rPr>
-          <w:b w:val="0"/>
-          <w:color w:val="000000"/>
-          <w:sz w:val="21"/>
-          <w:rFonts w:eastAsia="宋体" w:ascii="宋体" w:hAnsi="宋体"/>
-        </w:rPr>
-        <w:t>4、甲乙双方的上述保密义务不因本合同的无效、终止或被解除而终止。</w:t>
-      </w:r>
-    </w:p>
-    <w:p>
-      <w:pPr>
-        <w:spacing w:after="0"/>
-      </w:pPr>
-    </w:p>
-    <w:p>
-      <w:pPr>
-        <w:spacing w:line="336" w:lineRule="auto" w:before="80" w:after="80"/>
-      </w:pPr>
-      <w:r>
-        <w:rPr>
-          <w:b/>
-          <w:color w:val="000000"/>
-          <w:sz w:val="24"/>
-          <w:rFonts w:eastAsia="宋体" w:ascii="宋体" w:hAnsi="宋体"/>
-        </w:rPr>
-        <w:t>第七条  违约责任</w:t>
-      </w:r>
-    </w:p>
-    <w:p>
-      <w:pPr>
-        <w:spacing w:line="336" w:lineRule="auto" w:after="40"/>
-      </w:pPr>
-      <w:r>
-        <w:rPr>
-          <w:b w:val="0"/>
-          <w:color w:val="000000"/>
-          <w:sz w:val="21"/>
-          <w:rFonts w:eastAsia="宋体" w:ascii="宋体" w:hAnsi="宋体"/>
-        </w:rPr>
-        <w:t>1、甲方因自身原因无故逾期支付合同价款的，每逾期一日，按逾期应付未付金额的</w:t>
+        <w:t>2、</w:t>
       </w:r>
       <w:r>
         <w:rPr>
@@ -2500,7 +2378,7 @@
           <w:highlight w:val="yellow"/>
           <w:rFonts w:eastAsia="宋体" w:ascii="宋体" w:hAnsi="宋体"/>
         </w:rPr>
-        <w:t>千分之一</w:t>
+        <w:t>乙方就其自行提供的活动内容（不含甲方提供的物料、品牌素材、宣传文案等）不侵犯任何第三方的知识产权或在先合法权利作出声明。</w:t>
       </w:r>
       <w:r>
         <w:rPr>
@@ -2509,7 +2387,12 @@
           <w:sz w:val="21"/>
           <w:rFonts w:eastAsia="宋体" w:ascii="宋体" w:hAnsi="宋体"/>
         </w:rPr>
-        <w:t>向乙方支付违约金；逾期超过 15 个自然日的，乙方有权解除本合同并要求甲方一次性支付全部应付未付款项及违约金。</w:t>
+        <w:t>如因乙方自行提供的内容导致第三方提起维权主张的，乙方应在自身过错范围内承担相应法律责任。甲方提供的物料、品牌素材、宣传文案等导致的第三方维权主张，由甲方自行承担。</w:t>
+      </w:r>
+    </w:p>
+    <w:p>
+      <w:r>
+        <w:br w:type="page"/>
       </w:r>
     </w:p>
     <w:p>
@@ -2523,7 +2406,115 @@
           <w:sz w:val="21"/>
           <w:rFonts w:eastAsia="宋体" w:ascii="宋体" w:hAnsi="宋体"/>
         </w:rPr>
-        <w:t>2、</w:t>
+        <w:t>乙方就本款项下违约对甲方承担的赔偿责任，不超过本合同总价款的 30%；甲方提供的物料导致的第三方维权主张所产生的损失，由甲方独立承担。</w:t>
+      </w:r>
+    </w:p>
+    <w:p>
+      <w:pPr>
+        <w:spacing w:after="0"/>
+      </w:pPr>
+    </w:p>
+    <w:p>
+      <w:pPr>
+        <w:spacing w:line="336" w:lineRule="auto" w:before="80" w:after="80"/>
+      </w:pPr>
+      <w:r>
+        <w:rPr>
+          <w:b/>
+          <w:color w:val="000000"/>
+          <w:sz w:val="24"/>
+          <w:rFonts w:eastAsia="宋体" w:ascii="宋体" w:hAnsi="宋体"/>
+        </w:rPr>
+        <w:t>第六条  保密义务</w:t>
+      </w:r>
+    </w:p>
+    <w:p>
+      <w:pPr>
+        <w:spacing w:line="336" w:lineRule="auto" w:after="40"/>
+      </w:pPr>
+      <w:r>
+        <w:rPr>
+          <w:b w:val="0"/>
+          <w:color w:val="000000"/>
+          <w:sz w:val="21"/>
+          <w:rFonts w:eastAsia="宋体" w:ascii="宋体" w:hAnsi="宋体"/>
+        </w:rPr>
+        <w:t>1、甲乙双方应对其通过订立和履行本合同而获悉的对方的商业秘密、未对外公开的重要信息严格保密，未经对方事先书面同意，不得以任何方式进行利用、向任何第三方披露或以其他方式予以公开。</w:t>
+      </w:r>
+    </w:p>
+    <w:p>
+      <w:pPr>
+        <w:spacing w:line="336" w:lineRule="auto" w:after="40"/>
+      </w:pPr>
+      <w:r>
+        <w:rPr>
+          <w:b w:val="0"/>
+          <w:color w:val="000000"/>
+          <w:sz w:val="21"/>
+          <w:rFonts w:eastAsia="宋体" w:ascii="宋体" w:hAnsi="宋体"/>
+        </w:rPr>
+        <w:t>2、未经对方许可，任何一方不得向第三方（有关法律、法规、政府部门、证券交易所或其他监管机构要求和双方的法律、会计、商业及其他顾问、雇员除外）泄露本合同的任何内容以及本合同的签订及履行情况，以及通过签订和履行本合同而获知的对方及对方关联公司的任何信息。</w:t>
+      </w:r>
+    </w:p>
+    <w:p>
+      <w:pPr>
+        <w:spacing w:line="336" w:lineRule="auto" w:after="40"/>
+      </w:pPr>
+      <w:r>
+        <w:rPr>
+          <w:b w:val="0"/>
+          <w:color w:val="000000"/>
+          <w:sz w:val="21"/>
+          <w:rFonts w:eastAsia="宋体" w:ascii="宋体" w:hAnsi="宋体"/>
+        </w:rPr>
+        <w:t>3、除订立与履行本合同项下义务之需要外，未经对方事先同意，任何一方不得擅自使用、复制对方的商标、标志、商业信息、广告样稿资料、技术及其他资料。</w:t>
+      </w:r>
+    </w:p>
+    <w:p>
+      <w:pPr>
+        <w:spacing w:line="336" w:lineRule="auto" w:after="40"/>
+      </w:pPr>
+      <w:r>
+        <w:rPr>
+          <w:b w:val="0"/>
+          <w:color w:val="000000"/>
+          <w:sz w:val="21"/>
+          <w:rFonts w:eastAsia="宋体" w:ascii="宋体" w:hAnsi="宋体"/>
+        </w:rPr>
+        <w:t>4、甲乙双方的上述保密义务不因本合同的无效、终止或被解除而终止。</w:t>
+      </w:r>
+    </w:p>
+    <w:p>
+      <w:pPr>
+        <w:spacing w:after="0"/>
+      </w:pPr>
+    </w:p>
+    <w:p>
+      <w:pPr>
+        <w:spacing w:line="336" w:lineRule="auto" w:before="80" w:after="80"/>
+      </w:pPr>
+      <w:r>
+        <w:rPr>
+          <w:b/>
+          <w:color w:val="000000"/>
+          <w:sz w:val="24"/>
+          <w:rFonts w:eastAsia="宋体" w:ascii="宋体" w:hAnsi="宋体"/>
+        </w:rPr>
+        <w:t>第七条  违约责任</w:t>
+      </w:r>
+    </w:p>
+    <w:p>
+      <w:pPr>
+        <w:spacing w:line="336" w:lineRule="auto" w:after="40"/>
+      </w:pPr>
+      <w:r>
+        <w:rPr>
+          <w:b w:val="0"/>
+          <w:color w:val="000000"/>
+          <w:sz w:val="21"/>
+          <w:rFonts w:eastAsia="宋体" w:ascii="宋体" w:hAnsi="宋体"/>
+        </w:rPr>
+        <w:t>1、甲方因自身原因无故逾期支付合同价款的，每逾期一日，按逾期应付未付金额的</w:t>
       </w:r>
       <w:r>
         <w:rPr>
@@ -2533,13 +2524,8 @@
           <w:highlight w:val="yellow"/>
           <w:rFonts w:eastAsia="宋体" w:ascii="宋体" w:hAnsi="宋体"/>
         </w:rPr>
-        <w:t>【双方确认】鉴于第四条第 1 项乙方仅就出席率承担「尽合理之力」的努力义务（非保证义务），且参会人数受活动行业自然波动、嘉宾临时变更等不可控因素影响，本款约定：除乙方故意或重大过失导致核心权益无法交付外，参会人数波动不构成乙方违约，亦不得作为甲方拒付、扣款或解除本合同的依据；本款关于「出席率违约金 / 不一致率违约金」相应不再适用，留为占位以备后续双方另行书面约定。</w:t>
-      </w:r>
-    </w:p>
-    <w:p>
-      <w:pPr>
-        <w:spacing w:line="336" w:lineRule="auto" w:after="40"/>
-      </w:pPr>
+        <w:t>千分之一</w:t>
+      </w:r>
       <w:r>
         <w:rPr>
           <w:b w:val="0"/>
@@ -2547,7 +2533,21 @@
           <w:sz w:val="21"/>
           <w:rFonts w:eastAsia="宋体" w:ascii="宋体" w:hAnsi="宋体"/>
         </w:rPr>
-        <w:t>3、</w:t>
+        <w:t>向乙方支付违约金；逾期超过 15 个自然日的，乙方有权解除本合同并要求甲方一次性支付全部应付未付款项及违约金。</w:t>
+      </w:r>
+    </w:p>
+    <w:p>
+      <w:pPr>
+        <w:spacing w:line="336" w:lineRule="auto" w:after="40"/>
+      </w:pPr>
+      <w:r>
+        <w:rPr>
+          <w:b w:val="0"/>
+          <w:color w:val="000000"/>
+          <w:sz w:val="21"/>
+          <w:rFonts w:eastAsia="宋体" w:ascii="宋体" w:hAnsi="宋体"/>
+        </w:rPr>
+        <w:t>2、</w:t>
       </w:r>
       <w:r>
         <w:rPr>
@@ -2557,12 +2557,7 @@
           <w:highlight w:val="yellow"/>
           <w:rFonts w:eastAsia="宋体" w:ascii="宋体" w:hAnsi="宋体"/>
         </w:rPr>
-        <w:t>（鉴于第四条第 1 项乙方义务已基于《中华人民共和国个人信息保护法》第十三条、第二十三条之规定，未对参会名单及嘉宾联络方式作硬性提交承诺，本款关于「未在签订时提供参会名单」的违约责任不再适用，留为占位以备后续双方另行书面约定。）</w:t>
-      </w:r>
-    </w:p>
-    <w:p>
-      <w:r>
-        <w:br w:type="page"/>
+        <w:t>【双方确认】鉴于第四条第 1 项乙方仅就出席率承担「尽合理之力」的努力义务（非保证义务），且参会人数受活动行业自然波动、嘉宾临时变更等不可控因素影响，本款约定：除乙方故意或重大过失导致核心权益无法交付外，参会人数波动不构成乙方违约，亦不得作为甲方拒付、扣款或解除本合同的依据；本款关于「出席率违约金 / 不一致率违约金」相应不再适用，留为占位以备后续双方另行书面约定。</w:t>
       </w:r>
     </w:p>
     <w:p>
@@ -2576,7 +2571,7 @@
           <w:sz w:val="21"/>
           <w:rFonts w:eastAsia="宋体" w:ascii="宋体" w:hAnsi="宋体"/>
         </w:rPr>
-        <w:t>4、如乙方未按照本合同约定的用途使用甲方提供的赞助费或赞助物资等的，则甲方有权解除本合同，在本合同解除之日起的 5 个工作日内，乙方应返还甲方已提供的赞助费或赞助物资，同时向甲方支付</w:t>
+        <w:t>3、</w:t>
       </w:r>
       <w:r>
         <w:rPr>
@@ -2586,8 +2581,18 @@
           <w:highlight w:val="yellow"/>
           <w:rFonts w:eastAsia="宋体" w:ascii="宋体" w:hAnsi="宋体"/>
         </w:rPr>
-        <w:t>5,000</w:t>
-      </w:r>
+        <w:t>（鉴于第四条第 1 项乙方义务已基于《中华人民共和国个人信息保护法》第十三条、第二十三条之规定，未对参会名单及嘉宾联络方式作硬性提交承诺，本款关于「未在签订时提供参会名单」的违约责任不再适用，留为占位以备后续双方另行书面约定。）</w:t>
+      </w:r>
+    </w:p>
+    <w:p>
+      <w:r>
+        <w:br w:type="page"/>
+      </w:r>
+    </w:p>
+    <w:p>
+      <w:pPr>
+        <w:spacing w:line="336" w:lineRule="auto" w:after="40"/>
+      </w:pPr>
       <w:r>
         <w:rPr>
           <w:b w:val="0"/>
@@ -2595,7 +2600,7 @@
           <w:sz w:val="21"/>
           <w:rFonts w:eastAsia="宋体" w:ascii="宋体" w:hAnsi="宋体"/>
         </w:rPr>
-        <w:t>元违约金，并赔偿甲方因此遭受的全部损失。如逾期返还甲方已支付的赞助费、逾期支付违约金或逾期返还赞助物资的，则每逾期一日，乙方应向甲方支付</w:t>
+        <w:t>4、如乙方未按照本合同约定的用途使用甲方提供的赞助费或赞助物资等的，则甲方有权解除本合同，在本合同解除之日起的 5 个工作日内，乙方应返还甲方已提供的赞助费或赞助物资，同时向甲方支付</w:t>
       </w:r>
       <w:r>
         <w:rPr>
@@ -2605,7 +2610,7 @@
           <w:highlight w:val="yellow"/>
           <w:rFonts w:eastAsia="宋体" w:ascii="宋体" w:hAnsi="宋体"/>
         </w:rPr>
-        <w:t>100</w:t>
+        <w:t>5,000</w:t>
       </w:r>
       <w:r>
         <w:rPr>
@@ -2614,21 +2619,7 @@
           <w:sz w:val="21"/>
           <w:rFonts w:eastAsia="宋体" w:ascii="宋体" w:hAnsi="宋体"/>
         </w:rPr>
-        <w:t>元违约金。</w:t>
-      </w:r>
-    </w:p>
-    <w:p>
-      <w:pPr>
-        <w:spacing w:line="336" w:lineRule="auto" w:after="40"/>
-      </w:pPr>
-      <w:r>
-        <w:rPr>
-          <w:b w:val="0"/>
-          <w:color w:val="000000"/>
-          <w:sz w:val="21"/>
-          <w:rFonts w:eastAsia="宋体" w:ascii="宋体" w:hAnsi="宋体"/>
-        </w:rPr>
-        <w:t>5、</w:t>
+        <w:t>元违约金，并赔偿甲方因此遭受的全部损失。如逾期返还甲方已支付的赞助费、逾期支付违约金或逾期返还赞助物资的，则每逾期一日，乙方应向甲方支付</w:t>
       </w:r>
       <w:r>
         <w:rPr>
@@ -2638,7 +2629,30 @@
           <w:highlight w:val="yellow"/>
           <w:rFonts w:eastAsia="宋体" w:ascii="宋体" w:hAnsi="宋体"/>
         </w:rPr>
-        <w:t>【活动已完成 · 本款不再适用】鉴于本次活动已于 2026 年 5 月 22 日实际圆满完成，本款关于「活动无法如期举行」「逾期超过 10 日未举行」「活动取消违约金」等未来履约场景的违约责任不再适用，留为占位以备后续年度活动另行书面约定。</w:t>
+        <w:t>100</w:t>
+      </w:r>
+      <w:r>
+        <w:rPr>
+          <w:b w:val="0"/>
+          <w:color w:val="000000"/>
+          <w:sz w:val="21"/>
+          <w:rFonts w:eastAsia="宋体" w:ascii="宋体" w:hAnsi="宋体"/>
+        </w:rPr>
+        <w:t>元违约金。</w:t>
+      </w:r>
+    </w:p>
+    <w:p>
+      <w:pPr>
+        <w:spacing w:line="336" w:lineRule="auto" w:after="40"/>
+      </w:pPr>
+      <w:r>
+        <w:rPr>
+          <w:b w:val="0"/>
+          <w:color w:val="000000"/>
+          <w:sz w:val="21"/>
+          <w:rFonts w:eastAsia="宋体" w:ascii="宋体" w:hAnsi="宋体"/>
+        </w:rPr>
+        <w:t>5、</w:t>
       </w:r>
       <w:r>
         <w:rPr>
@@ -2648,49 +2662,7 @@
           <w:highlight w:val="yellow"/>
           <w:rFonts w:eastAsia="宋体" w:ascii="宋体" w:hAnsi="宋体"/>
         </w:rPr>
-        <w:t>（如未来双方就同类活动续签合同，前述违约场景应另行约定违约责任，且因不可抗力（参见第八条）导致活动无法举行的，乙方不承担违约责任。）</w:t>
-      </w:r>
-    </w:p>
-    <w:p>
-      <w:pPr>
-        <w:spacing w:line="336" w:lineRule="auto" w:after="40"/>
-      </w:pPr>
-      <w:r>
-        <w:rPr>
-          <w:b w:val="0"/>
-          <w:color w:val="000000"/>
-          <w:sz w:val="21"/>
-          <w:rFonts w:eastAsia="宋体" w:ascii="宋体" w:hAnsi="宋体"/>
-        </w:rPr>
-        <w:t>6、乙方违反保密义务的，应当按照本合同总价款的 30%向甲方支付违约金，如不足以弥补甲方损失的，应予补足。</w:t>
-      </w:r>
-    </w:p>
-    <w:p>
-      <w:pPr>
-        <w:spacing w:line="336" w:lineRule="auto" w:after="40"/>
-      </w:pPr>
-      <w:r>
-        <w:rPr>
-          <w:b w:val="0"/>
-          <w:color w:val="000000"/>
-          <w:sz w:val="21"/>
-          <w:rFonts w:eastAsia="宋体" w:ascii="宋体" w:hAnsi="宋体"/>
-        </w:rPr>
-        <w:t>7、除本合同另有约定外，本合同签订后，双方应严格履行合同义务，任何一方单方面终止合同的，应按照本合同总价款的 20%向对方支付违约金。</w:t>
-      </w:r>
-    </w:p>
-    <w:p>
-      <w:pPr>
-        <w:spacing w:line="336" w:lineRule="auto" w:after="40"/>
-      </w:pPr>
-      <w:r>
-        <w:rPr>
-          <w:b w:val="0"/>
-          <w:color w:val="000000"/>
-          <w:sz w:val="21"/>
-          <w:rFonts w:eastAsia="宋体" w:ascii="宋体" w:hAnsi="宋体"/>
-        </w:rPr>
-        <w:t>8、</w:t>
+        <w:t>【活动已完成 · 本款不再适用】鉴于本次活动已于 2026 年 5 月 22 日实际圆满完成，本款关于「活动无法如期举行」「逾期超过 10 日未举行」「活动取消违约金」等未来履约场景的违约责任不再适用，留为占位以备后续年度活动另行书面约定。</w:t>
       </w:r>
       <w:r>
         <w:rPr>
@@ -2700,7 +2672,49 @@
           <w:highlight w:val="yellow"/>
           <w:rFonts w:eastAsia="宋体" w:ascii="宋体" w:hAnsi="宋体"/>
         </w:rPr>
-        <w:t>除前述约定外，任何一方有其他违反本合同约定的情形的，违约方应赔偿给守约方因此遭受的直接、实际、可预见的经济损失。</w:t>
+        <w:t>（如未来双方就同类活动续签合同，前述违约场景应另行约定违约责任，且因不可抗力（参见第八条）导致活动无法举行的，乙方不承担违约责任。）</w:t>
+      </w:r>
+    </w:p>
+    <w:p>
+      <w:pPr>
+        <w:spacing w:line="336" w:lineRule="auto" w:after="40"/>
+      </w:pPr>
+      <w:r>
+        <w:rPr>
+          <w:b w:val="0"/>
+          <w:color w:val="000000"/>
+          <w:sz w:val="21"/>
+          <w:rFonts w:eastAsia="宋体" w:ascii="宋体" w:hAnsi="宋体"/>
+        </w:rPr>
+        <w:t>6、乙方违反保密义务的，应当按照本合同总价款的 30%向甲方支付违约金，如不足以弥补甲方损失的，应予补足。</w:t>
+      </w:r>
+    </w:p>
+    <w:p>
+      <w:pPr>
+        <w:spacing w:line="336" w:lineRule="auto" w:after="40"/>
+      </w:pPr>
+      <w:r>
+        <w:rPr>
+          <w:b w:val="0"/>
+          <w:color w:val="000000"/>
+          <w:sz w:val="21"/>
+          <w:rFonts w:eastAsia="宋体" w:ascii="宋体" w:hAnsi="宋体"/>
+        </w:rPr>
+        <w:t>7、除本合同另有约定外，本合同签订后，双方应严格履行合同义务，任何一方单方面终止合同的，应按照本合同总价款的 20%向对方支付违约金。</w:t>
+      </w:r>
+    </w:p>
+    <w:p>
+      <w:pPr>
+        <w:spacing w:line="336" w:lineRule="auto" w:after="40"/>
+      </w:pPr>
+      <w:r>
+        <w:rPr>
+          <w:b w:val="0"/>
+          <w:color w:val="000000"/>
+          <w:sz w:val="21"/>
+          <w:rFonts w:eastAsia="宋体" w:ascii="宋体" w:hAnsi="宋体"/>
+        </w:rPr>
+        <w:t>8、</w:t>
       </w:r>
       <w:r>
         <w:rPr>
@@ -2710,21 +2724,7 @@
           <w:highlight w:val="yellow"/>
           <w:rFonts w:eastAsia="宋体" w:ascii="宋体" w:hAnsi="宋体"/>
         </w:rPr>
-        <w:t>（双方明确：守约方主张的赔偿范围不包括间接损失、机会损失、商誉损失、惩罚性赔偿及《中华人民共和国民法典》第 584 条规定的违约方在订立合同时不可预见的损失。）</w:t>
-      </w:r>
-    </w:p>
-    <w:p>
-      <w:pPr>
-        <w:spacing w:line="336" w:lineRule="auto" w:after="40"/>
-      </w:pPr>
-      <w:r>
-        <w:rPr>
-          <w:b w:val="0"/>
-          <w:color w:val="000000"/>
-          <w:sz w:val="21"/>
-          <w:rFonts w:eastAsia="宋体" w:ascii="宋体" w:hAnsi="宋体"/>
-        </w:rPr>
-        <w:t>9、</w:t>
+        <w:t>除前述约定外，任何一方有其他违反本合同约定的情形的，违约方应赔偿给守约方因此遭受的直接、实际、可预见的经济损失。</w:t>
       </w:r>
       <w:r>
         <w:rPr>
@@ -2734,7 +2734,7 @@
           <w:highlight w:val="yellow"/>
           <w:rFonts w:eastAsia="宋体" w:ascii="宋体" w:hAnsi="宋体"/>
         </w:rPr>
-        <w:t>【单方扣款限制】甲方拟从应付未付乙方的合同款项中扣除本合同项下乙方应付的违约金及赔偿金等，应经乙方书面确认或经生效的人民法院判决/仲裁裁决文书确认后方可抵扣；不得未经协商和书面确认径行扣款。</w:t>
+        <w:t>（双方明确：守约方主张的赔偿范围不包括间接损失、机会损失、商誉损失、惩罚性赔偿及《中华人民共和国民法典》第 584 条规定的违约方在订立合同时不可预见的损失。）</w:t>
       </w:r>
     </w:p>
     <w:p>
@@ -2748,7 +2748,7 @@
           <w:sz w:val="21"/>
           <w:rFonts w:eastAsia="宋体" w:ascii="宋体" w:hAnsi="宋体"/>
         </w:rPr>
-        <w:t>10、</w:t>
+        <w:t>9、</w:t>
       </w:r>
       <w:r>
         <w:rPr>
@@ -2758,7 +2758,7 @@
           <w:highlight w:val="yellow"/>
           <w:rFonts w:eastAsia="宋体" w:ascii="宋体" w:hAnsi="宋体"/>
         </w:rPr>
-        <w:t>双方按本合同约定的违约责任主张赔偿时，除律师费、诉讼费、保全费等与争议解决直接相关的合理费用外，不得扩大解释、不得主张不可预见或间接性损失；甲方追究违约责任或索赔的具体范围以本合同约定为限。</w:t>
+        <w:t>【单方扣款限制】甲方拟从应付未付乙方的合同款项中扣除本合同项下乙方应付的违约金及赔偿金等，应经乙方书面确认或经生效的人民法院判决/仲裁裁决文书确认后方可抵扣；不得未经协商和书面确认径行扣款。</w:t>
       </w:r>
     </w:p>
     <w:p>
@@ -2772,7 +2772,7 @@
           <w:sz w:val="21"/>
           <w:rFonts w:eastAsia="宋体" w:ascii="宋体" w:hAnsi="宋体"/>
         </w:rPr>
-        <w:t>11、</w:t>
+        <w:t>10、</w:t>
       </w:r>
       <w:r>
         <w:rPr>
@@ -2782,7 +2782,31 @@
           <w:highlight w:val="yellow"/>
           <w:rFonts w:eastAsia="宋体" w:ascii="宋体" w:hAnsi="宋体"/>
         </w:rPr>
-        <w:t>【双方违约责任上限】除因故意、重大过失、保密义务（第六条）、知识产权侵权（第五条）情形外，乙方就本合同项下任何违约（含累计违约）向甲方承担的赔偿责任及违约金总额，不超过本合同含税总价款的 30%（即不超过人民币 30,900 元）；超过部分乙方不予承担。本款同样适用于甲方，甲方就其违约向乙方承担的赔偿责任及违约金总额亦不超过本合同含税总价款的 30%。</w:t>
+        <w:t>双方按本合同约定的违约责任主张赔偿时，除律师费、诉讼费、保全费等与争议解决直接相关的合理费用外，不得扩大解释、不得主张不可预见或间接性损失；甲方追究违约责任或索赔的具体范围以本合同约定为限。</w:t>
+      </w:r>
+    </w:p>
+    <w:p>
+      <w:pPr>
+        <w:spacing w:line="336" w:lineRule="auto" w:after="40"/>
+      </w:pPr>
+      <w:r>
+        <w:rPr>
+          <w:b w:val="0"/>
+          <w:color w:val="000000"/>
+          <w:sz w:val="21"/>
+          <w:rFonts w:eastAsia="宋体" w:ascii="宋体" w:hAnsi="宋体"/>
+        </w:rPr>
+        <w:t>11、</w:t>
+      </w:r>
+      <w:r>
+        <w:rPr>
+          <w:b/>
+          <w:color w:val="C00000"/>
+          <w:sz w:val="21"/>
+          <w:highlight w:val="yellow"/>
+          <w:rFonts w:eastAsia="宋体" w:ascii="宋体" w:hAnsi="宋体"/>
+        </w:rPr>
+        <w:t>【双方违约责任上限】除因故意、重大过失、保密义务（第六条）、知识产权侵权（第五条）情形外，乙方就本合同项下任何违约（含累计违约）向甲方承担的赔偿责任及违约金总额，不超过本合同总价款的 30%（即不超过人民币 30,000 元）；超过部分乙方不予承担。本款同样适用于甲方，甲方就其违约向乙方承担的赔偿责任及违约金总额亦不超过本合同总价款的 30%。</w:t>
       </w:r>
     </w:p>
     <w:p>

--- a/deliverables/绿城活动赞助合同(GTH-zzc-ppch-016-2022a)-补充填写版.docx
+++ b/deliverables/绿城活动赞助合同(GTH-zzc-ppch-016-2022a)-补充填写版.docx
@@ -800,7 +800,7 @@
           <w:highlight w:val="yellow"/>
           <w:rFonts w:eastAsia="宋体" w:ascii="宋体" w:hAnsi="宋体"/>
         </w:rPr>
-        <w:t>3% 简易征收开票：</w:t>
+        <w:t>1% 简易征收开票：</w:t>
       </w:r>
       <w:r>
         <w:rPr>
@@ -810,7 +810,7 @@
           <w:highlight w:val="yellow"/>
           <w:rFonts w:eastAsia="宋体" w:ascii="宋体" w:hAnsi="宋体"/>
         </w:rPr>
-        <w:t>若乙方就本合同项下收入因税务政策调整或资质未办妥等原因不符合免税条件，按小规模纳税人简易计税方式适用 3% 增值税征收率（或当时适用的减按 1% 等小规模纳税人优惠征收率）开具增值税普通发票，合同总价款 100,000 元保持不变，其中不含税价款约 97,087.38 元，增值税税金约 2,912.62 元（按 3% 测算；如按 1% 减征则税金为 990.10 元），乙方实际到账金额相应为不含税价款。</w:t>
+        <w:t>若乙方就本合同项下收入因税务政策调整或资质未办妥等原因不符合免税条件，按小规模纳税人简易计税方式适用 1% 增值税征收率开具增值税普通发票，合同总价款 100,000 元保持不变，其中不含税价款约 99,009.90 元，增值税税金约 990.10 元，乙方实际到账金额相应为含税价款。</w:t>
       </w:r>
     </w:p>
     <w:p>

--- a/deliverables/绿城活动赞助合同(GTH-zzc-ppch-016-2022a)-补充填写版.docx
+++ b/deliverables/绿城活动赞助合同(GTH-zzc-ppch-016-2022a)-补充填写版.docx
@@ -714,7 +714,7 @@
           <w:sz w:val="21"/>
           <w:rFonts w:eastAsia="宋体" w:ascii="宋体" w:hAnsi="宋体"/>
         </w:rPr>
-        <w:t>元整。</w:t>
+        <w:t>元整（含税）。</w:t>
       </w:r>
       <w:r>
         <w:rPr>
@@ -724,93 +724,7 @@
           <w:highlight w:val="yellow"/>
           <w:rFonts w:eastAsia="宋体" w:ascii="宋体" w:hAnsi="宋体"/>
         </w:rPr>
-        <w:t>乙方上海市杨浦区科技企业联合会系民办非企业单位（民办非企业法人），按小规模纳税人税务管理，仅向甲方开具增值税普通发票（不开具增值税专用发票）。乙方就本合同项下收入的开票方式按以下二者之一执行（具体以乙方在首次开票时的实际税务申报口径为准）：</w:t>
-      </w:r>
-      <w:r>
-        <w:rPr>
-          <w:b w:val="0"/>
-          <w:color w:val="000000"/>
-          <w:sz w:val="21"/>
-          <w:rFonts w:eastAsia="宋体" w:ascii="宋体" w:hAnsi="宋体"/>
-        </w:rPr>
-      </w:r>
-    </w:p>
-    <w:p>
-      <w:pPr>
-        <w:spacing w:line="336" w:lineRule="auto" w:after="40"/>
-      </w:pPr>
-      <w:r>
-        <w:rPr>
-          <w:b w:val="0"/>
-          <w:color w:val="000000"/>
-          <w:sz w:val="21"/>
-          <w:rFonts w:eastAsia="宋体" w:ascii="宋体" w:hAnsi="宋体"/>
-        </w:rPr>
-        <w:t>（1）</w:t>
-      </w:r>
-      <w:r>
-        <w:rPr>
-          <w:b/>
-          <w:color w:val="C00000"/>
-          <w:sz w:val="21"/>
-          <w:highlight w:val="yellow"/>
-          <w:rFonts w:eastAsia="宋体" w:ascii="宋体" w:hAnsi="宋体"/>
-        </w:rPr>
-        <w:t>免税开票：</w:t>
-      </w:r>
-      <w:r>
-        <w:rPr>
-          <w:b/>
-          <w:color w:val="C00000"/>
-          <w:sz w:val="21"/>
-          <w:highlight w:val="yellow"/>
-          <w:rFonts w:eastAsia="宋体" w:ascii="宋体" w:hAnsi="宋体"/>
-        </w:rPr>
-        <w:t>若乙方就本合同项下收入符合非营利组织增值税免税条件（依据：财税〔2014〕13 号《关于非营利组织免税资格认定管理有关问题的通知》、财税〔2016〕36 号《关于全面推开营业税改征增值税试点的通知》附件 3 及其他非营利组织相关税收规定），乙方按免税口径开具增值税普通发票，发票适用税率栏标注为「免税」，</w:t>
-      </w:r>
-      <w:r>
-        <w:rPr>
-          <w:b/>
-          <w:color w:val="C00000"/>
-          <w:sz w:val="21"/>
-          <w:highlight w:val="yellow"/>
-          <w:rFonts w:eastAsia="宋体" w:ascii="宋体" w:hAnsi="宋体"/>
-        </w:rPr>
-        <w:t>票面金额为合同总价款 100,000 元，无需另行加收增值税，乙方实际到账金额为 100,000 元。</w:t>
-      </w:r>
-    </w:p>
-    <w:p>
-      <w:pPr>
-        <w:spacing w:line="336" w:lineRule="auto" w:after="40"/>
-      </w:pPr>
-      <w:r>
-        <w:rPr>
-          <w:b w:val="0"/>
-          <w:color w:val="000000"/>
-          <w:sz w:val="21"/>
-          <w:rFonts w:eastAsia="宋体" w:ascii="宋体" w:hAnsi="宋体"/>
-        </w:rPr>
-        <w:t>（2）</w:t>
-      </w:r>
-      <w:r>
-        <w:rPr>
-          <w:b/>
-          <w:color w:val="C00000"/>
-          <w:sz w:val="21"/>
-          <w:highlight w:val="yellow"/>
-          <w:rFonts w:eastAsia="宋体" w:ascii="宋体" w:hAnsi="宋体"/>
-        </w:rPr>
-        <w:t>1% 简易征收开票：</w:t>
-      </w:r>
-      <w:r>
-        <w:rPr>
-          <w:b/>
-          <w:color w:val="C00000"/>
-          <w:sz w:val="21"/>
-          <w:highlight w:val="yellow"/>
-          <w:rFonts w:eastAsia="宋体" w:ascii="宋体" w:hAnsi="宋体"/>
-        </w:rPr>
-        <w:t>若乙方就本合同项下收入因税务政策调整或资质未办妥等原因不符合免税条件，按小规模纳税人简易计税方式适用 1% 增值税征收率开具增值税普通发票，合同总价款 100,000 元保持不变，其中不含税价款约 99,009.90 元，增值税税金约 990.10 元，乙方实际到账金额相应为含税价款。</w:t>
+        <w:t>乙方上海市杨浦区科技企业联合会系民办非企业单位（民办非企业法人），按小规模纳税人税务管理，按小规模纳税人简易计税方式适用 1% 增值税征收率向甲方开具增值税普通发票（不开具增值税专用发票）。合同总价款 100,000 元保持不变，其中不含税价款约 99,009.90 元，增值税税金约 990.10 元，乙方实际到账金额相应为含税价款。</w:t>
       </w:r>
     </w:p>
     <w:p>
